--- a/NUEVO FISERV/LifeCycleNotification/Análisis Bajo Nivel - LifeCycleNotification.docx
+++ b/NUEVO FISERV/LifeCycleNotification/Análisis Bajo Nivel - LifeCycleNotification.docx
@@ -8,14 +8,16 @@
         <w:bidi w:val="0"/>
         <w:ind w:hanging="0" w:start="0" w:end="0"/>
         <w:jc w:val="center"/>
-        <w:rPr/>
+        <w:rPr>
+          <w:color w:val="0066CC"/>
+        </w:rPr>
       </w:pPr>
       <w:r>
         <w:rPr>
           <w:rFonts w:ascii="Calibri" w:hAnsi="Calibri"/>
           <w:b/>
           <w:bCs/>
-          <w:color w:val="3465A4"/>
+          <w:color w:val="0066CC"/>
           <w:sz w:val="26"/>
           <w:szCs w:val="26"/>
         </w:rPr>
@@ -742,9 +744,22 @@
           <w:szCs w:val="22"/>
           <w:shd w:fill="FFFFFE" w:val="clear"/>
         </w:rPr>
-        <w:t xml:space="preserve">Información faltante </w:t>
+        <w:t>Información faltante del campo encryptData:</w:t>
       </w:r>
-      <w:r>
+    </w:p>
+    <w:p>
+      <w:pPr>
+        <w:pStyle w:val="Normal"/>
+        <w:numPr>
+          <w:ilvl w:val="0"/>
+          <w:numId w:val="1"/>
+        </w:numPr>
+        <w:tabs>
+          <w:tab w:val="clear" w:pos="709"/>
+          <w:tab w:val="left" w:pos="0" w:leader="none"/>
+        </w:tabs>
+        <w:ind w:hanging="283" w:start="709" w:end="0"/>
+        <w:jc w:val="both"/>
         <w:rPr>
           <w:rFonts w:ascii="Calibri" w:hAnsi="Calibri"/>
           <w:b/>
@@ -754,8 +769,7 @@
           <w:szCs w:val="22"/>
           <w:shd w:fill="FFFFFE" w:val="clear"/>
         </w:rPr>
-        <w:t>del campo encryptData</w:t>
-      </w:r>
+      </w:pPr>
       <w:r>
         <w:rPr>
           <w:rFonts w:ascii="Calibri" w:hAnsi="Calibri"/>
@@ -766,7 +780,7 @@
           <w:szCs w:val="22"/>
           <w:shd w:fill="FFFFFE" w:val="clear"/>
         </w:rPr>
-        <w:t>:</w:t>
+        <w:t>Información faltante del campo encryptData:</w:t>
       </w:r>
     </w:p>
     <w:p>
@@ -853,6 +867,64 @@
           <w:szCs w:val="20"/>
           <w:shd w:fill="FFFFFE" w:val="clear"/>
         </w:rPr>
+        <w:t>streetName</w:t>
+      </w:r>
+    </w:p>
+    <w:p>
+      <w:pPr>
+        <w:pStyle w:val="Normal"/>
+        <w:numPr>
+          <w:ilvl w:val="6"/>
+          <w:numId w:val="1"/>
+        </w:numPr>
+        <w:tabs>
+          <w:tab w:val="clear" w:pos="709"/>
+          <w:tab w:val="left" w:pos="0" w:leader="none"/>
+        </w:tabs>
+        <w:ind w:hanging="283" w:start="1418"/>
+        <w:jc w:val="both"/>
+        <w:rPr/>
+      </w:pPr>
+      <w:r>
+        <w:rPr>
+          <w:rStyle w:val="Strong"/>
+          <w:rFonts w:ascii="Calibri" w:hAnsi="Calibri"/>
+          <w:b w:val="false"/>
+          <w:bCs w:val="false"/>
+          <w:color w:val="000000"/>
+          <w:sz w:val="20"/>
+          <w:szCs w:val="20"/>
+          <w:shd w:fill="FFFFFE" w:val="clear"/>
+        </w:rPr>
+        <w:t>buildingNumber</w:t>
+      </w:r>
+    </w:p>
+    <w:p>
+      <w:pPr>
+        <w:pStyle w:val="Normal"/>
+        <w:numPr>
+          <w:ilvl w:val="6"/>
+          <w:numId w:val="1"/>
+        </w:numPr>
+        <w:tabs>
+          <w:tab w:val="clear" w:pos="709"/>
+          <w:tab w:val="left" w:pos="0" w:leader="none"/>
+        </w:tabs>
+        <w:ind w:hanging="283" w:start="1418"/>
+        <w:jc w:val="both"/>
+        <w:rPr/>
+      </w:pPr>
+      <w:r>
+        <w:rPr>
+          <w:rStyle w:val="Strong"/>
+          <w:rFonts w:ascii="Calibri" w:hAnsi="Calibri"/>
+          <w:b w:val="false"/>
+          <w:bCs w:val="false"/>
+          <w:color w:val="000000"/>
+          <w:sz w:val="20"/>
+          <w:szCs w:val="20"/>
+          <w:shd w:fill="FFFFFE" w:val="clear"/>
+        </w:rPr>
         <w:t>postCode</w:t>
       </w:r>
     </w:p>
@@ -946,6 +1018,310 @@
     <w:p>
       <w:pPr>
         <w:pStyle w:val="Normal"/>
+        <w:numPr>
+          <w:ilvl w:val="0"/>
+          <w:numId w:val="1"/>
+        </w:numPr>
+        <w:tabs>
+          <w:tab w:val="clear" w:pos="709"/>
+          <w:tab w:val="left" w:pos="0" w:leader="none"/>
+        </w:tabs>
+        <w:ind w:hanging="283" w:start="1418"/>
+        <w:jc w:val="both"/>
+        <w:rPr>
+          <w:rStyle w:val="Strong"/>
+          <w:rFonts w:ascii="Calibri" w:hAnsi="Calibri"/>
+          <w:b w:val="false"/>
+          <w:bCs w:val="false"/>
+          <w:color w:val="000000"/>
+          <w:sz w:val="20"/>
+          <w:szCs w:val="20"/>
+          <w:shd w:fill="FFFFFE" w:val="clear"/>
+        </w:rPr>
+      </w:pPr>
+      <w:r>
+        <w:rPr>
+          <w:rFonts w:ascii="Calibri" w:hAnsi="Calibri"/>
+          <w:b w:val="false"/>
+          <w:bCs w:val="false"/>
+          <w:color w:val="000000"/>
+          <w:sz w:val="20"/>
+          <w:szCs w:val="20"/>
+          <w:shd w:fill="FFFFFE" w:val="clear"/>
+        </w:rPr>
+      </w:r>
+    </w:p>
+    <w:p>
+      <w:pPr>
+        <w:pStyle w:val="Normal"/>
+        <w:numPr>
+          <w:ilvl w:val="0"/>
+          <w:numId w:val="1"/>
+        </w:numPr>
+        <w:tabs>
+          <w:tab w:val="clear" w:pos="709"/>
+          <w:tab w:val="left" w:pos="0" w:leader="none"/>
+        </w:tabs>
+        <w:ind w:hanging="283" w:start="709" w:end="0"/>
+        <w:jc w:val="both"/>
+        <w:rPr>
+          <w:rFonts w:ascii="Calibri" w:hAnsi="Calibri"/>
+          <w:b/>
+          <w:bCs/>
+          <w:color w:val="0066CC"/>
+          <w:sz w:val="22"/>
+          <w:szCs w:val="22"/>
+          <w:shd w:fill="FFFFFE" w:val="clear"/>
+        </w:rPr>
+      </w:pPr>
+      <w:r>
+        <w:rPr>
+          <w:rFonts w:ascii="Calibri" w:hAnsi="Calibri"/>
+          <w:b/>
+          <w:bCs/>
+          <w:color w:val="0066CC"/>
+          <w:sz w:val="22"/>
+          <w:szCs w:val="22"/>
+          <w:shd w:fill="FFFFFE" w:val="clear"/>
+        </w:rPr>
+        <w:t>Información faltante del resto del request:</w:t>
+      </w:r>
+    </w:p>
+    <w:p>
+      <w:pPr>
+        <w:pStyle w:val="Normal"/>
+        <w:numPr>
+          <w:ilvl w:val="6"/>
+          <w:numId w:val="1"/>
+        </w:numPr>
+        <w:tabs>
+          <w:tab w:val="clear" w:pos="709"/>
+          <w:tab w:val="left" w:pos="0" w:leader="none"/>
+        </w:tabs>
+        <w:ind w:hanging="283" w:start="1418"/>
+        <w:jc w:val="both"/>
+        <w:rPr/>
+      </w:pPr>
+      <w:r>
+        <w:rPr>
+          <w:rStyle w:val="Strong"/>
+          <w:rFonts w:ascii="Calibri" w:hAnsi="Calibri"/>
+          <w:b w:val="false"/>
+          <w:bCs w:val="false"/>
+          <w:color w:val="000000"/>
+          <w:sz w:val="20"/>
+          <w:szCs w:val="20"/>
+          <w:shd w:fill="FFFFFE" w:val="clear"/>
+        </w:rPr>
+        <w:t>configurationId</w:t>
+      </w:r>
+    </w:p>
+    <w:p>
+      <w:pPr>
+        <w:pStyle w:val="Normal"/>
+        <w:numPr>
+          <w:ilvl w:val="6"/>
+          <w:numId w:val="1"/>
+        </w:numPr>
+        <w:tabs>
+          <w:tab w:val="clear" w:pos="709"/>
+          <w:tab w:val="left" w:pos="0" w:leader="none"/>
+        </w:tabs>
+        <w:ind w:hanging="283" w:start="1418"/>
+        <w:jc w:val="both"/>
+        <w:rPr/>
+      </w:pPr>
+      <w:r>
+        <w:rPr>
+          <w:rStyle w:val="Strong"/>
+          <w:rFonts w:ascii="Calibri" w:hAnsi="Calibri"/>
+          <w:b w:val="false"/>
+          <w:bCs w:val="false"/>
+          <w:color w:val="000000"/>
+          <w:sz w:val="20"/>
+          <w:szCs w:val="20"/>
+          <w:shd w:fill="FFFFFE" w:val="clear"/>
+        </w:rPr>
+        <w:t>assetId</w:t>
+      </w:r>
+    </w:p>
+    <w:p>
+      <w:pPr>
+        <w:pStyle w:val="Normal"/>
+        <w:numPr>
+          <w:ilvl w:val="6"/>
+          <w:numId w:val="1"/>
+        </w:numPr>
+        <w:tabs>
+          <w:tab w:val="clear" w:pos="709"/>
+          <w:tab w:val="left" w:pos="0" w:leader="none"/>
+        </w:tabs>
+        <w:ind w:hanging="283" w:start="1418"/>
+        <w:jc w:val="both"/>
+        <w:rPr/>
+      </w:pPr>
+      <w:r>
+        <w:rPr>
+          <w:rStyle w:val="Strong"/>
+          <w:rFonts w:ascii="Calibri" w:hAnsi="Calibri"/>
+          <w:b w:val="false"/>
+          <w:bCs w:val="false"/>
+          <w:color w:val="000000"/>
+          <w:sz w:val="20"/>
+          <w:szCs w:val="20"/>
+          <w:shd w:fill="FFFFFE" w:val="clear"/>
+        </w:rPr>
+        <w:t>activeTokenCount</w:t>
+      </w:r>
+    </w:p>
+    <w:p>
+      <w:pPr>
+        <w:pStyle w:val="Normal"/>
+        <w:numPr>
+          <w:ilvl w:val="6"/>
+          <w:numId w:val="1"/>
+        </w:numPr>
+        <w:tabs>
+          <w:tab w:val="clear" w:pos="709"/>
+          <w:tab w:val="left" w:pos="0" w:leader="none"/>
+        </w:tabs>
+        <w:ind w:hanging="283" w:start="1418"/>
+        <w:jc w:val="both"/>
+        <w:rPr/>
+      </w:pPr>
+      <w:r>
+        <w:rPr>
+          <w:rStyle w:val="Strong"/>
+          <w:rFonts w:ascii="Calibri" w:hAnsi="Calibri"/>
+          <w:b w:val="false"/>
+          <w:bCs w:val="false"/>
+          <w:color w:val="000000"/>
+          <w:sz w:val="20"/>
+          <w:szCs w:val="20"/>
+          <w:shd w:fill="FFFFFE" w:val="clear"/>
+        </w:rPr>
+        <w:t>activationAttempts</w:t>
+      </w:r>
+    </w:p>
+    <w:p>
+      <w:pPr>
+        <w:pStyle w:val="Normal"/>
+        <w:numPr>
+          <w:ilvl w:val="6"/>
+          <w:numId w:val="1"/>
+        </w:numPr>
+        <w:tabs>
+          <w:tab w:val="clear" w:pos="709"/>
+          <w:tab w:val="left" w:pos="0" w:leader="none"/>
+        </w:tabs>
+        <w:ind w:hanging="283" w:start="1418"/>
+        <w:jc w:val="both"/>
+        <w:rPr/>
+      </w:pPr>
+      <w:r>
+        <w:rPr>
+          <w:rStyle w:val="Strong"/>
+          <w:rFonts w:ascii="Calibri" w:hAnsi="Calibri"/>
+          <w:b w:val="false"/>
+          <w:bCs w:val="false"/>
+          <w:color w:val="000000"/>
+          <w:sz w:val="20"/>
+          <w:szCs w:val="20"/>
+          <w:shd w:fill="FFFFFE" w:val="clear"/>
+        </w:rPr>
+        <w:t>decision</w:t>
+      </w:r>
+    </w:p>
+    <w:p>
+      <w:pPr>
+        <w:pStyle w:val="Normal"/>
+        <w:numPr>
+          <w:ilvl w:val="6"/>
+          <w:numId w:val="1"/>
+        </w:numPr>
+        <w:tabs>
+          <w:tab w:val="clear" w:pos="709"/>
+          <w:tab w:val="left" w:pos="0" w:leader="none"/>
+        </w:tabs>
+        <w:ind w:hanging="283" w:start="1418"/>
+        <w:jc w:val="both"/>
+        <w:rPr/>
+      </w:pPr>
+      <w:r>
+        <w:rPr>
+          <w:rStyle w:val="Strong"/>
+          <w:rFonts w:ascii="Calibri" w:hAnsi="Calibri"/>
+          <w:b w:val="false"/>
+          <w:bCs w:val="false"/>
+          <w:color w:val="000000"/>
+          <w:sz w:val="20"/>
+          <w:szCs w:val="20"/>
+          <w:shd w:fill="FFFFFE" w:val="clear"/>
+        </w:rPr>
+        <w:t>decisionMadeBy</w:t>
+      </w:r>
+    </w:p>
+    <w:p>
+      <w:pPr>
+        <w:pStyle w:val="Normal"/>
+        <w:numPr>
+          <w:ilvl w:val="6"/>
+          <w:numId w:val="1"/>
+        </w:numPr>
+        <w:tabs>
+          <w:tab w:val="clear" w:pos="709"/>
+          <w:tab w:val="left" w:pos="0" w:leader="none"/>
+        </w:tabs>
+        <w:ind w:hanging="283" w:start="1418"/>
+        <w:jc w:val="both"/>
+        <w:rPr/>
+      </w:pPr>
+      <w:r>
+        <w:rPr>
+          <w:rStyle w:val="Strong"/>
+          <w:rFonts w:ascii="Calibri" w:hAnsi="Calibri"/>
+          <w:b w:val="false"/>
+          <w:bCs w:val="false"/>
+          <w:color w:val="000000"/>
+          <w:sz w:val="20"/>
+          <w:szCs w:val="20"/>
+          <w:shd w:fill="FFFFFE" w:val="clear"/>
+        </w:rPr>
+        <w:t>tokenAssuranceLevel</w:t>
+      </w:r>
+    </w:p>
+    <w:p>
+      <w:pPr>
+        <w:pStyle w:val="Normal"/>
+        <w:numPr>
+          <w:ilvl w:val="6"/>
+          <w:numId w:val="1"/>
+        </w:numPr>
+        <w:tabs>
+          <w:tab w:val="clear" w:pos="709"/>
+          <w:tab w:val="left" w:pos="0" w:leader="none"/>
+        </w:tabs>
+        <w:ind w:hanging="283" w:start="1418"/>
+        <w:jc w:val="both"/>
+        <w:rPr/>
+      </w:pPr>
+      <w:r>
+        <w:rPr>
+          <w:rStyle w:val="Strong"/>
+          <w:rFonts w:ascii="Calibri" w:hAnsi="Calibri"/>
+          <w:b w:val="false"/>
+          <w:bCs w:val="false"/>
+          <w:color w:val="000000"/>
+          <w:sz w:val="20"/>
+          <w:szCs w:val="20"/>
+          <w:shd w:fill="FFFFFE" w:val="clear"/>
+        </w:rPr>
+        <w:t>tokenServicesRequested</w:t>
+      </w:r>
+    </w:p>
+    <w:p>
+      <w:pPr>
+        <w:pStyle w:val="Normal"/>
         <w:tabs>
           <w:tab w:val="clear" w:pos="709"/>
           <w:tab w:val="left" w:pos="0" w:leader="none"/>
@@ -1231,7 +1607,7 @@
           <w:u w:val="none"/>
           <w:shd w:fill="FFFFFE" w:val="clear"/>
         </w:rPr>
-        <w:t>url para VISA:</w:t>
+        <w:t>Para el proceso de peticiones para VISA hacia fiserv se seguirá usando tanto el request proveniente de HST como la url actual:</w:t>
       </w:r>
     </w:p>
     <w:p>
@@ -1316,7 +1692,7 @@
           <w:u w:val="none"/>
           <w:shd w:fill="FFFFFE" w:val="clear"/>
         </w:rPr>
-        <w:t>url para MASTERCARD:</w:t>
+        <w:t>En cuanto a las peticiones que se manden a MASTERCARD, el resquet que manda actualmente HST no será funcional en su totalidad, ya que el request requerido para el consumo de la nueva url de fiserv:</w:t>
       </w:r>
     </w:p>
     <w:p>
@@ -1327,22 +1703,134 @@
         <w:jc w:val="start"/>
         <w:rPr/>
       </w:pPr>
+      <w:hyperlink r:id="rId3">
+        <w:r>
+          <w:rPr>
+            <w:rStyle w:val="Hyperlink"/>
+            <w:rFonts w:ascii="Calibri" w:hAnsi="Calibri"/>
+            <w:b/>
+            <w:bCs/>
+            <w:color w:val="000000"/>
+            <w:sz w:val="20"/>
+            <w:szCs w:val="20"/>
+            <w:u w:val="single"/>
+            <w:shd w:fill="FFFFFE" w:val="clear"/>
+          </w:rPr>
+          <w:t>https://connect-cert.fiservapps.com/fv-gfs-apis-tsp-mc-ca/v1/card-tokenization/provisioning/update</w:t>
+        </w:r>
+      </w:hyperlink>
+    </w:p>
+    <w:p>
+      <w:pPr>
+        <w:pStyle w:val="Normal"/>
+        <w:tabs>
+          <w:tab w:val="clear" w:pos="709"/>
+          <w:tab w:val="left" w:pos="0" w:leader="none"/>
+        </w:tabs>
+        <w:ind w:hanging="0" w:start="709" w:end="0"/>
+        <w:jc w:val="both"/>
+        <w:rPr>
+          <w:i w:val="false"/>
+          <w:i w:val="false"/>
+          <w:iCs w:val="false"/>
+          <w:u w:val="none"/>
+        </w:rPr>
+      </w:pPr>
       <w:r>
         <w:rPr>
           <w:rStyle w:val="Strong"/>
           <w:rFonts w:ascii="Calibri" w:hAnsi="Calibri"/>
           <w:b/>
           <w:bCs/>
-          <w:color w:val="000000"/>
-          <w:sz w:val="20"/>
-          <w:szCs w:val="20"/>
-          <w:u w:val="single"/>
+          <w:i w:val="false"/>
+          <w:iCs w:val="false"/>
+          <w:color w:val="0066CC"/>
+          <w:sz w:val="22"/>
+          <w:szCs w:val="22"/>
+          <w:u w:val="none"/>
           <w:shd w:fill="FFFFFE" w:val="clear"/>
         </w:rPr>
-        <w:t>https://connect-cert.fiservapps.com/fv-gfs-apis-tsp-mc-ca/v1/card-tokenization/provisioning/update</w:t>
+        <w:t>requiere mayor información y conocer como se realizará el mapeo de los siguientes campos:</w:t>
       </w:r>
+    </w:p>
+    <w:p>
+      <w:pPr>
+        <w:pStyle w:val="Normal"/>
+        <w:tabs>
+          <w:tab w:val="clear" w:pos="709"/>
+          <w:tab w:val="left" w:pos="0" w:leader="none"/>
+        </w:tabs>
+        <w:ind w:hanging="0" w:start="709" w:end="0"/>
+        <w:jc w:val="both"/>
+        <w:rPr>
+          <w:i w:val="false"/>
+          <w:i w:val="false"/>
+          <w:iCs w:val="false"/>
+          <w:u w:val="none"/>
+        </w:rPr>
+      </w:pPr>
       <w:r>
-        <w:br w:type="page"/>
+        <w:rPr/>
+      </w:r>
+    </w:p>
+    <w:p>
+      <w:pPr>
+        <w:pStyle w:val="Normal"/>
+        <w:tabs>
+          <w:tab w:val="clear" w:pos="709"/>
+          <w:tab w:val="left" w:pos="0" w:leader="none"/>
+        </w:tabs>
+        <w:ind w:hanging="0" w:start="709" w:end="0"/>
+        <w:jc w:val="both"/>
+        <w:rPr>
+          <w:i w:val="false"/>
+          <w:i w:val="false"/>
+          <w:iCs w:val="false"/>
+          <w:u w:val="none"/>
+        </w:rPr>
+      </w:pPr>
+      <w:r>
+        <w:rPr/>
+      </w:r>
+    </w:p>
+    <w:p>
+      <w:pPr>
+        <w:pStyle w:val="Normal"/>
+        <w:tabs>
+          <w:tab w:val="clear" w:pos="709"/>
+          <w:tab w:val="left" w:pos="0" w:leader="none"/>
+        </w:tabs>
+        <w:ind w:hanging="0" w:start="709" w:end="0"/>
+        <w:jc w:val="both"/>
+        <w:rPr>
+          <w:i w:val="false"/>
+          <w:i w:val="false"/>
+          <w:iCs w:val="false"/>
+          <w:u w:val="none"/>
+        </w:rPr>
+      </w:pPr>
+      <w:r>
+        <w:rPr/>
+      </w:r>
+    </w:p>
+    <w:p>
+      <w:pPr>
+        <w:pStyle w:val="Normal"/>
+        <w:tabs>
+          <w:tab w:val="clear" w:pos="709"/>
+          <w:tab w:val="left" w:pos="0" w:leader="none"/>
+        </w:tabs>
+        <w:ind w:hanging="0" w:start="709" w:end="0"/>
+        <w:jc w:val="both"/>
+        <w:rPr>
+          <w:i w:val="false"/>
+          <w:i w:val="false"/>
+          <w:iCs w:val="false"/>
+          <w:u w:val="none"/>
+        </w:rPr>
+      </w:pPr>
+      <w:r>
+        <w:rPr/>
       </w:r>
     </w:p>
     <w:p>
@@ -1355,35 +1843,6 @@
         <w:ind w:hanging="0" w:start="709" w:end="0"/>
         <w:jc w:val="start"/>
         <w:rPr>
-          <w:rFonts w:ascii="Calibri" w:hAnsi="Calibri"/>
-          <w:b/>
-          <w:bCs/>
-          <w:color w:val="3465A4"/>
-          <w:sz w:val="22"/>
-          <w:szCs w:val="22"/>
-        </w:rPr>
-      </w:pPr>
-      <w:r>
-        <w:rPr>
-          <w:rFonts w:ascii="Calibri" w:hAnsi="Calibri"/>
-          <w:b/>
-          <w:bCs/>
-          <w:color w:val="3465A4"/>
-          <w:sz w:val="22"/>
-          <w:szCs w:val="22"/>
-        </w:rPr>
-      </w:r>
-    </w:p>
-    <w:p>
-      <w:pPr>
-        <w:pStyle w:val="BodyText"/>
-        <w:widowControl/>
-        <w:suppressAutoHyphens w:val="true"/>
-        <w:bidi w:val="0"/>
-        <w:spacing w:lineRule="exact" w:line="170" w:before="0" w:after="0"/>
-        <w:ind w:hanging="0" w:start="709" w:end="0"/>
-        <w:jc w:val="start"/>
-        <w:rPr>
           <w:rFonts w:ascii="Courier New" w:hAnsi="Courier New" w:eastAsia="NSimSun" w:cs="Arial"/>
           <w:b/>
           <w:bCs/>
@@ -1410,14 +1869,13 @@
     <w:p>
       <w:pPr>
         <w:pStyle w:val="Normal"/>
-        <w:bidi w:val="0"/>
         <w:ind w:hanging="0" w:start="0" w:end="0"/>
         <w:jc w:val="center"/>
         <w:rPr>
           <w:rFonts w:ascii="Calibri" w:hAnsi="Calibri"/>
           <w:b/>
           <w:bCs/>
-          <w:color w:val="3465A4"/>
+          <w:color w:val="0066CC"/>
           <w:sz w:val="26"/>
           <w:szCs w:val="26"/>
         </w:rPr>
@@ -1427,7 +1885,7 @@
           <w:rFonts w:ascii="Calibri" w:hAnsi="Calibri"/>
           <w:b/>
           <w:bCs/>
-          <w:color w:val="3465A4"/>
+          <w:color w:val="0066CC"/>
           <w:sz w:val="26"/>
           <w:szCs w:val="26"/>
         </w:rPr>
@@ -1474,15 +1932,16 @@
         </w:tblCellMar>
       </w:tblPr>
       <w:tblGrid>
-        <w:gridCol w:w="3324"/>
-        <w:gridCol w:w="3324"/>
-        <w:gridCol w:w="3324"/>
+        <w:gridCol w:w="2492"/>
+        <w:gridCol w:w="3117"/>
+        <w:gridCol w:w="2782"/>
+        <w:gridCol w:w="1580"/>
       </w:tblGrid>
       <w:tr>
         <w:trPr/>
         <w:tc>
           <w:tcPr>
-            <w:tcW w:w="3324" w:type="dxa"/>
+            <w:tcW w:w="2492" w:type="dxa"/>
             <w:tcBorders>
               <w:top w:val="single" w:sz="4" w:space="0" w:color="000000"/>
               <w:start w:val="single" w:sz="4" w:space="0" w:color="000000"/>
@@ -1500,6 +1959,7 @@
                 <w:color w:val="000000"/>
                 <w:sz w:val="20"/>
                 <w:szCs w:val="20"/>
+                <w:highlight w:val="none"/>
                 <w:shd w:fill="FFFFFF" w:val="clear"/>
               </w:rPr>
             </w:pPr>
@@ -1518,7 +1978,7 @@
         </w:tc>
         <w:tc>
           <w:tcPr>
-            <w:tcW w:w="3324" w:type="dxa"/>
+            <w:tcW w:w="3117" w:type="dxa"/>
             <w:tcBorders>
               <w:top w:val="single" w:sz="4" w:space="0" w:color="000000"/>
               <w:start w:val="single" w:sz="4" w:space="0" w:color="000000"/>
@@ -1536,6 +1996,7 @@
                 <w:color w:val="000000"/>
                 <w:sz w:val="20"/>
                 <w:szCs w:val="20"/>
+                <w:highlight w:val="none"/>
                 <w:shd w:fill="FFFFFF" w:val="clear"/>
               </w:rPr>
             </w:pPr>
@@ -1554,12 +2015,11 @@
         </w:tc>
         <w:tc>
           <w:tcPr>
-            <w:tcW w:w="3324" w:type="dxa"/>
+            <w:tcW w:w="2782" w:type="dxa"/>
             <w:tcBorders>
               <w:top w:val="single" w:sz="4" w:space="0" w:color="000000"/>
               <w:start w:val="single" w:sz="4" w:space="0" w:color="000000"/>
               <w:bottom w:val="single" w:sz="4" w:space="0" w:color="000000"/>
-              <w:end w:val="single" w:sz="4" w:space="0" w:color="000000"/>
             </w:tcBorders>
           </w:tcPr>
           <w:p>
@@ -1573,6 +2033,7 @@
                 <w:color w:val="000000"/>
                 <w:sz w:val="20"/>
                 <w:szCs w:val="20"/>
+                <w:highlight w:val="none"/>
                 <w:shd w:fill="FFFFFF" w:val="clear"/>
               </w:rPr>
             </w:pPr>
@@ -1585,6 +2046,44 @@
                 <w:szCs w:val="20"/>
                 <w:shd w:fill="FFFFFF" w:val="clear"/>
               </w:rPr>
+              <w:t>OBSERVACIONES</w:t>
+            </w:r>
+          </w:p>
+        </w:tc>
+        <w:tc>
+          <w:tcPr>
+            <w:tcW w:w="1580" w:type="dxa"/>
+            <w:tcBorders>
+              <w:top w:val="single" w:sz="4" w:space="0" w:color="000000"/>
+              <w:start w:val="single" w:sz="4" w:space="0" w:color="000000"/>
+              <w:bottom w:val="single" w:sz="4" w:space="0" w:color="000000"/>
+              <w:end w:val="single" w:sz="4" w:space="0" w:color="000000"/>
+            </w:tcBorders>
+          </w:tcPr>
+          <w:p>
+            <w:pPr>
+              <w:pStyle w:val="Contenidodelatabla"/>
+              <w:spacing w:lineRule="exact" w:line="198"/>
+              <w:jc w:val="center"/>
+              <w:rPr>
+                <w:b/>
+                <w:bCs/>
+                <w:color w:val="000000"/>
+                <w:sz w:val="20"/>
+                <w:szCs w:val="20"/>
+                <w:highlight w:val="none"/>
+                <w:shd w:fill="FFFFFF" w:val="clear"/>
+              </w:rPr>
+            </w:pPr>
+            <w:r>
+              <w:rPr>
+                <w:b/>
+                <w:bCs/>
+                <w:color w:val="000000"/>
+                <w:sz w:val="20"/>
+                <w:szCs w:val="20"/>
+                <w:shd w:fill="FFFFFF" w:val="clear"/>
+              </w:rPr>
               <w:t>LONGITUD</w:t>
             </w:r>
           </w:p>
@@ -1594,7 +2093,7 @@
         <w:trPr/>
         <w:tc>
           <w:tcPr>
-            <w:tcW w:w="3324" w:type="dxa"/>
+            <w:tcW w:w="2492" w:type="dxa"/>
             <w:tcBorders>
               <w:start w:val="single" w:sz="4" w:space="0" w:color="000000"/>
               <w:bottom w:val="single" w:sz="4" w:space="0" w:color="000000"/>
@@ -1637,7 +2136,7 @@
         </w:tc>
         <w:tc>
           <w:tcPr>
-            <w:tcW w:w="3324" w:type="dxa"/>
+            <w:tcW w:w="3117" w:type="dxa"/>
             <w:tcBorders>
               <w:start w:val="single" w:sz="4" w:space="0" w:color="000000"/>
               <w:bottom w:val="single" w:sz="4" w:space="0" w:color="000000"/>
@@ -1680,7 +2179,50 @@
         </w:tc>
         <w:tc>
           <w:tcPr>
-            <w:tcW w:w="3324" w:type="dxa"/>
+            <w:tcW w:w="2782" w:type="dxa"/>
+            <w:tcBorders>
+              <w:start w:val="single" w:sz="4" w:space="0" w:color="000000"/>
+              <w:bottom w:val="single" w:sz="4" w:space="0" w:color="000000"/>
+            </w:tcBorders>
+          </w:tcPr>
+          <w:p>
+            <w:pPr>
+              <w:pStyle w:val="BodyText"/>
+              <w:widowControl/>
+              <w:suppressAutoHyphens w:val="true"/>
+              <w:bidi w:val="0"/>
+              <w:spacing w:lineRule="exact" w:line="198" w:before="0" w:after="0"/>
+              <w:ind w:hanging="0" w:start="0" w:end="0"/>
+              <w:jc w:val="start"/>
+              <w:rPr>
+                <w:rFonts w:ascii="Courier New" w:hAnsi="Courier New" w:eastAsia="NSimSun" w:cs="Arial"/>
+                <w:b/>
+                <w:bCs/>
+                <w:color w:val="0066CC"/>
+                <w:kern w:val="2"/>
+                <w:sz w:val="16"/>
+                <w:szCs w:val="16"/>
+                <w:lang w:val="es-MX" w:eastAsia="zh-CN" w:bidi="hi-IN"/>
+              </w:rPr>
+            </w:pPr>
+            <w:r>
+              <w:rPr>
+                <w:rFonts w:eastAsia="NSimSun" w:cs="Arial" w:ascii="Courier New" w:hAnsi="Courier New"/>
+                <w:b/>
+                <w:bCs/>
+                <w:color w:val="0066CC"/>
+                <w:kern w:val="2"/>
+                <w:sz w:val="16"/>
+                <w:szCs w:val="16"/>
+                <w:lang w:val="es-MX" w:eastAsia="zh-CN" w:bidi="hi-IN"/>
+              </w:rPr>
+              <w:t>Valor Mapeable</w:t>
+            </w:r>
+          </w:p>
+        </w:tc>
+        <w:tc>
+          <w:tcPr>
+            <w:tcW w:w="1580" w:type="dxa"/>
             <w:tcBorders>
               <w:start w:val="single" w:sz="4" w:space="0" w:color="000000"/>
               <w:bottom w:val="single" w:sz="4" w:space="0" w:color="000000"/>
@@ -1694,7 +2236,7 @@
               <w:suppressAutoHyphens w:val="true"/>
               <w:bidi w:val="0"/>
               <w:spacing w:lineRule="exact" w:line="198" w:before="0" w:after="0"/>
-              <w:ind w:hanging="0" w:start="709" w:end="0"/>
+              <w:ind w:hanging="0" w:start="0" w:end="0"/>
               <w:jc w:val="start"/>
               <w:rPr>
                 <w:rFonts w:ascii="Courier New" w:hAnsi="Courier New" w:eastAsia="NSimSun" w:cs="Arial"/>
@@ -1726,7 +2268,7 @@
         <w:trPr/>
         <w:tc>
           <w:tcPr>
-            <w:tcW w:w="3324" w:type="dxa"/>
+            <w:tcW w:w="2492" w:type="dxa"/>
             <w:tcBorders>
               <w:start w:val="single" w:sz="4" w:space="0" w:color="000000"/>
               <w:bottom w:val="single" w:sz="4" w:space="0" w:color="000000"/>
@@ -1769,7 +2311,7 @@
         </w:tc>
         <w:tc>
           <w:tcPr>
-            <w:tcW w:w="3324" w:type="dxa"/>
+            <w:tcW w:w="3117" w:type="dxa"/>
             <w:tcBorders>
               <w:start w:val="single" w:sz="4" w:space="0" w:color="000000"/>
               <w:bottom w:val="single" w:sz="4" w:space="0" w:color="000000"/>
@@ -1812,7 +2354,50 @@
         </w:tc>
         <w:tc>
           <w:tcPr>
-            <w:tcW w:w="3324" w:type="dxa"/>
+            <w:tcW w:w="2782" w:type="dxa"/>
+            <w:tcBorders>
+              <w:start w:val="single" w:sz="4" w:space="0" w:color="000000"/>
+              <w:bottom w:val="single" w:sz="4" w:space="0" w:color="000000"/>
+            </w:tcBorders>
+          </w:tcPr>
+          <w:p>
+            <w:pPr>
+              <w:pStyle w:val="BodyText"/>
+              <w:widowControl/>
+              <w:suppressAutoHyphens w:val="true"/>
+              <w:bidi w:val="0"/>
+              <w:spacing w:lineRule="exact" w:line="198" w:before="0" w:after="0"/>
+              <w:ind w:hanging="0" w:start="0" w:end="0"/>
+              <w:jc w:val="start"/>
+              <w:rPr>
+                <w:rFonts w:ascii="Courier New" w:hAnsi="Courier New" w:eastAsia="NSimSun" w:cs="Arial"/>
+                <w:b/>
+                <w:bCs/>
+                <w:color w:val="0066CC"/>
+                <w:kern w:val="2"/>
+                <w:sz w:val="16"/>
+                <w:szCs w:val="16"/>
+                <w:lang w:val="es-MX" w:eastAsia="zh-CN" w:bidi="hi-IN"/>
+              </w:rPr>
+            </w:pPr>
+            <w:r>
+              <w:rPr>
+                <w:rFonts w:eastAsia="NSimSun" w:cs="Arial" w:ascii="Courier New" w:hAnsi="Courier New"/>
+                <w:b/>
+                <w:bCs/>
+                <w:color w:val="0066CC"/>
+                <w:kern w:val="2"/>
+                <w:sz w:val="16"/>
+                <w:szCs w:val="16"/>
+                <w:lang w:val="es-MX" w:eastAsia="zh-CN" w:bidi="hi-IN"/>
+              </w:rPr>
+              <w:t>Valor Mapeable</w:t>
+            </w:r>
+          </w:p>
+        </w:tc>
+        <w:tc>
+          <w:tcPr>
+            <w:tcW w:w="1580" w:type="dxa"/>
             <w:tcBorders>
               <w:start w:val="single" w:sz="4" w:space="0" w:color="000000"/>
               <w:bottom w:val="single" w:sz="4" w:space="0" w:color="000000"/>
@@ -1826,7 +2411,7 @@
               <w:suppressAutoHyphens w:val="true"/>
               <w:bidi w:val="0"/>
               <w:spacing w:lineRule="exact" w:line="198" w:before="0" w:after="0"/>
-              <w:ind w:hanging="0" w:start="709" w:end="0"/>
+              <w:ind w:hanging="0" w:start="0" w:end="0"/>
               <w:jc w:val="start"/>
               <w:rPr>
                 <w:rFonts w:ascii="Courier New" w:hAnsi="Courier New" w:eastAsia="NSimSun" w:cs="Arial"/>
@@ -1858,7 +2443,7 @@
         <w:trPr/>
         <w:tc>
           <w:tcPr>
-            <w:tcW w:w="3324" w:type="dxa"/>
+            <w:tcW w:w="2492" w:type="dxa"/>
             <w:tcBorders>
               <w:start w:val="single" w:sz="4" w:space="0" w:color="000000"/>
               <w:bottom w:val="single" w:sz="4" w:space="0" w:color="000000"/>
@@ -1901,7 +2486,7 @@
         </w:tc>
         <w:tc>
           <w:tcPr>
-            <w:tcW w:w="3324" w:type="dxa"/>
+            <w:tcW w:w="3117" w:type="dxa"/>
             <w:tcBorders>
               <w:start w:val="single" w:sz="4" w:space="0" w:color="000000"/>
               <w:bottom w:val="single" w:sz="4" w:space="0" w:color="000000"/>
@@ -1944,7 +2529,50 @@
         </w:tc>
         <w:tc>
           <w:tcPr>
-            <w:tcW w:w="3324" w:type="dxa"/>
+            <w:tcW w:w="2782" w:type="dxa"/>
+            <w:tcBorders>
+              <w:start w:val="single" w:sz="4" w:space="0" w:color="000000"/>
+              <w:bottom w:val="single" w:sz="4" w:space="0" w:color="000000"/>
+            </w:tcBorders>
+          </w:tcPr>
+          <w:p>
+            <w:pPr>
+              <w:pStyle w:val="BodyText"/>
+              <w:widowControl/>
+              <w:suppressAutoHyphens w:val="true"/>
+              <w:bidi w:val="0"/>
+              <w:spacing w:lineRule="exact" w:line="198" w:before="0" w:after="0"/>
+              <w:ind w:hanging="0" w:start="0" w:end="0"/>
+              <w:jc w:val="start"/>
+              <w:rPr>
+                <w:rFonts w:ascii="Courier New" w:hAnsi="Courier New" w:eastAsia="NSimSun" w:cs="Arial"/>
+                <w:b/>
+                <w:bCs/>
+                <w:color w:val="0066CC"/>
+                <w:kern w:val="2"/>
+                <w:sz w:val="16"/>
+                <w:szCs w:val="16"/>
+                <w:lang w:val="es-MX" w:eastAsia="zh-CN" w:bidi="hi-IN"/>
+              </w:rPr>
+            </w:pPr>
+            <w:r>
+              <w:rPr>
+                <w:rFonts w:eastAsia="NSimSun" w:cs="Arial" w:ascii="Courier New" w:hAnsi="Courier New"/>
+                <w:b/>
+                <w:bCs/>
+                <w:color w:val="0066CC"/>
+                <w:kern w:val="2"/>
+                <w:sz w:val="16"/>
+                <w:szCs w:val="16"/>
+                <w:lang w:val="es-MX" w:eastAsia="zh-CN" w:bidi="hi-IN"/>
+              </w:rPr>
+              <w:t>Valor Mapeable</w:t>
+            </w:r>
+          </w:p>
+        </w:tc>
+        <w:tc>
+          <w:tcPr>
+            <w:tcW w:w="1580" w:type="dxa"/>
             <w:tcBorders>
               <w:start w:val="single" w:sz="4" w:space="0" w:color="000000"/>
               <w:bottom w:val="single" w:sz="4" w:space="0" w:color="000000"/>
@@ -1958,7 +2586,7 @@
               <w:suppressAutoHyphens w:val="true"/>
               <w:bidi w:val="0"/>
               <w:spacing w:lineRule="exact" w:line="198" w:before="0" w:after="0"/>
-              <w:ind w:hanging="0" w:start="709" w:end="0"/>
+              <w:ind w:hanging="0" w:start="0" w:end="0"/>
               <w:jc w:val="start"/>
               <w:rPr>
                 <w:rFonts w:ascii="Courier New" w:hAnsi="Courier New" w:eastAsia="NSimSun" w:cs="Arial"/>
@@ -1990,7 +2618,7 @@
         <w:trPr/>
         <w:tc>
           <w:tcPr>
-            <w:tcW w:w="3324" w:type="dxa"/>
+            <w:tcW w:w="2492" w:type="dxa"/>
             <w:tcBorders>
               <w:start w:val="single" w:sz="4" w:space="0" w:color="000000"/>
               <w:bottom w:val="single" w:sz="4" w:space="0" w:color="000000"/>
@@ -2033,7 +2661,7 @@
         </w:tc>
         <w:tc>
           <w:tcPr>
-            <w:tcW w:w="3324" w:type="dxa"/>
+            <w:tcW w:w="3117" w:type="dxa"/>
             <w:tcBorders>
               <w:start w:val="single" w:sz="4" w:space="0" w:color="000000"/>
               <w:bottom w:val="single" w:sz="4" w:space="0" w:color="000000"/>
@@ -2076,7 +2704,50 @@
         </w:tc>
         <w:tc>
           <w:tcPr>
-            <w:tcW w:w="3324" w:type="dxa"/>
+            <w:tcW w:w="2782" w:type="dxa"/>
+            <w:tcBorders>
+              <w:start w:val="single" w:sz="4" w:space="0" w:color="000000"/>
+              <w:bottom w:val="single" w:sz="4" w:space="0" w:color="000000"/>
+            </w:tcBorders>
+          </w:tcPr>
+          <w:p>
+            <w:pPr>
+              <w:pStyle w:val="BodyText"/>
+              <w:widowControl/>
+              <w:suppressAutoHyphens w:val="true"/>
+              <w:bidi w:val="0"/>
+              <w:spacing w:lineRule="exact" w:line="198" w:before="0" w:after="0"/>
+              <w:ind w:hanging="0" w:start="0" w:end="0"/>
+              <w:jc w:val="start"/>
+              <w:rPr>
+                <w:rFonts w:ascii="Courier New" w:hAnsi="Courier New" w:eastAsia="NSimSun" w:cs="Arial"/>
+                <w:b/>
+                <w:bCs/>
+                <w:color w:val="0066CC"/>
+                <w:kern w:val="2"/>
+                <w:sz w:val="16"/>
+                <w:szCs w:val="16"/>
+                <w:lang w:val="es-MX" w:eastAsia="zh-CN" w:bidi="hi-IN"/>
+              </w:rPr>
+            </w:pPr>
+            <w:r>
+              <w:rPr>
+                <w:rFonts w:eastAsia="NSimSun" w:cs="Arial" w:ascii="Courier New" w:hAnsi="Courier New"/>
+                <w:b/>
+                <w:bCs/>
+                <w:color w:val="0066CC"/>
+                <w:kern w:val="2"/>
+                <w:sz w:val="16"/>
+                <w:szCs w:val="16"/>
+                <w:lang w:val="es-MX" w:eastAsia="zh-CN" w:bidi="hi-IN"/>
+              </w:rPr>
+              <w:t>Valor Mapeable</w:t>
+            </w:r>
+          </w:p>
+        </w:tc>
+        <w:tc>
+          <w:tcPr>
+            <w:tcW w:w="1580" w:type="dxa"/>
             <w:tcBorders>
               <w:start w:val="single" w:sz="4" w:space="0" w:color="000000"/>
               <w:bottom w:val="single" w:sz="4" w:space="0" w:color="000000"/>
@@ -2090,18 +2761,9 @@
               <w:suppressAutoHyphens w:val="true"/>
               <w:bidi w:val="0"/>
               <w:spacing w:lineRule="exact" w:line="198" w:before="0" w:after="0"/>
-              <w:ind w:hanging="0" w:start="709" w:end="0"/>
-              <w:jc w:val="start"/>
-              <w:rPr>
-                <w:rFonts w:ascii="Courier New" w:hAnsi="Courier New" w:eastAsia="NSimSun" w:cs="Arial"/>
-                <w:b/>
-                <w:bCs/>
-                <w:color w:val="00AE00"/>
-                <w:kern w:val="2"/>
-                <w:sz w:val="16"/>
-                <w:szCs w:val="16"/>
-                <w:lang w:val="es-MX" w:eastAsia="zh-CN" w:bidi="hi-IN"/>
-              </w:rPr>
+              <w:ind w:hanging="0" w:start="0" w:end="0"/>
+              <w:jc w:val="start"/>
+              <w:rPr/>
             </w:pPr>
             <w:r>
               <w:rPr>
@@ -2123,7 +2785,7 @@
         <w:trPr/>
         <w:tc>
           <w:tcPr>
-            <w:tcW w:w="3324" w:type="dxa"/>
+            <w:tcW w:w="2492" w:type="dxa"/>
             <w:tcBorders>
               <w:start w:val="single" w:sz="4" w:space="0" w:color="000000"/>
               <w:bottom w:val="single" w:sz="4" w:space="0" w:color="000000"/>
@@ -2166,7 +2828,7 @@
         </w:tc>
         <w:tc>
           <w:tcPr>
-            <w:tcW w:w="3324" w:type="dxa"/>
+            <w:tcW w:w="3117" w:type="dxa"/>
             <w:tcBorders>
               <w:start w:val="single" w:sz="4" w:space="0" w:color="000000"/>
               <w:bottom w:val="single" w:sz="4" w:space="0" w:color="000000"/>
@@ -2209,7 +2871,50 @@
         </w:tc>
         <w:tc>
           <w:tcPr>
-            <w:tcW w:w="3324" w:type="dxa"/>
+            <w:tcW w:w="2782" w:type="dxa"/>
+            <w:tcBorders>
+              <w:start w:val="single" w:sz="4" w:space="0" w:color="000000"/>
+              <w:bottom w:val="single" w:sz="4" w:space="0" w:color="000000"/>
+            </w:tcBorders>
+          </w:tcPr>
+          <w:p>
+            <w:pPr>
+              <w:pStyle w:val="BodyText"/>
+              <w:widowControl/>
+              <w:suppressAutoHyphens w:val="true"/>
+              <w:bidi w:val="0"/>
+              <w:spacing w:lineRule="exact" w:line="198" w:before="0" w:after="0"/>
+              <w:ind w:hanging="0" w:start="0" w:end="0"/>
+              <w:jc w:val="start"/>
+              <w:rPr>
+                <w:rFonts w:ascii="Courier New" w:hAnsi="Courier New" w:eastAsia="NSimSun" w:cs="Arial"/>
+                <w:b/>
+                <w:bCs/>
+                <w:color w:val="0066CC"/>
+                <w:kern w:val="2"/>
+                <w:sz w:val="16"/>
+                <w:szCs w:val="16"/>
+                <w:lang w:val="es-MX" w:eastAsia="zh-CN" w:bidi="hi-IN"/>
+              </w:rPr>
+            </w:pPr>
+            <w:r>
+              <w:rPr>
+                <w:rFonts w:eastAsia="NSimSun" w:cs="Arial" w:ascii="Courier New" w:hAnsi="Courier New"/>
+                <w:b/>
+                <w:bCs/>
+                <w:color w:val="0066CC"/>
+                <w:kern w:val="2"/>
+                <w:sz w:val="16"/>
+                <w:szCs w:val="16"/>
+                <w:lang w:val="es-MX" w:eastAsia="zh-CN" w:bidi="hi-IN"/>
+              </w:rPr>
+              <w:t>Valor Mapeable</w:t>
+            </w:r>
+          </w:p>
+        </w:tc>
+        <w:tc>
+          <w:tcPr>
+            <w:tcW w:w="1580" w:type="dxa"/>
             <w:tcBorders>
               <w:start w:val="single" w:sz="4" w:space="0" w:color="000000"/>
               <w:bottom w:val="single" w:sz="4" w:space="0" w:color="000000"/>
@@ -2223,18 +2928,9 @@
               <w:suppressAutoHyphens w:val="true"/>
               <w:bidi w:val="0"/>
               <w:spacing w:lineRule="exact" w:line="198" w:before="0" w:after="0"/>
-              <w:ind w:hanging="0" w:start="709" w:end="0"/>
-              <w:jc w:val="start"/>
-              <w:rPr>
-                <w:rFonts w:ascii="Courier New" w:hAnsi="Courier New" w:eastAsia="NSimSun" w:cs="Arial"/>
-                <w:b/>
-                <w:bCs/>
-                <w:color w:val="00AE00"/>
-                <w:kern w:val="2"/>
-                <w:sz w:val="16"/>
-                <w:szCs w:val="16"/>
-                <w:lang w:val="es-MX" w:eastAsia="zh-CN" w:bidi="hi-IN"/>
-              </w:rPr>
+              <w:ind w:hanging="0" w:start="0" w:end="0"/>
+              <w:jc w:val="start"/>
+              <w:rPr/>
             </w:pPr>
             <w:r>
               <w:rPr>
@@ -2256,7 +2952,7 @@
         <w:trPr/>
         <w:tc>
           <w:tcPr>
-            <w:tcW w:w="3324" w:type="dxa"/>
+            <w:tcW w:w="2492" w:type="dxa"/>
             <w:tcBorders>
               <w:start w:val="single" w:sz="4" w:space="0" w:color="000000"/>
               <w:bottom w:val="single" w:sz="4" w:space="0" w:color="000000"/>
@@ -2299,7 +2995,7 @@
         </w:tc>
         <w:tc>
           <w:tcPr>
-            <w:tcW w:w="3324" w:type="dxa"/>
+            <w:tcW w:w="3117" w:type="dxa"/>
             <w:tcBorders>
               <w:start w:val="single" w:sz="4" w:space="0" w:color="000000"/>
               <w:bottom w:val="single" w:sz="4" w:space="0" w:color="000000"/>
@@ -2342,7 +3038,50 @@
         </w:tc>
         <w:tc>
           <w:tcPr>
-            <w:tcW w:w="3324" w:type="dxa"/>
+            <w:tcW w:w="2782" w:type="dxa"/>
+            <w:tcBorders>
+              <w:start w:val="single" w:sz="4" w:space="0" w:color="000000"/>
+              <w:bottom w:val="single" w:sz="4" w:space="0" w:color="000000"/>
+            </w:tcBorders>
+          </w:tcPr>
+          <w:p>
+            <w:pPr>
+              <w:pStyle w:val="BodyText"/>
+              <w:widowControl/>
+              <w:suppressAutoHyphens w:val="true"/>
+              <w:bidi w:val="0"/>
+              <w:spacing w:lineRule="exact" w:line="198" w:before="0" w:after="0"/>
+              <w:ind w:hanging="0" w:start="0" w:end="0"/>
+              <w:jc w:val="start"/>
+              <w:rPr>
+                <w:rFonts w:ascii="Courier New" w:hAnsi="Courier New" w:eastAsia="NSimSun" w:cs="Arial"/>
+                <w:b/>
+                <w:bCs/>
+                <w:color w:val="0066CC"/>
+                <w:kern w:val="2"/>
+                <w:sz w:val="16"/>
+                <w:szCs w:val="16"/>
+                <w:lang w:val="es-MX" w:eastAsia="zh-CN" w:bidi="hi-IN"/>
+              </w:rPr>
+            </w:pPr>
+            <w:r>
+              <w:rPr>
+                <w:rFonts w:eastAsia="NSimSun" w:cs="Arial" w:ascii="Courier New" w:hAnsi="Courier New"/>
+                <w:b/>
+                <w:bCs/>
+                <w:color w:val="0066CC"/>
+                <w:kern w:val="2"/>
+                <w:sz w:val="16"/>
+                <w:szCs w:val="16"/>
+                <w:lang w:val="es-MX" w:eastAsia="zh-CN" w:bidi="hi-IN"/>
+              </w:rPr>
+              <w:t>Valor Mapeable</w:t>
+            </w:r>
+          </w:p>
+        </w:tc>
+        <w:tc>
+          <w:tcPr>
+            <w:tcW w:w="1580" w:type="dxa"/>
             <w:tcBorders>
               <w:start w:val="single" w:sz="4" w:space="0" w:color="000000"/>
               <w:bottom w:val="single" w:sz="4" w:space="0" w:color="000000"/>
@@ -2356,18 +3095,9 @@
               <w:suppressAutoHyphens w:val="true"/>
               <w:bidi w:val="0"/>
               <w:spacing w:lineRule="exact" w:line="198" w:before="0" w:after="0"/>
-              <w:ind w:hanging="0" w:start="709" w:end="0"/>
-              <w:jc w:val="start"/>
-              <w:rPr>
-                <w:rFonts w:ascii="Courier New" w:hAnsi="Courier New" w:eastAsia="NSimSun" w:cs="Arial"/>
-                <w:b/>
-                <w:bCs/>
-                <w:color w:val="00AE00"/>
-                <w:kern w:val="2"/>
-                <w:sz w:val="16"/>
-                <w:szCs w:val="16"/>
-                <w:lang w:val="es-MX" w:eastAsia="zh-CN" w:bidi="hi-IN"/>
-              </w:rPr>
+              <w:ind w:hanging="0" w:start="0" w:end="0"/>
+              <w:jc w:val="start"/>
+              <w:rPr/>
             </w:pPr>
             <w:r>
               <w:rPr>
@@ -2441,14 +3171,13 @@
     <w:p>
       <w:pPr>
         <w:pStyle w:val="Normal"/>
-        <w:bidi w:val="0"/>
         <w:ind w:hanging="0" w:start="0" w:end="0"/>
         <w:jc w:val="center"/>
         <w:rPr>
           <w:rFonts w:ascii="Calibri" w:hAnsi="Calibri"/>
           <w:b/>
           <w:bCs/>
-          <w:color w:val="3465A4"/>
+          <w:color w:val="0066CC"/>
           <w:sz w:val="26"/>
           <w:szCs w:val="26"/>
         </w:rPr>
@@ -2458,7 +3187,7 @@
           <w:rFonts w:ascii="Calibri" w:hAnsi="Calibri"/>
           <w:b/>
           <w:bCs/>
-          <w:color w:val="3465A4"/>
+          <w:color w:val="0066CC"/>
           <w:sz w:val="26"/>
           <w:szCs w:val="26"/>
         </w:rPr>
@@ -2505,15 +3234,16 @@
         </w:tblCellMar>
       </w:tblPr>
       <w:tblGrid>
-        <w:gridCol w:w="3055"/>
-        <w:gridCol w:w="3854"/>
-        <w:gridCol w:w="3063"/>
+        <w:gridCol w:w="2318"/>
+        <w:gridCol w:w="3518"/>
+        <w:gridCol w:w="2664"/>
+        <w:gridCol w:w="1471"/>
       </w:tblGrid>
       <w:tr>
         <w:trPr/>
         <w:tc>
           <w:tcPr>
-            <w:tcW w:w="3055" w:type="dxa"/>
+            <w:tcW w:w="2318" w:type="dxa"/>
             <w:tcBorders>
               <w:top w:val="single" w:sz="4" w:space="0" w:color="000000"/>
               <w:start w:val="single" w:sz="4" w:space="0" w:color="000000"/>
@@ -2531,6 +3261,7 @@
                 <w:color w:val="000000"/>
                 <w:sz w:val="20"/>
                 <w:szCs w:val="20"/>
+                <w:highlight w:val="none"/>
                 <w:shd w:fill="FFFFFF" w:val="clear"/>
               </w:rPr>
             </w:pPr>
@@ -2549,7 +3280,7 @@
         </w:tc>
         <w:tc>
           <w:tcPr>
-            <w:tcW w:w="3854" w:type="dxa"/>
+            <w:tcW w:w="3518" w:type="dxa"/>
             <w:tcBorders>
               <w:top w:val="single" w:sz="4" w:space="0" w:color="000000"/>
               <w:start w:val="single" w:sz="4" w:space="0" w:color="000000"/>
@@ -2567,6 +3298,7 @@
                 <w:color w:val="000000"/>
                 <w:sz w:val="20"/>
                 <w:szCs w:val="20"/>
+                <w:highlight w:val="none"/>
                 <w:shd w:fill="FFFFFF" w:val="clear"/>
               </w:rPr>
             </w:pPr>
@@ -2585,12 +3317,11 @@
         </w:tc>
         <w:tc>
           <w:tcPr>
-            <w:tcW w:w="3063" w:type="dxa"/>
+            <w:tcW w:w="2664" w:type="dxa"/>
             <w:tcBorders>
               <w:top w:val="single" w:sz="4" w:space="0" w:color="000000"/>
               <w:start w:val="single" w:sz="4" w:space="0" w:color="000000"/>
               <w:bottom w:val="single" w:sz="4" w:space="0" w:color="000000"/>
-              <w:end w:val="single" w:sz="4" w:space="0" w:color="000000"/>
             </w:tcBorders>
           </w:tcPr>
           <w:p>
@@ -2604,6 +3335,7 @@
                 <w:color w:val="000000"/>
                 <w:sz w:val="20"/>
                 <w:szCs w:val="20"/>
+                <w:highlight w:val="none"/>
                 <w:shd w:fill="FFFFFF" w:val="clear"/>
               </w:rPr>
             </w:pPr>
@@ -2616,6 +3348,44 @@
                 <w:szCs w:val="20"/>
                 <w:shd w:fill="FFFFFF" w:val="clear"/>
               </w:rPr>
+              <w:t>OBSERVACIONES</w:t>
+            </w:r>
+          </w:p>
+        </w:tc>
+        <w:tc>
+          <w:tcPr>
+            <w:tcW w:w="1471" w:type="dxa"/>
+            <w:tcBorders>
+              <w:top w:val="single" w:sz="4" w:space="0" w:color="000000"/>
+              <w:start w:val="single" w:sz="4" w:space="0" w:color="000000"/>
+              <w:bottom w:val="single" w:sz="4" w:space="0" w:color="000000"/>
+              <w:end w:val="single" w:sz="4" w:space="0" w:color="000000"/>
+            </w:tcBorders>
+          </w:tcPr>
+          <w:p>
+            <w:pPr>
+              <w:pStyle w:val="Contenidodelatabla"/>
+              <w:spacing w:lineRule="exact" w:line="198"/>
+              <w:jc w:val="center"/>
+              <w:rPr>
+                <w:b/>
+                <w:bCs/>
+                <w:color w:val="000000"/>
+                <w:sz w:val="20"/>
+                <w:szCs w:val="20"/>
+                <w:highlight w:val="none"/>
+                <w:shd w:fill="FFFFFF" w:val="clear"/>
+              </w:rPr>
+            </w:pPr>
+            <w:r>
+              <w:rPr>
+                <w:b/>
+                <w:bCs/>
+                <w:color w:val="000000"/>
+                <w:sz w:val="20"/>
+                <w:szCs w:val="20"/>
+                <w:shd w:fill="FFFFFF" w:val="clear"/>
+              </w:rPr>
               <w:t>LONGITUD</w:t>
             </w:r>
           </w:p>
@@ -2625,7 +3395,7 @@
         <w:trPr/>
         <w:tc>
           <w:tcPr>
-            <w:tcW w:w="3055" w:type="dxa"/>
+            <w:tcW w:w="2318" w:type="dxa"/>
             <w:tcBorders>
               <w:start w:val="single" w:sz="4" w:space="0" w:color="000000"/>
               <w:bottom w:val="single" w:sz="4" w:space="0" w:color="000000"/>
@@ -2668,7 +3438,7 @@
         </w:tc>
         <w:tc>
           <w:tcPr>
-            <w:tcW w:w="3854" w:type="dxa"/>
+            <w:tcW w:w="3518" w:type="dxa"/>
             <w:tcBorders>
               <w:start w:val="single" w:sz="4" w:space="0" w:color="000000"/>
               <w:bottom w:val="single" w:sz="4" w:space="0" w:color="000000"/>
@@ -2711,7 +3481,50 @@
         </w:tc>
         <w:tc>
           <w:tcPr>
-            <w:tcW w:w="3063" w:type="dxa"/>
+            <w:tcW w:w="2664" w:type="dxa"/>
+            <w:tcBorders>
+              <w:start w:val="single" w:sz="4" w:space="0" w:color="000000"/>
+              <w:bottom w:val="single" w:sz="4" w:space="0" w:color="000000"/>
+            </w:tcBorders>
+          </w:tcPr>
+          <w:p>
+            <w:pPr>
+              <w:pStyle w:val="BodyText"/>
+              <w:widowControl/>
+              <w:suppressAutoHyphens w:val="true"/>
+              <w:bidi w:val="0"/>
+              <w:spacing w:lineRule="exact" w:line="198" w:before="0" w:after="0"/>
+              <w:ind w:hanging="0" w:start="0" w:end="0"/>
+              <w:jc w:val="start"/>
+              <w:rPr>
+                <w:rFonts w:ascii="Courier New" w:hAnsi="Courier New" w:eastAsia="NSimSun" w:cs="Arial"/>
+                <w:b/>
+                <w:bCs/>
+                <w:color w:val="FF0000"/>
+                <w:kern w:val="2"/>
+                <w:sz w:val="16"/>
+                <w:szCs w:val="16"/>
+                <w:lang w:val="es-MX" w:eastAsia="zh-CN" w:bidi="hi-IN"/>
+              </w:rPr>
+            </w:pPr>
+            <w:r>
+              <w:rPr>
+                <w:rFonts w:eastAsia="NSimSun" w:cs="Arial" w:ascii="Courier New" w:hAnsi="Courier New"/>
+                <w:b/>
+                <w:bCs/>
+                <w:color w:val="FF0000"/>
+                <w:kern w:val="2"/>
+                <w:sz w:val="16"/>
+                <w:szCs w:val="16"/>
+                <w:lang w:val="es-MX" w:eastAsia="zh-CN" w:bidi="hi-IN"/>
+              </w:rPr>
+              <w:t>¿Este valor es por defaut?</w:t>
+            </w:r>
+          </w:p>
+        </w:tc>
+        <w:tc>
+          <w:tcPr>
+            <w:tcW w:w="1471" w:type="dxa"/>
             <w:tcBorders>
               <w:start w:val="single" w:sz="4" w:space="0" w:color="000000"/>
               <w:bottom w:val="single" w:sz="4" w:space="0" w:color="000000"/>
@@ -2725,7 +3538,7 @@
               <w:suppressAutoHyphens w:val="true"/>
               <w:bidi w:val="0"/>
               <w:spacing w:lineRule="exact" w:line="198" w:before="0" w:after="0"/>
-              <w:ind w:hanging="0" w:start="709" w:end="0"/>
+              <w:ind w:hanging="0" w:start="0" w:end="0"/>
               <w:jc w:val="start"/>
               <w:rPr>
                 <w:rFonts w:ascii="Courier New" w:hAnsi="Courier New" w:eastAsia="NSimSun" w:cs="Arial"/>
@@ -2757,7 +3570,7 @@
         <w:trPr/>
         <w:tc>
           <w:tcPr>
-            <w:tcW w:w="3055" w:type="dxa"/>
+            <w:tcW w:w="2318" w:type="dxa"/>
             <w:tcBorders>
               <w:start w:val="single" w:sz="4" w:space="0" w:color="000000"/>
               <w:bottom w:val="single" w:sz="4" w:space="0" w:color="000000"/>
@@ -2800,7 +3613,7 @@
         </w:tc>
         <w:tc>
           <w:tcPr>
-            <w:tcW w:w="3854" w:type="dxa"/>
+            <w:tcW w:w="3518" w:type="dxa"/>
             <w:tcBorders>
               <w:start w:val="single" w:sz="4" w:space="0" w:color="000000"/>
               <w:bottom w:val="single" w:sz="4" w:space="0" w:color="000000"/>
@@ -2843,7 +3656,50 @@
         </w:tc>
         <w:tc>
           <w:tcPr>
-            <w:tcW w:w="3063" w:type="dxa"/>
+            <w:tcW w:w="2664" w:type="dxa"/>
+            <w:tcBorders>
+              <w:start w:val="single" w:sz="4" w:space="0" w:color="000000"/>
+              <w:bottom w:val="single" w:sz="4" w:space="0" w:color="000000"/>
+            </w:tcBorders>
+          </w:tcPr>
+          <w:p>
+            <w:pPr>
+              <w:pStyle w:val="BodyText"/>
+              <w:widowControl/>
+              <w:suppressAutoHyphens w:val="true"/>
+              <w:bidi w:val="0"/>
+              <w:spacing w:lineRule="exact" w:line="198" w:before="0" w:after="0"/>
+              <w:ind w:hanging="0" w:start="0" w:end="0"/>
+              <w:jc w:val="start"/>
+              <w:rPr>
+                <w:rFonts w:ascii="Courier New" w:hAnsi="Courier New" w:eastAsia="NSimSun" w:cs="Arial"/>
+                <w:b/>
+                <w:bCs/>
+                <w:color w:val="0066CC"/>
+                <w:kern w:val="2"/>
+                <w:sz w:val="16"/>
+                <w:szCs w:val="16"/>
+                <w:lang w:val="es-MX" w:eastAsia="zh-CN" w:bidi="hi-IN"/>
+              </w:rPr>
+            </w:pPr>
+            <w:r>
+              <w:rPr>
+                <w:rFonts w:eastAsia="NSimSun" w:cs="Arial" w:ascii="Courier New" w:hAnsi="Courier New"/>
+                <w:b/>
+                <w:bCs/>
+                <w:color w:val="0066CC"/>
+                <w:kern w:val="2"/>
+                <w:sz w:val="16"/>
+                <w:szCs w:val="16"/>
+                <w:lang w:val="es-MX" w:eastAsia="zh-CN" w:bidi="hi-IN"/>
+              </w:rPr>
+              <w:t>Valor Mapeable</w:t>
+            </w:r>
+          </w:p>
+        </w:tc>
+        <w:tc>
+          <w:tcPr>
+            <w:tcW w:w="1471" w:type="dxa"/>
             <w:tcBorders>
               <w:start w:val="single" w:sz="4" w:space="0" w:color="000000"/>
               <w:bottom w:val="single" w:sz="4" w:space="0" w:color="000000"/>
@@ -2857,7 +3713,7 @@
               <w:suppressAutoHyphens w:val="true"/>
               <w:bidi w:val="0"/>
               <w:spacing w:lineRule="exact" w:line="198" w:before="0" w:after="0"/>
-              <w:ind w:hanging="0" w:start="709" w:end="0"/>
+              <w:ind w:hanging="0" w:start="0" w:end="0"/>
               <w:jc w:val="start"/>
               <w:rPr>
                 <w:rFonts w:ascii="Courier New" w:hAnsi="Courier New" w:eastAsia="NSimSun" w:cs="Arial"/>
@@ -2889,50 +3745,94 @@
         <w:trPr/>
         <w:tc>
           <w:tcPr>
-            <w:tcW w:w="3055" w:type="dxa"/>
-            <w:tcBorders>
-              <w:start w:val="single" w:sz="4" w:space="0" w:color="000000"/>
-              <w:bottom w:val="single" w:sz="4" w:space="0" w:color="000000"/>
-            </w:tcBorders>
-          </w:tcPr>
-          <w:p>
-            <w:pPr>
-              <w:pStyle w:val="BodyText"/>
-              <w:widowControl/>
-              <w:suppressAutoHyphens w:val="true"/>
-              <w:bidi w:val="0"/>
-              <w:spacing w:lineRule="exact" w:line="198" w:before="0" w:after="0"/>
-              <w:ind w:hanging="0" w:start="0" w:end="0"/>
-              <w:jc w:val="start"/>
-              <w:rPr>
-                <w:rFonts w:ascii="Courier New" w:hAnsi="Courier New" w:eastAsia="NSimSun" w:cs="Arial"/>
-                <w:b/>
-                <w:bCs/>
-                <w:color w:val="000000"/>
-                <w:kern w:val="2"/>
-                <w:sz w:val="16"/>
-                <w:szCs w:val="16"/>
-                <w:lang w:val="es-MX" w:eastAsia="zh-CN" w:bidi="hi-IN"/>
-              </w:rPr>
-            </w:pPr>
-            <w:r>
-              <w:rPr>
-                <w:rFonts w:eastAsia="NSimSun" w:cs="Arial" w:ascii="Courier New" w:hAnsi="Courier New"/>
-                <w:b/>
-                <w:bCs/>
-                <w:color w:val="000000"/>
-                <w:kern w:val="2"/>
-                <w:sz w:val="16"/>
-                <w:szCs w:val="16"/>
-                <w:lang w:val="es-MX" w:eastAsia="zh-CN" w:bidi="hi-IN"/>
-              </w:rPr>
-              <w:t>addressType</w:t>
-            </w:r>
-          </w:p>
-        </w:tc>
-        <w:tc>
-          <w:tcPr>
-            <w:tcW w:w="3854" w:type="dxa"/>
+            <w:tcW w:w="2318" w:type="dxa"/>
+            <w:tcBorders>
+              <w:start w:val="single" w:sz="4" w:space="0" w:color="000000"/>
+              <w:bottom w:val="single" w:sz="4" w:space="0" w:color="000000"/>
+            </w:tcBorders>
+          </w:tcPr>
+          <w:p>
+            <w:pPr>
+              <w:pStyle w:val="BodyText"/>
+              <w:widowControl/>
+              <w:suppressAutoHyphens w:val="true"/>
+              <w:bidi w:val="0"/>
+              <w:spacing w:lineRule="exact" w:line="198" w:before="0" w:after="0"/>
+              <w:ind w:hanging="0" w:start="0" w:end="0"/>
+              <w:jc w:val="start"/>
+              <w:rPr>
+                <w:rFonts w:ascii="Courier New" w:hAnsi="Courier New" w:eastAsia="NSimSun" w:cs="Arial"/>
+                <w:b/>
+                <w:bCs/>
+                <w:color w:val="000000"/>
+                <w:kern w:val="2"/>
+                <w:sz w:val="16"/>
+                <w:szCs w:val="16"/>
+                <w:lang w:val="es-MX" w:eastAsia="zh-CN" w:bidi="hi-IN"/>
+              </w:rPr>
+            </w:pPr>
+            <w:r>
+              <w:rPr>
+                <w:rFonts w:eastAsia="NSimSun" w:cs="Arial" w:ascii="Courier New" w:hAnsi="Courier New"/>
+                <w:b/>
+                <w:bCs/>
+                <w:color w:val="000000"/>
+                <w:kern w:val="2"/>
+                <w:sz w:val="16"/>
+                <w:szCs w:val="16"/>
+                <w:lang w:val="es-MX" w:eastAsia="zh-CN" w:bidi="hi-IN"/>
+              </w:rPr>
+              <w:t>preferredLanguage</w:t>
+            </w:r>
+          </w:p>
+        </w:tc>
+        <w:tc>
+          <w:tcPr>
+            <w:tcW w:w="3518" w:type="dxa"/>
+            <w:tcBorders>
+              <w:start w:val="single" w:sz="4" w:space="0" w:color="000000"/>
+              <w:bottom w:val="single" w:sz="4" w:space="0" w:color="000000"/>
+            </w:tcBorders>
+          </w:tcPr>
+          <w:p>
+            <w:pPr>
+              <w:pStyle w:val="BodyText"/>
+              <w:widowControl/>
+              <w:suppressAutoHyphens w:val="true"/>
+              <w:overflowPunct w:val="true"/>
+              <w:bidi w:val="0"/>
+              <w:spacing w:lineRule="exact" w:line="198" w:before="0" w:after="0"/>
+              <w:ind w:hanging="0" w:start="0" w:end="0"/>
+              <w:jc w:val="start"/>
+              <w:rPr>
+                <w:rFonts w:ascii="Courier New" w:hAnsi="Courier New" w:eastAsia="NSimSun" w:cs="Arial"/>
+                <w:b/>
+                <w:bCs/>
+                <w:color w:val="000000"/>
+                <w:kern w:val="2"/>
+                <w:sz w:val="16"/>
+                <w:szCs w:val="16"/>
+                <w:lang w:val="es-MX" w:eastAsia="zh-CN" w:bidi="hi-IN"/>
+              </w:rPr>
+            </w:pPr>
+            <w:r>
+              <w:rPr>
+                <w:rFonts w:eastAsia="NSimSun" w:cs="Arial" w:ascii="Courier New" w:hAnsi="Courier New"/>
+                <w:b/>
+                <w:bCs/>
+                <w:color w:val="000000"/>
+                <w:kern w:val="2"/>
+                <w:sz w:val="16"/>
+                <w:szCs w:val="16"/>
+                <w:lang w:val="es-MX" w:eastAsia="zh-CN" w:bidi="hi-IN"/>
+              </w:rPr>
+              <w:t>"es"</w:t>
+            </w:r>
+          </w:p>
+        </w:tc>
+        <w:tc>
+          <w:tcPr>
+            <w:tcW w:w="2664" w:type="dxa"/>
             <w:tcBorders>
               <w:start w:val="single" w:sz="4" w:space="0" w:color="000000"/>
               <w:bottom w:val="single" w:sz="4" w:space="0" w:color="000000"/>
@@ -2969,13 +3869,13 @@
                 <w:szCs w:val="16"/>
                 <w:lang w:val="es-MX" w:eastAsia="zh-CN" w:bidi="hi-IN"/>
               </w:rPr>
-              <w:t>De donde se obtiene este valor</w:t>
-            </w:r>
-          </w:p>
-        </w:tc>
-        <w:tc>
-          <w:tcPr>
-            <w:tcW w:w="3063" w:type="dxa"/>
+              <w:t>¿De donde se obtiene?</w:t>
+            </w:r>
+          </w:p>
+        </w:tc>
+        <w:tc>
+          <w:tcPr>
+            <w:tcW w:w="1471" w:type="dxa"/>
             <w:tcBorders>
               <w:start w:val="single" w:sz="4" w:space="0" w:color="000000"/>
               <w:bottom w:val="single" w:sz="4" w:space="0" w:color="000000"/>
@@ -2989,7 +3889,7 @@
               <w:suppressAutoHyphens w:val="true"/>
               <w:bidi w:val="0"/>
               <w:spacing w:lineRule="exact" w:line="198" w:before="0" w:after="0"/>
-              <w:ind w:hanging="0" w:start="709" w:end="0"/>
+              <w:ind w:hanging="0" w:start="0" w:end="0"/>
               <w:jc w:val="start"/>
               <w:rPr>
                 <w:rFonts w:ascii="Courier New" w:hAnsi="Courier New" w:eastAsia="NSimSun" w:cs="Arial"/>
@@ -3021,50 +3921,50 @@
         <w:trPr/>
         <w:tc>
           <w:tcPr>
-            <w:tcW w:w="3055" w:type="dxa"/>
-            <w:tcBorders>
-              <w:start w:val="single" w:sz="4" w:space="0" w:color="000000"/>
-              <w:bottom w:val="single" w:sz="4" w:space="0" w:color="000000"/>
-            </w:tcBorders>
-          </w:tcPr>
-          <w:p>
-            <w:pPr>
-              <w:pStyle w:val="BodyText"/>
-              <w:widowControl/>
-              <w:suppressAutoHyphens w:val="true"/>
-              <w:bidi w:val="0"/>
-              <w:spacing w:lineRule="exact" w:line="198" w:before="0" w:after="0"/>
-              <w:ind w:hanging="0" w:start="0" w:end="0"/>
-              <w:jc w:val="start"/>
-              <w:rPr>
-                <w:rFonts w:ascii="Courier New" w:hAnsi="Courier New" w:eastAsia="NSimSun" w:cs="Arial"/>
-                <w:b/>
-                <w:bCs/>
-                <w:color w:val="000000"/>
-                <w:kern w:val="2"/>
-                <w:sz w:val="16"/>
-                <w:szCs w:val="16"/>
-                <w:lang w:val="es-MX" w:eastAsia="zh-CN" w:bidi="hi-IN"/>
-              </w:rPr>
-            </w:pPr>
-            <w:r>
-              <w:rPr>
-                <w:rFonts w:eastAsia="NSimSun" w:cs="Arial" w:ascii="Courier New" w:hAnsi="Courier New"/>
-                <w:b/>
-                <w:bCs/>
-                <w:color w:val="000000"/>
-                <w:kern w:val="2"/>
-                <w:sz w:val="16"/>
-                <w:szCs w:val="16"/>
-                <w:lang w:val="es-MX" w:eastAsia="zh-CN" w:bidi="hi-IN"/>
-              </w:rPr>
-              <w:t>addressLine</w:t>
-            </w:r>
-          </w:p>
-        </w:tc>
-        <w:tc>
-          <w:tcPr>
-            <w:tcW w:w="3854" w:type="dxa"/>
+            <w:tcW w:w="2318" w:type="dxa"/>
+            <w:tcBorders>
+              <w:start w:val="single" w:sz="4" w:space="0" w:color="000000"/>
+              <w:bottom w:val="single" w:sz="4" w:space="0" w:color="000000"/>
+            </w:tcBorders>
+          </w:tcPr>
+          <w:p>
+            <w:pPr>
+              <w:pStyle w:val="BodyText"/>
+              <w:widowControl/>
+              <w:suppressAutoHyphens w:val="true"/>
+              <w:bidi w:val="0"/>
+              <w:spacing w:lineRule="exact" w:line="198" w:before="0" w:after="0"/>
+              <w:ind w:hanging="0" w:start="0" w:end="0"/>
+              <w:jc w:val="start"/>
+              <w:rPr>
+                <w:rFonts w:ascii="Courier New" w:hAnsi="Courier New" w:eastAsia="NSimSun" w:cs="Arial"/>
+                <w:b/>
+                <w:bCs/>
+                <w:color w:val="000000"/>
+                <w:kern w:val="2"/>
+                <w:sz w:val="16"/>
+                <w:szCs w:val="16"/>
+                <w:lang w:val="es-MX" w:eastAsia="zh-CN" w:bidi="hi-IN"/>
+              </w:rPr>
+            </w:pPr>
+            <w:r>
+              <w:rPr>
+                <w:rFonts w:eastAsia="NSimSun" w:cs="Arial" w:ascii="Courier New" w:hAnsi="Courier New"/>
+                <w:b/>
+                <w:bCs/>
+                <w:color w:val="000000"/>
+                <w:kern w:val="2"/>
+                <w:sz w:val="16"/>
+                <w:szCs w:val="16"/>
+                <w:lang w:val="es-MX" w:eastAsia="zh-CN" w:bidi="hi-IN"/>
+              </w:rPr>
+              <w:t>addressType</w:t>
+            </w:r>
+          </w:p>
+        </w:tc>
+        <w:tc>
+          <w:tcPr>
+            <w:tcW w:w="3518" w:type="dxa"/>
             <w:tcBorders>
               <w:start w:val="single" w:sz="4" w:space="0" w:color="000000"/>
               <w:bottom w:val="single" w:sz="4" w:space="0" w:color="000000"/>
@@ -3101,13 +4001,56 @@
                 <w:szCs w:val="16"/>
                 <w:lang w:val="es-MX" w:eastAsia="zh-CN" w:bidi="hi-IN"/>
               </w:rPr>
-              <w:t>De donde se obtiene este valor</w:t>
-            </w:r>
-          </w:p>
-        </w:tc>
-        <w:tc>
-          <w:tcPr>
-            <w:tcW w:w="3063" w:type="dxa"/>
+              <w:t>¿?</w:t>
+            </w:r>
+          </w:p>
+        </w:tc>
+        <w:tc>
+          <w:tcPr>
+            <w:tcW w:w="2664" w:type="dxa"/>
+            <w:tcBorders>
+              <w:start w:val="single" w:sz="4" w:space="0" w:color="000000"/>
+              <w:bottom w:val="single" w:sz="4" w:space="0" w:color="000000"/>
+            </w:tcBorders>
+          </w:tcPr>
+          <w:p>
+            <w:pPr>
+              <w:pStyle w:val="BodyText"/>
+              <w:widowControl/>
+              <w:suppressAutoHyphens w:val="true"/>
+              <w:bidi w:val="0"/>
+              <w:spacing w:lineRule="exact" w:line="198" w:before="0" w:after="0"/>
+              <w:ind w:hanging="0" w:start="0" w:end="0"/>
+              <w:jc w:val="start"/>
+              <w:rPr>
+                <w:rFonts w:ascii="Courier New" w:hAnsi="Courier New" w:eastAsia="NSimSun" w:cs="Arial"/>
+                <w:b/>
+                <w:bCs/>
+                <w:color w:val="FF0000"/>
+                <w:kern w:val="2"/>
+                <w:sz w:val="16"/>
+                <w:szCs w:val="16"/>
+                <w:lang w:val="es-MX" w:eastAsia="zh-CN" w:bidi="hi-IN"/>
+              </w:rPr>
+            </w:pPr>
+            <w:r>
+              <w:rPr>
+                <w:rFonts w:eastAsia="NSimSun" w:cs="Arial" w:ascii="Courier New" w:hAnsi="Courier New"/>
+                <w:b/>
+                <w:bCs/>
+                <w:color w:val="FF0000"/>
+                <w:kern w:val="2"/>
+                <w:sz w:val="16"/>
+                <w:szCs w:val="16"/>
+                <w:lang w:val="es-MX" w:eastAsia="zh-CN" w:bidi="hi-IN"/>
+              </w:rPr>
+              <w:t>¿Como se obtiene el valor?</w:t>
+            </w:r>
+          </w:p>
+        </w:tc>
+        <w:tc>
+          <w:tcPr>
+            <w:tcW w:w="1471" w:type="dxa"/>
             <w:tcBorders>
               <w:start w:val="single" w:sz="4" w:space="0" w:color="000000"/>
               <w:bottom w:val="single" w:sz="4" w:space="0" w:color="000000"/>
@@ -3121,7 +4064,7 @@
               <w:suppressAutoHyphens w:val="true"/>
               <w:bidi w:val="0"/>
               <w:spacing w:lineRule="exact" w:line="198" w:before="0" w:after="0"/>
-              <w:ind w:hanging="0" w:start="709" w:end="0"/>
+              <w:ind w:hanging="0" w:start="0" w:end="0"/>
               <w:jc w:val="start"/>
               <w:rPr>
                 <w:rFonts w:ascii="Courier New" w:hAnsi="Courier New" w:eastAsia="NSimSun" w:cs="Arial"/>
@@ -3153,60 +4096,61 @@
         <w:trPr/>
         <w:tc>
           <w:tcPr>
-            <w:tcW w:w="3055" w:type="dxa"/>
-            <w:tcBorders>
-              <w:start w:val="single" w:sz="4" w:space="0" w:color="000000"/>
-              <w:bottom w:val="single" w:sz="4" w:space="0" w:color="000000"/>
-            </w:tcBorders>
-          </w:tcPr>
-          <w:p>
-            <w:pPr>
-              <w:pStyle w:val="BodyText"/>
-              <w:widowControl/>
-              <w:suppressAutoHyphens w:val="true"/>
-              <w:bidi w:val="0"/>
-              <w:spacing w:lineRule="exact" w:line="198" w:before="0" w:after="0"/>
-              <w:ind w:hanging="0" w:start="0" w:end="0"/>
-              <w:jc w:val="start"/>
-              <w:rPr>
-                <w:rFonts w:ascii="Courier New" w:hAnsi="Courier New" w:eastAsia="NSimSun" w:cs="Arial"/>
-                <w:b/>
-                <w:bCs/>
-                <w:color w:val="000000"/>
-                <w:kern w:val="2"/>
-                <w:sz w:val="16"/>
-                <w:szCs w:val="16"/>
-                <w:lang w:val="es-MX" w:eastAsia="zh-CN" w:bidi="hi-IN"/>
-              </w:rPr>
-            </w:pPr>
-            <w:r>
-              <w:rPr>
-                <w:rFonts w:eastAsia="NSimSun" w:cs="Arial" w:ascii="Courier New" w:hAnsi="Courier New"/>
-                <w:b/>
-                <w:bCs/>
-                <w:color w:val="000000"/>
-                <w:kern w:val="2"/>
-                <w:sz w:val="16"/>
-                <w:szCs w:val="16"/>
-                <w:lang w:val="es-MX" w:eastAsia="zh-CN" w:bidi="hi-IN"/>
-              </w:rPr>
-              <w:t>postCode</w:t>
-            </w:r>
-          </w:p>
-        </w:tc>
-        <w:tc>
-          <w:tcPr>
-            <w:tcW w:w="3854" w:type="dxa"/>
-            <w:tcBorders>
-              <w:start w:val="single" w:sz="4" w:space="0" w:color="000000"/>
-              <w:bottom w:val="single" w:sz="4" w:space="0" w:color="000000"/>
-            </w:tcBorders>
-          </w:tcPr>
-          <w:p>
-            <w:pPr>
-              <w:pStyle w:val="BodyText"/>
-              <w:widowControl/>
-              <w:suppressAutoHyphens w:val="true"/>
+            <w:tcW w:w="2318" w:type="dxa"/>
+            <w:tcBorders>
+              <w:start w:val="single" w:sz="4" w:space="0" w:color="000000"/>
+              <w:bottom w:val="single" w:sz="4" w:space="0" w:color="000000"/>
+            </w:tcBorders>
+          </w:tcPr>
+          <w:p>
+            <w:pPr>
+              <w:pStyle w:val="BodyText"/>
+              <w:widowControl/>
+              <w:suppressAutoHyphens w:val="true"/>
+              <w:bidi w:val="0"/>
+              <w:spacing w:lineRule="exact" w:line="198" w:before="0" w:after="0"/>
+              <w:ind w:hanging="0" w:start="0" w:end="0"/>
+              <w:jc w:val="start"/>
+              <w:rPr>
+                <w:rFonts w:ascii="Courier New" w:hAnsi="Courier New" w:eastAsia="NSimSun" w:cs="Arial"/>
+                <w:b/>
+                <w:bCs/>
+                <w:color w:val="000000"/>
+                <w:kern w:val="2"/>
+                <w:sz w:val="16"/>
+                <w:szCs w:val="16"/>
+                <w:lang w:val="es-MX" w:eastAsia="zh-CN" w:bidi="hi-IN"/>
+              </w:rPr>
+            </w:pPr>
+            <w:r>
+              <w:rPr>
+                <w:rFonts w:eastAsia="NSimSun" w:cs="Arial" w:ascii="Courier New" w:hAnsi="Courier New"/>
+                <w:b/>
+                <w:bCs/>
+                <w:color w:val="000000"/>
+                <w:kern w:val="2"/>
+                <w:sz w:val="16"/>
+                <w:szCs w:val="16"/>
+                <w:lang w:val="es-MX" w:eastAsia="zh-CN" w:bidi="hi-IN"/>
+              </w:rPr>
+              <w:t>addressLine</w:t>
+            </w:r>
+          </w:p>
+        </w:tc>
+        <w:tc>
+          <w:tcPr>
+            <w:tcW w:w="3518" w:type="dxa"/>
+            <w:tcBorders>
+              <w:start w:val="single" w:sz="4" w:space="0" w:color="000000"/>
+              <w:bottom w:val="single" w:sz="4" w:space="0" w:color="000000"/>
+            </w:tcBorders>
+          </w:tcPr>
+          <w:p>
+            <w:pPr>
+              <w:pStyle w:val="BodyText"/>
+              <w:widowControl/>
+              <w:suppressAutoHyphens w:val="true"/>
+              <w:overflowPunct w:val="true"/>
               <w:bidi w:val="0"/>
               <w:spacing w:lineRule="exact" w:line="198" w:before="0" w:after="0"/>
               <w:ind w:hanging="0" w:start="0" w:end="0"/>
@@ -3233,13 +4177,56 @@
                 <w:szCs w:val="16"/>
                 <w:lang w:val="es-MX" w:eastAsia="zh-CN" w:bidi="hi-IN"/>
               </w:rPr>
-              <w:t>De donde se obtiene este valor</w:t>
-            </w:r>
-          </w:p>
-        </w:tc>
-        <w:tc>
-          <w:tcPr>
-            <w:tcW w:w="3063" w:type="dxa"/>
+              <w:t>¿?</w:t>
+            </w:r>
+          </w:p>
+        </w:tc>
+        <w:tc>
+          <w:tcPr>
+            <w:tcW w:w="2664" w:type="dxa"/>
+            <w:tcBorders>
+              <w:start w:val="single" w:sz="4" w:space="0" w:color="000000"/>
+              <w:bottom w:val="single" w:sz="4" w:space="0" w:color="000000"/>
+            </w:tcBorders>
+          </w:tcPr>
+          <w:p>
+            <w:pPr>
+              <w:pStyle w:val="BodyText"/>
+              <w:widowControl/>
+              <w:suppressAutoHyphens w:val="true"/>
+              <w:bidi w:val="0"/>
+              <w:spacing w:lineRule="exact" w:line="198" w:before="0" w:after="0"/>
+              <w:ind w:hanging="0" w:start="0" w:end="0"/>
+              <w:jc w:val="start"/>
+              <w:rPr>
+                <w:rFonts w:ascii="Courier New" w:hAnsi="Courier New" w:eastAsia="NSimSun" w:cs="Arial"/>
+                <w:b/>
+                <w:bCs/>
+                <w:color w:val="FF0000"/>
+                <w:kern w:val="2"/>
+                <w:sz w:val="16"/>
+                <w:szCs w:val="16"/>
+                <w:lang w:val="es-MX" w:eastAsia="zh-CN" w:bidi="hi-IN"/>
+              </w:rPr>
+            </w:pPr>
+            <w:r>
+              <w:rPr>
+                <w:rFonts w:eastAsia="NSimSun" w:cs="Arial" w:ascii="Courier New" w:hAnsi="Courier New"/>
+                <w:b/>
+                <w:bCs/>
+                <w:color w:val="FF0000"/>
+                <w:kern w:val="2"/>
+                <w:sz w:val="16"/>
+                <w:szCs w:val="16"/>
+                <w:lang w:val="es-MX" w:eastAsia="zh-CN" w:bidi="hi-IN"/>
+              </w:rPr>
+              <w:t>¿Como se obtiene el valor?</w:t>
+            </w:r>
+          </w:p>
+        </w:tc>
+        <w:tc>
+          <w:tcPr>
+            <w:tcW w:w="1471" w:type="dxa"/>
             <w:tcBorders>
               <w:start w:val="single" w:sz="4" w:space="0" w:color="000000"/>
               <w:bottom w:val="single" w:sz="4" w:space="0" w:color="000000"/>
@@ -3253,7 +4240,7 @@
               <w:suppressAutoHyphens w:val="true"/>
               <w:bidi w:val="0"/>
               <w:spacing w:lineRule="exact" w:line="198" w:before="0" w:after="0"/>
-              <w:ind w:hanging="0" w:start="709" w:end="0"/>
+              <w:ind w:hanging="0" w:start="0" w:end="0"/>
               <w:jc w:val="start"/>
               <w:rPr>
                 <w:rFonts w:ascii="Courier New" w:hAnsi="Courier New" w:eastAsia="NSimSun" w:cs="Arial"/>
@@ -3285,60 +4272,61 @@
         <w:trPr/>
         <w:tc>
           <w:tcPr>
-            <w:tcW w:w="3055" w:type="dxa"/>
-            <w:tcBorders>
-              <w:start w:val="single" w:sz="4" w:space="0" w:color="000000"/>
-              <w:bottom w:val="single" w:sz="4" w:space="0" w:color="000000"/>
-            </w:tcBorders>
-          </w:tcPr>
-          <w:p>
-            <w:pPr>
-              <w:pStyle w:val="BodyText"/>
-              <w:widowControl/>
-              <w:suppressAutoHyphens w:val="true"/>
-              <w:bidi w:val="0"/>
-              <w:spacing w:lineRule="exact" w:line="198" w:before="0" w:after="0"/>
-              <w:ind w:hanging="0" w:start="0" w:end="0"/>
-              <w:jc w:val="start"/>
-              <w:rPr>
-                <w:rFonts w:ascii="Courier New" w:hAnsi="Courier New" w:eastAsia="NSimSun" w:cs="Arial"/>
-                <w:b/>
-                <w:bCs/>
-                <w:color w:val="000000"/>
-                <w:kern w:val="2"/>
-                <w:sz w:val="16"/>
-                <w:szCs w:val="16"/>
-                <w:lang w:val="es-MX" w:eastAsia="zh-CN" w:bidi="hi-IN"/>
-              </w:rPr>
-            </w:pPr>
-            <w:r>
-              <w:rPr>
-                <w:rFonts w:eastAsia="NSimSun" w:cs="Arial" w:ascii="Courier New" w:hAnsi="Courier New"/>
-                <w:b/>
-                <w:bCs/>
-                <w:color w:val="000000"/>
-                <w:kern w:val="2"/>
-                <w:sz w:val="16"/>
-                <w:szCs w:val="16"/>
-                <w:lang w:val="es-MX" w:eastAsia="zh-CN" w:bidi="hi-IN"/>
-              </w:rPr>
-              <w:t>townName</w:t>
-            </w:r>
-          </w:p>
-        </w:tc>
-        <w:tc>
-          <w:tcPr>
-            <w:tcW w:w="3854" w:type="dxa"/>
-            <w:tcBorders>
-              <w:start w:val="single" w:sz="4" w:space="0" w:color="000000"/>
-              <w:bottom w:val="single" w:sz="4" w:space="0" w:color="000000"/>
-            </w:tcBorders>
-          </w:tcPr>
-          <w:p>
-            <w:pPr>
-              <w:pStyle w:val="BodyText"/>
-              <w:widowControl/>
-              <w:suppressAutoHyphens w:val="true"/>
+            <w:tcW w:w="2318" w:type="dxa"/>
+            <w:tcBorders>
+              <w:start w:val="single" w:sz="4" w:space="0" w:color="000000"/>
+              <w:bottom w:val="single" w:sz="4" w:space="0" w:color="000000"/>
+            </w:tcBorders>
+          </w:tcPr>
+          <w:p>
+            <w:pPr>
+              <w:pStyle w:val="BodyText"/>
+              <w:widowControl/>
+              <w:suppressAutoHyphens w:val="true"/>
+              <w:bidi w:val="0"/>
+              <w:spacing w:lineRule="exact" w:line="198" w:before="0" w:after="0"/>
+              <w:ind w:hanging="0" w:start="0" w:end="0"/>
+              <w:jc w:val="start"/>
+              <w:rPr>
+                <w:rFonts w:ascii="Courier New" w:hAnsi="Courier New" w:eastAsia="NSimSun" w:cs="Arial"/>
+                <w:b/>
+                <w:bCs/>
+                <w:color w:val="000000"/>
+                <w:kern w:val="2"/>
+                <w:sz w:val="16"/>
+                <w:szCs w:val="16"/>
+                <w:lang w:val="es-MX" w:eastAsia="zh-CN" w:bidi="hi-IN"/>
+              </w:rPr>
+            </w:pPr>
+            <w:r>
+              <w:rPr>
+                <w:rFonts w:eastAsia="NSimSun" w:cs="Arial" w:ascii="Courier New" w:hAnsi="Courier New"/>
+                <w:b/>
+                <w:bCs/>
+                <w:color w:val="000000"/>
+                <w:kern w:val="2"/>
+                <w:sz w:val="16"/>
+                <w:szCs w:val="16"/>
+                <w:lang w:val="es-MX" w:eastAsia="zh-CN" w:bidi="hi-IN"/>
+              </w:rPr>
+              <w:t>streetName</w:t>
+            </w:r>
+          </w:p>
+        </w:tc>
+        <w:tc>
+          <w:tcPr>
+            <w:tcW w:w="3518" w:type="dxa"/>
+            <w:tcBorders>
+              <w:start w:val="single" w:sz="4" w:space="0" w:color="000000"/>
+              <w:bottom w:val="single" w:sz="4" w:space="0" w:color="000000"/>
+            </w:tcBorders>
+          </w:tcPr>
+          <w:p>
+            <w:pPr>
+              <w:pStyle w:val="BodyText"/>
+              <w:widowControl/>
+              <w:suppressAutoHyphens w:val="true"/>
+              <w:overflowPunct w:val="true"/>
               <w:bidi w:val="0"/>
               <w:spacing w:lineRule="exact" w:line="198" w:before="0" w:after="0"/>
               <w:ind w:hanging="0" w:start="0" w:end="0"/>
@@ -3365,13 +4353,57 @@
                 <w:szCs w:val="16"/>
                 <w:lang w:val="es-MX" w:eastAsia="zh-CN" w:bidi="hi-IN"/>
               </w:rPr>
-              <w:t>De donde se obtiene este valor</w:t>
-            </w:r>
-          </w:p>
-        </w:tc>
-        <w:tc>
-          <w:tcPr>
-            <w:tcW w:w="3063" w:type="dxa"/>
+              <w:t>¿?</w:t>
+            </w:r>
+          </w:p>
+        </w:tc>
+        <w:tc>
+          <w:tcPr>
+            <w:tcW w:w="2664" w:type="dxa"/>
+            <w:tcBorders>
+              <w:start w:val="single" w:sz="4" w:space="0" w:color="000000"/>
+              <w:bottom w:val="single" w:sz="4" w:space="0" w:color="000000"/>
+            </w:tcBorders>
+          </w:tcPr>
+          <w:p>
+            <w:pPr>
+              <w:pStyle w:val="BodyText"/>
+              <w:widowControl/>
+              <w:suppressAutoHyphens w:val="true"/>
+              <w:overflowPunct w:val="true"/>
+              <w:bidi w:val="0"/>
+              <w:spacing w:lineRule="exact" w:line="198" w:before="0" w:after="0"/>
+              <w:ind w:hanging="0" w:start="0" w:end="0"/>
+              <w:jc w:val="start"/>
+              <w:rPr>
+                <w:rFonts w:ascii="Courier New" w:hAnsi="Courier New" w:eastAsia="NSimSun" w:cs="Arial"/>
+                <w:b/>
+                <w:bCs/>
+                <w:color w:val="FF0000"/>
+                <w:kern w:val="2"/>
+                <w:sz w:val="16"/>
+                <w:szCs w:val="16"/>
+                <w:lang w:val="es-MX" w:eastAsia="zh-CN" w:bidi="hi-IN"/>
+              </w:rPr>
+            </w:pPr>
+            <w:r>
+              <w:rPr>
+                <w:rFonts w:eastAsia="NSimSun" w:cs="Arial" w:ascii="Courier New" w:hAnsi="Courier New"/>
+                <w:b/>
+                <w:bCs/>
+                <w:color w:val="FF0000"/>
+                <w:kern w:val="2"/>
+                <w:sz w:val="16"/>
+                <w:szCs w:val="16"/>
+                <w:lang w:val="es-MX" w:eastAsia="zh-CN" w:bidi="hi-IN"/>
+              </w:rPr>
+              <w:t>¿Como se obtiene el valor?</w:t>
+            </w:r>
+          </w:p>
+        </w:tc>
+        <w:tc>
+          <w:tcPr>
+            <w:tcW w:w="1471" w:type="dxa"/>
             <w:tcBorders>
               <w:start w:val="single" w:sz="4" w:space="0" w:color="000000"/>
               <w:bottom w:val="single" w:sz="4" w:space="0" w:color="000000"/>
@@ -3385,7 +4417,7 @@
               <w:suppressAutoHyphens w:val="true"/>
               <w:bidi w:val="0"/>
               <w:spacing w:lineRule="exact" w:line="198" w:before="0" w:after="0"/>
-              <w:ind w:hanging="0" w:start="709" w:end="0"/>
+              <w:ind w:hanging="0" w:start="0" w:end="0"/>
               <w:jc w:val="start"/>
               <w:rPr>
                 <w:rFonts w:ascii="Courier New" w:hAnsi="Courier New" w:eastAsia="NSimSun" w:cs="Arial"/>
@@ -3417,60 +4449,61 @@
         <w:trPr/>
         <w:tc>
           <w:tcPr>
-            <w:tcW w:w="3055" w:type="dxa"/>
-            <w:tcBorders>
-              <w:start w:val="single" w:sz="4" w:space="0" w:color="000000"/>
-              <w:bottom w:val="single" w:sz="4" w:space="0" w:color="000000"/>
-            </w:tcBorders>
-          </w:tcPr>
-          <w:p>
-            <w:pPr>
-              <w:pStyle w:val="BodyText"/>
-              <w:widowControl/>
-              <w:suppressAutoHyphens w:val="true"/>
-              <w:bidi w:val="0"/>
-              <w:spacing w:lineRule="exact" w:line="198" w:before="0" w:after="0"/>
-              <w:ind w:hanging="0" w:start="0" w:end="0"/>
-              <w:jc w:val="start"/>
-              <w:rPr>
-                <w:rFonts w:ascii="Courier New" w:hAnsi="Courier New" w:eastAsia="NSimSun" w:cs="Arial"/>
-                <w:b/>
-                <w:bCs/>
-                <w:color w:val="000000"/>
-                <w:kern w:val="2"/>
-                <w:sz w:val="16"/>
-                <w:szCs w:val="16"/>
-                <w:lang w:val="es-MX" w:eastAsia="zh-CN" w:bidi="hi-IN"/>
-              </w:rPr>
-            </w:pPr>
-            <w:r>
-              <w:rPr>
-                <w:rFonts w:eastAsia="NSimSun" w:cs="Arial" w:ascii="Courier New" w:hAnsi="Courier New"/>
-                <w:b/>
-                <w:bCs/>
-                <w:color w:val="000000"/>
-                <w:kern w:val="2"/>
-                <w:sz w:val="16"/>
-                <w:szCs w:val="16"/>
-                <w:lang w:val="es-MX" w:eastAsia="zh-CN" w:bidi="hi-IN"/>
-              </w:rPr>
-              <w:t>country</w:t>
-            </w:r>
-          </w:p>
-        </w:tc>
-        <w:tc>
-          <w:tcPr>
-            <w:tcW w:w="3854" w:type="dxa"/>
-            <w:tcBorders>
-              <w:start w:val="single" w:sz="4" w:space="0" w:color="000000"/>
-              <w:bottom w:val="single" w:sz="4" w:space="0" w:color="000000"/>
-            </w:tcBorders>
-          </w:tcPr>
-          <w:p>
-            <w:pPr>
-              <w:pStyle w:val="BodyText"/>
-              <w:widowControl/>
-              <w:suppressAutoHyphens w:val="true"/>
+            <w:tcW w:w="2318" w:type="dxa"/>
+            <w:tcBorders>
+              <w:start w:val="single" w:sz="4" w:space="0" w:color="000000"/>
+              <w:bottom w:val="single" w:sz="4" w:space="0" w:color="000000"/>
+            </w:tcBorders>
+          </w:tcPr>
+          <w:p>
+            <w:pPr>
+              <w:pStyle w:val="BodyText"/>
+              <w:widowControl/>
+              <w:suppressAutoHyphens w:val="true"/>
+              <w:bidi w:val="0"/>
+              <w:spacing w:lineRule="exact" w:line="198" w:before="0" w:after="0"/>
+              <w:ind w:hanging="0" w:start="0" w:end="0"/>
+              <w:jc w:val="start"/>
+              <w:rPr>
+                <w:rFonts w:ascii="Courier New" w:hAnsi="Courier New" w:eastAsia="NSimSun" w:cs="Arial"/>
+                <w:b/>
+                <w:bCs/>
+                <w:color w:val="000000"/>
+                <w:kern w:val="2"/>
+                <w:sz w:val="16"/>
+                <w:szCs w:val="16"/>
+                <w:lang w:val="es-MX" w:eastAsia="zh-CN" w:bidi="hi-IN"/>
+              </w:rPr>
+            </w:pPr>
+            <w:r>
+              <w:rPr>
+                <w:rFonts w:eastAsia="NSimSun" w:cs="Arial" w:ascii="Courier New" w:hAnsi="Courier New"/>
+                <w:b/>
+                <w:bCs/>
+                <w:color w:val="000000"/>
+                <w:kern w:val="2"/>
+                <w:sz w:val="16"/>
+                <w:szCs w:val="16"/>
+                <w:lang w:val="es-MX" w:eastAsia="zh-CN" w:bidi="hi-IN"/>
+              </w:rPr>
+              <w:t>buildingNumber</w:t>
+            </w:r>
+          </w:p>
+        </w:tc>
+        <w:tc>
+          <w:tcPr>
+            <w:tcW w:w="3518" w:type="dxa"/>
+            <w:tcBorders>
+              <w:start w:val="single" w:sz="4" w:space="0" w:color="000000"/>
+              <w:bottom w:val="single" w:sz="4" w:space="0" w:color="000000"/>
+            </w:tcBorders>
+          </w:tcPr>
+          <w:p>
+            <w:pPr>
+              <w:pStyle w:val="BodyText"/>
+              <w:widowControl/>
+              <w:suppressAutoHyphens w:val="true"/>
+              <w:overflowPunct w:val="true"/>
               <w:bidi w:val="0"/>
               <w:spacing w:lineRule="exact" w:line="198" w:before="0" w:after="0"/>
               <w:ind w:hanging="0" w:start="0" w:end="0"/>
@@ -3497,13 +4530,57 @@
                 <w:szCs w:val="16"/>
                 <w:lang w:val="es-MX" w:eastAsia="zh-CN" w:bidi="hi-IN"/>
               </w:rPr>
-              <w:t>De donde se obtiene este valor</w:t>
-            </w:r>
-          </w:p>
-        </w:tc>
-        <w:tc>
-          <w:tcPr>
-            <w:tcW w:w="3063" w:type="dxa"/>
+              <w:t>¿?</w:t>
+            </w:r>
+          </w:p>
+        </w:tc>
+        <w:tc>
+          <w:tcPr>
+            <w:tcW w:w="2664" w:type="dxa"/>
+            <w:tcBorders>
+              <w:start w:val="single" w:sz="4" w:space="0" w:color="000000"/>
+              <w:bottom w:val="single" w:sz="4" w:space="0" w:color="000000"/>
+            </w:tcBorders>
+          </w:tcPr>
+          <w:p>
+            <w:pPr>
+              <w:pStyle w:val="BodyText"/>
+              <w:widowControl/>
+              <w:suppressAutoHyphens w:val="true"/>
+              <w:overflowPunct w:val="true"/>
+              <w:bidi w:val="0"/>
+              <w:spacing w:lineRule="exact" w:line="198" w:before="0" w:after="0"/>
+              <w:ind w:hanging="0" w:start="0" w:end="0"/>
+              <w:jc w:val="start"/>
+              <w:rPr>
+                <w:rFonts w:ascii="Courier New" w:hAnsi="Courier New" w:eastAsia="NSimSun" w:cs="Arial"/>
+                <w:b/>
+                <w:bCs/>
+                <w:color w:val="FF0000"/>
+                <w:kern w:val="2"/>
+                <w:sz w:val="16"/>
+                <w:szCs w:val="16"/>
+                <w:lang w:val="es-MX" w:eastAsia="zh-CN" w:bidi="hi-IN"/>
+              </w:rPr>
+            </w:pPr>
+            <w:r>
+              <w:rPr>
+                <w:rFonts w:eastAsia="NSimSun" w:cs="Arial" w:ascii="Courier New" w:hAnsi="Courier New"/>
+                <w:b/>
+                <w:bCs/>
+                <w:color w:val="FF0000"/>
+                <w:kern w:val="2"/>
+                <w:sz w:val="16"/>
+                <w:szCs w:val="16"/>
+                <w:lang w:val="es-MX" w:eastAsia="zh-CN" w:bidi="hi-IN"/>
+              </w:rPr>
+              <w:t>¿Como se obtiene el valor?</w:t>
+            </w:r>
+          </w:p>
+        </w:tc>
+        <w:tc>
+          <w:tcPr>
+            <w:tcW w:w="1471" w:type="dxa"/>
             <w:tcBorders>
               <w:start w:val="single" w:sz="4" w:space="0" w:color="000000"/>
               <w:bottom w:val="single" w:sz="4" w:space="0" w:color="000000"/>
@@ -3517,7 +4594,7 @@
               <w:suppressAutoHyphens w:val="true"/>
               <w:bidi w:val="0"/>
               <w:spacing w:lineRule="exact" w:line="198" w:before="0" w:after="0"/>
-              <w:ind w:hanging="0" w:start="709" w:end="0"/>
+              <w:ind w:hanging="0" w:start="0" w:end="0"/>
               <w:jc w:val="start"/>
               <w:rPr>
                 <w:rFonts w:ascii="Courier New" w:hAnsi="Courier New" w:eastAsia="NSimSun" w:cs="Arial"/>
@@ -3549,50 +4626,50 @@
         <w:trPr/>
         <w:tc>
           <w:tcPr>
-            <w:tcW w:w="3055" w:type="dxa"/>
-            <w:tcBorders>
-              <w:start w:val="single" w:sz="4" w:space="0" w:color="000000"/>
-              <w:bottom w:val="single" w:sz="4" w:space="0" w:color="000000"/>
-            </w:tcBorders>
-          </w:tcPr>
-          <w:p>
-            <w:pPr>
-              <w:pStyle w:val="BodyText"/>
-              <w:widowControl/>
-              <w:suppressAutoHyphens w:val="true"/>
-              <w:bidi w:val="0"/>
-              <w:spacing w:lineRule="exact" w:line="198" w:before="0" w:after="0"/>
-              <w:ind w:hanging="0" w:start="0" w:end="0"/>
-              <w:jc w:val="start"/>
-              <w:rPr>
-                <w:rFonts w:ascii="Courier New" w:hAnsi="Courier New" w:eastAsia="NSimSun" w:cs="Arial"/>
-                <w:b/>
-                <w:bCs/>
-                <w:color w:val="000000"/>
-                <w:kern w:val="2"/>
-                <w:sz w:val="16"/>
-                <w:szCs w:val="16"/>
-                <w:lang w:val="es-MX" w:eastAsia="zh-CN" w:bidi="hi-IN"/>
-              </w:rPr>
-            </w:pPr>
-            <w:r>
-              <w:rPr>
-                <w:rFonts w:eastAsia="NSimSun" w:cs="Arial" w:ascii="Courier New" w:hAnsi="Courier New"/>
-                <w:b/>
-                <w:bCs/>
-                <w:color w:val="000000"/>
-                <w:kern w:val="2"/>
-                <w:sz w:val="16"/>
-                <w:szCs w:val="16"/>
-                <w:lang w:val="es-MX" w:eastAsia="zh-CN" w:bidi="hi-IN"/>
-              </w:rPr>
-              <w:t>countrySubDivision</w:t>
-            </w:r>
-          </w:p>
-        </w:tc>
-        <w:tc>
-          <w:tcPr>
-            <w:tcW w:w="3854" w:type="dxa"/>
+            <w:tcW w:w="2318" w:type="dxa"/>
+            <w:tcBorders>
+              <w:start w:val="single" w:sz="4" w:space="0" w:color="000000"/>
+              <w:bottom w:val="single" w:sz="4" w:space="0" w:color="000000"/>
+            </w:tcBorders>
+          </w:tcPr>
+          <w:p>
+            <w:pPr>
+              <w:pStyle w:val="BodyText"/>
+              <w:widowControl/>
+              <w:suppressAutoHyphens w:val="true"/>
+              <w:bidi w:val="0"/>
+              <w:spacing w:lineRule="exact" w:line="198" w:before="0" w:after="0"/>
+              <w:ind w:hanging="0" w:start="0" w:end="0"/>
+              <w:jc w:val="start"/>
+              <w:rPr>
+                <w:rFonts w:ascii="Courier New" w:hAnsi="Courier New" w:eastAsia="NSimSun" w:cs="Arial"/>
+                <w:b/>
+                <w:bCs/>
+                <w:color w:val="000000"/>
+                <w:kern w:val="2"/>
+                <w:sz w:val="16"/>
+                <w:szCs w:val="16"/>
+                <w:lang w:val="es-MX" w:eastAsia="zh-CN" w:bidi="hi-IN"/>
+              </w:rPr>
+            </w:pPr>
+            <w:r>
+              <w:rPr>
+                <w:rFonts w:eastAsia="NSimSun" w:cs="Arial" w:ascii="Courier New" w:hAnsi="Courier New"/>
+                <w:b/>
+                <w:bCs/>
+                <w:color w:val="000000"/>
+                <w:kern w:val="2"/>
+                <w:sz w:val="16"/>
+                <w:szCs w:val="16"/>
+                <w:lang w:val="es-MX" w:eastAsia="zh-CN" w:bidi="hi-IN"/>
+              </w:rPr>
+              <w:t>postCode</w:t>
+            </w:r>
+          </w:p>
+        </w:tc>
+        <w:tc>
+          <w:tcPr>
+            <w:tcW w:w="3518" w:type="dxa"/>
             <w:tcBorders>
               <w:start w:val="single" w:sz="4" w:space="0" w:color="000000"/>
               <w:bottom w:val="single" w:sz="4" w:space="0" w:color="000000"/>
@@ -3629,13 +4706,56 @@
                 <w:szCs w:val="16"/>
                 <w:lang w:val="es-MX" w:eastAsia="zh-CN" w:bidi="hi-IN"/>
               </w:rPr>
-              <w:t>De donde se obtiene este valor</w:t>
-            </w:r>
-          </w:p>
-        </w:tc>
-        <w:tc>
-          <w:tcPr>
-            <w:tcW w:w="3063" w:type="dxa"/>
+              <w:t>¿?</w:t>
+            </w:r>
+          </w:p>
+        </w:tc>
+        <w:tc>
+          <w:tcPr>
+            <w:tcW w:w="2664" w:type="dxa"/>
+            <w:tcBorders>
+              <w:start w:val="single" w:sz="4" w:space="0" w:color="000000"/>
+              <w:bottom w:val="single" w:sz="4" w:space="0" w:color="000000"/>
+            </w:tcBorders>
+          </w:tcPr>
+          <w:p>
+            <w:pPr>
+              <w:pStyle w:val="BodyText"/>
+              <w:widowControl/>
+              <w:suppressAutoHyphens w:val="true"/>
+              <w:bidi w:val="0"/>
+              <w:spacing w:lineRule="exact" w:line="198" w:before="0" w:after="0"/>
+              <w:ind w:hanging="0" w:start="0" w:end="0"/>
+              <w:jc w:val="start"/>
+              <w:rPr>
+                <w:rFonts w:ascii="Courier New" w:hAnsi="Courier New" w:eastAsia="NSimSun" w:cs="Arial"/>
+                <w:b/>
+                <w:bCs/>
+                <w:color w:val="FF0000"/>
+                <w:kern w:val="2"/>
+                <w:sz w:val="16"/>
+                <w:szCs w:val="16"/>
+                <w:lang w:val="es-MX" w:eastAsia="zh-CN" w:bidi="hi-IN"/>
+              </w:rPr>
+            </w:pPr>
+            <w:r>
+              <w:rPr>
+                <w:rFonts w:eastAsia="NSimSun" w:cs="Arial" w:ascii="Courier New" w:hAnsi="Courier New"/>
+                <w:b/>
+                <w:bCs/>
+                <w:color w:val="FF0000"/>
+                <w:kern w:val="2"/>
+                <w:sz w:val="16"/>
+                <w:szCs w:val="16"/>
+                <w:lang w:val="es-MX" w:eastAsia="zh-CN" w:bidi="hi-IN"/>
+              </w:rPr>
+              <w:t>¿Como se obtiene el valor?</w:t>
+            </w:r>
+          </w:p>
+        </w:tc>
+        <w:tc>
+          <w:tcPr>
+            <w:tcW w:w="1471" w:type="dxa"/>
             <w:tcBorders>
               <w:start w:val="single" w:sz="4" w:space="0" w:color="000000"/>
               <w:bottom w:val="single" w:sz="4" w:space="0" w:color="000000"/>
@@ -3649,7 +4769,7 @@
               <w:suppressAutoHyphens w:val="true"/>
               <w:bidi w:val="0"/>
               <w:spacing w:lineRule="exact" w:line="198" w:before="0" w:after="0"/>
-              <w:ind w:hanging="0" w:start="709" w:end="0"/>
+              <w:ind w:hanging="0" w:start="0" w:end="0"/>
               <w:jc w:val="start"/>
               <w:rPr>
                 <w:rFonts w:ascii="Courier New" w:hAnsi="Courier New" w:eastAsia="NSimSun" w:cs="Arial"/>
@@ -3681,93 +4801,136 @@
         <w:trPr/>
         <w:tc>
           <w:tcPr>
-            <w:tcW w:w="3055" w:type="dxa"/>
-            <w:tcBorders>
-              <w:start w:val="single" w:sz="4" w:space="0" w:color="000000"/>
-              <w:bottom w:val="single" w:sz="4" w:space="0" w:color="000000"/>
-            </w:tcBorders>
-          </w:tcPr>
-          <w:p>
-            <w:pPr>
-              <w:pStyle w:val="BodyText"/>
-              <w:widowControl/>
-              <w:suppressAutoHyphens w:val="true"/>
-              <w:bidi w:val="0"/>
-              <w:spacing w:lineRule="exact" w:line="198" w:before="0" w:after="0"/>
-              <w:ind w:hanging="0" w:start="0" w:end="0"/>
-              <w:jc w:val="start"/>
-              <w:rPr>
-                <w:rFonts w:ascii="Courier New" w:hAnsi="Courier New" w:eastAsia="NSimSun" w:cs="Arial"/>
-                <w:b/>
-                <w:bCs/>
-                <w:color w:val="000000"/>
-                <w:kern w:val="2"/>
-                <w:sz w:val="16"/>
-                <w:szCs w:val="16"/>
-                <w:lang w:val="es-MX" w:eastAsia="zh-CN" w:bidi="hi-IN"/>
-              </w:rPr>
-            </w:pPr>
-            <w:r>
-              <w:rPr>
-                <w:rFonts w:eastAsia="NSimSun" w:cs="Arial" w:ascii="Courier New" w:hAnsi="Courier New"/>
-                <w:b/>
-                <w:bCs/>
-                <w:color w:val="000000"/>
-                <w:kern w:val="2"/>
-                <w:sz w:val="16"/>
-                <w:szCs w:val="16"/>
-                <w:lang w:val="es-MX" w:eastAsia="zh-CN" w:bidi="hi-IN"/>
-              </w:rPr>
-              <w:t>cardType</w:t>
-            </w:r>
-          </w:p>
-        </w:tc>
-        <w:tc>
-          <w:tcPr>
-            <w:tcW w:w="3854" w:type="dxa"/>
-            <w:tcBorders>
-              <w:start w:val="single" w:sz="4" w:space="0" w:color="000000"/>
-              <w:bottom w:val="single" w:sz="4" w:space="0" w:color="000000"/>
-            </w:tcBorders>
-          </w:tcPr>
-          <w:p>
-            <w:pPr>
-              <w:pStyle w:val="BodyText"/>
-              <w:widowControl/>
-              <w:suppressAutoHyphens w:val="true"/>
-              <w:bidi w:val="0"/>
-              <w:spacing w:lineRule="exact" w:line="198" w:before="0" w:after="0"/>
-              <w:ind w:hanging="0" w:start="0" w:end="0"/>
-              <w:jc w:val="start"/>
-              <w:rPr>
-                <w:rFonts w:ascii="Courier New" w:hAnsi="Courier New" w:eastAsia="NSimSun" w:cs="Arial"/>
-                <w:b/>
-                <w:bCs/>
-                <w:color w:val="000000"/>
-                <w:kern w:val="2"/>
-                <w:sz w:val="16"/>
-                <w:szCs w:val="16"/>
-                <w:lang w:val="es-MX" w:eastAsia="zh-CN" w:bidi="hi-IN"/>
-              </w:rPr>
-            </w:pPr>
-            <w:r>
-              <w:rPr>
-                <w:rFonts w:eastAsia="NSimSun" w:cs="Arial" w:ascii="Courier New" w:hAnsi="Courier New"/>
-                <w:b/>
-                <w:bCs/>
-                <w:color w:val="000000"/>
-                <w:kern w:val="2"/>
-                <w:sz w:val="16"/>
-                <w:szCs w:val="16"/>
-                <w:lang w:val="es-MX" w:eastAsia="zh-CN" w:bidi="hi-IN"/>
-              </w:rPr>
-              <w:t>"CreditCard" or "DebitCard"</w:t>
-            </w:r>
-          </w:p>
-        </w:tc>
-        <w:tc>
-          <w:tcPr>
-            <w:tcW w:w="3063" w:type="dxa"/>
+            <w:tcW w:w="2318" w:type="dxa"/>
+            <w:tcBorders>
+              <w:start w:val="single" w:sz="4" w:space="0" w:color="000000"/>
+              <w:bottom w:val="single" w:sz="4" w:space="0" w:color="000000"/>
+            </w:tcBorders>
+          </w:tcPr>
+          <w:p>
+            <w:pPr>
+              <w:pStyle w:val="BodyText"/>
+              <w:widowControl/>
+              <w:suppressAutoHyphens w:val="true"/>
+              <w:bidi w:val="0"/>
+              <w:spacing w:lineRule="exact" w:line="198" w:before="0" w:after="0"/>
+              <w:ind w:hanging="0" w:start="0" w:end="0"/>
+              <w:jc w:val="start"/>
+              <w:rPr>
+                <w:rFonts w:ascii="Courier New" w:hAnsi="Courier New" w:eastAsia="NSimSun" w:cs="Arial"/>
+                <w:b/>
+                <w:bCs/>
+                <w:color w:val="000000"/>
+                <w:kern w:val="2"/>
+                <w:sz w:val="16"/>
+                <w:szCs w:val="16"/>
+                <w:lang w:val="es-MX" w:eastAsia="zh-CN" w:bidi="hi-IN"/>
+              </w:rPr>
+            </w:pPr>
+            <w:r>
+              <w:rPr>
+                <w:rFonts w:eastAsia="NSimSun" w:cs="Arial" w:ascii="Courier New" w:hAnsi="Courier New"/>
+                <w:b/>
+                <w:bCs/>
+                <w:color w:val="000000"/>
+                <w:kern w:val="2"/>
+                <w:sz w:val="16"/>
+                <w:szCs w:val="16"/>
+                <w:lang w:val="es-MX" w:eastAsia="zh-CN" w:bidi="hi-IN"/>
+              </w:rPr>
+              <w:t>townName</w:t>
+            </w:r>
+          </w:p>
+        </w:tc>
+        <w:tc>
+          <w:tcPr>
+            <w:tcW w:w="3518" w:type="dxa"/>
+            <w:tcBorders>
+              <w:start w:val="single" w:sz="4" w:space="0" w:color="000000"/>
+              <w:bottom w:val="single" w:sz="4" w:space="0" w:color="000000"/>
+            </w:tcBorders>
+          </w:tcPr>
+          <w:p>
+            <w:pPr>
+              <w:pStyle w:val="BodyText"/>
+              <w:widowControl/>
+              <w:suppressAutoHyphens w:val="true"/>
+              <w:bidi w:val="0"/>
+              <w:spacing w:lineRule="exact" w:line="198" w:before="0" w:after="0"/>
+              <w:ind w:hanging="0" w:start="0" w:end="0"/>
+              <w:jc w:val="start"/>
+              <w:rPr>
+                <w:rFonts w:ascii="Courier New" w:hAnsi="Courier New" w:eastAsia="NSimSun" w:cs="Arial"/>
+                <w:b/>
+                <w:bCs/>
+                <w:color w:val="FF0000"/>
+                <w:kern w:val="2"/>
+                <w:sz w:val="16"/>
+                <w:szCs w:val="16"/>
+                <w:lang w:val="es-MX" w:eastAsia="zh-CN" w:bidi="hi-IN"/>
+              </w:rPr>
+            </w:pPr>
+            <w:r>
+              <w:rPr>
+                <w:rFonts w:eastAsia="NSimSun" w:cs="Arial" w:ascii="Courier New" w:hAnsi="Courier New"/>
+                <w:b/>
+                <w:bCs/>
+                <w:color w:val="FF0000"/>
+                <w:kern w:val="2"/>
+                <w:sz w:val="16"/>
+                <w:szCs w:val="16"/>
+                <w:lang w:val="es-MX" w:eastAsia="zh-CN" w:bidi="hi-IN"/>
+              </w:rPr>
+              <w:t>¿?</w:t>
+            </w:r>
+          </w:p>
+        </w:tc>
+        <w:tc>
+          <w:tcPr>
+            <w:tcW w:w="2664" w:type="dxa"/>
+            <w:tcBorders>
+              <w:start w:val="single" w:sz="4" w:space="0" w:color="000000"/>
+              <w:bottom w:val="single" w:sz="4" w:space="0" w:color="000000"/>
+            </w:tcBorders>
+          </w:tcPr>
+          <w:p>
+            <w:pPr>
+              <w:pStyle w:val="BodyText"/>
+              <w:widowControl/>
+              <w:suppressAutoHyphens w:val="true"/>
+              <w:bidi w:val="0"/>
+              <w:spacing w:lineRule="exact" w:line="198" w:before="0" w:after="0"/>
+              <w:ind w:hanging="0" w:start="0" w:end="0"/>
+              <w:jc w:val="start"/>
+              <w:rPr>
+                <w:rFonts w:ascii="Courier New" w:hAnsi="Courier New" w:eastAsia="NSimSun" w:cs="Arial"/>
+                <w:b/>
+                <w:bCs/>
+                <w:color w:val="FF0000"/>
+                <w:kern w:val="2"/>
+                <w:sz w:val="16"/>
+                <w:szCs w:val="16"/>
+                <w:lang w:val="es-MX" w:eastAsia="zh-CN" w:bidi="hi-IN"/>
+              </w:rPr>
+            </w:pPr>
+            <w:r>
+              <w:rPr>
+                <w:rFonts w:eastAsia="NSimSun" w:cs="Arial" w:ascii="Courier New" w:hAnsi="Courier New"/>
+                <w:b/>
+                <w:bCs/>
+                <w:color w:val="FF0000"/>
+                <w:kern w:val="2"/>
+                <w:sz w:val="16"/>
+                <w:szCs w:val="16"/>
+                <w:lang w:val="es-MX" w:eastAsia="zh-CN" w:bidi="hi-IN"/>
+              </w:rPr>
+              <w:t>¿Como se obtiene el valor?</w:t>
+            </w:r>
+          </w:p>
+        </w:tc>
+        <w:tc>
+          <w:tcPr>
+            <w:tcW w:w="1471" w:type="dxa"/>
             <w:tcBorders>
               <w:start w:val="single" w:sz="4" w:space="0" w:color="000000"/>
               <w:bottom w:val="single" w:sz="4" w:space="0" w:color="000000"/>
@@ -3781,7 +4944,7 @@
               <w:suppressAutoHyphens w:val="true"/>
               <w:bidi w:val="0"/>
               <w:spacing w:lineRule="exact" w:line="198" w:before="0" w:after="0"/>
-              <w:ind w:hanging="0" w:start="709" w:end="0"/>
+              <w:ind w:hanging="0" w:start="0" w:end="0"/>
               <w:jc w:val="start"/>
               <w:rPr>
                 <w:rFonts w:ascii="Courier New" w:hAnsi="Courier New" w:eastAsia="NSimSun" w:cs="Arial"/>
@@ -3813,89 +4976,136 @@
         <w:trPr/>
         <w:tc>
           <w:tcPr>
-            <w:tcW w:w="3055" w:type="dxa"/>
-            <w:tcBorders>
-              <w:start w:val="single" w:sz="4" w:space="0" w:color="000000"/>
-              <w:bottom w:val="single" w:sz="4" w:space="0" w:color="000000"/>
-            </w:tcBorders>
-          </w:tcPr>
-          <w:p>
-            <w:pPr>
-              <w:pStyle w:val="BodyText"/>
-              <w:widowControl/>
-              <w:suppressAutoHyphens w:val="true"/>
-              <w:bidi w:val="0"/>
-              <w:spacing w:lineRule="exact" w:line="198" w:before="0" w:after="0"/>
-              <w:ind w:hanging="0" w:start="0" w:end="0"/>
-              <w:jc w:val="start"/>
-              <w:rPr>
-                <w:rFonts w:ascii="Courier New" w:hAnsi="Courier New" w:eastAsia="NSimSun" w:cs="Arial"/>
-                <w:b/>
-                <w:bCs/>
-                <w:color w:val="000000"/>
-                <w:kern w:val="2"/>
-                <w:sz w:val="16"/>
-                <w:szCs w:val="16"/>
-                <w:lang w:val="es-MX" w:eastAsia="zh-CN" w:bidi="hi-IN"/>
-              </w:rPr>
-            </w:pPr>
-            <w:r>
-              <w:rPr>
-                <w:rFonts w:eastAsia="NSimSun" w:cs="Arial" w:ascii="Courier New" w:hAnsi="Courier New"/>
-                <w:b/>
-                <w:bCs/>
-                <w:color w:val="000000"/>
-                <w:kern w:val="2"/>
-                <w:sz w:val="16"/>
-                <w:szCs w:val="16"/>
-                <w:lang w:val="es-MX" w:eastAsia="zh-CN" w:bidi="hi-IN"/>
-              </w:rPr>
-              <w:t>cardNumber</w:t>
-            </w:r>
-          </w:p>
-        </w:tc>
-        <w:tc>
-          <w:tcPr>
-            <w:tcW w:w="3854" w:type="dxa"/>
-            <w:tcBorders>
-              <w:start w:val="single" w:sz="4" w:space="0" w:color="000000"/>
-              <w:bottom w:val="single" w:sz="4" w:space="0" w:color="000000"/>
-            </w:tcBorders>
-          </w:tcPr>
-          <w:p>
-            <w:pPr>
-              <w:pStyle w:val="BodyText"/>
-              <w:bidi w:val="0"/>
-              <w:spacing w:lineRule="exact" w:line="170" w:before="0" w:after="0"/>
-              <w:ind w:hanging="0" w:start="0" w:end="0"/>
-              <w:jc w:val="start"/>
-              <w:rPr>
-                <w:rFonts w:ascii="Courier New" w:hAnsi="Courier New"/>
-                <w:b/>
-                <w:bCs/>
-                <w:color w:val="000000"/>
-                <w:sz w:val="16"/>
-                <w:szCs w:val="16"/>
-              </w:rPr>
-            </w:pPr>
-            <w:r>
-              <w:rPr>
-                <w:rFonts w:eastAsia="NSimSun" w:cs="Arial" w:ascii="Courier New" w:hAnsi="Courier New"/>
-                <w:b/>
-                <w:bCs/>
-                <w:color w:val="000000"/>
-                <w:kern w:val="2"/>
-                <w:sz w:val="16"/>
-                <w:szCs w:val="16"/>
-                <w:lang w:val="es-MX" w:eastAsia="zh-CN" w:bidi="hi-IN"/>
-              </w:rPr>
-              <w:t>primaryAccountNumber</w:t>
-            </w:r>
-          </w:p>
-        </w:tc>
-        <w:tc>
-          <w:tcPr>
-            <w:tcW w:w="3063" w:type="dxa"/>
+            <w:tcW w:w="2318" w:type="dxa"/>
+            <w:tcBorders>
+              <w:start w:val="single" w:sz="4" w:space="0" w:color="000000"/>
+              <w:bottom w:val="single" w:sz="4" w:space="0" w:color="000000"/>
+            </w:tcBorders>
+          </w:tcPr>
+          <w:p>
+            <w:pPr>
+              <w:pStyle w:val="BodyText"/>
+              <w:widowControl/>
+              <w:suppressAutoHyphens w:val="true"/>
+              <w:bidi w:val="0"/>
+              <w:spacing w:lineRule="exact" w:line="198" w:before="0" w:after="0"/>
+              <w:ind w:hanging="0" w:start="0" w:end="0"/>
+              <w:jc w:val="start"/>
+              <w:rPr>
+                <w:rFonts w:ascii="Courier New" w:hAnsi="Courier New" w:eastAsia="NSimSun" w:cs="Arial"/>
+                <w:b/>
+                <w:bCs/>
+                <w:color w:val="000000"/>
+                <w:kern w:val="2"/>
+                <w:sz w:val="16"/>
+                <w:szCs w:val="16"/>
+                <w:lang w:val="es-MX" w:eastAsia="zh-CN" w:bidi="hi-IN"/>
+              </w:rPr>
+            </w:pPr>
+            <w:r>
+              <w:rPr>
+                <w:rFonts w:eastAsia="NSimSun" w:cs="Arial" w:ascii="Courier New" w:hAnsi="Courier New"/>
+                <w:b/>
+                <w:bCs/>
+                <w:color w:val="000000"/>
+                <w:kern w:val="2"/>
+                <w:sz w:val="16"/>
+                <w:szCs w:val="16"/>
+                <w:lang w:val="es-MX" w:eastAsia="zh-CN" w:bidi="hi-IN"/>
+              </w:rPr>
+              <w:t>country</w:t>
+            </w:r>
+          </w:p>
+        </w:tc>
+        <w:tc>
+          <w:tcPr>
+            <w:tcW w:w="3518" w:type="dxa"/>
+            <w:tcBorders>
+              <w:start w:val="single" w:sz="4" w:space="0" w:color="000000"/>
+              <w:bottom w:val="single" w:sz="4" w:space="0" w:color="000000"/>
+            </w:tcBorders>
+          </w:tcPr>
+          <w:p>
+            <w:pPr>
+              <w:pStyle w:val="BodyText"/>
+              <w:widowControl/>
+              <w:suppressAutoHyphens w:val="true"/>
+              <w:bidi w:val="0"/>
+              <w:spacing w:lineRule="exact" w:line="198" w:before="0" w:after="0"/>
+              <w:ind w:hanging="0" w:start="0" w:end="0"/>
+              <w:jc w:val="start"/>
+              <w:rPr>
+                <w:rFonts w:ascii="Courier New" w:hAnsi="Courier New" w:eastAsia="NSimSun" w:cs="Arial"/>
+                <w:b/>
+                <w:bCs/>
+                <w:color w:val="FF0000"/>
+                <w:kern w:val="2"/>
+                <w:sz w:val="16"/>
+                <w:szCs w:val="16"/>
+                <w:lang w:val="es-MX" w:eastAsia="zh-CN" w:bidi="hi-IN"/>
+              </w:rPr>
+            </w:pPr>
+            <w:r>
+              <w:rPr>
+                <w:rFonts w:eastAsia="NSimSun" w:cs="Arial" w:ascii="Courier New" w:hAnsi="Courier New"/>
+                <w:b/>
+                <w:bCs/>
+                <w:color w:val="FF0000"/>
+                <w:kern w:val="2"/>
+                <w:sz w:val="16"/>
+                <w:szCs w:val="16"/>
+                <w:lang w:val="es-MX" w:eastAsia="zh-CN" w:bidi="hi-IN"/>
+              </w:rPr>
+              <w:t>¿?</w:t>
+            </w:r>
+          </w:p>
+        </w:tc>
+        <w:tc>
+          <w:tcPr>
+            <w:tcW w:w="2664" w:type="dxa"/>
+            <w:tcBorders>
+              <w:start w:val="single" w:sz="4" w:space="0" w:color="000000"/>
+              <w:bottom w:val="single" w:sz="4" w:space="0" w:color="000000"/>
+            </w:tcBorders>
+          </w:tcPr>
+          <w:p>
+            <w:pPr>
+              <w:pStyle w:val="BodyText"/>
+              <w:widowControl/>
+              <w:suppressAutoHyphens w:val="true"/>
+              <w:bidi w:val="0"/>
+              <w:spacing w:lineRule="exact" w:line="198" w:before="0" w:after="0"/>
+              <w:ind w:hanging="0" w:start="0" w:end="0"/>
+              <w:jc w:val="start"/>
+              <w:rPr>
+                <w:rFonts w:ascii="Courier New" w:hAnsi="Courier New" w:eastAsia="NSimSun" w:cs="Arial"/>
+                <w:b/>
+                <w:bCs/>
+                <w:color w:val="FF0000"/>
+                <w:kern w:val="2"/>
+                <w:sz w:val="16"/>
+                <w:szCs w:val="16"/>
+                <w:lang w:val="es-MX" w:eastAsia="zh-CN" w:bidi="hi-IN"/>
+              </w:rPr>
+            </w:pPr>
+            <w:r>
+              <w:rPr>
+                <w:rFonts w:eastAsia="NSimSun" w:cs="Arial" w:ascii="Courier New" w:hAnsi="Courier New"/>
+                <w:b/>
+                <w:bCs/>
+                <w:color w:val="FF0000"/>
+                <w:kern w:val="2"/>
+                <w:sz w:val="16"/>
+                <w:szCs w:val="16"/>
+                <w:lang w:val="es-MX" w:eastAsia="zh-CN" w:bidi="hi-IN"/>
+              </w:rPr>
+              <w:t>¿Como se obtiene el valor?</w:t>
+            </w:r>
+          </w:p>
+        </w:tc>
+        <w:tc>
+          <w:tcPr>
+            <w:tcW w:w="1471" w:type="dxa"/>
             <w:tcBorders>
               <w:start w:val="single" w:sz="4" w:space="0" w:color="000000"/>
               <w:bottom w:val="single" w:sz="4" w:space="0" w:color="000000"/>
@@ -3909,7 +5119,7 @@
               <w:suppressAutoHyphens w:val="true"/>
               <w:bidi w:val="0"/>
               <w:spacing w:lineRule="exact" w:line="198" w:before="0" w:after="0"/>
-              <w:ind w:hanging="0" w:start="709" w:end="0"/>
+              <w:ind w:hanging="0" w:start="0" w:end="0"/>
               <w:jc w:val="start"/>
               <w:rPr>
                 <w:rFonts w:ascii="Courier New" w:hAnsi="Courier New" w:eastAsia="NSimSun" w:cs="Arial"/>
@@ -3941,93 +5151,136 @@
         <w:trPr/>
         <w:tc>
           <w:tcPr>
-            <w:tcW w:w="3055" w:type="dxa"/>
-            <w:tcBorders>
-              <w:start w:val="single" w:sz="4" w:space="0" w:color="000000"/>
-              <w:bottom w:val="single" w:sz="4" w:space="0" w:color="000000"/>
-            </w:tcBorders>
-          </w:tcPr>
-          <w:p>
-            <w:pPr>
-              <w:pStyle w:val="BodyText"/>
-              <w:widowControl/>
-              <w:suppressAutoHyphens w:val="true"/>
-              <w:bidi w:val="0"/>
-              <w:spacing w:lineRule="exact" w:line="198" w:before="0" w:after="0"/>
-              <w:ind w:hanging="0" w:start="0" w:end="0"/>
-              <w:jc w:val="start"/>
-              <w:rPr>
-                <w:rFonts w:ascii="Courier New" w:hAnsi="Courier New" w:eastAsia="NSimSun" w:cs="Arial"/>
-                <w:b/>
-                <w:bCs/>
-                <w:color w:val="000000"/>
-                <w:kern w:val="2"/>
-                <w:sz w:val="16"/>
-                <w:szCs w:val="16"/>
-                <w:lang w:val="es-MX" w:eastAsia="zh-CN" w:bidi="hi-IN"/>
-              </w:rPr>
-            </w:pPr>
-            <w:r>
-              <w:rPr>
-                <w:rFonts w:eastAsia="NSimSun" w:cs="Arial" w:ascii="Courier New" w:hAnsi="Courier New"/>
-                <w:b/>
-                <w:bCs/>
-                <w:color w:val="000000"/>
-                <w:kern w:val="2"/>
-                <w:sz w:val="16"/>
-                <w:szCs w:val="16"/>
-                <w:lang w:val="es-MX" w:eastAsia="zh-CN" w:bidi="hi-IN"/>
-              </w:rPr>
-              <w:t>cardNumberReference</w:t>
-            </w:r>
-          </w:p>
-        </w:tc>
-        <w:tc>
-          <w:tcPr>
-            <w:tcW w:w="3854" w:type="dxa"/>
-            <w:tcBorders>
-              <w:start w:val="single" w:sz="4" w:space="0" w:color="000000"/>
-              <w:bottom w:val="single" w:sz="4" w:space="0" w:color="000000"/>
-            </w:tcBorders>
-          </w:tcPr>
-          <w:p>
-            <w:pPr>
-              <w:pStyle w:val="BodyText"/>
-              <w:widowControl/>
-              <w:suppressAutoHyphens w:val="true"/>
-              <w:bidi w:val="0"/>
-              <w:spacing w:lineRule="exact" w:line="198" w:before="0" w:after="0"/>
-              <w:ind w:hanging="0" w:start="0" w:end="0"/>
-              <w:jc w:val="start"/>
-              <w:rPr>
-                <w:rFonts w:ascii="Courier New" w:hAnsi="Courier New" w:eastAsia="NSimSun" w:cs="Arial"/>
-                <w:b/>
-                <w:bCs/>
-                <w:color w:val="000000"/>
-                <w:kern w:val="2"/>
-                <w:sz w:val="16"/>
-                <w:szCs w:val="16"/>
-                <w:lang w:val="es-MX" w:eastAsia="zh-CN" w:bidi="hi-IN"/>
-              </w:rPr>
-            </w:pPr>
-            <w:r>
-              <w:rPr>
-                <w:rFonts w:eastAsia="NSimSun" w:cs="Arial" w:ascii="Courier New" w:hAnsi="Courier New"/>
-                <w:b/>
-                <w:bCs/>
-                <w:color w:val="000000"/>
-                <w:kern w:val="2"/>
-                <w:sz w:val="16"/>
-                <w:szCs w:val="16"/>
-                <w:lang w:val="es-MX" w:eastAsia="zh-CN" w:bidi="hi-IN"/>
-              </w:rPr>
-              <w:t>PANRefID</w:t>
-            </w:r>
-          </w:p>
-        </w:tc>
-        <w:tc>
-          <w:tcPr>
-            <w:tcW w:w="3063" w:type="dxa"/>
+            <w:tcW w:w="2318" w:type="dxa"/>
+            <w:tcBorders>
+              <w:start w:val="single" w:sz="4" w:space="0" w:color="000000"/>
+              <w:bottom w:val="single" w:sz="4" w:space="0" w:color="000000"/>
+            </w:tcBorders>
+          </w:tcPr>
+          <w:p>
+            <w:pPr>
+              <w:pStyle w:val="BodyText"/>
+              <w:widowControl/>
+              <w:suppressAutoHyphens w:val="true"/>
+              <w:bidi w:val="0"/>
+              <w:spacing w:lineRule="exact" w:line="198" w:before="0" w:after="0"/>
+              <w:ind w:hanging="0" w:start="0" w:end="0"/>
+              <w:jc w:val="start"/>
+              <w:rPr>
+                <w:rFonts w:ascii="Courier New" w:hAnsi="Courier New" w:eastAsia="NSimSun" w:cs="Arial"/>
+                <w:b/>
+                <w:bCs/>
+                <w:color w:val="000000"/>
+                <w:kern w:val="2"/>
+                <w:sz w:val="16"/>
+                <w:szCs w:val="16"/>
+                <w:lang w:val="es-MX" w:eastAsia="zh-CN" w:bidi="hi-IN"/>
+              </w:rPr>
+            </w:pPr>
+            <w:r>
+              <w:rPr>
+                <w:rFonts w:eastAsia="NSimSun" w:cs="Arial" w:ascii="Courier New" w:hAnsi="Courier New"/>
+                <w:b/>
+                <w:bCs/>
+                <w:color w:val="000000"/>
+                <w:kern w:val="2"/>
+                <w:sz w:val="16"/>
+                <w:szCs w:val="16"/>
+                <w:lang w:val="es-MX" w:eastAsia="zh-CN" w:bidi="hi-IN"/>
+              </w:rPr>
+              <w:t>countrySubDivision</w:t>
+            </w:r>
+          </w:p>
+        </w:tc>
+        <w:tc>
+          <w:tcPr>
+            <w:tcW w:w="3518" w:type="dxa"/>
+            <w:tcBorders>
+              <w:start w:val="single" w:sz="4" w:space="0" w:color="000000"/>
+              <w:bottom w:val="single" w:sz="4" w:space="0" w:color="000000"/>
+            </w:tcBorders>
+          </w:tcPr>
+          <w:p>
+            <w:pPr>
+              <w:pStyle w:val="BodyText"/>
+              <w:widowControl/>
+              <w:suppressAutoHyphens w:val="true"/>
+              <w:bidi w:val="0"/>
+              <w:spacing w:lineRule="exact" w:line="198" w:before="0" w:after="0"/>
+              <w:ind w:hanging="0" w:start="0" w:end="0"/>
+              <w:jc w:val="start"/>
+              <w:rPr>
+                <w:rFonts w:ascii="Courier New" w:hAnsi="Courier New" w:eastAsia="NSimSun" w:cs="Arial"/>
+                <w:b/>
+                <w:bCs/>
+                <w:color w:val="FF0000"/>
+                <w:kern w:val="2"/>
+                <w:sz w:val="16"/>
+                <w:szCs w:val="16"/>
+                <w:lang w:val="es-MX" w:eastAsia="zh-CN" w:bidi="hi-IN"/>
+              </w:rPr>
+            </w:pPr>
+            <w:r>
+              <w:rPr>
+                <w:rFonts w:eastAsia="NSimSun" w:cs="Arial" w:ascii="Courier New" w:hAnsi="Courier New"/>
+                <w:b/>
+                <w:bCs/>
+                <w:color w:val="FF0000"/>
+                <w:kern w:val="2"/>
+                <w:sz w:val="16"/>
+                <w:szCs w:val="16"/>
+                <w:lang w:val="es-MX" w:eastAsia="zh-CN" w:bidi="hi-IN"/>
+              </w:rPr>
+              <w:t>¿?</w:t>
+            </w:r>
+          </w:p>
+        </w:tc>
+        <w:tc>
+          <w:tcPr>
+            <w:tcW w:w="2664" w:type="dxa"/>
+            <w:tcBorders>
+              <w:start w:val="single" w:sz="4" w:space="0" w:color="000000"/>
+              <w:bottom w:val="single" w:sz="4" w:space="0" w:color="000000"/>
+            </w:tcBorders>
+          </w:tcPr>
+          <w:p>
+            <w:pPr>
+              <w:pStyle w:val="BodyText"/>
+              <w:widowControl/>
+              <w:suppressAutoHyphens w:val="true"/>
+              <w:bidi w:val="0"/>
+              <w:spacing w:lineRule="exact" w:line="198" w:before="0" w:after="0"/>
+              <w:ind w:hanging="0" w:start="0" w:end="0"/>
+              <w:jc w:val="start"/>
+              <w:rPr>
+                <w:rFonts w:ascii="Courier New" w:hAnsi="Courier New" w:eastAsia="NSimSun" w:cs="Arial"/>
+                <w:b/>
+                <w:bCs/>
+                <w:color w:val="FF0000"/>
+                <w:kern w:val="2"/>
+                <w:sz w:val="16"/>
+                <w:szCs w:val="16"/>
+                <w:lang w:val="es-MX" w:eastAsia="zh-CN" w:bidi="hi-IN"/>
+              </w:rPr>
+            </w:pPr>
+            <w:r>
+              <w:rPr>
+                <w:rFonts w:eastAsia="NSimSun" w:cs="Arial" w:ascii="Courier New" w:hAnsi="Courier New"/>
+                <w:b/>
+                <w:bCs/>
+                <w:color w:val="FF0000"/>
+                <w:kern w:val="2"/>
+                <w:sz w:val="16"/>
+                <w:szCs w:val="16"/>
+                <w:lang w:val="es-MX" w:eastAsia="zh-CN" w:bidi="hi-IN"/>
+              </w:rPr>
+              <w:t>¿Como se obtiene el valor?</w:t>
+            </w:r>
+          </w:p>
+        </w:tc>
+        <w:tc>
+          <w:tcPr>
+            <w:tcW w:w="1471" w:type="dxa"/>
             <w:tcBorders>
               <w:start w:val="single" w:sz="4" w:space="0" w:color="000000"/>
               <w:bottom w:val="single" w:sz="4" w:space="0" w:color="000000"/>
@@ -4041,7 +5294,7 @@
               <w:suppressAutoHyphens w:val="true"/>
               <w:bidi w:val="0"/>
               <w:spacing w:lineRule="exact" w:line="198" w:before="0" w:after="0"/>
-              <w:ind w:hanging="0" w:start="709" w:end="0"/>
+              <w:ind w:hanging="0" w:start="0" w:end="0"/>
               <w:jc w:val="start"/>
               <w:rPr>
                 <w:rFonts w:ascii="Courier New" w:hAnsi="Courier New" w:eastAsia="NSimSun" w:cs="Arial"/>
@@ -4073,93 +5326,136 @@
         <w:trPr/>
         <w:tc>
           <w:tcPr>
-            <w:tcW w:w="3055" w:type="dxa"/>
-            <w:tcBorders>
-              <w:start w:val="single" w:sz="4" w:space="0" w:color="000000"/>
-              <w:bottom w:val="single" w:sz="4" w:space="0" w:color="000000"/>
-            </w:tcBorders>
-          </w:tcPr>
-          <w:p>
-            <w:pPr>
-              <w:pStyle w:val="BodyText"/>
-              <w:widowControl/>
-              <w:suppressAutoHyphens w:val="true"/>
-              <w:bidi w:val="0"/>
-              <w:spacing w:lineRule="exact" w:line="198" w:before="0" w:after="0"/>
-              <w:ind w:hanging="0" w:start="0" w:end="0"/>
-              <w:jc w:val="start"/>
-              <w:rPr>
-                <w:rFonts w:ascii="Courier New" w:hAnsi="Courier New" w:eastAsia="NSimSun" w:cs="Arial"/>
-                <w:b/>
-                <w:bCs/>
-                <w:color w:val="000000"/>
-                <w:kern w:val="2"/>
-                <w:sz w:val="16"/>
-                <w:szCs w:val="16"/>
-                <w:lang w:val="es-MX" w:eastAsia="zh-CN" w:bidi="hi-IN"/>
-              </w:rPr>
-            </w:pPr>
-            <w:r>
-              <w:rPr>
-                <w:rFonts w:eastAsia="NSimSun" w:cs="Arial" w:ascii="Courier New" w:hAnsi="Courier New"/>
-                <w:b/>
-                <w:bCs/>
-                <w:color w:val="000000"/>
-                <w:kern w:val="2"/>
-                <w:sz w:val="16"/>
-                <w:szCs w:val="16"/>
-                <w:lang w:val="es-MX" w:eastAsia="zh-CN" w:bidi="hi-IN"/>
-              </w:rPr>
-              <w:t>cardExpiryDate</w:t>
-            </w:r>
-          </w:p>
-        </w:tc>
-        <w:tc>
-          <w:tcPr>
-            <w:tcW w:w="3854" w:type="dxa"/>
-            <w:tcBorders>
-              <w:start w:val="single" w:sz="4" w:space="0" w:color="000000"/>
-              <w:bottom w:val="single" w:sz="4" w:space="0" w:color="000000"/>
-            </w:tcBorders>
-          </w:tcPr>
-          <w:p>
-            <w:pPr>
-              <w:pStyle w:val="BodyText"/>
-              <w:widowControl/>
-              <w:suppressAutoHyphens w:val="true"/>
-              <w:bidi w:val="0"/>
-              <w:spacing w:lineRule="exact" w:line="198" w:before="0" w:after="0"/>
-              <w:ind w:hanging="0" w:start="0" w:end="0"/>
-              <w:jc w:val="start"/>
-              <w:rPr>
-                <w:rFonts w:ascii="Courier New" w:hAnsi="Courier New" w:eastAsia="NSimSun" w:cs="Arial"/>
-                <w:b/>
-                <w:bCs/>
-                <w:color w:val="000000"/>
-                <w:kern w:val="2"/>
-                <w:sz w:val="16"/>
-                <w:szCs w:val="16"/>
-                <w:lang w:val="es-MX" w:eastAsia="zh-CN" w:bidi="hi-IN"/>
-              </w:rPr>
-            </w:pPr>
-            <w:r>
-              <w:rPr>
-                <w:rFonts w:eastAsia="NSimSun" w:cs="Arial" w:ascii="Courier New" w:hAnsi="Courier New"/>
-                <w:b/>
-                <w:bCs/>
-                <w:color w:val="000000"/>
-                <w:kern w:val="2"/>
-                <w:sz w:val="16"/>
-                <w:szCs w:val="16"/>
-                <w:lang w:val="es-MX" w:eastAsia="zh-CN" w:bidi="hi-IN"/>
-              </w:rPr>
-              <w:t>month - year</w:t>
-            </w:r>
-          </w:p>
-        </w:tc>
-        <w:tc>
-          <w:tcPr>
-            <w:tcW w:w="3063" w:type="dxa"/>
+            <w:tcW w:w="2318" w:type="dxa"/>
+            <w:tcBorders>
+              <w:start w:val="single" w:sz="4" w:space="0" w:color="000000"/>
+              <w:bottom w:val="single" w:sz="4" w:space="0" w:color="000000"/>
+            </w:tcBorders>
+          </w:tcPr>
+          <w:p>
+            <w:pPr>
+              <w:pStyle w:val="BodyText"/>
+              <w:widowControl/>
+              <w:suppressAutoHyphens w:val="true"/>
+              <w:bidi w:val="0"/>
+              <w:spacing w:lineRule="exact" w:line="198" w:before="0" w:after="0"/>
+              <w:ind w:hanging="0" w:start="0" w:end="0"/>
+              <w:jc w:val="start"/>
+              <w:rPr>
+                <w:rFonts w:ascii="Courier New" w:hAnsi="Courier New" w:eastAsia="NSimSun" w:cs="Arial"/>
+                <w:b/>
+                <w:bCs/>
+                <w:color w:val="000000"/>
+                <w:kern w:val="2"/>
+                <w:sz w:val="16"/>
+                <w:szCs w:val="16"/>
+                <w:lang w:val="es-MX" w:eastAsia="zh-CN" w:bidi="hi-IN"/>
+              </w:rPr>
+            </w:pPr>
+            <w:r>
+              <w:rPr>
+                <w:rFonts w:eastAsia="NSimSun" w:cs="Arial" w:ascii="Courier New" w:hAnsi="Courier New"/>
+                <w:b/>
+                <w:bCs/>
+                <w:color w:val="000000"/>
+                <w:kern w:val="2"/>
+                <w:sz w:val="16"/>
+                <w:szCs w:val="16"/>
+                <w:lang w:val="es-MX" w:eastAsia="zh-CN" w:bidi="hi-IN"/>
+              </w:rPr>
+              <w:t>cardType</w:t>
+            </w:r>
+          </w:p>
+        </w:tc>
+        <w:tc>
+          <w:tcPr>
+            <w:tcW w:w="3518" w:type="dxa"/>
+            <w:tcBorders>
+              <w:start w:val="single" w:sz="4" w:space="0" w:color="000000"/>
+              <w:bottom w:val="single" w:sz="4" w:space="0" w:color="000000"/>
+            </w:tcBorders>
+          </w:tcPr>
+          <w:p>
+            <w:pPr>
+              <w:pStyle w:val="BodyText"/>
+              <w:widowControl/>
+              <w:suppressAutoHyphens w:val="true"/>
+              <w:bidi w:val="0"/>
+              <w:spacing w:lineRule="exact" w:line="198" w:before="0" w:after="0"/>
+              <w:ind w:hanging="0" w:start="0" w:end="0"/>
+              <w:jc w:val="start"/>
+              <w:rPr>
+                <w:rFonts w:ascii="Courier New" w:hAnsi="Courier New" w:eastAsia="NSimSun" w:cs="Arial"/>
+                <w:b/>
+                <w:bCs/>
+                <w:color w:val="000000"/>
+                <w:kern w:val="2"/>
+                <w:sz w:val="16"/>
+                <w:szCs w:val="16"/>
+                <w:lang w:val="es-MX" w:eastAsia="zh-CN" w:bidi="hi-IN"/>
+              </w:rPr>
+            </w:pPr>
+            <w:r>
+              <w:rPr>
+                <w:rFonts w:eastAsia="NSimSun" w:cs="Arial" w:ascii="Courier New" w:hAnsi="Courier New"/>
+                <w:b/>
+                <w:bCs/>
+                <w:color w:val="000000"/>
+                <w:kern w:val="2"/>
+                <w:sz w:val="16"/>
+                <w:szCs w:val="16"/>
+                <w:lang w:val="es-MX" w:eastAsia="zh-CN" w:bidi="hi-IN"/>
+              </w:rPr>
+              <w:t>"CreditCard"</w:t>
+            </w:r>
+          </w:p>
+        </w:tc>
+        <w:tc>
+          <w:tcPr>
+            <w:tcW w:w="2664" w:type="dxa"/>
+            <w:tcBorders>
+              <w:start w:val="single" w:sz="4" w:space="0" w:color="000000"/>
+              <w:bottom w:val="single" w:sz="4" w:space="0" w:color="000000"/>
+            </w:tcBorders>
+          </w:tcPr>
+          <w:p>
+            <w:pPr>
+              <w:pStyle w:val="BodyText"/>
+              <w:widowControl/>
+              <w:suppressAutoHyphens w:val="true"/>
+              <w:bidi w:val="0"/>
+              <w:spacing w:lineRule="exact" w:line="198" w:before="0" w:after="0"/>
+              <w:ind w:hanging="0" w:start="0" w:end="0"/>
+              <w:jc w:val="start"/>
+              <w:rPr>
+                <w:rFonts w:ascii="Courier New" w:hAnsi="Courier New" w:eastAsia="NSimSun" w:cs="Arial"/>
+                <w:b/>
+                <w:bCs/>
+                <w:color w:val="468A1A"/>
+                <w:kern w:val="2"/>
+                <w:sz w:val="16"/>
+                <w:szCs w:val="16"/>
+                <w:lang w:val="es-MX" w:eastAsia="zh-CN" w:bidi="hi-IN"/>
+              </w:rPr>
+            </w:pPr>
+            <w:r>
+              <w:rPr>
+                <w:rFonts w:eastAsia="NSimSun" w:cs="Arial" w:ascii="Courier New" w:hAnsi="Courier New"/>
+                <w:b/>
+                <w:bCs/>
+                <w:color w:val="468A1A"/>
+                <w:kern w:val="2"/>
+                <w:sz w:val="16"/>
+                <w:szCs w:val="16"/>
+                <w:lang w:val="es-MX" w:eastAsia="zh-CN" w:bidi="hi-IN"/>
+              </w:rPr>
+              <w:t>Valor por default</w:t>
+            </w:r>
+          </w:p>
+        </w:tc>
+        <w:tc>
+          <w:tcPr>
+            <w:tcW w:w="1471" w:type="dxa"/>
             <w:tcBorders>
               <w:start w:val="single" w:sz="4" w:space="0" w:color="000000"/>
               <w:bottom w:val="single" w:sz="4" w:space="0" w:color="000000"/>
@@ -4173,7 +5469,7 @@
               <w:suppressAutoHyphens w:val="true"/>
               <w:bidi w:val="0"/>
               <w:spacing w:lineRule="exact" w:line="198" w:before="0" w:after="0"/>
-              <w:ind w:hanging="0" w:start="709" w:end="0"/>
+              <w:ind w:hanging="0" w:start="0" w:end="0"/>
               <w:jc w:val="start"/>
               <w:rPr>
                 <w:rFonts w:ascii="Courier New" w:hAnsi="Courier New" w:eastAsia="NSimSun" w:cs="Arial"/>
@@ -4205,93 +5501,136 @@
         <w:trPr/>
         <w:tc>
           <w:tcPr>
-            <w:tcW w:w="3055" w:type="dxa"/>
-            <w:tcBorders>
-              <w:start w:val="single" w:sz="4" w:space="0" w:color="000000"/>
-              <w:bottom w:val="single" w:sz="4" w:space="0" w:color="000000"/>
-            </w:tcBorders>
-          </w:tcPr>
-          <w:p>
-            <w:pPr>
-              <w:pStyle w:val="BodyText"/>
-              <w:widowControl/>
-              <w:suppressAutoHyphens w:val="true"/>
-              <w:bidi w:val="0"/>
-              <w:spacing w:lineRule="exact" w:line="198" w:before="0" w:after="0"/>
-              <w:ind w:hanging="0" w:start="0" w:end="0"/>
-              <w:jc w:val="start"/>
-              <w:rPr>
-                <w:rFonts w:ascii="Courier New" w:hAnsi="Courier New" w:eastAsia="NSimSun" w:cs="Arial"/>
-                <w:b/>
-                <w:bCs/>
-                <w:color w:val="000000"/>
-                <w:kern w:val="2"/>
-                <w:sz w:val="16"/>
-                <w:szCs w:val="16"/>
-                <w:lang w:val="es-MX" w:eastAsia="zh-CN" w:bidi="hi-IN"/>
-              </w:rPr>
-            </w:pPr>
-            <w:r>
-              <w:rPr>
-                <w:rFonts w:eastAsia="NSimSun" w:cs="Arial" w:ascii="Courier New" w:hAnsi="Courier New"/>
-                <w:b/>
-                <w:bCs/>
-                <w:color w:val="000000"/>
-                <w:kern w:val="2"/>
-                <w:sz w:val="16"/>
-                <w:szCs w:val="16"/>
-                <w:lang w:val="es-MX" w:eastAsia="zh-CN" w:bidi="hi-IN"/>
-              </w:rPr>
-              <w:t>cardSecurityCode</w:t>
-            </w:r>
-          </w:p>
-        </w:tc>
-        <w:tc>
-          <w:tcPr>
-            <w:tcW w:w="3854" w:type="dxa"/>
-            <w:tcBorders>
-              <w:start w:val="single" w:sz="4" w:space="0" w:color="000000"/>
-              <w:bottom w:val="single" w:sz="4" w:space="0" w:color="000000"/>
-            </w:tcBorders>
-          </w:tcPr>
-          <w:p>
-            <w:pPr>
-              <w:pStyle w:val="BodyText"/>
-              <w:widowControl/>
-              <w:suppressAutoHyphens w:val="true"/>
-              <w:bidi w:val="0"/>
-              <w:spacing w:lineRule="exact" w:line="198" w:before="0" w:after="0"/>
-              <w:ind w:hanging="0" w:start="0" w:end="0"/>
-              <w:jc w:val="start"/>
-              <w:rPr>
-                <w:rFonts w:ascii="Courier New" w:hAnsi="Courier New" w:eastAsia="NSimSun" w:cs="Arial"/>
-                <w:b/>
-                <w:bCs/>
-                <w:color w:val="000000"/>
-                <w:kern w:val="2"/>
-                <w:sz w:val="16"/>
-                <w:szCs w:val="16"/>
-                <w:lang w:val="es-MX" w:eastAsia="zh-CN" w:bidi="hi-IN"/>
-              </w:rPr>
-            </w:pPr>
-            <w:r>
-              <w:rPr>
-                <w:rFonts w:eastAsia="NSimSun" w:cs="Arial" w:ascii="Courier New" w:hAnsi="Courier New"/>
-                <w:b/>
-                <w:bCs/>
-                <w:color w:val="000000"/>
-                <w:kern w:val="2"/>
-                <w:sz w:val="16"/>
-                <w:szCs w:val="16"/>
-                <w:lang w:val="es-MX" w:eastAsia="zh-CN" w:bidi="hi-IN"/>
-              </w:rPr>
-              <w:t>cvv2</w:t>
-            </w:r>
-          </w:p>
-        </w:tc>
-        <w:tc>
-          <w:tcPr>
-            <w:tcW w:w="3063" w:type="dxa"/>
+            <w:tcW w:w="2318" w:type="dxa"/>
+            <w:tcBorders>
+              <w:start w:val="single" w:sz="4" w:space="0" w:color="000000"/>
+              <w:bottom w:val="single" w:sz="4" w:space="0" w:color="000000"/>
+            </w:tcBorders>
+          </w:tcPr>
+          <w:p>
+            <w:pPr>
+              <w:pStyle w:val="BodyText"/>
+              <w:widowControl/>
+              <w:suppressAutoHyphens w:val="true"/>
+              <w:bidi w:val="0"/>
+              <w:spacing w:lineRule="exact" w:line="198" w:before="0" w:after="0"/>
+              <w:ind w:hanging="0" w:start="0" w:end="0"/>
+              <w:jc w:val="start"/>
+              <w:rPr>
+                <w:rFonts w:ascii="Courier New" w:hAnsi="Courier New" w:eastAsia="NSimSun" w:cs="Arial"/>
+                <w:b/>
+                <w:bCs/>
+                <w:color w:val="000000"/>
+                <w:kern w:val="2"/>
+                <w:sz w:val="16"/>
+                <w:szCs w:val="16"/>
+                <w:lang w:val="es-MX" w:eastAsia="zh-CN" w:bidi="hi-IN"/>
+              </w:rPr>
+            </w:pPr>
+            <w:r>
+              <w:rPr>
+                <w:rFonts w:eastAsia="NSimSun" w:cs="Arial" w:ascii="Courier New" w:hAnsi="Courier New"/>
+                <w:b/>
+                <w:bCs/>
+                <w:color w:val="000000"/>
+                <w:kern w:val="2"/>
+                <w:sz w:val="16"/>
+                <w:szCs w:val="16"/>
+                <w:lang w:val="es-MX" w:eastAsia="zh-CN" w:bidi="hi-IN"/>
+              </w:rPr>
+              <w:t>cardNumber</w:t>
+            </w:r>
+          </w:p>
+        </w:tc>
+        <w:tc>
+          <w:tcPr>
+            <w:tcW w:w="3518" w:type="dxa"/>
+            <w:tcBorders>
+              <w:start w:val="single" w:sz="4" w:space="0" w:color="000000"/>
+              <w:bottom w:val="single" w:sz="4" w:space="0" w:color="000000"/>
+            </w:tcBorders>
+          </w:tcPr>
+          <w:p>
+            <w:pPr>
+              <w:pStyle w:val="BodyText"/>
+              <w:widowControl/>
+              <w:suppressAutoHyphens w:val="true"/>
+              <w:bidi w:val="0"/>
+              <w:spacing w:lineRule="exact" w:line="198" w:before="0" w:after="0"/>
+              <w:ind w:hanging="0" w:start="0" w:end="0"/>
+              <w:jc w:val="start"/>
+              <w:rPr>
+                <w:rFonts w:ascii="Courier New" w:hAnsi="Courier New" w:eastAsia="NSimSun" w:cs="Arial"/>
+                <w:b/>
+                <w:bCs/>
+                <w:color w:val="000000"/>
+                <w:kern w:val="2"/>
+                <w:sz w:val="16"/>
+                <w:szCs w:val="16"/>
+                <w:lang w:val="es-MX" w:eastAsia="zh-CN" w:bidi="hi-IN"/>
+              </w:rPr>
+            </w:pPr>
+            <w:r>
+              <w:rPr>
+                <w:rFonts w:eastAsia="NSimSun" w:cs="Arial" w:ascii="Courier New" w:hAnsi="Courier New"/>
+                <w:b/>
+                <w:bCs/>
+                <w:color w:val="000000"/>
+                <w:kern w:val="2"/>
+                <w:sz w:val="16"/>
+                <w:szCs w:val="16"/>
+                <w:lang w:val="es-MX" w:eastAsia="zh-CN" w:bidi="hi-IN"/>
+              </w:rPr>
+              <w:t>pan</w:t>
+            </w:r>
+          </w:p>
+        </w:tc>
+        <w:tc>
+          <w:tcPr>
+            <w:tcW w:w="2664" w:type="dxa"/>
+            <w:tcBorders>
+              <w:start w:val="single" w:sz="4" w:space="0" w:color="000000"/>
+              <w:bottom w:val="single" w:sz="4" w:space="0" w:color="000000"/>
+            </w:tcBorders>
+          </w:tcPr>
+          <w:p>
+            <w:pPr>
+              <w:pStyle w:val="BodyText"/>
+              <w:widowControl/>
+              <w:suppressAutoHyphens w:val="true"/>
+              <w:bidi w:val="0"/>
+              <w:spacing w:lineRule="exact" w:line="198" w:before="0" w:after="0"/>
+              <w:ind w:hanging="0" w:start="0" w:end="0"/>
+              <w:jc w:val="start"/>
+              <w:rPr>
+                <w:rFonts w:ascii="Courier New" w:hAnsi="Courier New" w:eastAsia="NSimSun" w:cs="Arial"/>
+                <w:b/>
+                <w:bCs/>
+                <w:color w:val="0066CC"/>
+                <w:kern w:val="2"/>
+                <w:sz w:val="16"/>
+                <w:szCs w:val="16"/>
+                <w:lang w:val="es-MX" w:eastAsia="zh-CN" w:bidi="hi-IN"/>
+              </w:rPr>
+            </w:pPr>
+            <w:r>
+              <w:rPr>
+                <w:rFonts w:eastAsia="NSimSun" w:cs="Arial" w:ascii="Courier New" w:hAnsi="Courier New"/>
+                <w:b/>
+                <w:bCs/>
+                <w:color w:val="0066CC"/>
+                <w:kern w:val="2"/>
+                <w:sz w:val="16"/>
+                <w:szCs w:val="16"/>
+                <w:lang w:val="es-MX" w:eastAsia="zh-CN" w:bidi="hi-IN"/>
+              </w:rPr>
+              <w:t>Valor Mapeable</w:t>
+            </w:r>
+          </w:p>
+        </w:tc>
+        <w:tc>
+          <w:tcPr>
+            <w:tcW w:w="1471" w:type="dxa"/>
             <w:tcBorders>
               <w:start w:val="single" w:sz="4" w:space="0" w:color="000000"/>
               <w:bottom w:val="single" w:sz="4" w:space="0" w:color="000000"/>
@@ -4305,7 +5644,357 @@
               <w:suppressAutoHyphens w:val="true"/>
               <w:bidi w:val="0"/>
               <w:spacing w:lineRule="exact" w:line="198" w:before="0" w:after="0"/>
-              <w:ind w:hanging="0" w:start="709" w:end="0"/>
+              <w:ind w:hanging="0" w:start="0" w:end="0"/>
+              <w:jc w:val="start"/>
+              <w:rPr>
+                <w:rFonts w:ascii="Courier New" w:hAnsi="Courier New" w:eastAsia="NSimSun" w:cs="Arial"/>
+                <w:b/>
+                <w:bCs/>
+                <w:color w:val="FF0000"/>
+                <w:kern w:val="2"/>
+                <w:sz w:val="16"/>
+                <w:szCs w:val="16"/>
+                <w:lang w:val="es-MX" w:eastAsia="zh-CN" w:bidi="hi-IN"/>
+              </w:rPr>
+            </w:pPr>
+            <w:r>
+              <w:rPr>
+                <w:rFonts w:eastAsia="NSimSun" w:cs="Arial" w:ascii="Courier New" w:hAnsi="Courier New"/>
+                <w:b/>
+                <w:bCs/>
+                <w:color w:val="FF0000"/>
+                <w:kern w:val="2"/>
+                <w:sz w:val="16"/>
+                <w:szCs w:val="16"/>
+                <w:lang w:val="es-MX" w:eastAsia="zh-CN" w:bidi="hi-IN"/>
+              </w:rPr>
+            </w:r>
+          </w:p>
+        </w:tc>
+      </w:tr>
+      <w:tr>
+        <w:trPr/>
+        <w:tc>
+          <w:tcPr>
+            <w:tcW w:w="2318" w:type="dxa"/>
+            <w:tcBorders>
+              <w:start w:val="single" w:sz="4" w:space="0" w:color="000000"/>
+              <w:bottom w:val="single" w:sz="4" w:space="0" w:color="000000"/>
+            </w:tcBorders>
+          </w:tcPr>
+          <w:p>
+            <w:pPr>
+              <w:pStyle w:val="BodyText"/>
+              <w:widowControl/>
+              <w:suppressAutoHyphens w:val="true"/>
+              <w:bidi w:val="0"/>
+              <w:spacing w:lineRule="exact" w:line="198" w:before="0" w:after="0"/>
+              <w:ind w:hanging="0" w:start="0" w:end="0"/>
+              <w:jc w:val="start"/>
+              <w:rPr>
+                <w:rFonts w:ascii="Courier New" w:hAnsi="Courier New" w:eastAsia="NSimSun" w:cs="Arial"/>
+                <w:b/>
+                <w:bCs/>
+                <w:color w:val="000000"/>
+                <w:kern w:val="2"/>
+                <w:sz w:val="16"/>
+                <w:szCs w:val="16"/>
+                <w:lang w:val="es-MX" w:eastAsia="zh-CN" w:bidi="hi-IN"/>
+              </w:rPr>
+            </w:pPr>
+            <w:r>
+              <w:rPr>
+                <w:rFonts w:eastAsia="NSimSun" w:cs="Arial" w:ascii="Courier New" w:hAnsi="Courier New"/>
+                <w:b/>
+                <w:bCs/>
+                <w:color w:val="000000"/>
+                <w:kern w:val="2"/>
+                <w:sz w:val="16"/>
+                <w:szCs w:val="16"/>
+                <w:lang w:val="es-MX" w:eastAsia="zh-CN" w:bidi="hi-IN"/>
+              </w:rPr>
+              <w:t>cardNumberReference</w:t>
+            </w:r>
+          </w:p>
+        </w:tc>
+        <w:tc>
+          <w:tcPr>
+            <w:tcW w:w="3518" w:type="dxa"/>
+            <w:tcBorders>
+              <w:start w:val="single" w:sz="4" w:space="0" w:color="000000"/>
+              <w:bottom w:val="single" w:sz="4" w:space="0" w:color="000000"/>
+            </w:tcBorders>
+          </w:tcPr>
+          <w:p>
+            <w:pPr>
+              <w:pStyle w:val="BodyText"/>
+              <w:widowControl/>
+              <w:suppressAutoHyphens w:val="true"/>
+              <w:bidi w:val="0"/>
+              <w:spacing w:lineRule="exact" w:line="198" w:before="0" w:after="0"/>
+              <w:ind w:hanging="0" w:start="0" w:end="0"/>
+              <w:jc w:val="start"/>
+              <w:rPr>
+                <w:rFonts w:ascii="Courier New" w:hAnsi="Courier New" w:eastAsia="NSimSun" w:cs="Arial"/>
+                <w:b/>
+                <w:bCs/>
+                <w:color w:val="000000"/>
+                <w:kern w:val="2"/>
+                <w:sz w:val="16"/>
+                <w:szCs w:val="16"/>
+                <w:lang w:val="es-MX" w:eastAsia="zh-CN" w:bidi="hi-IN"/>
+              </w:rPr>
+            </w:pPr>
+            <w:r>
+              <w:rPr>
+                <w:rFonts w:eastAsia="NSimSun" w:cs="Arial" w:ascii="Courier New" w:hAnsi="Courier New"/>
+                <w:b/>
+                <w:bCs/>
+                <w:color w:val="000000"/>
+                <w:kern w:val="2"/>
+                <w:sz w:val="16"/>
+                <w:szCs w:val="16"/>
+                <w:lang w:val="es-MX" w:eastAsia="zh-CN" w:bidi="hi-IN"/>
+              </w:rPr>
+              <w:t>PANRefID</w:t>
+            </w:r>
+          </w:p>
+        </w:tc>
+        <w:tc>
+          <w:tcPr>
+            <w:tcW w:w="2664" w:type="dxa"/>
+            <w:tcBorders>
+              <w:start w:val="single" w:sz="4" w:space="0" w:color="000000"/>
+              <w:bottom w:val="single" w:sz="4" w:space="0" w:color="000000"/>
+            </w:tcBorders>
+          </w:tcPr>
+          <w:p>
+            <w:pPr>
+              <w:pStyle w:val="BodyText"/>
+              <w:widowControl/>
+              <w:suppressAutoHyphens w:val="true"/>
+              <w:bidi w:val="0"/>
+              <w:spacing w:lineRule="exact" w:line="198" w:before="0" w:after="0"/>
+              <w:ind w:hanging="0" w:start="0" w:end="0"/>
+              <w:jc w:val="start"/>
+              <w:rPr>
+                <w:rFonts w:ascii="Courier New" w:hAnsi="Courier New" w:eastAsia="NSimSun" w:cs="Arial"/>
+                <w:b/>
+                <w:bCs/>
+                <w:color w:val="0066CC"/>
+                <w:kern w:val="2"/>
+                <w:sz w:val="16"/>
+                <w:szCs w:val="16"/>
+                <w:lang w:val="es-MX" w:eastAsia="zh-CN" w:bidi="hi-IN"/>
+              </w:rPr>
+            </w:pPr>
+            <w:r>
+              <w:rPr>
+                <w:rFonts w:eastAsia="NSimSun" w:cs="Arial" w:ascii="Courier New" w:hAnsi="Courier New"/>
+                <w:b/>
+                <w:bCs/>
+                <w:color w:val="0066CC"/>
+                <w:kern w:val="2"/>
+                <w:sz w:val="16"/>
+                <w:szCs w:val="16"/>
+                <w:lang w:val="es-MX" w:eastAsia="zh-CN" w:bidi="hi-IN"/>
+              </w:rPr>
+              <w:t>Valor Mapeable</w:t>
+            </w:r>
+          </w:p>
+        </w:tc>
+        <w:tc>
+          <w:tcPr>
+            <w:tcW w:w="1471" w:type="dxa"/>
+            <w:tcBorders>
+              <w:start w:val="single" w:sz="4" w:space="0" w:color="000000"/>
+              <w:bottom w:val="single" w:sz="4" w:space="0" w:color="000000"/>
+              <w:end w:val="single" w:sz="4" w:space="0" w:color="000000"/>
+            </w:tcBorders>
+          </w:tcPr>
+          <w:p>
+            <w:pPr>
+              <w:pStyle w:val="BodyText"/>
+              <w:widowControl/>
+              <w:suppressAutoHyphens w:val="true"/>
+              <w:bidi w:val="0"/>
+              <w:spacing w:lineRule="exact" w:line="198" w:before="0" w:after="0"/>
+              <w:ind w:hanging="0" w:start="0" w:end="0"/>
+              <w:jc w:val="start"/>
+              <w:rPr>
+                <w:rFonts w:ascii="Courier New" w:hAnsi="Courier New" w:eastAsia="NSimSun" w:cs="Arial"/>
+                <w:b/>
+                <w:bCs/>
+                <w:color w:val="FF0000"/>
+                <w:kern w:val="2"/>
+                <w:sz w:val="16"/>
+                <w:szCs w:val="16"/>
+                <w:lang w:val="es-MX" w:eastAsia="zh-CN" w:bidi="hi-IN"/>
+              </w:rPr>
+            </w:pPr>
+            <w:r>
+              <w:rPr>
+                <w:rFonts w:eastAsia="NSimSun" w:cs="Arial" w:ascii="Courier New" w:hAnsi="Courier New"/>
+                <w:b/>
+                <w:bCs/>
+                <w:color w:val="FF0000"/>
+                <w:kern w:val="2"/>
+                <w:sz w:val="16"/>
+                <w:szCs w:val="16"/>
+                <w:lang w:val="es-MX" w:eastAsia="zh-CN" w:bidi="hi-IN"/>
+              </w:rPr>
+            </w:r>
+          </w:p>
+        </w:tc>
+      </w:tr>
+      <w:tr>
+        <w:trPr/>
+        <w:tc>
+          <w:tcPr>
+            <w:tcW w:w="2318" w:type="dxa"/>
+            <w:tcBorders>
+              <w:start w:val="single" w:sz="4" w:space="0" w:color="000000"/>
+              <w:bottom w:val="single" w:sz="4" w:space="0" w:color="000000"/>
+            </w:tcBorders>
+          </w:tcPr>
+          <w:p>
+            <w:pPr>
+              <w:pStyle w:val="BodyText"/>
+              <w:widowControl/>
+              <w:suppressAutoHyphens w:val="true"/>
+              <w:bidi w:val="0"/>
+              <w:spacing w:lineRule="exact" w:line="198" w:before="0" w:after="0"/>
+              <w:ind w:hanging="0" w:start="0" w:end="0"/>
+              <w:jc w:val="start"/>
+              <w:rPr>
+                <w:rFonts w:ascii="Courier New" w:hAnsi="Courier New" w:eastAsia="NSimSun" w:cs="Arial"/>
+                <w:b/>
+                <w:bCs/>
+                <w:color w:val="000000"/>
+                <w:kern w:val="2"/>
+                <w:sz w:val="16"/>
+                <w:szCs w:val="16"/>
+                <w:lang w:val="es-MX" w:eastAsia="zh-CN" w:bidi="hi-IN"/>
+              </w:rPr>
+            </w:pPr>
+            <w:r>
+              <w:rPr>
+                <w:rFonts w:eastAsia="NSimSun" w:cs="Arial" w:ascii="Courier New" w:hAnsi="Courier New"/>
+                <w:b/>
+                <w:bCs/>
+                <w:color w:val="000000"/>
+                <w:kern w:val="2"/>
+                <w:sz w:val="16"/>
+                <w:szCs w:val="16"/>
+                <w:lang w:val="es-MX" w:eastAsia="zh-CN" w:bidi="hi-IN"/>
+              </w:rPr>
+              <w:t>cardBrand</w:t>
+            </w:r>
+          </w:p>
+        </w:tc>
+        <w:tc>
+          <w:tcPr>
+            <w:tcW w:w="3518" w:type="dxa"/>
+            <w:tcBorders>
+              <w:start w:val="single" w:sz="4" w:space="0" w:color="000000"/>
+              <w:bottom w:val="single" w:sz="4" w:space="0" w:color="000000"/>
+            </w:tcBorders>
+          </w:tcPr>
+          <w:p>
+            <w:pPr>
+              <w:pStyle w:val="BodyText"/>
+              <w:widowControl/>
+              <w:suppressAutoHyphens w:val="true"/>
+              <w:bidi w:val="0"/>
+              <w:spacing w:lineRule="exact" w:line="198" w:before="0" w:after="0"/>
+              <w:ind w:hanging="0" w:start="0" w:end="0"/>
+              <w:jc w:val="start"/>
+              <w:rPr>
+                <w:rFonts w:ascii="Courier New" w:hAnsi="Courier New" w:eastAsia="NSimSun" w:cs="Arial"/>
+                <w:b/>
+                <w:bCs/>
+                <w:color w:val="000000"/>
+                <w:kern w:val="2"/>
+                <w:sz w:val="16"/>
+                <w:szCs w:val="16"/>
+                <w:lang w:val="es-MX" w:eastAsia="zh-CN" w:bidi="hi-IN"/>
+              </w:rPr>
+            </w:pPr>
+            <w:r>
+              <w:rPr>
+                <w:rFonts w:eastAsia="NSimSun" w:cs="Arial" w:ascii="Courier New" w:hAnsi="Courier New"/>
+                <w:b/>
+                <w:bCs/>
+                <w:color w:val="000000"/>
+                <w:kern w:val="2"/>
+                <w:sz w:val="16"/>
+                <w:szCs w:val="16"/>
+                <w:lang w:val="es-MX" w:eastAsia="zh-CN" w:bidi="hi-IN"/>
+              </w:rPr>
+              <w:t>"Mastercard"</w:t>
+            </w:r>
+          </w:p>
+        </w:tc>
+        <w:tc>
+          <w:tcPr>
+            <w:tcW w:w="2664" w:type="dxa"/>
+            <w:tcBorders>
+              <w:start w:val="single" w:sz="4" w:space="0" w:color="000000"/>
+              <w:bottom w:val="single" w:sz="4" w:space="0" w:color="000000"/>
+            </w:tcBorders>
+          </w:tcPr>
+          <w:p>
+            <w:pPr>
+              <w:pStyle w:val="BodyText"/>
+              <w:widowControl/>
+              <w:suppressAutoHyphens w:val="true"/>
+              <w:bidi w:val="0"/>
+              <w:spacing w:lineRule="exact" w:line="198" w:before="0" w:after="0"/>
+              <w:ind w:hanging="0" w:start="0" w:end="0"/>
+              <w:jc w:val="start"/>
+              <w:rPr>
+                <w:rFonts w:ascii="Courier New" w:hAnsi="Courier New" w:eastAsia="NSimSun" w:cs="Arial"/>
+                <w:b/>
+                <w:bCs/>
+                <w:color w:val="468A1A"/>
+                <w:kern w:val="2"/>
+                <w:sz w:val="16"/>
+                <w:szCs w:val="16"/>
+                <w:lang w:val="es-MX" w:eastAsia="zh-CN" w:bidi="hi-IN"/>
+              </w:rPr>
+            </w:pPr>
+            <w:r>
+              <w:rPr>
+                <w:rFonts w:eastAsia="NSimSun" w:cs="Arial" w:ascii="Courier New" w:hAnsi="Courier New"/>
+                <w:b/>
+                <w:bCs/>
+                <w:color w:val="468A1A"/>
+                <w:kern w:val="2"/>
+                <w:sz w:val="16"/>
+                <w:szCs w:val="16"/>
+                <w:lang w:val="es-MX" w:eastAsia="zh-CN" w:bidi="hi-IN"/>
+              </w:rPr>
+              <w:t>Valor por default</w:t>
+            </w:r>
+          </w:p>
+        </w:tc>
+        <w:tc>
+          <w:tcPr>
+            <w:tcW w:w="1471" w:type="dxa"/>
+            <w:tcBorders>
+              <w:start w:val="single" w:sz="4" w:space="0" w:color="000000"/>
+              <w:bottom w:val="single" w:sz="4" w:space="0" w:color="000000"/>
+              <w:end w:val="single" w:sz="4" w:space="0" w:color="000000"/>
+            </w:tcBorders>
+          </w:tcPr>
+          <w:p>
+            <w:pPr>
+              <w:pStyle w:val="BodyText"/>
+              <w:widowControl/>
+              <w:suppressAutoHyphens w:val="true"/>
+              <w:bidi w:val="0"/>
+              <w:spacing w:lineRule="exact" w:line="198" w:before="0" w:after="0"/>
+              <w:ind w:hanging="0" w:start="0" w:end="0"/>
               <w:jc w:val="start"/>
               <w:rPr>
                 <w:rFonts w:ascii="Courier New" w:hAnsi="Courier New" w:eastAsia="NSimSun" w:cs="Arial"/>
@@ -4389,14 +6078,13 @@
     <w:p>
       <w:pPr>
         <w:pStyle w:val="Normal"/>
-        <w:bidi w:val="0"/>
         <w:ind w:hanging="0" w:start="0" w:end="0"/>
         <w:jc w:val="center"/>
         <w:rPr>
           <w:rFonts w:ascii="Calibri" w:hAnsi="Calibri"/>
           <w:b/>
           <w:bCs/>
-          <w:color w:val="3465A4"/>
+          <w:color w:val="0066CC"/>
           <w:sz w:val="26"/>
           <w:szCs w:val="26"/>
         </w:rPr>
@@ -4406,7 +6094,7 @@
           <w:rFonts w:ascii="Calibri" w:hAnsi="Calibri"/>
           <w:b/>
           <w:bCs/>
-          <w:color w:val="3465A4"/>
+          <w:color w:val="0066CC"/>
           <w:sz w:val="26"/>
           <w:szCs w:val="26"/>
         </w:rPr>
@@ -4453,15 +6141,16 @@
         </w:tblCellMar>
       </w:tblPr>
       <w:tblGrid>
-        <w:gridCol w:w="3055"/>
-        <w:gridCol w:w="3854"/>
-        <w:gridCol w:w="3063"/>
+        <w:gridCol w:w="2318"/>
+        <w:gridCol w:w="3518"/>
+        <w:gridCol w:w="2664"/>
+        <w:gridCol w:w="1471"/>
       </w:tblGrid>
       <w:tr>
         <w:trPr/>
         <w:tc>
           <w:tcPr>
-            <w:tcW w:w="3055" w:type="dxa"/>
+            <w:tcW w:w="2318" w:type="dxa"/>
             <w:tcBorders>
               <w:top w:val="single" w:sz="4" w:space="0" w:color="000000"/>
               <w:start w:val="single" w:sz="4" w:space="0" w:color="000000"/>
@@ -4479,6 +6168,7 @@
                 <w:color w:val="000000"/>
                 <w:sz w:val="20"/>
                 <w:szCs w:val="20"/>
+                <w:highlight w:val="none"/>
                 <w:shd w:fill="FFFFFF" w:val="clear"/>
               </w:rPr>
             </w:pPr>
@@ -4497,7 +6187,7 @@
         </w:tc>
         <w:tc>
           <w:tcPr>
-            <w:tcW w:w="3854" w:type="dxa"/>
+            <w:tcW w:w="3518" w:type="dxa"/>
             <w:tcBorders>
               <w:top w:val="single" w:sz="4" w:space="0" w:color="000000"/>
               <w:start w:val="single" w:sz="4" w:space="0" w:color="000000"/>
@@ -4515,6 +6205,7 @@
                 <w:color w:val="000000"/>
                 <w:sz w:val="20"/>
                 <w:szCs w:val="20"/>
+                <w:highlight w:val="none"/>
                 <w:shd w:fill="FFFFFF" w:val="clear"/>
               </w:rPr>
             </w:pPr>
@@ -4533,12 +6224,11 @@
         </w:tc>
         <w:tc>
           <w:tcPr>
-            <w:tcW w:w="3063" w:type="dxa"/>
+            <w:tcW w:w="2664" w:type="dxa"/>
             <w:tcBorders>
               <w:top w:val="single" w:sz="4" w:space="0" w:color="000000"/>
               <w:start w:val="single" w:sz="4" w:space="0" w:color="000000"/>
               <w:bottom w:val="single" w:sz="4" w:space="0" w:color="000000"/>
-              <w:end w:val="single" w:sz="4" w:space="0" w:color="000000"/>
             </w:tcBorders>
           </w:tcPr>
           <w:p>
@@ -4552,6 +6242,7 @@
                 <w:color w:val="000000"/>
                 <w:sz w:val="20"/>
                 <w:szCs w:val="20"/>
+                <w:highlight w:val="none"/>
                 <w:shd w:fill="FFFFFF" w:val="clear"/>
               </w:rPr>
             </w:pPr>
@@ -4564,6 +6255,44 @@
                 <w:szCs w:val="20"/>
                 <w:shd w:fill="FFFFFF" w:val="clear"/>
               </w:rPr>
+              <w:t>OBSERVACIONES</w:t>
+            </w:r>
+          </w:p>
+        </w:tc>
+        <w:tc>
+          <w:tcPr>
+            <w:tcW w:w="1471" w:type="dxa"/>
+            <w:tcBorders>
+              <w:top w:val="single" w:sz="4" w:space="0" w:color="000000"/>
+              <w:start w:val="single" w:sz="4" w:space="0" w:color="000000"/>
+              <w:bottom w:val="single" w:sz="4" w:space="0" w:color="000000"/>
+              <w:end w:val="single" w:sz="4" w:space="0" w:color="000000"/>
+            </w:tcBorders>
+          </w:tcPr>
+          <w:p>
+            <w:pPr>
+              <w:pStyle w:val="Contenidodelatabla"/>
+              <w:spacing w:lineRule="exact" w:line="198"/>
+              <w:jc w:val="center"/>
+              <w:rPr>
+                <w:b/>
+                <w:bCs/>
+                <w:color w:val="000000"/>
+                <w:sz w:val="20"/>
+                <w:szCs w:val="20"/>
+                <w:highlight w:val="none"/>
+                <w:shd w:fill="FFFFFF" w:val="clear"/>
+              </w:rPr>
+            </w:pPr>
+            <w:r>
+              <w:rPr>
+                <w:b/>
+                <w:bCs/>
+                <w:color w:val="000000"/>
+                <w:sz w:val="20"/>
+                <w:szCs w:val="20"/>
+                <w:shd w:fill="FFFFFF" w:val="clear"/>
+              </w:rPr>
               <w:t>LONGITUD</w:t>
             </w:r>
           </w:p>
@@ -4573,7 +6302,7 @@
         <w:trPr/>
         <w:tc>
           <w:tcPr>
-            <w:tcW w:w="3055" w:type="dxa"/>
+            <w:tcW w:w="2318" w:type="dxa"/>
             <w:tcBorders>
               <w:start w:val="single" w:sz="4" w:space="0" w:color="000000"/>
               <w:bottom w:val="single" w:sz="4" w:space="0" w:color="000000"/>
@@ -4616,50 +6345,93 @@
         </w:tc>
         <w:tc>
           <w:tcPr>
-            <w:tcW w:w="3854" w:type="dxa"/>
-            <w:tcBorders>
-              <w:start w:val="single" w:sz="4" w:space="0" w:color="000000"/>
-              <w:bottom w:val="single" w:sz="4" w:space="0" w:color="000000"/>
-            </w:tcBorders>
-          </w:tcPr>
-          <w:p>
-            <w:pPr>
-              <w:pStyle w:val="BodyText"/>
-              <w:widowControl/>
-              <w:suppressAutoHyphens w:val="true"/>
-              <w:bidi w:val="0"/>
-              <w:spacing w:lineRule="exact" w:line="198" w:before="0" w:after="0"/>
-              <w:ind w:hanging="0" w:start="0" w:end="0"/>
-              <w:jc w:val="start"/>
-              <w:rPr>
-                <w:rFonts w:ascii="Courier New" w:hAnsi="Courier New" w:eastAsia="NSimSun" w:cs="Arial"/>
-                <w:b/>
-                <w:bCs/>
-                <w:color w:val="000000"/>
-                <w:kern w:val="2"/>
-                <w:sz w:val="16"/>
-                <w:szCs w:val="16"/>
-                <w:lang w:val="es-MX" w:eastAsia="zh-CN" w:bidi="hi-IN"/>
-              </w:rPr>
-            </w:pPr>
-            <w:r>
-              <w:rPr>
-                <w:rFonts w:eastAsia="NSimSun" w:cs="Arial" w:ascii="Courier New" w:hAnsi="Courier New"/>
-                <w:b/>
-                <w:bCs/>
-                <w:color w:val="000000"/>
-                <w:kern w:val="2"/>
-                <w:sz w:val="16"/>
-                <w:szCs w:val="16"/>
-                <w:lang w:val="es-MX" w:eastAsia="zh-CN" w:bidi="hi-IN"/>
-              </w:rPr>
-              <w:t>Tipo de Producto</w:t>
-            </w:r>
-          </w:p>
-        </w:tc>
-        <w:tc>
-          <w:tcPr>
-            <w:tcW w:w="3063" w:type="dxa"/>
+            <w:tcW w:w="3518" w:type="dxa"/>
+            <w:tcBorders>
+              <w:start w:val="single" w:sz="4" w:space="0" w:color="000000"/>
+              <w:bottom w:val="single" w:sz="4" w:space="0" w:color="000000"/>
+            </w:tcBorders>
+          </w:tcPr>
+          <w:p>
+            <w:pPr>
+              <w:pStyle w:val="BodyText"/>
+              <w:widowControl/>
+              <w:suppressAutoHyphens w:val="true"/>
+              <w:bidi w:val="0"/>
+              <w:spacing w:lineRule="exact" w:line="198" w:before="0" w:after="0"/>
+              <w:ind w:hanging="0" w:start="0" w:end="0"/>
+              <w:jc w:val="start"/>
+              <w:rPr>
+                <w:rFonts w:ascii="Courier New" w:hAnsi="Courier New" w:eastAsia="NSimSun" w:cs="Arial"/>
+                <w:b/>
+                <w:bCs/>
+                <w:color w:val="000000"/>
+                <w:kern w:val="2"/>
+                <w:sz w:val="16"/>
+                <w:szCs w:val="16"/>
+                <w:lang w:val="es-MX" w:eastAsia="zh-CN" w:bidi="hi-IN"/>
+              </w:rPr>
+            </w:pPr>
+            <w:r>
+              <w:rPr>
+                <w:rFonts w:eastAsia="NSimSun" w:cs="Arial" w:ascii="Courier New" w:hAnsi="Courier New"/>
+                <w:b/>
+                <w:bCs/>
+                <w:color w:val="000000"/>
+                <w:kern w:val="2"/>
+                <w:sz w:val="16"/>
+                <w:szCs w:val="16"/>
+                <w:lang w:val="es-MX" w:eastAsia="zh-CN" w:bidi="hi-IN"/>
+              </w:rPr>
+              <w:t>identificador único</w:t>
+            </w:r>
+          </w:p>
+        </w:tc>
+        <w:tc>
+          <w:tcPr>
+            <w:tcW w:w="2664" w:type="dxa"/>
+            <w:tcBorders>
+              <w:start w:val="single" w:sz="4" w:space="0" w:color="000000"/>
+              <w:bottom w:val="single" w:sz="4" w:space="0" w:color="000000"/>
+            </w:tcBorders>
+          </w:tcPr>
+          <w:p>
+            <w:pPr>
+              <w:pStyle w:val="BodyText"/>
+              <w:widowControl/>
+              <w:suppressAutoHyphens w:val="true"/>
+              <w:bidi w:val="0"/>
+              <w:spacing w:lineRule="exact" w:line="198" w:before="0" w:after="0"/>
+              <w:ind w:hanging="0" w:start="0" w:end="0"/>
+              <w:jc w:val="start"/>
+              <w:rPr>
+                <w:rFonts w:ascii="Courier New" w:hAnsi="Courier New" w:eastAsia="NSimSun" w:cs="Arial"/>
+                <w:b/>
+                <w:bCs/>
+                <w:color w:val="FF0000"/>
+                <w:kern w:val="2"/>
+                <w:sz w:val="16"/>
+                <w:szCs w:val="16"/>
+                <w:lang w:val="es-MX" w:eastAsia="zh-CN" w:bidi="hi-IN"/>
+              </w:rPr>
+            </w:pPr>
+            <w:r>
+              <w:rPr>
+                <w:rFonts w:eastAsia="NSimSun" w:cs="Arial" w:ascii="Courier New" w:hAnsi="Courier New"/>
+                <w:b/>
+                <w:bCs/>
+                <w:color w:val="FF0000"/>
+                <w:kern w:val="2"/>
+                <w:sz w:val="16"/>
+                <w:szCs w:val="16"/>
+                <w:lang w:val="es-MX" w:eastAsia="zh-CN" w:bidi="hi-IN"/>
+              </w:rPr>
+              <w:t>¿Como se obtiene el valor?</w:t>
+            </w:r>
+          </w:p>
+        </w:tc>
+        <w:tc>
+          <w:tcPr>
+            <w:tcW w:w="1471" w:type="dxa"/>
             <w:tcBorders>
               <w:start w:val="single" w:sz="4" w:space="0" w:color="000000"/>
               <w:bottom w:val="single" w:sz="4" w:space="0" w:color="000000"/>
@@ -4673,7 +6445,7 @@
               <w:suppressAutoHyphens w:val="true"/>
               <w:bidi w:val="0"/>
               <w:spacing w:lineRule="exact" w:line="198" w:before="0" w:after="0"/>
-              <w:ind w:hanging="0" w:start="709" w:end="0"/>
+              <w:ind w:hanging="0" w:start="0" w:end="0"/>
               <w:jc w:val="start"/>
               <w:rPr>
                 <w:rFonts w:ascii="Courier New" w:hAnsi="Courier New" w:eastAsia="NSimSun" w:cs="Arial"/>
@@ -4705,7 +6477,7 @@
         <w:trPr/>
         <w:tc>
           <w:tcPr>
-            <w:tcW w:w="3055" w:type="dxa"/>
+            <w:tcW w:w="2318" w:type="dxa"/>
             <w:tcBorders>
               <w:start w:val="single" w:sz="4" w:space="0" w:color="000000"/>
               <w:bottom w:val="single" w:sz="4" w:space="0" w:color="000000"/>
@@ -4748,50 +6520,93 @@
         </w:tc>
         <w:tc>
           <w:tcPr>
-            <w:tcW w:w="3854" w:type="dxa"/>
-            <w:tcBorders>
-              <w:start w:val="single" w:sz="4" w:space="0" w:color="000000"/>
-              <w:bottom w:val="single" w:sz="4" w:space="0" w:color="000000"/>
-            </w:tcBorders>
-          </w:tcPr>
-          <w:p>
-            <w:pPr>
-              <w:pStyle w:val="BodyText"/>
-              <w:widowControl/>
-              <w:suppressAutoHyphens w:val="true"/>
-              <w:bidi w:val="0"/>
-              <w:spacing w:lineRule="exact" w:line="198" w:before="0" w:after="0"/>
-              <w:ind w:hanging="0" w:start="0" w:end="0"/>
-              <w:jc w:val="start"/>
-              <w:rPr>
-                <w:rFonts w:ascii="Courier New" w:hAnsi="Courier New" w:eastAsia="NSimSun" w:cs="Arial"/>
-                <w:b/>
-                <w:bCs/>
-                <w:color w:val="000000"/>
-                <w:kern w:val="2"/>
-                <w:sz w:val="16"/>
-                <w:szCs w:val="16"/>
-                <w:lang w:val="es-MX" w:eastAsia="zh-CN" w:bidi="hi-IN"/>
-              </w:rPr>
-            </w:pPr>
-            <w:r>
-              <w:rPr>
-                <w:rFonts w:eastAsia="NSimSun" w:cs="Arial" w:ascii="Courier New" w:hAnsi="Courier New"/>
-                <w:b/>
-                <w:bCs/>
-                <w:color w:val="000000"/>
-                <w:kern w:val="2"/>
-                <w:sz w:val="16"/>
-                <w:szCs w:val="16"/>
-                <w:lang w:val="es-MX" w:eastAsia="zh-CN" w:bidi="hi-IN"/>
-              </w:rPr>
-              <w:t>Identificador Único</w:t>
-            </w:r>
-          </w:p>
-        </w:tc>
-        <w:tc>
-          <w:tcPr>
-            <w:tcW w:w="3063" w:type="dxa"/>
+            <w:tcW w:w="3518" w:type="dxa"/>
+            <w:tcBorders>
+              <w:start w:val="single" w:sz="4" w:space="0" w:color="000000"/>
+              <w:bottom w:val="single" w:sz="4" w:space="0" w:color="000000"/>
+            </w:tcBorders>
+          </w:tcPr>
+          <w:p>
+            <w:pPr>
+              <w:pStyle w:val="BodyText"/>
+              <w:widowControl/>
+              <w:suppressAutoHyphens w:val="true"/>
+              <w:bidi w:val="0"/>
+              <w:spacing w:lineRule="exact" w:line="198" w:before="0" w:after="0"/>
+              <w:ind w:hanging="0" w:start="0" w:end="0"/>
+              <w:jc w:val="start"/>
+              <w:rPr>
+                <w:rFonts w:ascii="Courier New" w:hAnsi="Courier New" w:eastAsia="NSimSun" w:cs="Arial"/>
+                <w:b/>
+                <w:bCs/>
+                <w:color w:val="000000"/>
+                <w:kern w:val="2"/>
+                <w:sz w:val="16"/>
+                <w:szCs w:val="16"/>
+                <w:lang w:val="es-MX" w:eastAsia="zh-CN" w:bidi="hi-IN"/>
+              </w:rPr>
+            </w:pPr>
+            <w:r>
+              <w:rPr>
+                <w:rFonts w:eastAsia="NSimSun" w:cs="Arial" w:ascii="Courier New" w:hAnsi="Courier New"/>
+                <w:b/>
+                <w:bCs/>
+                <w:color w:val="000000"/>
+                <w:kern w:val="2"/>
+                <w:sz w:val="16"/>
+                <w:szCs w:val="16"/>
+                <w:lang w:val="es-MX" w:eastAsia="zh-CN" w:bidi="hi-IN"/>
+              </w:rPr>
+              <w:t>identificador único</w:t>
+            </w:r>
+          </w:p>
+        </w:tc>
+        <w:tc>
+          <w:tcPr>
+            <w:tcW w:w="2664" w:type="dxa"/>
+            <w:tcBorders>
+              <w:start w:val="single" w:sz="4" w:space="0" w:color="000000"/>
+              <w:bottom w:val="single" w:sz="4" w:space="0" w:color="000000"/>
+            </w:tcBorders>
+          </w:tcPr>
+          <w:p>
+            <w:pPr>
+              <w:pStyle w:val="BodyText"/>
+              <w:widowControl/>
+              <w:suppressAutoHyphens w:val="true"/>
+              <w:bidi w:val="0"/>
+              <w:spacing w:lineRule="exact" w:line="198" w:before="0" w:after="0"/>
+              <w:ind w:hanging="0" w:start="0" w:end="0"/>
+              <w:jc w:val="start"/>
+              <w:rPr>
+                <w:rFonts w:ascii="Courier New" w:hAnsi="Courier New" w:eastAsia="NSimSun" w:cs="Arial"/>
+                <w:b/>
+                <w:bCs/>
+                <w:color w:val="FF0000"/>
+                <w:kern w:val="2"/>
+                <w:sz w:val="16"/>
+                <w:szCs w:val="16"/>
+                <w:lang w:val="es-MX" w:eastAsia="zh-CN" w:bidi="hi-IN"/>
+              </w:rPr>
+            </w:pPr>
+            <w:r>
+              <w:rPr>
+                <w:rFonts w:eastAsia="NSimSun" w:cs="Arial" w:ascii="Courier New" w:hAnsi="Courier New"/>
+                <w:b/>
+                <w:bCs/>
+                <w:color w:val="FF0000"/>
+                <w:kern w:val="2"/>
+                <w:sz w:val="16"/>
+                <w:szCs w:val="16"/>
+                <w:lang w:val="es-MX" w:eastAsia="zh-CN" w:bidi="hi-IN"/>
+              </w:rPr>
+              <w:t>¿Como se obtiene el valor?</w:t>
+            </w:r>
+          </w:p>
+        </w:tc>
+        <w:tc>
+          <w:tcPr>
+            <w:tcW w:w="1471" w:type="dxa"/>
             <w:tcBorders>
               <w:start w:val="single" w:sz="4" w:space="0" w:color="000000"/>
               <w:bottom w:val="single" w:sz="4" w:space="0" w:color="000000"/>
@@ -4805,7 +6620,7 @@
               <w:suppressAutoHyphens w:val="true"/>
               <w:bidi w:val="0"/>
               <w:spacing w:lineRule="exact" w:line="198" w:before="0" w:after="0"/>
-              <w:ind w:hanging="0" w:start="709" w:end="0"/>
+              <w:ind w:hanging="0" w:start="0" w:end="0"/>
               <w:jc w:val="start"/>
               <w:rPr>
                 <w:rFonts w:ascii="Courier New" w:hAnsi="Courier New" w:eastAsia="NSimSun" w:cs="Arial"/>
@@ -4819,16 +6634,7 @@
               </w:rPr>
             </w:pPr>
             <w:r>
-              <w:rPr>
-                <w:rFonts w:eastAsia="NSimSun" w:cs="Arial" w:ascii="Courier New" w:hAnsi="Courier New"/>
-                <w:b/>
-                <w:bCs/>
-                <w:color w:val="00AE00"/>
-                <w:kern w:val="2"/>
-                <w:sz w:val="16"/>
-                <w:szCs w:val="16"/>
-                <w:lang w:val="es-MX" w:eastAsia="zh-CN" w:bidi="hi-IN"/>
-              </w:rPr>
+              <w:rPr/>
             </w:r>
           </w:p>
         </w:tc>
@@ -4837,7 +6643,7 @@
         <w:trPr/>
         <w:tc>
           <w:tcPr>
-            <w:tcW w:w="3055" w:type="dxa"/>
+            <w:tcW w:w="2318" w:type="dxa"/>
             <w:tcBorders>
               <w:start w:val="single" w:sz="4" w:space="0" w:color="000000"/>
               <w:bottom w:val="single" w:sz="4" w:space="0" w:color="000000"/>
@@ -4880,50 +6686,119 @@
         </w:tc>
         <w:tc>
           <w:tcPr>
-            <w:tcW w:w="3854" w:type="dxa"/>
-            <w:tcBorders>
-              <w:start w:val="single" w:sz="4" w:space="0" w:color="000000"/>
-              <w:bottom w:val="single" w:sz="4" w:space="0" w:color="000000"/>
-            </w:tcBorders>
-          </w:tcPr>
-          <w:p>
-            <w:pPr>
-              <w:pStyle w:val="BodyText"/>
-              <w:widowControl/>
-              <w:suppressAutoHyphens w:val="true"/>
-              <w:bidi w:val="0"/>
-              <w:spacing w:lineRule="exact" w:line="198" w:before="0" w:after="0"/>
-              <w:ind w:hanging="0" w:start="0" w:end="0"/>
-              <w:jc w:val="start"/>
-              <w:rPr>
-                <w:rFonts w:ascii="Courier New" w:hAnsi="Courier New" w:eastAsia="NSimSun" w:cs="Arial"/>
-                <w:b/>
-                <w:bCs/>
-                <w:color w:val="000000"/>
-                <w:kern w:val="2"/>
-                <w:sz w:val="16"/>
-                <w:szCs w:val="16"/>
-                <w:lang w:val="es-MX" w:eastAsia="zh-CN" w:bidi="hi-IN"/>
-              </w:rPr>
-            </w:pPr>
-            <w:r>
-              <w:rPr>
-                <w:rFonts w:eastAsia="NSimSun" w:cs="Arial" w:ascii="Courier New" w:hAnsi="Courier New"/>
-                <w:b/>
-                <w:bCs/>
-                <w:color w:val="000000"/>
-                <w:kern w:val="2"/>
-                <w:sz w:val="16"/>
-                <w:szCs w:val="16"/>
-                <w:lang w:val="es-MX" w:eastAsia="zh-CN" w:bidi="hi-IN"/>
-              </w:rPr>
-              <w:t>DateTime</w:t>
-            </w:r>
-          </w:p>
-        </w:tc>
-        <w:tc>
-          <w:tcPr>
-            <w:tcW w:w="3063" w:type="dxa"/>
+            <w:tcW w:w="3518" w:type="dxa"/>
+            <w:tcBorders>
+              <w:start w:val="single" w:sz="4" w:space="0" w:color="000000"/>
+              <w:bottom w:val="single" w:sz="4" w:space="0" w:color="000000"/>
+            </w:tcBorders>
+          </w:tcPr>
+          <w:p>
+            <w:pPr>
+              <w:pStyle w:val="BodyText"/>
+              <w:widowControl/>
+              <w:suppressAutoHyphens w:val="true"/>
+              <w:bidi w:val="0"/>
+              <w:spacing w:lineRule="exact" w:line="198" w:before="0" w:after="0"/>
+              <w:ind w:hanging="0" w:start="0" w:end="0"/>
+              <w:jc w:val="start"/>
+              <w:rPr>
+                <w:rFonts w:ascii="Courier New" w:hAnsi="Courier New" w:eastAsia="NSimSun" w:cs="Arial"/>
+                <w:b/>
+                <w:bCs/>
+                <w:color w:val="000000"/>
+                <w:kern w:val="2"/>
+                <w:sz w:val="16"/>
+                <w:szCs w:val="16"/>
+                <w:lang w:val="es-MX" w:eastAsia="zh-CN" w:bidi="hi-IN"/>
+              </w:rPr>
+            </w:pPr>
+            <w:r>
+              <w:rPr>
+                <w:rFonts w:eastAsia="NSimSun" w:cs="Arial" w:ascii="Courier New" w:hAnsi="Courier New"/>
+                <w:b/>
+                <w:bCs/>
+                <w:color w:val="000000"/>
+                <w:kern w:val="2"/>
+                <w:sz w:val="16"/>
+                <w:szCs w:val="16"/>
+                <w:lang w:val="es-MX" w:eastAsia="zh-CN" w:bidi="hi-IN"/>
+              </w:rPr>
+              <w:t>YYYY-MM-DDThh:mm:s</w:t>
+            </w:r>
+            <w:r>
+              <w:rPr>
+                <w:rFonts w:eastAsia="NSimSun" w:cs="Arial" w:ascii="Courier New" w:hAnsi="Courier New"/>
+                <w:b/>
+                <w:bCs/>
+                <w:color w:val="000000"/>
+                <w:kern w:val="2"/>
+                <w:sz w:val="16"/>
+                <w:szCs w:val="16"/>
+                <w:lang w:val="es-MX" w:eastAsia="zh-CN" w:bidi="hi-IN"/>
+              </w:rPr>
+              <w:t>s</w:t>
+            </w:r>
+            <w:r>
+              <w:rPr>
+                <w:rFonts w:eastAsia="NSimSun" w:cs="Arial" w:ascii="Courier New" w:hAnsi="Courier New"/>
+                <w:b/>
+                <w:bCs/>
+                <w:color w:val="000000"/>
+                <w:kern w:val="2"/>
+                <w:sz w:val="16"/>
+                <w:szCs w:val="16"/>
+                <w:lang w:val="es-MX" w:eastAsia="zh-CN" w:bidi="hi-IN"/>
+              </w:rPr>
+              <w:t>Z</w:t>
+            </w:r>
+          </w:p>
+        </w:tc>
+        <w:tc>
+          <w:tcPr>
+            <w:tcW w:w="2664" w:type="dxa"/>
+            <w:tcBorders>
+              <w:start w:val="single" w:sz="4" w:space="0" w:color="000000"/>
+              <w:bottom w:val="single" w:sz="4" w:space="0" w:color="000000"/>
+            </w:tcBorders>
+          </w:tcPr>
+          <w:p>
+            <w:pPr>
+              <w:pStyle w:val="BodyText"/>
+              <w:widowControl/>
+              <w:suppressAutoHyphens w:val="true"/>
+              <w:bidi w:val="0"/>
+              <w:spacing w:lineRule="exact" w:line="198" w:before="0" w:after="0"/>
+              <w:ind w:hanging="0" w:start="0" w:end="0"/>
+              <w:jc w:val="start"/>
+              <w:rPr>
+                <w:rFonts w:ascii="Courier New" w:hAnsi="Courier New" w:eastAsia="NSimSun" w:cs="Arial"/>
+                <w:b/>
+                <w:bCs/>
+                <w:color w:val="0066CC"/>
+                <w:kern w:val="2"/>
+                <w:sz w:val="16"/>
+                <w:szCs w:val="16"/>
+                <w:lang w:val="es-MX" w:eastAsia="zh-CN" w:bidi="hi-IN"/>
+              </w:rPr>
+            </w:pPr>
+            <w:r>
+              <w:rPr>
+                <w:rFonts w:eastAsia="NSimSun" w:cs="Arial" w:ascii="Courier New" w:hAnsi="Courier New"/>
+                <w:b/>
+                <w:bCs/>
+                <w:color w:val="0066CC"/>
+                <w:kern w:val="2"/>
+                <w:sz w:val="16"/>
+                <w:szCs w:val="16"/>
+                <w:lang w:val="es-MX" w:eastAsia="zh-CN" w:bidi="hi-IN"/>
+              </w:rPr>
+              <w:t>Valor DateTime</w:t>
+            </w:r>
+          </w:p>
+        </w:tc>
+        <w:tc>
+          <w:tcPr>
+            <w:tcW w:w="1471" w:type="dxa"/>
             <w:tcBorders>
               <w:start w:val="single" w:sz="4" w:space="0" w:color="000000"/>
               <w:bottom w:val="single" w:sz="4" w:space="0" w:color="000000"/>
@@ -4937,30 +6812,21 @@
               <w:suppressAutoHyphens w:val="true"/>
               <w:bidi w:val="0"/>
               <w:spacing w:lineRule="exact" w:line="198" w:before="0" w:after="0"/>
-              <w:ind w:hanging="0" w:start="709" w:end="0"/>
-              <w:jc w:val="start"/>
-              <w:rPr>
-                <w:rFonts w:ascii="Courier New" w:hAnsi="Courier New" w:eastAsia="NSimSun" w:cs="Arial"/>
-                <w:b/>
-                <w:bCs/>
-                <w:color w:val="00AE00"/>
-                <w:kern w:val="2"/>
-                <w:sz w:val="16"/>
-                <w:szCs w:val="16"/>
-                <w:lang w:val="es-MX" w:eastAsia="zh-CN" w:bidi="hi-IN"/>
-              </w:rPr>
-            </w:pPr>
-            <w:r>
-              <w:rPr>
-                <w:rFonts w:eastAsia="NSimSun" w:cs="Arial" w:ascii="Courier New" w:hAnsi="Courier New"/>
-                <w:b/>
-                <w:bCs/>
-                <w:color w:val="00AE00"/>
-                <w:kern w:val="2"/>
-                <w:sz w:val="16"/>
-                <w:szCs w:val="16"/>
-                <w:lang w:val="es-MX" w:eastAsia="zh-CN" w:bidi="hi-IN"/>
-              </w:rPr>
+              <w:ind w:hanging="0" w:start="0" w:end="0"/>
+              <w:jc w:val="start"/>
+              <w:rPr>
+                <w:rFonts w:ascii="Courier New" w:hAnsi="Courier New" w:eastAsia="NSimSun" w:cs="Arial"/>
+                <w:b/>
+                <w:bCs/>
+                <w:color w:val="0066CC"/>
+                <w:kern w:val="2"/>
+                <w:sz w:val="16"/>
+                <w:szCs w:val="16"/>
+                <w:lang w:val="es-MX" w:eastAsia="zh-CN" w:bidi="hi-IN"/>
+              </w:rPr>
+            </w:pPr>
+            <w:r>
+              <w:rPr/>
             </w:r>
           </w:p>
         </w:tc>
@@ -4969,7 +6835,7 @@
         <w:trPr/>
         <w:tc>
           <w:tcPr>
-            <w:tcW w:w="3055" w:type="dxa"/>
+            <w:tcW w:w="2318" w:type="dxa"/>
             <w:tcBorders>
               <w:start w:val="single" w:sz="4" w:space="0" w:color="000000"/>
               <w:bottom w:val="single" w:sz="4" w:space="0" w:color="000000"/>
@@ -5012,50 +6878,94 @@
         </w:tc>
         <w:tc>
           <w:tcPr>
-            <w:tcW w:w="3854" w:type="dxa"/>
-            <w:tcBorders>
-              <w:start w:val="single" w:sz="4" w:space="0" w:color="000000"/>
-              <w:bottom w:val="single" w:sz="4" w:space="0" w:color="000000"/>
-            </w:tcBorders>
-          </w:tcPr>
-          <w:p>
-            <w:pPr>
-              <w:pStyle w:val="BodyText"/>
-              <w:widowControl/>
-              <w:suppressAutoHyphens w:val="true"/>
-              <w:bidi w:val="0"/>
-              <w:spacing w:lineRule="exact" w:line="198" w:before="0" w:after="0"/>
-              <w:ind w:hanging="0" w:start="0" w:end="0"/>
-              <w:jc w:val="start"/>
-              <w:rPr>
-                <w:rFonts w:ascii="Courier New" w:hAnsi="Courier New" w:eastAsia="NSimSun" w:cs="Arial"/>
-                <w:b/>
-                <w:bCs/>
-                <w:color w:val="000000"/>
-                <w:kern w:val="2"/>
-                <w:sz w:val="16"/>
-                <w:szCs w:val="16"/>
-                <w:lang w:val="es-MX" w:eastAsia="zh-CN" w:bidi="hi-IN"/>
-              </w:rPr>
-            </w:pPr>
-            <w:r>
-              <w:rPr>
-                <w:rFonts w:eastAsia="NSimSun" w:cs="Arial" w:ascii="Courier New" w:hAnsi="Courier New"/>
-                <w:b/>
-                <w:bCs/>
-                <w:color w:val="000000"/>
-                <w:kern w:val="2"/>
-                <w:sz w:val="16"/>
-                <w:szCs w:val="16"/>
-                <w:lang w:val="es-MX" w:eastAsia="zh-CN" w:bidi="hi-IN"/>
-              </w:rPr>
-              <w:t>"0" - "99"</w:t>
-            </w:r>
-          </w:p>
-        </w:tc>
-        <w:tc>
-          <w:tcPr>
-            <w:tcW w:w="3063" w:type="dxa"/>
+            <w:tcW w:w="3518" w:type="dxa"/>
+            <w:tcBorders>
+              <w:start w:val="single" w:sz="4" w:space="0" w:color="000000"/>
+              <w:bottom w:val="single" w:sz="4" w:space="0" w:color="000000"/>
+            </w:tcBorders>
+          </w:tcPr>
+          <w:p>
+            <w:pPr>
+              <w:pStyle w:val="BodyText"/>
+              <w:widowControl/>
+              <w:suppressAutoHyphens w:val="true"/>
+              <w:bidi w:val="0"/>
+              <w:spacing w:lineRule="exact" w:line="198" w:before="0" w:after="0"/>
+              <w:ind w:hanging="0" w:start="0" w:end="0"/>
+              <w:jc w:val="start"/>
+              <w:rPr>
+                <w:rFonts w:ascii="Courier New" w:hAnsi="Courier New" w:eastAsia="NSimSun" w:cs="Arial"/>
+                <w:b/>
+                <w:bCs/>
+                <w:color w:val="000000"/>
+                <w:kern w:val="2"/>
+                <w:sz w:val="16"/>
+                <w:szCs w:val="16"/>
+                <w:lang w:val="es-MX" w:eastAsia="zh-CN" w:bidi="hi-IN"/>
+              </w:rPr>
+            </w:pPr>
+            <w:r>
+              <w:rPr>
+                <w:rFonts w:eastAsia="NSimSun" w:cs="Arial" w:ascii="Courier New" w:hAnsi="Courier New"/>
+                <w:b/>
+                <w:bCs/>
+                <w:color w:val="000000"/>
+                <w:kern w:val="2"/>
+                <w:sz w:val="16"/>
+                <w:szCs w:val="16"/>
+                <w:lang w:val="es-MX" w:eastAsia="zh-CN" w:bidi="hi-IN"/>
+              </w:rPr>
+              <w:t>Número de token vinculados a la cuenta</w:t>
+            </w:r>
+          </w:p>
+        </w:tc>
+        <w:tc>
+          <w:tcPr>
+            <w:tcW w:w="2664" w:type="dxa"/>
+            <w:tcBorders>
+              <w:start w:val="single" w:sz="4" w:space="0" w:color="000000"/>
+              <w:bottom w:val="single" w:sz="4" w:space="0" w:color="000000"/>
+            </w:tcBorders>
+          </w:tcPr>
+          <w:p>
+            <w:pPr>
+              <w:pStyle w:val="BodyText"/>
+              <w:widowControl/>
+              <w:suppressAutoHyphens w:val="true"/>
+              <w:overflowPunct w:val="false"/>
+              <w:bidi w:val="0"/>
+              <w:spacing w:lineRule="exact" w:line="198" w:before="0" w:after="0"/>
+              <w:ind w:hanging="0" w:start="0" w:end="0"/>
+              <w:jc w:val="start"/>
+              <w:rPr>
+                <w:rFonts w:ascii="Courier New" w:hAnsi="Courier New" w:eastAsia="NSimSun" w:cs="Arial"/>
+                <w:b/>
+                <w:bCs/>
+                <w:color w:val="FF0000"/>
+                <w:kern w:val="2"/>
+                <w:sz w:val="16"/>
+                <w:szCs w:val="16"/>
+                <w:lang w:val="es-MX" w:eastAsia="zh-CN" w:bidi="hi-IN"/>
+              </w:rPr>
+            </w:pPr>
+            <w:r>
+              <w:rPr>
+                <w:rFonts w:eastAsia="NSimSun" w:cs="Arial" w:ascii="Courier New" w:hAnsi="Courier New"/>
+                <w:b/>
+                <w:bCs/>
+                <w:color w:val="FF0000"/>
+                <w:kern w:val="2"/>
+                <w:sz w:val="16"/>
+                <w:szCs w:val="16"/>
+                <w:lang w:val="es-MX" w:eastAsia="zh-CN" w:bidi="hi-IN"/>
+              </w:rPr>
+              <w:t>¿Como se obtiene el valor?</w:t>
+            </w:r>
+          </w:p>
+        </w:tc>
+        <w:tc>
+          <w:tcPr>
+            <w:tcW w:w="1471" w:type="dxa"/>
             <w:tcBorders>
               <w:start w:val="single" w:sz="4" w:space="0" w:color="000000"/>
               <w:bottom w:val="single" w:sz="4" w:space="0" w:color="000000"/>
@@ -5069,7 +6979,7 @@
               <w:suppressAutoHyphens w:val="true"/>
               <w:bidi w:val="0"/>
               <w:spacing w:lineRule="exact" w:line="198" w:before="0" w:after="0"/>
-              <w:ind w:hanging="0" w:start="709" w:end="0"/>
+              <w:ind w:hanging="0" w:start="0" w:end="0"/>
               <w:jc w:val="start"/>
               <w:rPr>
                 <w:rFonts w:ascii="Courier New" w:hAnsi="Courier New" w:eastAsia="NSimSun" w:cs="Arial"/>
@@ -5083,17 +6993,7 @@
               </w:rPr>
             </w:pPr>
             <w:r>
-              <w:rPr>
-                <w:rFonts w:eastAsia="NSimSun" w:cs="Arial" w:ascii="Courier New" w:hAnsi="Courier New"/>
-                <w:b/>
-                <w:bCs/>
-                <w:color w:val="00AE00"/>
-                <w:kern w:val="2"/>
-                <w:sz w:val="16"/>
-                <w:szCs w:val="16"/>
-                <w:lang w:val="es-MX" w:eastAsia="zh-CN" w:bidi="hi-IN"/>
-              </w:rPr>
-              <w:t>maxLength: 2</w:t>
+              <w:rPr/>
             </w:r>
           </w:p>
         </w:tc>
@@ -5102,7 +7002,7 @@
         <w:trPr/>
         <w:tc>
           <w:tcPr>
-            <w:tcW w:w="3055" w:type="dxa"/>
+            <w:tcW w:w="2318" w:type="dxa"/>
             <w:tcBorders>
               <w:start w:val="single" w:sz="4" w:space="0" w:color="000000"/>
               <w:bottom w:val="single" w:sz="4" w:space="0" w:color="000000"/>
@@ -5145,50 +7045,119 @@
         </w:tc>
         <w:tc>
           <w:tcPr>
-            <w:tcW w:w="3854" w:type="dxa"/>
-            <w:tcBorders>
-              <w:start w:val="single" w:sz="4" w:space="0" w:color="000000"/>
-              <w:bottom w:val="single" w:sz="4" w:space="0" w:color="000000"/>
-            </w:tcBorders>
-          </w:tcPr>
-          <w:p>
-            <w:pPr>
-              <w:pStyle w:val="BodyText"/>
-              <w:widowControl/>
-              <w:suppressAutoHyphens w:val="true"/>
-              <w:bidi w:val="0"/>
-              <w:spacing w:lineRule="exact" w:line="198" w:before="0" w:after="0"/>
-              <w:ind w:hanging="0" w:start="0" w:end="0"/>
-              <w:jc w:val="start"/>
-              <w:rPr>
-                <w:rFonts w:ascii="Courier New" w:hAnsi="Courier New" w:eastAsia="NSimSun" w:cs="Arial"/>
-                <w:b/>
-                <w:bCs/>
-                <w:color w:val="000000"/>
-                <w:kern w:val="2"/>
-                <w:sz w:val="16"/>
-                <w:szCs w:val="16"/>
-                <w:lang w:val="es-MX" w:eastAsia="zh-CN" w:bidi="hi-IN"/>
-              </w:rPr>
-            </w:pPr>
-            <w:r>
-              <w:rPr>
-                <w:rFonts w:eastAsia="NSimSun" w:cs="Arial" w:ascii="Courier New" w:hAnsi="Courier New"/>
-                <w:b/>
-                <w:bCs/>
-                <w:color w:val="000000"/>
-                <w:kern w:val="2"/>
-                <w:sz w:val="16"/>
-                <w:szCs w:val="16"/>
-                <w:lang w:val="es-MX" w:eastAsia="zh-CN" w:bidi="hi-IN"/>
-              </w:rPr>
-              <w:t>DateTime</w:t>
-            </w:r>
-          </w:p>
-        </w:tc>
-        <w:tc>
-          <w:tcPr>
-            <w:tcW w:w="3063" w:type="dxa"/>
+            <w:tcW w:w="3518" w:type="dxa"/>
+            <w:tcBorders>
+              <w:start w:val="single" w:sz="4" w:space="0" w:color="000000"/>
+              <w:bottom w:val="single" w:sz="4" w:space="0" w:color="000000"/>
+            </w:tcBorders>
+          </w:tcPr>
+          <w:p>
+            <w:pPr>
+              <w:pStyle w:val="BodyText"/>
+              <w:widowControl/>
+              <w:suppressAutoHyphens w:val="true"/>
+              <w:bidi w:val="0"/>
+              <w:spacing w:lineRule="exact" w:line="198" w:before="0" w:after="0"/>
+              <w:ind w:hanging="0" w:start="0" w:end="0"/>
+              <w:jc w:val="start"/>
+              <w:rPr>
+                <w:rFonts w:ascii="Courier New" w:hAnsi="Courier New" w:eastAsia="NSimSun" w:cs="Arial"/>
+                <w:b/>
+                <w:bCs/>
+                <w:color w:val="000000"/>
+                <w:kern w:val="2"/>
+                <w:sz w:val="16"/>
+                <w:szCs w:val="16"/>
+                <w:lang w:val="es-MX" w:eastAsia="zh-CN" w:bidi="hi-IN"/>
+              </w:rPr>
+            </w:pPr>
+            <w:r>
+              <w:rPr>
+                <w:rFonts w:eastAsia="NSimSun" w:cs="Arial" w:ascii="Courier New" w:hAnsi="Courier New"/>
+                <w:b/>
+                <w:bCs/>
+                <w:color w:val="000000"/>
+                <w:kern w:val="2"/>
+                <w:sz w:val="16"/>
+                <w:szCs w:val="16"/>
+                <w:lang w:val="es-MX" w:eastAsia="zh-CN" w:bidi="hi-IN"/>
+              </w:rPr>
+              <w:t>YYYY-MM-DDThh:mm:s</w:t>
+            </w:r>
+            <w:r>
+              <w:rPr>
+                <w:rFonts w:eastAsia="NSimSun" w:cs="Arial" w:ascii="Courier New" w:hAnsi="Courier New"/>
+                <w:b/>
+                <w:bCs/>
+                <w:color w:val="000000"/>
+                <w:kern w:val="2"/>
+                <w:sz w:val="16"/>
+                <w:szCs w:val="16"/>
+                <w:lang w:val="es-MX" w:eastAsia="zh-CN" w:bidi="hi-IN"/>
+              </w:rPr>
+              <w:t>s</w:t>
+            </w:r>
+            <w:r>
+              <w:rPr>
+                <w:rFonts w:eastAsia="NSimSun" w:cs="Arial" w:ascii="Courier New" w:hAnsi="Courier New"/>
+                <w:b/>
+                <w:bCs/>
+                <w:color w:val="000000"/>
+                <w:kern w:val="2"/>
+                <w:sz w:val="16"/>
+                <w:szCs w:val="16"/>
+                <w:lang w:val="es-MX" w:eastAsia="zh-CN" w:bidi="hi-IN"/>
+              </w:rPr>
+              <w:t>Z</w:t>
+            </w:r>
+          </w:p>
+        </w:tc>
+        <w:tc>
+          <w:tcPr>
+            <w:tcW w:w="2664" w:type="dxa"/>
+            <w:tcBorders>
+              <w:start w:val="single" w:sz="4" w:space="0" w:color="000000"/>
+              <w:bottom w:val="single" w:sz="4" w:space="0" w:color="000000"/>
+            </w:tcBorders>
+          </w:tcPr>
+          <w:p>
+            <w:pPr>
+              <w:pStyle w:val="BodyText"/>
+              <w:widowControl/>
+              <w:suppressAutoHyphens w:val="true"/>
+              <w:bidi w:val="0"/>
+              <w:spacing w:lineRule="exact" w:line="198" w:before="0" w:after="0"/>
+              <w:ind w:hanging="0" w:start="0" w:end="0"/>
+              <w:jc w:val="start"/>
+              <w:rPr>
+                <w:rFonts w:ascii="Courier New" w:hAnsi="Courier New" w:eastAsia="NSimSun" w:cs="Arial"/>
+                <w:b/>
+                <w:bCs/>
+                <w:color w:val="0066CC"/>
+                <w:kern w:val="2"/>
+                <w:sz w:val="16"/>
+                <w:szCs w:val="16"/>
+                <w:lang w:val="es-MX" w:eastAsia="zh-CN" w:bidi="hi-IN"/>
+              </w:rPr>
+            </w:pPr>
+            <w:r>
+              <w:rPr>
+                <w:rFonts w:eastAsia="NSimSun" w:cs="Arial" w:ascii="Courier New" w:hAnsi="Courier New"/>
+                <w:b/>
+                <w:bCs/>
+                <w:color w:val="0066CC"/>
+                <w:kern w:val="2"/>
+                <w:sz w:val="16"/>
+                <w:szCs w:val="16"/>
+                <w:lang w:val="es-MX" w:eastAsia="zh-CN" w:bidi="hi-IN"/>
+              </w:rPr>
+              <w:t>Valor DateTime</w:t>
+            </w:r>
+          </w:p>
+        </w:tc>
+        <w:tc>
+          <w:tcPr>
+            <w:tcW w:w="1471" w:type="dxa"/>
             <w:tcBorders>
               <w:start w:val="single" w:sz="4" w:space="0" w:color="000000"/>
               <w:bottom w:val="single" w:sz="4" w:space="0" w:color="000000"/>
@@ -5202,30 +7171,21 @@
               <w:suppressAutoHyphens w:val="true"/>
               <w:bidi w:val="0"/>
               <w:spacing w:lineRule="exact" w:line="198" w:before="0" w:after="0"/>
-              <w:ind w:hanging="0" w:start="709" w:end="0"/>
-              <w:jc w:val="start"/>
-              <w:rPr>
-                <w:rFonts w:ascii="Courier New" w:hAnsi="Courier New" w:eastAsia="NSimSun" w:cs="Arial"/>
-                <w:b/>
-                <w:bCs/>
-                <w:color w:val="00AE00"/>
-                <w:kern w:val="2"/>
-                <w:sz w:val="16"/>
-                <w:szCs w:val="16"/>
-                <w:lang w:val="es-MX" w:eastAsia="zh-CN" w:bidi="hi-IN"/>
-              </w:rPr>
-            </w:pPr>
-            <w:r>
-              <w:rPr>
-                <w:rFonts w:eastAsia="NSimSun" w:cs="Arial" w:ascii="Courier New" w:hAnsi="Courier New"/>
-                <w:b/>
-                <w:bCs/>
-                <w:color w:val="00AE00"/>
-                <w:kern w:val="2"/>
-                <w:sz w:val="16"/>
-                <w:szCs w:val="16"/>
-                <w:lang w:val="es-MX" w:eastAsia="zh-CN" w:bidi="hi-IN"/>
-              </w:rPr>
+              <w:ind w:hanging="0" w:start="0" w:end="0"/>
+              <w:jc w:val="start"/>
+              <w:rPr>
+                <w:rFonts w:ascii="Courier New" w:hAnsi="Courier New" w:eastAsia="NSimSun" w:cs="Arial"/>
+                <w:b/>
+                <w:bCs/>
+                <w:color w:val="0066CC"/>
+                <w:kern w:val="2"/>
+                <w:sz w:val="16"/>
+                <w:szCs w:val="16"/>
+                <w:lang w:val="es-MX" w:eastAsia="zh-CN" w:bidi="hi-IN"/>
+              </w:rPr>
+            </w:pPr>
+            <w:r>
+              <w:rPr/>
             </w:r>
           </w:p>
         </w:tc>
@@ -5234,7 +7194,7 @@
         <w:trPr/>
         <w:tc>
           <w:tcPr>
-            <w:tcW w:w="3055" w:type="dxa"/>
+            <w:tcW w:w="2318" w:type="dxa"/>
             <w:tcBorders>
               <w:start w:val="single" w:sz="4" w:space="0" w:color="000000"/>
               <w:bottom w:val="single" w:sz="4" w:space="0" w:color="000000"/>
@@ -5277,50 +7237,96 @@
         </w:tc>
         <w:tc>
           <w:tcPr>
-            <w:tcW w:w="3854" w:type="dxa"/>
-            <w:tcBorders>
-              <w:start w:val="single" w:sz="4" w:space="0" w:color="000000"/>
-              <w:bottom w:val="single" w:sz="4" w:space="0" w:color="000000"/>
-            </w:tcBorders>
-          </w:tcPr>
-          <w:p>
-            <w:pPr>
-              <w:pStyle w:val="BodyText"/>
-              <w:widowControl/>
-              <w:suppressAutoHyphens w:val="true"/>
-              <w:bidi w:val="0"/>
-              <w:spacing w:lineRule="exact" w:line="198" w:before="0" w:after="0"/>
-              <w:ind w:hanging="0" w:start="0" w:end="0"/>
-              <w:jc w:val="start"/>
-              <w:rPr>
-                <w:rFonts w:ascii="Courier New" w:hAnsi="Courier New" w:eastAsia="NSimSun" w:cs="Arial"/>
-                <w:b/>
-                <w:bCs/>
-                <w:color w:val="000000"/>
-                <w:kern w:val="2"/>
-                <w:sz w:val="16"/>
-                <w:szCs w:val="16"/>
-                <w:lang w:val="es-MX" w:eastAsia="zh-CN" w:bidi="hi-IN"/>
-              </w:rPr>
-            </w:pPr>
-            <w:r>
-              <w:rPr>
-                <w:rFonts w:eastAsia="NSimSun" w:cs="Arial" w:ascii="Courier New" w:hAnsi="Courier New"/>
-                <w:b/>
-                <w:bCs/>
-                <w:color w:val="000000"/>
-                <w:kern w:val="2"/>
-                <w:sz w:val="16"/>
-                <w:szCs w:val="16"/>
-                <w:lang w:val="es-MX" w:eastAsia="zh-CN" w:bidi="hi-IN"/>
-              </w:rPr>
-              <w:t>Cantidad de activaciones de token</w:t>
-            </w:r>
-          </w:p>
-        </w:tc>
-        <w:tc>
-          <w:tcPr>
-            <w:tcW w:w="3063" w:type="dxa"/>
+            <w:tcW w:w="3518" w:type="dxa"/>
+            <w:tcBorders>
+              <w:start w:val="single" w:sz="4" w:space="0" w:color="000000"/>
+              <w:bottom w:val="single" w:sz="4" w:space="0" w:color="000000"/>
+            </w:tcBorders>
+          </w:tcPr>
+          <w:p>
+            <w:pPr>
+              <w:pStyle w:val="BodyText"/>
+              <w:widowControl/>
+              <w:suppressAutoHyphens w:val="true"/>
+              <w:overflowPunct w:val="true"/>
+              <w:bidi w:val="0"/>
+              <w:spacing w:lineRule="exact" w:line="198" w:before="0" w:after="0"/>
+              <w:ind w:hanging="0" w:start="0" w:end="0"/>
+              <w:jc w:val="start"/>
+              <w:rPr>
+                <w:rFonts w:ascii="Courier New" w:hAnsi="Courier New" w:eastAsia="NSimSun" w:cs="Arial"/>
+                <w:b/>
+                <w:bCs/>
+                <w:color w:val="000000"/>
+                <w:kern w:val="2"/>
+                <w:sz w:val="16"/>
+                <w:szCs w:val="16"/>
+                <w:lang w:val="es-MX" w:eastAsia="zh-CN" w:bidi="hi-IN"/>
+              </w:rPr>
+            </w:pPr>
+            <w:r>
+              <w:rPr>
+                <w:rFonts w:eastAsia="NSimSun" w:cs="Arial" w:ascii="Courier New" w:hAnsi="Courier New"/>
+                <w:b/>
+                <w:bCs/>
+                <w:color w:val="000000"/>
+                <w:kern w:val="2"/>
+                <w:sz w:val="16"/>
+                <w:szCs w:val="16"/>
+                <w:lang w:val="es-MX" w:eastAsia="zh-CN" w:bidi="hi-IN"/>
+              </w:rPr>
+              <w:t>Numero de veces que fue activado el token</w:t>
+            </w:r>
+          </w:p>
+        </w:tc>
+        <w:tc>
+          <w:tcPr>
+            <w:tcW w:w="2664" w:type="dxa"/>
+            <w:tcBorders>
+              <w:start w:val="single" w:sz="4" w:space="0" w:color="000000"/>
+              <w:bottom w:val="single" w:sz="4" w:space="0" w:color="000000"/>
+            </w:tcBorders>
+          </w:tcPr>
+          <w:p>
+            <w:pPr>
+              <w:pStyle w:val="BodyText"/>
+              <w:widowControl/>
+              <w:suppressAutoHyphens w:val="true"/>
+              <w:overflowPunct w:val="false"/>
+              <w:bidi w:val="0"/>
+              <w:spacing w:lineRule="exact" w:line="198" w:before="0" w:after="0"/>
+              <w:ind w:hanging="0" w:start="0" w:end="0"/>
+              <w:jc w:val="start"/>
+              <w:rPr>
+                <w:rFonts w:ascii="Courier New" w:hAnsi="Courier New" w:eastAsia="NSimSun" w:cs="Arial"/>
+                <w:b/>
+                <w:bCs/>
+                <w:color w:val="FF0000"/>
+                <w:kern w:val="2"/>
+                <w:sz w:val="16"/>
+                <w:szCs w:val="16"/>
+                <w:lang w:val="es-MX" w:eastAsia="zh-CN" w:bidi="hi-IN"/>
+              </w:rPr>
+            </w:pPr>
+            <w:r>
+              <w:rPr>
+                <w:rFonts w:eastAsia="NSimSun" w:cs="Arial" w:ascii="Courier New" w:hAnsi="Courier New"/>
+                <w:b/>
+                <w:bCs/>
+                <w:color w:val="FF0000"/>
+                <w:kern w:val="2"/>
+                <w:sz w:val="16"/>
+                <w:szCs w:val="16"/>
+                <w:shd w:fill="FFFFFF" w:val="clear"/>
+                <w:lang w:val="es-MX" w:eastAsia="zh-CN" w:bidi="hi-IN"/>
+              </w:rPr>
+              <w:t>¿Como se obtiene el valor?</w:t>
+            </w:r>
+          </w:p>
+        </w:tc>
+        <w:tc>
+          <w:tcPr>
+            <w:tcW w:w="1471" w:type="dxa"/>
             <w:tcBorders>
               <w:start w:val="single" w:sz="4" w:space="0" w:color="000000"/>
               <w:bottom w:val="single" w:sz="4" w:space="0" w:color="000000"/>
@@ -5334,7 +7340,7 @@
               <w:suppressAutoHyphens w:val="true"/>
               <w:bidi w:val="0"/>
               <w:spacing w:lineRule="exact" w:line="198" w:before="0" w:after="0"/>
-              <w:ind w:hanging="0" w:start="709" w:end="0"/>
+              <w:ind w:hanging="0" w:start="0" w:end="0"/>
               <w:jc w:val="start"/>
               <w:rPr>
                 <w:rFonts w:ascii="Courier New" w:hAnsi="Courier New" w:eastAsia="NSimSun" w:cs="Arial"/>
@@ -5348,16 +7354,7 @@
               </w:rPr>
             </w:pPr>
             <w:r>
-              <w:rPr>
-                <w:rFonts w:eastAsia="NSimSun" w:cs="Arial" w:ascii="Courier New" w:hAnsi="Courier New"/>
-                <w:b/>
-                <w:bCs/>
-                <w:color w:val="00AE00"/>
-                <w:kern w:val="2"/>
-                <w:sz w:val="16"/>
-                <w:szCs w:val="16"/>
-                <w:lang w:val="es-MX" w:eastAsia="zh-CN" w:bidi="hi-IN"/>
-              </w:rPr>
+              <w:rPr/>
             </w:r>
           </w:p>
         </w:tc>
@@ -5366,7 +7363,7 @@
         <w:trPr/>
         <w:tc>
           <w:tcPr>
-            <w:tcW w:w="3055" w:type="dxa"/>
+            <w:tcW w:w="2318" w:type="dxa"/>
             <w:tcBorders>
               <w:start w:val="single" w:sz="4" w:space="0" w:color="000000"/>
               <w:bottom w:val="single" w:sz="4" w:space="0" w:color="000000"/>
@@ -5409,17 +7406,18 @@
         </w:tc>
         <w:tc>
           <w:tcPr>
-            <w:tcW w:w="3854" w:type="dxa"/>
-            <w:tcBorders>
-              <w:start w:val="single" w:sz="4" w:space="0" w:color="000000"/>
-              <w:bottom w:val="single" w:sz="4" w:space="0" w:color="000000"/>
-            </w:tcBorders>
-          </w:tcPr>
-          <w:p>
-            <w:pPr>
-              <w:pStyle w:val="BodyText"/>
-              <w:widowControl/>
-              <w:suppressAutoHyphens w:val="true"/>
+            <w:tcW w:w="3518" w:type="dxa"/>
+            <w:tcBorders>
+              <w:start w:val="single" w:sz="4" w:space="0" w:color="000000"/>
+              <w:bottom w:val="single" w:sz="4" w:space="0" w:color="000000"/>
+            </w:tcBorders>
+          </w:tcPr>
+          <w:p>
+            <w:pPr>
+              <w:pStyle w:val="BodyText"/>
+              <w:widowControl/>
+              <w:suppressAutoHyphens w:val="true"/>
+              <w:overflowPunct w:val="true"/>
               <w:bidi w:val="0"/>
               <w:spacing w:lineRule="exact" w:line="198" w:before="0" w:after="0"/>
               <w:ind w:hanging="0" w:start="0" w:end="0"/>
@@ -5454,6 +7452,7 @@
               <w:pStyle w:val="BodyText"/>
               <w:widowControl/>
               <w:suppressAutoHyphens w:val="true"/>
+              <w:overflowPunct w:val="true"/>
               <w:bidi w:val="0"/>
               <w:spacing w:lineRule="exact" w:line="198" w:before="0" w:after="0"/>
               <w:ind w:hanging="0" w:start="0" w:end="0"/>
@@ -5486,7 +7485,44 @@
         </w:tc>
         <w:tc>
           <w:tcPr>
-            <w:tcW w:w="3063" w:type="dxa"/>
+            <w:tcW w:w="2664" w:type="dxa"/>
+            <w:tcBorders>
+              <w:start w:val="single" w:sz="4" w:space="0" w:color="000000"/>
+              <w:bottom w:val="single" w:sz="4" w:space="0" w:color="000000"/>
+            </w:tcBorders>
+          </w:tcPr>
+          <w:p>
+            <w:pPr>
+              <w:pStyle w:val="Normal"/>
+              <w:widowControl/>
+              <w:suppressAutoHyphens w:val="true"/>
+              <w:bidi w:val="0"/>
+              <w:spacing w:lineRule="exact" w:line="198" w:before="0" w:after="0"/>
+              <w:ind w:hanging="0" w:start="0" w:end="0"/>
+              <w:jc w:val="start"/>
+              <w:rPr>
+                <w:color w:val="C9211E"/>
+              </w:rPr>
+            </w:pPr>
+            <w:r>
+              <w:rPr>
+                <w:rFonts w:eastAsia="NSimSun" w:cs="Arial" w:ascii="Courier New" w:hAnsi="Courier New"/>
+                <w:b/>
+                <w:bCs/>
+                <w:color w:val="C9211E"/>
+                <w:kern w:val="2"/>
+                <w:sz w:val="16"/>
+                <w:szCs w:val="16"/>
+                <w:shd w:fill="FFFFFF" w:val="clear"/>
+                <w:lang w:val="es-MX" w:eastAsia="zh-CN" w:bidi="hi-IN"/>
+              </w:rPr>
+              <w:t>¿Como se mapea este valor?</w:t>
+            </w:r>
+          </w:p>
+        </w:tc>
+        <w:tc>
+          <w:tcPr>
+            <w:tcW w:w="1471" w:type="dxa"/>
             <w:tcBorders>
               <w:start w:val="single" w:sz="4" w:space="0" w:color="000000"/>
               <w:bottom w:val="single" w:sz="4" w:space="0" w:color="000000"/>
@@ -5500,7 +7536,7 @@
               <w:suppressAutoHyphens w:val="true"/>
               <w:bidi w:val="0"/>
               <w:spacing w:lineRule="exact" w:line="198" w:before="0" w:after="0"/>
-              <w:ind w:hanging="0" w:start="709" w:end="0"/>
+              <w:ind w:hanging="0" w:start="0" w:end="0"/>
               <w:jc w:val="start"/>
               <w:rPr>
                 <w:rFonts w:ascii="Courier New" w:hAnsi="Courier New" w:eastAsia="NSimSun" w:cs="Arial"/>
@@ -5514,16 +7550,7 @@
               </w:rPr>
             </w:pPr>
             <w:r>
-              <w:rPr>
-                <w:rFonts w:eastAsia="NSimSun" w:cs="Arial" w:ascii="Courier New" w:hAnsi="Courier New"/>
-                <w:b/>
-                <w:bCs/>
-                <w:color w:val="00AE00"/>
-                <w:kern w:val="2"/>
-                <w:sz w:val="16"/>
-                <w:szCs w:val="16"/>
-                <w:lang w:val="es-MX" w:eastAsia="zh-CN" w:bidi="hi-IN"/>
-              </w:rPr>
+              <w:rPr/>
             </w:r>
           </w:p>
         </w:tc>
@@ -5532,7 +7559,7 @@
         <w:trPr/>
         <w:tc>
           <w:tcPr>
-            <w:tcW w:w="3055" w:type="dxa"/>
+            <w:tcW w:w="2318" w:type="dxa"/>
             <w:tcBorders>
               <w:start w:val="single" w:sz="4" w:space="0" w:color="000000"/>
               <w:bottom w:val="single" w:sz="4" w:space="0" w:color="000000"/>
@@ -5575,17 +7602,18 @@
         </w:tc>
         <w:tc>
           <w:tcPr>
-            <w:tcW w:w="3854" w:type="dxa"/>
-            <w:tcBorders>
-              <w:start w:val="single" w:sz="4" w:space="0" w:color="000000"/>
-              <w:bottom w:val="single" w:sz="4" w:space="0" w:color="000000"/>
-            </w:tcBorders>
-          </w:tcPr>
-          <w:p>
-            <w:pPr>
-              <w:pStyle w:val="BodyText"/>
-              <w:widowControl/>
-              <w:suppressAutoHyphens w:val="true"/>
+            <w:tcW w:w="3518" w:type="dxa"/>
+            <w:tcBorders>
+              <w:start w:val="single" w:sz="4" w:space="0" w:color="000000"/>
+              <w:bottom w:val="single" w:sz="4" w:space="0" w:color="000000"/>
+            </w:tcBorders>
+          </w:tcPr>
+          <w:p>
+            <w:pPr>
+              <w:pStyle w:val="BodyText"/>
+              <w:widowControl/>
+              <w:suppressAutoHyphens w:val="true"/>
+              <w:overflowPunct w:val="true"/>
               <w:bidi w:val="0"/>
               <w:spacing w:lineRule="exact" w:line="198" w:before="0" w:after="0"/>
               <w:ind w:hanging="0" w:start="0" w:end="0"/>
@@ -5620,6 +7648,7 @@
               <w:pStyle w:val="BodyText"/>
               <w:widowControl/>
               <w:suppressAutoHyphens w:val="true"/>
+              <w:overflowPunct w:val="true"/>
               <w:bidi w:val="0"/>
               <w:spacing w:lineRule="exact" w:line="198" w:before="0" w:after="0"/>
               <w:ind w:hanging="0" w:start="0" w:end="0"/>
@@ -5654,6 +7683,7 @@
               <w:pStyle w:val="BodyText"/>
               <w:widowControl/>
               <w:suppressAutoHyphens w:val="true"/>
+              <w:overflowPunct w:val="true"/>
               <w:bidi w:val="0"/>
               <w:spacing w:lineRule="exact" w:line="198" w:before="0" w:after="0"/>
               <w:ind w:hanging="0" w:start="0" w:end="0"/>
@@ -5686,7 +7716,44 @@
         </w:tc>
         <w:tc>
           <w:tcPr>
-            <w:tcW w:w="3063" w:type="dxa"/>
+            <w:tcW w:w="2664" w:type="dxa"/>
+            <w:tcBorders>
+              <w:start w:val="single" w:sz="4" w:space="0" w:color="000000"/>
+              <w:bottom w:val="single" w:sz="4" w:space="0" w:color="000000"/>
+            </w:tcBorders>
+          </w:tcPr>
+          <w:p>
+            <w:pPr>
+              <w:pStyle w:val="Normal"/>
+              <w:widowControl/>
+              <w:suppressAutoHyphens w:val="true"/>
+              <w:bidi w:val="0"/>
+              <w:spacing w:lineRule="exact" w:line="198" w:before="0" w:after="0"/>
+              <w:ind w:hanging="0" w:start="0" w:end="0"/>
+              <w:jc w:val="start"/>
+              <w:rPr>
+                <w:color w:val="C9211E"/>
+              </w:rPr>
+            </w:pPr>
+            <w:r>
+              <w:rPr>
+                <w:rFonts w:eastAsia="NSimSun" w:cs="Arial" w:ascii="Courier New" w:hAnsi="Courier New"/>
+                <w:b/>
+                <w:bCs/>
+                <w:color w:val="C9211E"/>
+                <w:kern w:val="2"/>
+                <w:sz w:val="16"/>
+                <w:szCs w:val="16"/>
+                <w:shd w:fill="FFFFFF" w:val="clear"/>
+                <w:lang w:val="es-MX" w:eastAsia="zh-CN" w:bidi="hi-IN"/>
+              </w:rPr>
+              <w:t>¿Como se mapea este valor?</w:t>
+            </w:r>
+          </w:p>
+        </w:tc>
+        <w:tc>
+          <w:tcPr>
+            <w:tcW w:w="1471" w:type="dxa"/>
             <w:tcBorders>
               <w:start w:val="single" w:sz="4" w:space="0" w:color="000000"/>
               <w:bottom w:val="single" w:sz="4" w:space="0" w:color="000000"/>
@@ -5700,25 +7767,25 @@
               <w:suppressAutoHyphens w:val="true"/>
               <w:bidi w:val="0"/>
               <w:spacing w:lineRule="exact" w:line="198" w:before="0" w:after="0"/>
-              <w:ind w:hanging="0" w:start="709" w:end="0"/>
-              <w:jc w:val="start"/>
-              <w:rPr>
-                <w:rFonts w:ascii="Courier New" w:hAnsi="Courier New" w:eastAsia="NSimSun" w:cs="Arial"/>
-                <w:b/>
-                <w:bCs/>
-                <w:color w:val="00AE00"/>
-                <w:kern w:val="2"/>
-                <w:sz w:val="16"/>
-                <w:szCs w:val="16"/>
-                <w:lang w:val="es-MX" w:eastAsia="zh-CN" w:bidi="hi-IN"/>
-              </w:rPr>
-            </w:pPr>
-            <w:r>
-              <w:rPr>
-                <w:rFonts w:eastAsia="NSimSun" w:cs="Arial" w:ascii="Courier New" w:hAnsi="Courier New"/>
-                <w:b/>
-                <w:bCs/>
-                <w:color w:val="00AE00"/>
+              <w:ind w:hanging="0" w:start="0" w:end="0"/>
+              <w:jc w:val="start"/>
+              <w:rPr>
+                <w:rFonts w:ascii="Courier New" w:hAnsi="Courier New" w:eastAsia="NSimSun" w:cs="Arial"/>
+                <w:b/>
+                <w:bCs/>
+                <w:color w:val="FF0000"/>
+                <w:kern w:val="2"/>
+                <w:sz w:val="16"/>
+                <w:szCs w:val="16"/>
+                <w:lang w:val="es-MX" w:eastAsia="zh-CN" w:bidi="hi-IN"/>
+              </w:rPr>
+            </w:pPr>
+            <w:r>
+              <w:rPr>
+                <w:rFonts w:eastAsia="NSimSun" w:cs="Arial" w:ascii="Courier New" w:hAnsi="Courier New"/>
+                <w:b/>
+                <w:bCs/>
+                <w:color w:val="FF0000"/>
                 <w:kern w:val="2"/>
                 <w:sz w:val="16"/>
                 <w:szCs w:val="16"/>
@@ -5732,7 +7799,7 @@
         <w:trPr/>
         <w:tc>
           <w:tcPr>
-            <w:tcW w:w="3055" w:type="dxa"/>
+            <w:tcW w:w="2318" w:type="dxa"/>
             <w:tcBorders>
               <w:start w:val="single" w:sz="4" w:space="0" w:color="000000"/>
               <w:bottom w:val="single" w:sz="4" w:space="0" w:color="000000"/>
@@ -5775,17 +7842,18 @@
         </w:tc>
         <w:tc>
           <w:tcPr>
-            <w:tcW w:w="3854" w:type="dxa"/>
-            <w:tcBorders>
-              <w:start w:val="single" w:sz="4" w:space="0" w:color="000000"/>
-              <w:bottom w:val="single" w:sz="4" w:space="0" w:color="000000"/>
-            </w:tcBorders>
-          </w:tcPr>
-          <w:p>
-            <w:pPr>
-              <w:pStyle w:val="BodyText"/>
-              <w:widowControl/>
-              <w:suppressAutoHyphens w:val="true"/>
+            <w:tcW w:w="3518" w:type="dxa"/>
+            <w:tcBorders>
+              <w:start w:val="single" w:sz="4" w:space="0" w:color="000000"/>
+              <w:bottom w:val="single" w:sz="4" w:space="0" w:color="000000"/>
+            </w:tcBorders>
+          </w:tcPr>
+          <w:p>
+            <w:pPr>
+              <w:pStyle w:val="BodyText"/>
+              <w:widowControl/>
+              <w:suppressAutoHyphens w:val="true"/>
+              <w:overflowPunct w:val="true"/>
               <w:bidi w:val="0"/>
               <w:spacing w:lineRule="exact" w:line="198" w:before="0" w:after="0"/>
               <w:ind w:hanging="0" w:start="0" w:end="0"/>
@@ -5818,7 +7886,51 @@
         </w:tc>
         <w:tc>
           <w:tcPr>
-            <w:tcW w:w="3063" w:type="dxa"/>
+            <w:tcW w:w="2664" w:type="dxa"/>
+            <w:tcBorders>
+              <w:start w:val="single" w:sz="4" w:space="0" w:color="000000"/>
+              <w:bottom w:val="single" w:sz="4" w:space="0" w:color="000000"/>
+            </w:tcBorders>
+          </w:tcPr>
+          <w:p>
+            <w:pPr>
+              <w:pStyle w:val="BodyText"/>
+              <w:widowControl/>
+              <w:suppressAutoHyphens w:val="true"/>
+              <w:overflowPunct w:val="false"/>
+              <w:bidi w:val="0"/>
+              <w:spacing w:lineRule="exact" w:line="198" w:before="0" w:after="0"/>
+              <w:ind w:hanging="0" w:start="0" w:end="0"/>
+              <w:jc w:val="start"/>
+              <w:rPr>
+                <w:rFonts w:ascii="Courier New" w:hAnsi="Courier New" w:eastAsia="NSimSun" w:cs="Arial"/>
+                <w:b/>
+                <w:bCs/>
+                <w:color w:val="FF0000"/>
+                <w:kern w:val="2"/>
+                <w:sz w:val="16"/>
+                <w:szCs w:val="16"/>
+                <w:lang w:val="es-MX" w:eastAsia="zh-CN" w:bidi="hi-IN"/>
+              </w:rPr>
+            </w:pPr>
+            <w:r>
+              <w:rPr>
+                <w:rFonts w:eastAsia="NSimSun" w:cs="Arial" w:ascii="Courier New" w:hAnsi="Courier New"/>
+                <w:b/>
+                <w:bCs/>
+                <w:color w:val="FF0000"/>
+                <w:kern w:val="2"/>
+                <w:sz w:val="16"/>
+                <w:szCs w:val="16"/>
+                <w:lang w:val="es-MX" w:eastAsia="zh-CN" w:bidi="hi-IN"/>
+              </w:rPr>
+              <w:t>¿Como se obtiene el valor?</w:t>
+            </w:r>
+          </w:p>
+        </w:tc>
+        <w:tc>
+          <w:tcPr>
+            <w:tcW w:w="1471" w:type="dxa"/>
             <w:tcBorders>
               <w:start w:val="single" w:sz="4" w:space="0" w:color="000000"/>
               <w:bottom w:val="single" w:sz="4" w:space="0" w:color="000000"/>
@@ -5830,9 +7942,10 @@
               <w:pStyle w:val="BodyText"/>
               <w:widowControl/>
               <w:suppressAutoHyphens w:val="true"/>
-              <w:bidi w:val="0"/>
-              <w:spacing w:lineRule="exact" w:line="198" w:before="0" w:after="0"/>
-              <w:ind w:hanging="0" w:start="709" w:end="0"/>
+              <w:overflowPunct w:val="true"/>
+              <w:bidi w:val="0"/>
+              <w:spacing w:lineRule="exact" w:line="198" w:before="0" w:after="0"/>
+              <w:ind w:hanging="0" w:start="0" w:end="0"/>
               <w:jc w:val="start"/>
               <w:rPr>
                 <w:rFonts w:ascii="Courier New" w:hAnsi="Courier New" w:eastAsia="NSimSun" w:cs="Arial"/>
@@ -5865,7 +7978,7 @@
         <w:trPr/>
         <w:tc>
           <w:tcPr>
-            <w:tcW w:w="3055" w:type="dxa"/>
+            <w:tcW w:w="2318" w:type="dxa"/>
             <w:tcBorders>
               <w:start w:val="single" w:sz="4" w:space="0" w:color="000000"/>
               <w:bottom w:val="single" w:sz="4" w:space="0" w:color="000000"/>
@@ -5908,17 +8021,18 @@
         </w:tc>
         <w:tc>
           <w:tcPr>
-            <w:tcW w:w="3854" w:type="dxa"/>
-            <w:tcBorders>
-              <w:start w:val="single" w:sz="4" w:space="0" w:color="000000"/>
-              <w:bottom w:val="single" w:sz="4" w:space="0" w:color="000000"/>
-            </w:tcBorders>
-          </w:tcPr>
-          <w:p>
-            <w:pPr>
-              <w:pStyle w:val="BodyText"/>
-              <w:widowControl/>
-              <w:suppressAutoHyphens w:val="true"/>
+            <w:tcW w:w="3518" w:type="dxa"/>
+            <w:tcBorders>
+              <w:start w:val="single" w:sz="4" w:space="0" w:color="000000"/>
+              <w:bottom w:val="single" w:sz="4" w:space="0" w:color="000000"/>
+            </w:tcBorders>
+          </w:tcPr>
+          <w:p>
+            <w:pPr>
+              <w:pStyle w:val="BodyText"/>
+              <w:widowControl/>
+              <w:suppressAutoHyphens w:val="true"/>
+              <w:overflowPunct w:val="true"/>
               <w:bidi w:val="0"/>
               <w:spacing w:lineRule="exact" w:line="198" w:before="0" w:after="0"/>
               <w:ind w:hanging="0" w:start="0" w:end="0"/>
@@ -5951,7 +8065,50 @@
         </w:tc>
         <w:tc>
           <w:tcPr>
-            <w:tcW w:w="3063" w:type="dxa"/>
+            <w:tcW w:w="2664" w:type="dxa"/>
+            <w:tcBorders>
+              <w:start w:val="single" w:sz="4" w:space="0" w:color="000000"/>
+              <w:bottom w:val="single" w:sz="4" w:space="0" w:color="000000"/>
+            </w:tcBorders>
+          </w:tcPr>
+          <w:p>
+            <w:pPr>
+              <w:pStyle w:val="BodyText"/>
+              <w:widowControl/>
+              <w:suppressAutoHyphens w:val="true"/>
+              <w:bidi w:val="0"/>
+              <w:spacing w:lineRule="exact" w:line="198" w:before="0" w:after="0"/>
+              <w:ind w:hanging="0" w:start="0" w:end="0"/>
+              <w:jc w:val="start"/>
+              <w:rPr>
+                <w:rFonts w:ascii="Courier New" w:hAnsi="Courier New" w:eastAsia="NSimSun" w:cs="Arial"/>
+                <w:b/>
+                <w:bCs/>
+                <w:color w:val="0066CC"/>
+                <w:kern w:val="2"/>
+                <w:sz w:val="16"/>
+                <w:szCs w:val="16"/>
+                <w:lang w:val="es-MX" w:eastAsia="zh-CN" w:bidi="hi-IN"/>
+              </w:rPr>
+            </w:pPr>
+            <w:r>
+              <w:rPr>
+                <w:rFonts w:eastAsia="NSimSun" w:cs="Arial" w:ascii="Courier New" w:hAnsi="Courier New"/>
+                <w:b/>
+                <w:bCs/>
+                <w:color w:val="0066CC"/>
+                <w:kern w:val="2"/>
+                <w:sz w:val="16"/>
+                <w:szCs w:val="16"/>
+                <w:lang w:val="es-MX" w:eastAsia="zh-CN" w:bidi="hi-IN"/>
+              </w:rPr>
+              <w:t>Valor Mapeable</w:t>
+            </w:r>
+          </w:p>
+        </w:tc>
+        <w:tc>
+          <w:tcPr>
+            <w:tcW w:w="1471" w:type="dxa"/>
             <w:tcBorders>
               <w:start w:val="single" w:sz="4" w:space="0" w:color="000000"/>
               <w:bottom w:val="single" w:sz="4" w:space="0" w:color="000000"/>
@@ -5963,9 +8120,10 @@
               <w:pStyle w:val="BodyText"/>
               <w:widowControl/>
               <w:suppressAutoHyphens w:val="true"/>
-              <w:bidi w:val="0"/>
-              <w:spacing w:lineRule="exact" w:line="198" w:before="0" w:after="0"/>
-              <w:ind w:hanging="0" w:start="709" w:end="0"/>
+              <w:overflowPunct w:val="true"/>
+              <w:bidi w:val="0"/>
+              <w:spacing w:lineRule="exact" w:line="198" w:before="0" w:after="0"/>
+              <w:ind w:hanging="0" w:start="0" w:end="0"/>
               <w:jc w:val="start"/>
               <w:rPr>
                 <w:rFonts w:ascii="Courier New" w:hAnsi="Courier New" w:eastAsia="NSimSun" w:cs="Arial"/>
@@ -5998,7 +8156,7 @@
         <w:trPr/>
         <w:tc>
           <w:tcPr>
-            <w:tcW w:w="3055" w:type="dxa"/>
+            <w:tcW w:w="2318" w:type="dxa"/>
             <w:tcBorders>
               <w:start w:val="single" w:sz="4" w:space="0" w:color="000000"/>
               <w:bottom w:val="single" w:sz="4" w:space="0" w:color="000000"/>
@@ -6041,50 +8199,95 @@
         </w:tc>
         <w:tc>
           <w:tcPr>
-            <w:tcW w:w="3854" w:type="dxa"/>
-            <w:tcBorders>
-              <w:start w:val="single" w:sz="4" w:space="0" w:color="000000"/>
-              <w:bottom w:val="single" w:sz="4" w:space="0" w:color="000000"/>
-            </w:tcBorders>
-          </w:tcPr>
-          <w:p>
-            <w:pPr>
-              <w:pStyle w:val="BodyText"/>
-              <w:widowControl/>
-              <w:suppressAutoHyphens w:val="true"/>
-              <w:bidi w:val="0"/>
-              <w:spacing w:lineRule="exact" w:line="198" w:before="0" w:after="0"/>
-              <w:ind w:hanging="0" w:start="0" w:end="0"/>
-              <w:jc w:val="start"/>
-              <w:rPr>
-                <w:rFonts w:ascii="Courier New" w:hAnsi="Courier New" w:eastAsia="NSimSun" w:cs="Arial"/>
-                <w:b/>
-                <w:bCs/>
-                <w:color w:val="000000"/>
-                <w:kern w:val="2"/>
-                <w:sz w:val="16"/>
-                <w:szCs w:val="16"/>
-                <w:lang w:val="es-MX" w:eastAsia="zh-CN" w:bidi="hi-IN"/>
-              </w:rPr>
-            </w:pPr>
-            <w:r>
-              <w:rPr>
-                <w:rFonts w:eastAsia="NSimSun" w:cs="Arial" w:ascii="Courier New" w:hAnsi="Courier New"/>
-                <w:b/>
-                <w:bCs/>
-                <w:color w:val="000000"/>
-                <w:kern w:val="2"/>
-                <w:sz w:val="16"/>
-                <w:szCs w:val="16"/>
-                <w:lang w:val="es-MX" w:eastAsia="zh-CN" w:bidi="hi-IN"/>
-              </w:rPr>
-              <w:t>^[A-Za-z0-9._-]{11}$</w:t>
-            </w:r>
-          </w:p>
-        </w:tc>
-        <w:tc>
-          <w:tcPr>
-            <w:tcW w:w="3063" w:type="dxa"/>
+            <w:tcW w:w="3518" w:type="dxa"/>
+            <w:tcBorders>
+              <w:start w:val="single" w:sz="4" w:space="0" w:color="000000"/>
+              <w:bottom w:val="single" w:sz="4" w:space="0" w:color="000000"/>
+            </w:tcBorders>
+          </w:tcPr>
+          <w:p>
+            <w:pPr>
+              <w:pStyle w:val="BodyText"/>
+              <w:widowControl/>
+              <w:suppressAutoHyphens w:val="true"/>
+              <w:overflowPunct w:val="true"/>
+              <w:bidi w:val="0"/>
+              <w:spacing w:lineRule="exact" w:line="198" w:before="0" w:after="0"/>
+              <w:ind w:hanging="0" w:start="0" w:end="0"/>
+              <w:jc w:val="start"/>
+              <w:rPr>
+                <w:rFonts w:ascii="Courier New" w:hAnsi="Courier New" w:eastAsia="NSimSun" w:cs="Arial"/>
+                <w:b/>
+                <w:bCs/>
+                <w:color w:val="000000"/>
+                <w:kern w:val="2"/>
+                <w:sz w:val="16"/>
+                <w:szCs w:val="16"/>
+                <w:lang w:val="es-MX" w:eastAsia="zh-CN" w:bidi="hi-IN"/>
+              </w:rPr>
+            </w:pPr>
+            <w:r>
+              <w:rPr>
+                <w:rFonts w:eastAsia="NSimSun" w:cs="Arial" w:ascii="Courier New" w:hAnsi="Courier New"/>
+                <w:b/>
+                <w:bCs/>
+                <w:color w:val="000000"/>
+                <w:kern w:val="2"/>
+                <w:sz w:val="16"/>
+                <w:szCs w:val="16"/>
+                <w:lang w:val="es-MX" w:eastAsia="zh-CN" w:bidi="hi-IN"/>
+              </w:rPr>
+              <w:t>^[A-Za-z0-9]{11}$</w:t>
+            </w:r>
+          </w:p>
+        </w:tc>
+        <w:tc>
+          <w:tcPr>
+            <w:tcW w:w="2664" w:type="dxa"/>
+            <w:tcBorders>
+              <w:start w:val="single" w:sz="4" w:space="0" w:color="000000"/>
+              <w:bottom w:val="single" w:sz="4" w:space="0" w:color="000000"/>
+            </w:tcBorders>
+          </w:tcPr>
+          <w:p>
+            <w:pPr>
+              <w:pStyle w:val="BodyText"/>
+              <w:widowControl/>
+              <w:suppressAutoHyphens w:val="true"/>
+              <w:overflowPunct w:val="true"/>
+              <w:bidi w:val="0"/>
+              <w:spacing w:lineRule="exact" w:line="198" w:before="0" w:after="0"/>
+              <w:ind w:hanging="0" w:start="0" w:end="0"/>
+              <w:jc w:val="start"/>
+              <w:rPr>
+                <w:rFonts w:ascii="Courier New" w:hAnsi="Courier New" w:eastAsia="NSimSun" w:cs="Arial"/>
+                <w:b/>
+                <w:bCs/>
+                <w:color w:val="0066CC"/>
+                <w:kern w:val="2"/>
+                <w:sz w:val="16"/>
+                <w:szCs w:val="16"/>
+                <w:lang w:val="es-MX" w:eastAsia="zh-CN" w:bidi="hi-IN"/>
+              </w:rPr>
+            </w:pPr>
+            <w:r>
+              <w:rPr>
+                <w:rFonts w:eastAsia="NSimSun" w:cs="Arial" w:ascii="Courier New" w:hAnsi="Courier New"/>
+                <w:b/>
+                <w:bCs/>
+                <w:color w:val="0066CC"/>
+                <w:kern w:val="2"/>
+                <w:sz w:val="16"/>
+                <w:szCs w:val="16"/>
+                <w:lang w:val="es-MX" w:eastAsia="zh-CN" w:bidi="hi-IN"/>
+              </w:rPr>
+              <w:t>Valor Mapeable</w:t>
+            </w:r>
+          </w:p>
+        </w:tc>
+        <w:tc>
+          <w:tcPr>
+            <w:tcW w:w="1471" w:type="dxa"/>
             <w:tcBorders>
               <w:start w:val="single" w:sz="4" w:space="0" w:color="000000"/>
               <w:bottom w:val="single" w:sz="4" w:space="0" w:color="000000"/>
@@ -6096,9 +8299,10 @@
               <w:pStyle w:val="BodyText"/>
               <w:widowControl/>
               <w:suppressAutoHyphens w:val="true"/>
-              <w:bidi w:val="0"/>
-              <w:spacing w:lineRule="exact" w:line="198" w:before="0" w:after="0"/>
-              <w:ind w:hanging="0" w:start="709" w:end="0"/>
+              <w:overflowPunct w:val="true"/>
+              <w:bidi w:val="0"/>
+              <w:spacing w:lineRule="exact" w:line="198" w:before="0" w:after="0"/>
+              <w:ind w:hanging="0" w:start="0" w:end="0"/>
               <w:jc w:val="start"/>
               <w:rPr>
                 <w:rFonts w:ascii="Courier New" w:hAnsi="Courier New" w:eastAsia="NSimSun" w:cs="Arial"/>
@@ -6122,7 +8326,20 @@
                 <w:szCs w:val="16"/>
                 <w:lang w:val="es-MX" w:eastAsia="zh-CN" w:bidi="hi-IN"/>
               </w:rPr>
-              <w:t>maxLength: 11</w:t>
+              <w:t>maxLength: </w:t>
+            </w:r>
+            <w:r>
+              <w:rPr>
+                <w:rFonts w:eastAsia="NSimSun" w:cs="Arial" w:ascii="Courier New" w:hAnsi="Courier New"/>
+                <w:b/>
+                <w:bCs/>
+                <w:color w:val="00AE00"/>
+                <w:kern w:val="2"/>
+                <w:sz w:val="16"/>
+                <w:szCs w:val="16"/>
+                <w:lang w:val="es-MX" w:eastAsia="zh-CN" w:bidi="hi-IN"/>
+              </w:rPr>
+              <w:t>11</w:t>
             </w:r>
           </w:p>
         </w:tc>
@@ -6131,7 +8348,7 @@
         <w:trPr/>
         <w:tc>
           <w:tcPr>
-            <w:tcW w:w="3055" w:type="dxa"/>
+            <w:tcW w:w="2318" w:type="dxa"/>
             <w:tcBorders>
               <w:start w:val="single" w:sz="4" w:space="0" w:color="000000"/>
               <w:bottom w:val="single" w:sz="4" w:space="0" w:color="000000"/>
@@ -6174,7 +8391,7 @@
         </w:tc>
         <w:tc>
           <w:tcPr>
-            <w:tcW w:w="3854" w:type="dxa"/>
+            <w:tcW w:w="3518" w:type="dxa"/>
             <w:tcBorders>
               <w:start w:val="single" w:sz="4" w:space="0" w:color="000000"/>
               <w:bottom w:val="single" w:sz="4" w:space="0" w:color="000000"/>
@@ -6387,7 +8604,44 @@
         </w:tc>
         <w:tc>
           <w:tcPr>
-            <w:tcW w:w="3063" w:type="dxa"/>
+            <w:tcW w:w="2664" w:type="dxa"/>
+            <w:tcBorders>
+              <w:start w:val="single" w:sz="4" w:space="0" w:color="000000"/>
+              <w:bottom w:val="single" w:sz="4" w:space="0" w:color="000000"/>
+            </w:tcBorders>
+          </w:tcPr>
+          <w:p>
+            <w:pPr>
+              <w:pStyle w:val="Normal"/>
+              <w:spacing w:lineRule="exact" w:line="198"/>
+              <w:ind w:hanging="0" w:start="0" w:end="0"/>
+              <w:rPr>
+                <w:rFonts w:ascii="Courier New" w:hAnsi="Courier New"/>
+                <w:b/>
+                <w:bCs/>
+                <w:color w:val="C9211E"/>
+                <w:sz w:val="16"/>
+                <w:szCs w:val="16"/>
+                <w:shd w:fill="FFFFFF" w:val="clear"/>
+              </w:rPr>
+            </w:pPr>
+            <w:r>
+              <w:rPr>
+                <w:rFonts w:ascii="Courier New" w:hAnsi="Courier New"/>
+                <w:b/>
+                <w:bCs/>
+                <w:color w:val="C9211E"/>
+                <w:sz w:val="16"/>
+                <w:szCs w:val="16"/>
+                <w:shd w:fill="FFFFFF" w:val="clear"/>
+              </w:rPr>
+              <w:t>¿Bajo que criterío se deberá asignar cada valor en el campo?</w:t>
+            </w:r>
+          </w:p>
+        </w:tc>
+        <w:tc>
+          <w:tcPr>
+            <w:tcW w:w="1471" w:type="dxa"/>
             <w:tcBorders>
               <w:start w:val="single" w:sz="4" w:space="0" w:color="000000"/>
               <w:bottom w:val="single" w:sz="4" w:space="0" w:color="000000"/>
@@ -6399,9 +8653,10 @@
               <w:pStyle w:val="BodyText"/>
               <w:widowControl/>
               <w:suppressAutoHyphens w:val="true"/>
-              <w:bidi w:val="0"/>
-              <w:spacing w:lineRule="exact" w:line="198" w:before="0" w:after="0"/>
-              <w:ind w:hanging="0" w:start="709" w:end="0"/>
+              <w:overflowPunct w:val="true"/>
+              <w:bidi w:val="0"/>
+              <w:spacing w:lineRule="exact" w:line="198" w:before="0" w:after="0"/>
+              <w:ind w:hanging="0" w:start="0" w:end="0"/>
               <w:jc w:val="start"/>
               <w:rPr>
                 <w:rFonts w:ascii="Courier New" w:hAnsi="Courier New" w:eastAsia="NSimSun" w:cs="Arial"/>
@@ -6433,7 +8688,7 @@
         <w:trPr/>
         <w:tc>
           <w:tcPr>
-            <w:tcW w:w="3055" w:type="dxa"/>
+            <w:tcW w:w="2318" w:type="dxa"/>
             <w:tcBorders>
               <w:start w:val="single" w:sz="4" w:space="0" w:color="000000"/>
               <w:bottom w:val="single" w:sz="4" w:space="0" w:color="000000"/>
@@ -6476,50 +8731,95 @@
         </w:tc>
         <w:tc>
           <w:tcPr>
-            <w:tcW w:w="3854" w:type="dxa"/>
-            <w:tcBorders>
-              <w:start w:val="single" w:sz="4" w:space="0" w:color="000000"/>
-              <w:bottom w:val="single" w:sz="4" w:space="0" w:color="000000"/>
-            </w:tcBorders>
-          </w:tcPr>
-          <w:p>
-            <w:pPr>
-              <w:pStyle w:val="BodyText"/>
-              <w:widowControl/>
-              <w:suppressAutoHyphens w:val="true"/>
-              <w:bidi w:val="0"/>
-              <w:spacing w:lineRule="exact" w:line="198" w:before="0" w:after="0"/>
-              <w:ind w:hanging="0" w:start="0" w:end="0"/>
-              <w:jc w:val="start"/>
-              <w:rPr>
-                <w:rFonts w:ascii="Courier New" w:hAnsi="Courier New" w:eastAsia="NSimSun" w:cs="Arial"/>
-                <w:b/>
-                <w:bCs/>
-                <w:color w:val="000000"/>
-                <w:kern w:val="2"/>
-                <w:sz w:val="16"/>
-                <w:szCs w:val="16"/>
-                <w:lang w:val="es-MX" w:eastAsia="zh-CN" w:bidi="hi-IN"/>
-              </w:rPr>
-            </w:pPr>
-            <w:r>
-              <w:rPr>
-                <w:rFonts w:eastAsia="NSimSun" w:cs="Arial" w:ascii="Courier New" w:hAnsi="Courier New"/>
-                <w:b/>
-                <w:bCs/>
-                <w:color w:val="000000"/>
-                <w:kern w:val="2"/>
-                <w:sz w:val="16"/>
-                <w:szCs w:val="16"/>
-                <w:lang w:val="es-MX" w:eastAsia="zh-CN" w:bidi="hi-IN"/>
-              </w:rPr>
-              <w:t>"CARD_DIGITIZATION"</w:t>
-            </w:r>
-          </w:p>
-        </w:tc>
-        <w:tc>
-          <w:tcPr>
-            <w:tcW w:w="3063" w:type="dxa"/>
+            <w:tcW w:w="3518" w:type="dxa"/>
+            <w:tcBorders>
+              <w:start w:val="single" w:sz="4" w:space="0" w:color="000000"/>
+              <w:bottom w:val="single" w:sz="4" w:space="0" w:color="000000"/>
+            </w:tcBorders>
+          </w:tcPr>
+          <w:p>
+            <w:pPr>
+              <w:pStyle w:val="BodyText"/>
+              <w:widowControl/>
+              <w:suppressAutoHyphens w:val="true"/>
+              <w:overflowPunct w:val="true"/>
+              <w:bidi w:val="0"/>
+              <w:spacing w:lineRule="exact" w:line="198" w:before="0" w:after="0"/>
+              <w:ind w:hanging="0" w:start="0" w:end="0"/>
+              <w:jc w:val="start"/>
+              <w:rPr>
+                <w:rFonts w:ascii="Courier New" w:hAnsi="Courier New" w:eastAsia="NSimSun" w:cs="Arial"/>
+                <w:b/>
+                <w:bCs/>
+                <w:color w:val="000000"/>
+                <w:kern w:val="2"/>
+                <w:sz w:val="16"/>
+                <w:szCs w:val="16"/>
+                <w:lang w:val="es-MX" w:eastAsia="zh-CN" w:bidi="hi-IN"/>
+              </w:rPr>
+            </w:pPr>
+            <w:r>
+              <w:rPr>
+                <w:rFonts w:eastAsia="NSimSun" w:cs="Arial" w:ascii="Courier New" w:hAnsi="Courier New"/>
+                <w:b/>
+                <w:bCs/>
+                <w:color w:val="000000"/>
+                <w:kern w:val="2"/>
+                <w:sz w:val="16"/>
+                <w:szCs w:val="16"/>
+                <w:lang w:val="es-MX" w:eastAsia="zh-CN" w:bidi="hi-IN"/>
+              </w:rPr>
+              <w:t>Tipo de Token</w:t>
+            </w:r>
+          </w:p>
+        </w:tc>
+        <w:tc>
+          <w:tcPr>
+            <w:tcW w:w="2664" w:type="dxa"/>
+            <w:tcBorders>
+              <w:start w:val="single" w:sz="4" w:space="0" w:color="000000"/>
+              <w:bottom w:val="single" w:sz="4" w:space="0" w:color="000000"/>
+            </w:tcBorders>
+          </w:tcPr>
+          <w:p>
+            <w:pPr>
+              <w:pStyle w:val="BodyText"/>
+              <w:widowControl/>
+              <w:suppressAutoHyphens w:val="true"/>
+              <w:overflowPunct w:val="false"/>
+              <w:bidi w:val="0"/>
+              <w:spacing w:lineRule="exact" w:line="198" w:before="0" w:after="0"/>
+              <w:ind w:hanging="0" w:start="0" w:end="0"/>
+              <w:jc w:val="start"/>
+              <w:rPr>
+                <w:rFonts w:ascii="Courier New" w:hAnsi="Courier New" w:eastAsia="NSimSun" w:cs="Arial"/>
+                <w:b/>
+                <w:bCs/>
+                <w:color w:val="FF0000"/>
+                <w:kern w:val="2"/>
+                <w:sz w:val="16"/>
+                <w:szCs w:val="16"/>
+                <w:lang w:val="es-MX" w:eastAsia="zh-CN" w:bidi="hi-IN"/>
+              </w:rPr>
+            </w:pPr>
+            <w:r>
+              <w:rPr>
+                <w:rFonts w:eastAsia="NSimSun" w:cs="Arial" w:ascii="Courier New" w:hAnsi="Courier New"/>
+                <w:b/>
+                <w:bCs/>
+                <w:color w:val="FF0000"/>
+                <w:kern w:val="2"/>
+                <w:sz w:val="16"/>
+                <w:szCs w:val="16"/>
+                <w:lang w:val="es-MX" w:eastAsia="zh-CN" w:bidi="hi-IN"/>
+              </w:rPr>
+              <w:t>¿Como se obtiene el valor?</w:t>
+            </w:r>
+          </w:p>
+        </w:tc>
+        <w:tc>
+          <w:tcPr>
+            <w:tcW w:w="1471" w:type="dxa"/>
             <w:tcBorders>
               <w:start w:val="single" w:sz="4" w:space="0" w:color="000000"/>
               <w:bottom w:val="single" w:sz="4" w:space="0" w:color="000000"/>
@@ -6531,9 +8831,10 @@
               <w:pStyle w:val="BodyText"/>
               <w:widowControl/>
               <w:suppressAutoHyphens w:val="true"/>
-              <w:bidi w:val="0"/>
-              <w:spacing w:lineRule="exact" w:line="198" w:before="0" w:after="0"/>
-              <w:ind w:hanging="0" w:start="709" w:end="0"/>
+              <w:overflowPunct w:val="true"/>
+              <w:bidi w:val="0"/>
+              <w:spacing w:lineRule="exact" w:line="198" w:before="0" w:after="0"/>
+              <w:ind w:hanging="0" w:start="0" w:end="0"/>
               <w:jc w:val="start"/>
               <w:rPr>
                 <w:rFonts w:ascii="Courier New" w:hAnsi="Courier New" w:eastAsia="NSimSun" w:cs="Arial"/>
@@ -6892,7 +9193,7 @@
     <w:pPr>
       <w:widowControl/>
       <w:suppressAutoHyphens w:val="true"/>
-      <w:overflowPunct w:val="false"/>
+      <w:overflowPunct w:val="true"/>
       <w:bidi w:val="0"/>
       <w:spacing w:before="0" w:after="0"/>
       <w:jc w:val="start"/>

--- a/NUEVO FISERV/LifeCycleNotification/Análisis Bajo Nivel - LifeCycleNotification.docx
+++ b/NUEVO FISERV/LifeCycleNotification/Análisis Bajo Nivel - LifeCycleNotification.docx
@@ -21,7 +21,32 @@
           <w:sz w:val="26"/>
           <w:szCs w:val="26"/>
         </w:rPr>
-        <w:t>Análisis de Bajo Nivel - LifeCycleNotification (FLUJO VERDE)</w:t>
+        <w:t xml:space="preserve">Análisis de Bajo Nivel - LifeCycleNotification </w:t>
+      </w:r>
+      <w:r>
+        <w:rPr>
+          <w:rFonts w:ascii="Calibri" w:hAnsi="Calibri"/>
+          <w:b/>
+          <w:bCs/>
+          <w:color w:val="0066CC"/>
+          <w:sz w:val="26"/>
+          <w:szCs w:val="26"/>
+        </w:rPr>
+        <w:t>vs Update Provisioning</w:t>
+      </w:r>
+    </w:p>
+    <w:p>
+      <w:pPr>
+        <w:pStyle w:val="Normal"/>
+        <w:bidi w:val="0"/>
+        <w:ind w:hanging="0" w:start="0" w:end="0"/>
+        <w:jc w:val="center"/>
+        <w:rPr>
+          <w:color w:val="0066CC"/>
+        </w:rPr>
+      </w:pPr>
+      <w:r>
+        <w:rPr/>
       </w:r>
     </w:p>
     <w:p>
@@ -744,981 +769,8 @@
           <w:szCs w:val="22"/>
           <w:shd w:fill="FFFFFE" w:val="clear"/>
         </w:rPr>
-        <w:t>Información faltante del campo encryptData:</w:t>
-      </w:r>
-    </w:p>
-    <w:p>
-      <w:pPr>
-        <w:pStyle w:val="Normal"/>
-        <w:numPr>
-          <w:ilvl w:val="0"/>
-          <w:numId w:val="1"/>
-        </w:numPr>
-        <w:tabs>
-          <w:tab w:val="clear" w:pos="709"/>
-          <w:tab w:val="left" w:pos="0" w:leader="none"/>
-        </w:tabs>
-        <w:ind w:hanging="283" w:start="709" w:end="0"/>
-        <w:jc w:val="both"/>
-        <w:rPr>
-          <w:rFonts w:ascii="Calibri" w:hAnsi="Calibri"/>
-          <w:b/>
-          <w:bCs/>
-          <w:color w:val="0066CC"/>
-          <w:sz w:val="22"/>
-          <w:szCs w:val="22"/>
-          <w:shd w:fill="FFFFFE" w:val="clear"/>
-        </w:rPr>
-      </w:pPr>
-      <w:r>
-        <w:rPr>
-          <w:rFonts w:ascii="Calibri" w:hAnsi="Calibri"/>
-          <w:b/>
-          <w:bCs/>
-          <w:color w:val="0066CC"/>
-          <w:sz w:val="22"/>
-          <w:szCs w:val="22"/>
-          <w:shd w:fill="FFFFFE" w:val="clear"/>
-        </w:rPr>
-        <w:t>Información faltante del campo encryptData:</w:t>
-      </w:r>
-    </w:p>
-    <w:p>
-      <w:pPr>
-        <w:pStyle w:val="Normal"/>
-        <w:numPr>
-          <w:ilvl w:val="6"/>
-          <w:numId w:val="1"/>
-        </w:numPr>
-        <w:tabs>
-          <w:tab w:val="clear" w:pos="709"/>
-          <w:tab w:val="left" w:pos="0" w:leader="none"/>
-        </w:tabs>
-        <w:ind w:hanging="283" w:start="1418"/>
-        <w:jc w:val="both"/>
-        <w:rPr/>
-      </w:pPr>
-      <w:r>
-        <w:rPr>
-          <w:rStyle w:val="Strong"/>
-          <w:rFonts w:ascii="Calibri" w:hAnsi="Calibri"/>
-          <w:b w:val="false"/>
-          <w:bCs w:val="false"/>
-          <w:color w:val="000000"/>
-          <w:sz w:val="20"/>
-          <w:szCs w:val="20"/>
-          <w:shd w:fill="FFFFFE" w:val="clear"/>
-        </w:rPr>
-        <w:t>addressType</w:t>
-      </w:r>
-    </w:p>
-    <w:p>
-      <w:pPr>
-        <w:pStyle w:val="Normal"/>
-        <w:numPr>
-          <w:ilvl w:val="6"/>
-          <w:numId w:val="1"/>
-        </w:numPr>
-        <w:tabs>
-          <w:tab w:val="clear" w:pos="709"/>
-          <w:tab w:val="left" w:pos="0" w:leader="none"/>
-        </w:tabs>
-        <w:ind w:hanging="283" w:start="1418"/>
-        <w:jc w:val="both"/>
-        <w:rPr/>
-      </w:pPr>
-      <w:r>
-        <w:rPr>
-          <w:rStyle w:val="Strong"/>
-          <w:rFonts w:ascii="Calibri" w:hAnsi="Calibri"/>
-          <w:b w:val="false"/>
-          <w:bCs w:val="false"/>
-          <w:color w:val="000000"/>
-          <w:sz w:val="20"/>
-          <w:szCs w:val="20"/>
-          <w:shd w:fill="FFFFFE" w:val="clear"/>
-        </w:rPr>
-        <w:t>addressLine</w:t>
-      </w:r>
-    </w:p>
-    <w:p>
-      <w:pPr>
-        <w:pStyle w:val="Normal"/>
-        <w:numPr>
-          <w:ilvl w:val="6"/>
-          <w:numId w:val="1"/>
-        </w:numPr>
-        <w:tabs>
-          <w:tab w:val="clear" w:pos="709"/>
-          <w:tab w:val="left" w:pos="0" w:leader="none"/>
-        </w:tabs>
-        <w:ind w:hanging="283" w:start="1418"/>
-        <w:jc w:val="both"/>
-        <w:rPr/>
-      </w:pPr>
-      <w:r>
-        <w:rPr>
-          <w:rStyle w:val="Strong"/>
-          <w:rFonts w:ascii="Calibri" w:hAnsi="Calibri"/>
-          <w:b w:val="false"/>
-          <w:bCs w:val="false"/>
-          <w:color w:val="000000"/>
-          <w:sz w:val="20"/>
-          <w:szCs w:val="20"/>
-          <w:shd w:fill="FFFFFE" w:val="clear"/>
-        </w:rPr>
-        <w:t>streetName</w:t>
-      </w:r>
-    </w:p>
-    <w:p>
-      <w:pPr>
-        <w:pStyle w:val="Normal"/>
-        <w:numPr>
-          <w:ilvl w:val="6"/>
-          <w:numId w:val="1"/>
-        </w:numPr>
-        <w:tabs>
-          <w:tab w:val="clear" w:pos="709"/>
-          <w:tab w:val="left" w:pos="0" w:leader="none"/>
-        </w:tabs>
-        <w:ind w:hanging="283" w:start="1418"/>
-        <w:jc w:val="both"/>
-        <w:rPr/>
-      </w:pPr>
-      <w:r>
-        <w:rPr>
-          <w:rStyle w:val="Strong"/>
-          <w:rFonts w:ascii="Calibri" w:hAnsi="Calibri"/>
-          <w:b w:val="false"/>
-          <w:bCs w:val="false"/>
-          <w:color w:val="000000"/>
-          <w:sz w:val="20"/>
-          <w:szCs w:val="20"/>
-          <w:shd w:fill="FFFFFE" w:val="clear"/>
-        </w:rPr>
-        <w:t>buildingNumber</w:t>
-      </w:r>
-    </w:p>
-    <w:p>
-      <w:pPr>
-        <w:pStyle w:val="Normal"/>
-        <w:numPr>
-          <w:ilvl w:val="6"/>
-          <w:numId w:val="1"/>
-        </w:numPr>
-        <w:tabs>
-          <w:tab w:val="clear" w:pos="709"/>
-          <w:tab w:val="left" w:pos="0" w:leader="none"/>
-        </w:tabs>
-        <w:ind w:hanging="283" w:start="1418"/>
-        <w:jc w:val="both"/>
-        <w:rPr/>
-      </w:pPr>
-      <w:r>
-        <w:rPr>
-          <w:rStyle w:val="Strong"/>
-          <w:rFonts w:ascii="Calibri" w:hAnsi="Calibri"/>
-          <w:b w:val="false"/>
-          <w:bCs w:val="false"/>
-          <w:color w:val="000000"/>
-          <w:sz w:val="20"/>
-          <w:szCs w:val="20"/>
-          <w:shd w:fill="FFFFFE" w:val="clear"/>
-        </w:rPr>
-        <w:t>postCode</w:t>
-      </w:r>
-    </w:p>
-    <w:p>
-      <w:pPr>
-        <w:pStyle w:val="Normal"/>
-        <w:numPr>
-          <w:ilvl w:val="6"/>
-          <w:numId w:val="1"/>
-        </w:numPr>
-        <w:tabs>
-          <w:tab w:val="clear" w:pos="709"/>
-          <w:tab w:val="left" w:pos="0" w:leader="none"/>
-        </w:tabs>
-        <w:ind w:hanging="283" w:start="1418"/>
-        <w:jc w:val="both"/>
-        <w:rPr/>
-      </w:pPr>
-      <w:r>
-        <w:rPr>
-          <w:rStyle w:val="Strong"/>
-          <w:rFonts w:ascii="Calibri" w:hAnsi="Calibri"/>
-          <w:b w:val="false"/>
-          <w:bCs w:val="false"/>
-          <w:color w:val="000000"/>
-          <w:sz w:val="20"/>
-          <w:szCs w:val="20"/>
-          <w:shd w:fill="FFFFFE" w:val="clear"/>
-        </w:rPr>
-        <w:t>townName</w:t>
-      </w:r>
-    </w:p>
-    <w:p>
-      <w:pPr>
-        <w:pStyle w:val="Normal"/>
-        <w:numPr>
-          <w:ilvl w:val="6"/>
-          <w:numId w:val="1"/>
-        </w:numPr>
-        <w:tabs>
-          <w:tab w:val="clear" w:pos="709"/>
-          <w:tab w:val="left" w:pos="0" w:leader="none"/>
-        </w:tabs>
-        <w:ind w:hanging="283" w:start="1418"/>
-        <w:jc w:val="both"/>
-        <w:rPr/>
-      </w:pPr>
-      <w:r>
-        <w:rPr>
-          <w:rStyle w:val="Strong"/>
-          <w:rFonts w:ascii="Calibri" w:hAnsi="Calibri"/>
-          <w:b w:val="false"/>
-          <w:bCs w:val="false"/>
-          <w:color w:val="000000"/>
-          <w:sz w:val="20"/>
-          <w:szCs w:val="20"/>
-          <w:shd w:fill="FFFFFE" w:val="clear"/>
-        </w:rPr>
-        <w:t>country</w:t>
-      </w:r>
-    </w:p>
-    <w:p>
-      <w:pPr>
-        <w:pStyle w:val="Normal"/>
-        <w:numPr>
-          <w:ilvl w:val="6"/>
-          <w:numId w:val="1"/>
-        </w:numPr>
-        <w:tabs>
-          <w:tab w:val="clear" w:pos="709"/>
-          <w:tab w:val="left" w:pos="0" w:leader="none"/>
-        </w:tabs>
-        <w:ind w:hanging="283" w:start="1418"/>
-        <w:jc w:val="both"/>
-        <w:rPr/>
-      </w:pPr>
-      <w:r>
-        <w:rPr>
-          <w:rStyle w:val="Strong"/>
-          <w:rFonts w:ascii="Calibri" w:hAnsi="Calibri"/>
-          <w:b w:val="false"/>
-          <w:bCs w:val="false"/>
-          <w:color w:val="000000"/>
-          <w:sz w:val="20"/>
-          <w:szCs w:val="20"/>
-          <w:shd w:fill="FFFFFE" w:val="clear"/>
-        </w:rPr>
-        <w:t>countrySubDivision</w:t>
-      </w:r>
-    </w:p>
-    <w:p>
-      <w:pPr>
-        <w:pStyle w:val="Normal"/>
-        <w:numPr>
-          <w:ilvl w:val="0"/>
-          <w:numId w:val="1"/>
-        </w:numPr>
-        <w:tabs>
-          <w:tab w:val="clear" w:pos="709"/>
-          <w:tab w:val="left" w:pos="0" w:leader="none"/>
-        </w:tabs>
-        <w:ind w:hanging="283" w:start="1418"/>
-        <w:jc w:val="both"/>
-        <w:rPr>
-          <w:rStyle w:val="Strong"/>
-          <w:rFonts w:ascii="Calibri" w:hAnsi="Calibri"/>
-          <w:b w:val="false"/>
-          <w:bCs w:val="false"/>
-          <w:color w:val="000000"/>
-          <w:sz w:val="20"/>
-          <w:szCs w:val="20"/>
-          <w:shd w:fill="FFFFFE" w:val="clear"/>
-        </w:rPr>
-      </w:pPr>
-      <w:r>
-        <w:rPr>
-          <w:rFonts w:ascii="Calibri" w:hAnsi="Calibri"/>
-          <w:b w:val="false"/>
-          <w:bCs w:val="false"/>
-          <w:color w:val="000000"/>
-          <w:sz w:val="20"/>
-          <w:szCs w:val="20"/>
-          <w:shd w:fill="FFFFFE" w:val="clear"/>
-        </w:rPr>
-      </w:r>
-    </w:p>
-    <w:p>
-      <w:pPr>
-        <w:pStyle w:val="Normal"/>
-        <w:numPr>
-          <w:ilvl w:val="0"/>
-          <w:numId w:val="1"/>
-        </w:numPr>
-        <w:tabs>
-          <w:tab w:val="clear" w:pos="709"/>
-          <w:tab w:val="left" w:pos="0" w:leader="none"/>
-        </w:tabs>
-        <w:ind w:hanging="283" w:start="709" w:end="0"/>
-        <w:jc w:val="both"/>
-        <w:rPr>
-          <w:rFonts w:ascii="Calibri" w:hAnsi="Calibri"/>
-          <w:b/>
-          <w:bCs/>
-          <w:color w:val="0066CC"/>
-          <w:sz w:val="22"/>
-          <w:szCs w:val="22"/>
-          <w:shd w:fill="FFFFFE" w:val="clear"/>
-        </w:rPr>
-      </w:pPr>
-      <w:r>
-        <w:rPr>
-          <w:rFonts w:ascii="Calibri" w:hAnsi="Calibri"/>
-          <w:b/>
-          <w:bCs/>
-          <w:color w:val="0066CC"/>
-          <w:sz w:val="22"/>
-          <w:szCs w:val="22"/>
-          <w:shd w:fill="FFFFFE" w:val="clear"/>
-        </w:rPr>
-        <w:t>Información faltante del resto del request:</w:t>
-      </w:r>
-    </w:p>
-    <w:p>
-      <w:pPr>
-        <w:pStyle w:val="Normal"/>
-        <w:numPr>
-          <w:ilvl w:val="6"/>
-          <w:numId w:val="1"/>
-        </w:numPr>
-        <w:tabs>
-          <w:tab w:val="clear" w:pos="709"/>
-          <w:tab w:val="left" w:pos="0" w:leader="none"/>
-        </w:tabs>
-        <w:ind w:hanging="283" w:start="1418"/>
-        <w:jc w:val="both"/>
-        <w:rPr/>
-      </w:pPr>
-      <w:r>
-        <w:rPr>
-          <w:rStyle w:val="Strong"/>
-          <w:rFonts w:ascii="Calibri" w:hAnsi="Calibri"/>
-          <w:b w:val="false"/>
-          <w:bCs w:val="false"/>
-          <w:color w:val="000000"/>
-          <w:sz w:val="20"/>
-          <w:szCs w:val="20"/>
-          <w:shd w:fill="FFFFFE" w:val="clear"/>
-        </w:rPr>
-        <w:t>configurationId</w:t>
-      </w:r>
-    </w:p>
-    <w:p>
-      <w:pPr>
-        <w:pStyle w:val="Normal"/>
-        <w:numPr>
-          <w:ilvl w:val="6"/>
-          <w:numId w:val="1"/>
-        </w:numPr>
-        <w:tabs>
-          <w:tab w:val="clear" w:pos="709"/>
-          <w:tab w:val="left" w:pos="0" w:leader="none"/>
-        </w:tabs>
-        <w:ind w:hanging="283" w:start="1418"/>
-        <w:jc w:val="both"/>
-        <w:rPr/>
-      </w:pPr>
-      <w:r>
-        <w:rPr>
-          <w:rStyle w:val="Strong"/>
-          <w:rFonts w:ascii="Calibri" w:hAnsi="Calibri"/>
-          <w:b w:val="false"/>
-          <w:bCs w:val="false"/>
-          <w:color w:val="000000"/>
-          <w:sz w:val="20"/>
-          <w:szCs w:val="20"/>
-          <w:shd w:fill="FFFFFE" w:val="clear"/>
-        </w:rPr>
-        <w:t>assetId</w:t>
-      </w:r>
-    </w:p>
-    <w:p>
-      <w:pPr>
-        <w:pStyle w:val="Normal"/>
-        <w:numPr>
-          <w:ilvl w:val="6"/>
-          <w:numId w:val="1"/>
-        </w:numPr>
-        <w:tabs>
-          <w:tab w:val="clear" w:pos="709"/>
-          <w:tab w:val="left" w:pos="0" w:leader="none"/>
-        </w:tabs>
-        <w:ind w:hanging="283" w:start="1418"/>
-        <w:jc w:val="both"/>
-        <w:rPr/>
-      </w:pPr>
-      <w:r>
-        <w:rPr>
-          <w:rStyle w:val="Strong"/>
-          <w:rFonts w:ascii="Calibri" w:hAnsi="Calibri"/>
-          <w:b w:val="false"/>
-          <w:bCs w:val="false"/>
-          <w:color w:val="000000"/>
-          <w:sz w:val="20"/>
-          <w:szCs w:val="20"/>
-          <w:shd w:fill="FFFFFE" w:val="clear"/>
-        </w:rPr>
-        <w:t>activeTokenCount</w:t>
-      </w:r>
-    </w:p>
-    <w:p>
-      <w:pPr>
-        <w:pStyle w:val="Normal"/>
-        <w:numPr>
-          <w:ilvl w:val="6"/>
-          <w:numId w:val="1"/>
-        </w:numPr>
-        <w:tabs>
-          <w:tab w:val="clear" w:pos="709"/>
-          <w:tab w:val="left" w:pos="0" w:leader="none"/>
-        </w:tabs>
-        <w:ind w:hanging="283" w:start="1418"/>
-        <w:jc w:val="both"/>
-        <w:rPr/>
-      </w:pPr>
-      <w:r>
-        <w:rPr>
-          <w:rStyle w:val="Strong"/>
-          <w:rFonts w:ascii="Calibri" w:hAnsi="Calibri"/>
-          <w:b w:val="false"/>
-          <w:bCs w:val="false"/>
-          <w:color w:val="000000"/>
-          <w:sz w:val="20"/>
-          <w:szCs w:val="20"/>
-          <w:shd w:fill="FFFFFE" w:val="clear"/>
-        </w:rPr>
-        <w:t>activationAttempts</w:t>
-      </w:r>
-    </w:p>
-    <w:p>
-      <w:pPr>
-        <w:pStyle w:val="Normal"/>
-        <w:numPr>
-          <w:ilvl w:val="6"/>
-          <w:numId w:val="1"/>
-        </w:numPr>
-        <w:tabs>
-          <w:tab w:val="clear" w:pos="709"/>
-          <w:tab w:val="left" w:pos="0" w:leader="none"/>
-        </w:tabs>
-        <w:ind w:hanging="283" w:start="1418"/>
-        <w:jc w:val="both"/>
-        <w:rPr/>
-      </w:pPr>
-      <w:r>
-        <w:rPr>
-          <w:rStyle w:val="Strong"/>
-          <w:rFonts w:ascii="Calibri" w:hAnsi="Calibri"/>
-          <w:b w:val="false"/>
-          <w:bCs w:val="false"/>
-          <w:color w:val="000000"/>
-          <w:sz w:val="20"/>
-          <w:szCs w:val="20"/>
-          <w:shd w:fill="FFFFFE" w:val="clear"/>
-        </w:rPr>
-        <w:t>decision</w:t>
-      </w:r>
-    </w:p>
-    <w:p>
-      <w:pPr>
-        <w:pStyle w:val="Normal"/>
-        <w:numPr>
-          <w:ilvl w:val="6"/>
-          <w:numId w:val="1"/>
-        </w:numPr>
-        <w:tabs>
-          <w:tab w:val="clear" w:pos="709"/>
-          <w:tab w:val="left" w:pos="0" w:leader="none"/>
-        </w:tabs>
-        <w:ind w:hanging="283" w:start="1418"/>
-        <w:jc w:val="both"/>
-        <w:rPr/>
-      </w:pPr>
-      <w:r>
-        <w:rPr>
-          <w:rStyle w:val="Strong"/>
-          <w:rFonts w:ascii="Calibri" w:hAnsi="Calibri"/>
-          <w:b w:val="false"/>
-          <w:bCs w:val="false"/>
-          <w:color w:val="000000"/>
-          <w:sz w:val="20"/>
-          <w:szCs w:val="20"/>
-          <w:shd w:fill="FFFFFE" w:val="clear"/>
-        </w:rPr>
-        <w:t>decisionMadeBy</w:t>
-      </w:r>
-    </w:p>
-    <w:p>
-      <w:pPr>
-        <w:pStyle w:val="Normal"/>
-        <w:numPr>
-          <w:ilvl w:val="6"/>
-          <w:numId w:val="1"/>
-        </w:numPr>
-        <w:tabs>
-          <w:tab w:val="clear" w:pos="709"/>
-          <w:tab w:val="left" w:pos="0" w:leader="none"/>
-        </w:tabs>
-        <w:ind w:hanging="283" w:start="1418"/>
-        <w:jc w:val="both"/>
-        <w:rPr/>
-      </w:pPr>
-      <w:r>
-        <w:rPr>
-          <w:rStyle w:val="Strong"/>
-          <w:rFonts w:ascii="Calibri" w:hAnsi="Calibri"/>
-          <w:b w:val="false"/>
-          <w:bCs w:val="false"/>
-          <w:color w:val="000000"/>
-          <w:sz w:val="20"/>
-          <w:szCs w:val="20"/>
-          <w:shd w:fill="FFFFFE" w:val="clear"/>
-        </w:rPr>
-        <w:t>tokenAssuranceLevel</w:t>
-      </w:r>
-    </w:p>
-    <w:p>
-      <w:pPr>
-        <w:pStyle w:val="Normal"/>
-        <w:numPr>
-          <w:ilvl w:val="6"/>
-          <w:numId w:val="1"/>
-        </w:numPr>
-        <w:tabs>
-          <w:tab w:val="clear" w:pos="709"/>
-          <w:tab w:val="left" w:pos="0" w:leader="none"/>
-        </w:tabs>
-        <w:ind w:hanging="283" w:start="1418"/>
-        <w:jc w:val="both"/>
-        <w:rPr/>
-      </w:pPr>
-      <w:r>
-        <w:rPr>
-          <w:rStyle w:val="Strong"/>
-          <w:rFonts w:ascii="Calibri" w:hAnsi="Calibri"/>
-          <w:b w:val="false"/>
-          <w:bCs w:val="false"/>
-          <w:color w:val="000000"/>
-          <w:sz w:val="20"/>
-          <w:szCs w:val="20"/>
-          <w:shd w:fill="FFFFFE" w:val="clear"/>
-        </w:rPr>
-        <w:t>tokenServicesRequested</w:t>
-      </w:r>
-    </w:p>
-    <w:p>
-      <w:pPr>
-        <w:pStyle w:val="Normal"/>
-        <w:tabs>
-          <w:tab w:val="clear" w:pos="709"/>
-          <w:tab w:val="left" w:pos="0" w:leader="none"/>
-        </w:tabs>
-        <w:ind w:hanging="283" w:start="1418"/>
-        <w:jc w:val="both"/>
-        <w:rPr>
-          <w:rStyle w:val="Strong"/>
-          <w:rFonts w:ascii="Calibri" w:hAnsi="Calibri"/>
-          <w:b w:val="false"/>
-          <w:bCs w:val="false"/>
-          <w:color w:val="000000"/>
-          <w:sz w:val="20"/>
-          <w:szCs w:val="20"/>
-          <w:shd w:fill="FFFFFE" w:val="clear"/>
-        </w:rPr>
-      </w:pPr>
-      <w:r>
-        <w:rPr>
-          <w:rFonts w:ascii="Calibri" w:hAnsi="Calibri"/>
-          <w:b w:val="false"/>
-          <w:bCs w:val="false"/>
-          <w:color w:val="000000"/>
-          <w:sz w:val="20"/>
-          <w:szCs w:val="20"/>
-          <w:shd w:fill="FFFFFE" w:val="clear"/>
-        </w:rPr>
-      </w:r>
-    </w:p>
-    <w:p>
-      <w:pPr>
-        <w:pStyle w:val="Normal"/>
-        <w:tabs>
-          <w:tab w:val="clear" w:pos="709"/>
-          <w:tab w:val="left" w:pos="0" w:leader="none"/>
-        </w:tabs>
-        <w:ind w:hanging="283" w:start="1418"/>
-        <w:jc w:val="both"/>
-        <w:rPr>
-          <w:rStyle w:val="Strong"/>
-          <w:rFonts w:ascii="Calibri" w:hAnsi="Calibri"/>
-          <w:b w:val="false"/>
-          <w:bCs w:val="false"/>
-          <w:color w:val="000000"/>
-          <w:sz w:val="20"/>
-          <w:szCs w:val="20"/>
-          <w:shd w:fill="FFFFFE" w:val="clear"/>
-        </w:rPr>
-      </w:pPr>
-      <w:r>
-        <w:rPr>
-          <w:rFonts w:ascii="Calibri" w:hAnsi="Calibri"/>
-          <w:b w:val="false"/>
-          <w:bCs w:val="false"/>
-          <w:color w:val="000000"/>
-          <w:sz w:val="20"/>
-          <w:szCs w:val="20"/>
-          <w:shd w:fill="FFFFFE" w:val="clear"/>
-        </w:rPr>
-      </w:r>
-    </w:p>
-    <w:p>
-      <w:pPr>
-        <w:pStyle w:val="Normal"/>
-        <w:numPr>
-          <w:ilvl w:val="0"/>
-          <w:numId w:val="1"/>
-        </w:numPr>
-        <w:tabs>
-          <w:tab w:val="clear" w:pos="709"/>
-          <w:tab w:val="left" w:pos="0" w:leader="none"/>
-        </w:tabs>
-        <w:ind w:hanging="283" w:start="709" w:end="0"/>
-        <w:jc w:val="both"/>
-        <w:rPr>
-          <w:rFonts w:ascii="Calibri" w:hAnsi="Calibri"/>
-          <w:b/>
-          <w:bCs/>
-          <w:color w:val="0066CC"/>
-          <w:sz w:val="22"/>
-          <w:szCs w:val="22"/>
-          <w:shd w:fill="FFFFFE" w:val="clear"/>
-        </w:rPr>
-      </w:pPr>
-      <w:r>
-        <w:rPr>
-          <w:rFonts w:ascii="Calibri" w:hAnsi="Calibri"/>
-          <w:b/>
-          <w:bCs/>
-          <w:color w:val="0066CC"/>
-          <w:sz w:val="22"/>
-          <w:szCs w:val="22"/>
-          <w:shd w:fill="FFFFFE" w:val="clear"/>
-        </w:rPr>
-        <w:t xml:space="preserve">Para el </w:t>
-      </w:r>
-      <w:r>
-        <w:rPr>
-          <w:rFonts w:ascii="Calibri" w:hAnsi="Calibri"/>
-          <w:b/>
-          <w:bCs/>
-          <w:i/>
-          <w:iCs/>
-          <w:color w:val="0066CC"/>
-          <w:sz w:val="22"/>
-          <w:szCs w:val="22"/>
-          <w:u w:val="single"/>
-          <w:shd w:fill="FFFFFE" w:val="clear"/>
-        </w:rPr>
-        <w:t>RESPONSE:</w:t>
-      </w:r>
-    </w:p>
-    <w:p>
-      <w:pPr>
-        <w:pStyle w:val="Normal"/>
-        <w:numPr>
-          <w:ilvl w:val="6"/>
-          <w:numId w:val="1"/>
-        </w:numPr>
-        <w:tabs>
-          <w:tab w:val="clear" w:pos="709"/>
-          <w:tab w:val="left" w:pos="0" w:leader="none"/>
-        </w:tabs>
-        <w:ind w:hanging="283" w:start="1418"/>
-        <w:jc w:val="both"/>
-        <w:rPr/>
-      </w:pPr>
-      <w:r>
-        <w:rPr>
-          <w:rStyle w:val="Strong"/>
-          <w:rFonts w:ascii="Calibri" w:hAnsi="Calibri"/>
-          <w:b w:val="false"/>
-          <w:bCs w:val="false"/>
-          <w:color w:val="000000"/>
-          <w:sz w:val="20"/>
-          <w:szCs w:val="20"/>
-          <w:shd w:fill="FFFFFE" w:val="clear"/>
-        </w:rPr>
-        <w:t xml:space="preserve">No hay impedimentos ya que para </w:t>
-      </w:r>
-      <w:r>
-        <w:rPr>
-          <w:rStyle w:val="Strong"/>
-          <w:rFonts w:ascii="Calibri" w:hAnsi="Calibri"/>
-          <w:b/>
-          <w:bCs/>
-          <w:color w:val="0066CC"/>
-          <w:sz w:val="20"/>
-          <w:szCs w:val="20"/>
-          <w:shd w:fill="FFFFFE" w:val="clear"/>
-        </w:rPr>
-        <w:t>VISA</w:t>
-      </w:r>
-      <w:r>
-        <w:rPr>
-          <w:rStyle w:val="Strong"/>
-          <w:rFonts w:ascii="Calibri" w:hAnsi="Calibri"/>
-          <w:b w:val="false"/>
-          <w:bCs w:val="false"/>
-          <w:color w:val="000000"/>
-          <w:sz w:val="20"/>
-          <w:szCs w:val="20"/>
-          <w:shd w:fill="FFFFFE" w:val="clear"/>
-        </w:rPr>
-        <w:t xml:space="preserve"> como para </w:t>
-      </w:r>
-      <w:r>
-        <w:rPr>
-          <w:rStyle w:val="Strong"/>
-          <w:rFonts w:ascii="Calibri" w:hAnsi="Calibri"/>
-          <w:b/>
-          <w:bCs/>
-          <w:color w:val="0066CC"/>
-          <w:sz w:val="20"/>
-          <w:szCs w:val="20"/>
-          <w:shd w:fill="FFFFFE" w:val="clear"/>
-        </w:rPr>
-        <w:t>MASTERCARD</w:t>
-      </w:r>
-      <w:r>
-        <w:rPr>
-          <w:rStyle w:val="Strong"/>
-          <w:rFonts w:ascii="Calibri" w:hAnsi="Calibri"/>
-          <w:b w:val="false"/>
-          <w:bCs w:val="false"/>
-          <w:color w:val="000000"/>
-          <w:sz w:val="20"/>
-          <w:szCs w:val="20"/>
-          <w:shd w:fill="FFFFFE" w:val="clear"/>
-        </w:rPr>
-        <w:t xml:space="preserve"> el servicio de fiserv retorna lo mismo</w:t>
-      </w:r>
-    </w:p>
-    <w:p>
-      <w:pPr>
-        <w:pStyle w:val="Normal"/>
-        <w:numPr>
-          <w:ilvl w:val="2"/>
-          <w:numId w:val="1"/>
-        </w:numPr>
-        <w:tabs>
-          <w:tab w:val="clear" w:pos="709"/>
-          <w:tab w:val="left" w:pos="0" w:leader="none"/>
-        </w:tabs>
-        <w:jc w:val="both"/>
-        <w:rPr/>
-      </w:pPr>
-      <w:r>
-        <w:rPr>
-          <w:rStyle w:val="Strong"/>
-          <w:rFonts w:ascii="Calibri" w:hAnsi="Calibri"/>
-          <w:b w:val="false"/>
-          <w:bCs w:val="false"/>
-          <w:color w:val="000000"/>
-          <w:sz w:val="20"/>
-          <w:szCs w:val="20"/>
-          <w:shd w:fill="FFFFFE" w:val="clear"/>
-        </w:rPr>
-        <w:t>{}</w:t>
-      </w:r>
-    </w:p>
-    <w:p>
-      <w:pPr>
-        <w:pStyle w:val="Normal"/>
-        <w:tabs>
-          <w:tab w:val="clear" w:pos="709"/>
-          <w:tab w:val="left" w:pos="0" w:leader="none"/>
-        </w:tabs>
-        <w:jc w:val="both"/>
-        <w:rPr>
-          <w:rStyle w:val="Strong"/>
-          <w:rFonts w:ascii="Calibri" w:hAnsi="Calibri"/>
-          <w:b w:val="false"/>
-          <w:bCs w:val="false"/>
-          <w:color w:val="000000"/>
-          <w:sz w:val="20"/>
-          <w:szCs w:val="20"/>
-          <w:shd w:fill="FFFFFE" w:val="clear"/>
-        </w:rPr>
-      </w:pPr>
-      <w:r>
-        <w:rPr>
-          <w:rFonts w:ascii="Calibri" w:hAnsi="Calibri"/>
-          <w:b w:val="false"/>
-          <w:bCs w:val="false"/>
-          <w:color w:val="000000"/>
-          <w:sz w:val="20"/>
-          <w:szCs w:val="20"/>
-          <w:shd w:fill="FFFFFE" w:val="clear"/>
-        </w:rPr>
-      </w:r>
-    </w:p>
-    <w:p>
-      <w:pPr>
-        <w:pStyle w:val="Normal"/>
-        <w:numPr>
-          <w:ilvl w:val="0"/>
-          <w:numId w:val="1"/>
-        </w:numPr>
-        <w:tabs>
-          <w:tab w:val="clear" w:pos="709"/>
-          <w:tab w:val="left" w:pos="0" w:leader="none"/>
-        </w:tabs>
-        <w:ind w:hanging="283" w:start="709" w:end="0"/>
-        <w:jc w:val="both"/>
-        <w:rPr>
-          <w:i w:val="false"/>
-          <w:i w:val="false"/>
-          <w:iCs w:val="false"/>
-          <w:u w:val="none"/>
-        </w:rPr>
-      </w:pPr>
-      <w:r>
-        <w:rPr>
-          <w:rFonts w:ascii="Calibri" w:hAnsi="Calibri"/>
-          <w:b/>
-          <w:bCs/>
-          <w:i w:val="false"/>
-          <w:iCs w:val="false"/>
-          <w:color w:val="0066CC"/>
-          <w:sz w:val="22"/>
-          <w:szCs w:val="22"/>
-          <w:u w:val="none"/>
-          <w:shd w:fill="FFFFFE" w:val="clear"/>
-        </w:rPr>
-        <w:t>Para el proceso de peticiones para VISA hacia fiserv se seguirá usando tanto el request proveniente de HST como la url actual:</w:t>
-      </w:r>
-    </w:p>
-    <w:p>
-      <w:pPr>
-        <w:pStyle w:val="Normal"/>
-        <w:ind w:hanging="0" w:start="709" w:end="0"/>
-        <w:rPr/>
-      </w:pPr>
-      <w:r>
-        <w:rPr>
-          <w:rStyle w:val="Strong"/>
-          <w:rFonts w:ascii="Calibri" w:hAnsi="Calibri"/>
-          <w:color w:val="000000"/>
-          <w:sz w:val="20"/>
-          <w:szCs w:val="20"/>
-          <w:u w:val="single"/>
-          <w:shd w:fill="FFFFFE" w:val="clear"/>
-        </w:rPr>
-        <w:t>https://cert.latam.api.fiservapps.com/firstvision/vts/vtis/v2/tokenRequestors/40010075001/tokens/DNITHE382327073544854121/tokenChanged?eventType=TOKEN_STATUS_UPDATED</w:t>
-      </w:r>
-    </w:p>
-    <w:p>
-      <w:pPr>
-        <w:pStyle w:val="Normal"/>
-        <w:bidi w:val="0"/>
-        <w:ind w:hanging="0" w:start="709" w:end="0"/>
-        <w:jc w:val="start"/>
-        <w:rPr>
-          <w:rStyle w:val="Strong"/>
-          <w:rFonts w:ascii="Calibri" w:hAnsi="Calibri"/>
-          <w:b/>
-          <w:bCs/>
-          <w:color w:val="000000"/>
-          <w:sz w:val="20"/>
-          <w:szCs w:val="20"/>
-          <w:shd w:fill="FFFFFE" w:val="clear"/>
-        </w:rPr>
-      </w:pPr>
-      <w:r>
-        <w:rPr>
-          <w:rFonts w:ascii="Calibri" w:hAnsi="Calibri"/>
-          <w:b/>
-          <w:bCs/>
-          <w:color w:val="000000"/>
-          <w:sz w:val="20"/>
-          <w:szCs w:val="20"/>
-          <w:shd w:fill="FFFFFE" w:val="clear"/>
-        </w:rPr>
-      </w:r>
-    </w:p>
-    <w:p>
-      <w:pPr>
-        <w:pStyle w:val="Normal"/>
-        <w:numPr>
-          <w:ilvl w:val="0"/>
-          <w:numId w:val="1"/>
-        </w:numPr>
-        <w:tabs>
-          <w:tab w:val="clear" w:pos="709"/>
-          <w:tab w:val="left" w:pos="0" w:leader="none"/>
-        </w:tabs>
-        <w:ind w:hanging="283" w:start="709" w:end="0"/>
-        <w:jc w:val="both"/>
-        <w:rPr>
-          <w:i w:val="false"/>
-          <w:i w:val="false"/>
-          <w:iCs w:val="false"/>
-          <w:u w:val="none"/>
-        </w:rPr>
-      </w:pPr>
-      <w:r>
-        <w:rPr>
-          <w:rStyle w:val="Strong"/>
-          <w:rFonts w:ascii="Calibri" w:hAnsi="Calibri"/>
-          <w:b/>
-          <w:bCs/>
-          <w:i w:val="false"/>
-          <w:iCs w:val="false"/>
-          <w:color w:val="0066CC"/>
-          <w:sz w:val="22"/>
-          <w:szCs w:val="22"/>
-          <w:u w:val="none"/>
-          <w:shd w:fill="FFFFFE" w:val="clear"/>
-        </w:rPr>
-        <w:t>En cuanto a las peticiones que se manden a MASTERCARD, el resquet que manda actualmente HST no será funcional en su totalidad, ya que el request requerido para el consumo de la nueva url de fiserv:</w:t>
-      </w:r>
-    </w:p>
-    <w:p>
-      <w:pPr>
-        <w:pStyle w:val="Normal"/>
-        <w:bidi w:val="0"/>
-        <w:ind w:hanging="0" w:start="709" w:end="0"/>
-        <w:jc w:val="start"/>
-        <w:rPr/>
-      </w:pPr>
-      <w:hyperlink r:id="rId3">
-        <w:r>
-          <w:rPr>
-            <w:rStyle w:val="Hyperlink"/>
-            <w:rFonts w:ascii="Calibri" w:hAnsi="Calibri"/>
-            <w:b/>
-            <w:bCs/>
-            <w:color w:val="000000"/>
-            <w:sz w:val="20"/>
-            <w:szCs w:val="20"/>
-            <w:u w:val="single"/>
-            <w:shd w:fill="FFFFFE" w:val="clear"/>
-          </w:rPr>
-          <w:t>https://connect-cert.fiservapps.com/fv-gfs-apis-tsp-mc-ca/v1/card-tokenization/provisioning/update</w:t>
-        </w:r>
-      </w:hyperlink>
+        <w:t>Request actual para FISERV-VISA:</w:t>
+      </w:r>
     </w:p>
     <w:p>
       <w:pPr>
@@ -1729,28 +781,1904 @@
         </w:tabs>
         <w:ind w:hanging="0" w:start="709" w:end="0"/>
         <w:jc w:val="both"/>
-        <w:rPr>
-          <w:i w:val="false"/>
-          <w:i w:val="false"/>
-          <w:iCs w:val="false"/>
-          <w:u w:val="none"/>
-        </w:rPr>
-      </w:pPr>
-      <w:r>
-        <w:rPr>
-          <w:rStyle w:val="Strong"/>
-          <w:rFonts w:ascii="Calibri" w:hAnsi="Calibri"/>
-          <w:b/>
-          <w:bCs/>
-          <w:i w:val="false"/>
-          <w:iCs w:val="false"/>
-          <w:color w:val="0066CC"/>
-          <w:sz w:val="22"/>
-          <w:szCs w:val="22"/>
-          <w:u w:val="none"/>
-          <w:shd w:fill="FFFFFE" w:val="clear"/>
-        </w:rPr>
-        <w:t>requiere mayor información y conocer como se realizará el mapeo de los siguientes campos:</w:t>
+        <w:rPr/>
+      </w:pPr>
+      <w:r>
+        <w:rPr/>
+      </w:r>
+    </w:p>
+    <w:p>
+      <w:pPr>
+        <w:pStyle w:val="BodyText"/>
+        <w:widowControl/>
+        <w:suppressAutoHyphens w:val="true"/>
+        <w:overflowPunct w:val="false"/>
+        <w:bidi w:val="0"/>
+        <w:spacing w:lineRule="exact" w:line="198" w:before="0" w:after="0"/>
+        <w:ind w:hanging="0" w:start="0" w:end="0"/>
+        <w:jc w:val="start"/>
+        <w:rPr>
+          <w:rFonts w:ascii="Courier New" w:hAnsi="Courier New" w:eastAsia="NSimSun" w:cs="Arial"/>
+          <w:b/>
+          <w:bCs/>
+          <w:color w:val="000000"/>
+          <w:kern w:val="2"/>
+          <w:sz w:val="16"/>
+          <w:szCs w:val="16"/>
+          <w:lang w:val="es-MX" w:eastAsia="zh-CN" w:bidi="hi-IN"/>
+        </w:rPr>
+      </w:pPr>
+      <w:r>
+        <w:rPr>
+          <w:rFonts w:eastAsia="NSimSun" w:cs="Arial" w:ascii="Courier New" w:hAnsi="Courier New"/>
+          <w:b/>
+          <w:bCs/>
+          <w:color w:val="000000"/>
+          <w:kern w:val="2"/>
+          <w:sz w:val="16"/>
+          <w:szCs w:val="16"/>
+          <w:lang w:val="es-MX" w:eastAsia="zh-CN" w:bidi="hi-IN"/>
+        </w:rPr>
+        <w:t>{</w:t>
+      </w:r>
+    </w:p>
+    <w:p>
+      <w:pPr>
+        <w:pStyle w:val="BodyText"/>
+        <w:widowControl/>
+        <w:suppressAutoHyphens w:val="true"/>
+        <w:overflowPunct w:val="false"/>
+        <w:bidi w:val="0"/>
+        <w:spacing w:lineRule="exact" w:line="198" w:before="0" w:after="0"/>
+        <w:ind w:hanging="0" w:start="0" w:end="0"/>
+        <w:jc w:val="start"/>
+        <w:rPr>
+          <w:rFonts w:ascii="Courier New" w:hAnsi="Courier New" w:eastAsia="NSimSun" w:cs="Arial"/>
+          <w:b/>
+          <w:bCs/>
+          <w:color w:val="000000"/>
+          <w:kern w:val="2"/>
+          <w:sz w:val="16"/>
+          <w:szCs w:val="16"/>
+          <w:lang w:val="es-MX" w:eastAsia="zh-CN" w:bidi="hi-IN"/>
+        </w:rPr>
+      </w:pPr>
+      <w:r>
+        <w:rPr>
+          <w:rFonts w:eastAsia="NSimSun" w:cs="Arial" w:ascii="Courier New" w:hAnsi="Courier New"/>
+          <w:b/>
+          <w:bCs/>
+          <w:color w:val="000000"/>
+          <w:kern w:val="2"/>
+          <w:sz w:val="16"/>
+          <w:szCs w:val="16"/>
+          <w:lang w:val="es-MX" w:eastAsia="zh-CN" w:bidi="hi-IN"/>
+        </w:rPr>
+        <w:t xml:space="preserve">   </w:t>
+      </w:r>
+      <w:r>
+        <w:rPr>
+          <w:rFonts w:eastAsia="NSimSun" w:cs="Arial" w:ascii="Courier New" w:hAnsi="Courier New"/>
+          <w:b/>
+          <w:bCs/>
+          <w:color w:val="000000"/>
+          <w:kern w:val="2"/>
+          <w:sz w:val="16"/>
+          <w:szCs w:val="16"/>
+          <w:lang w:val="es-MX" w:eastAsia="zh-CN" w:bidi="hi-IN"/>
+        </w:rPr>
+        <w:t>"actionCode": "00",</w:t>
+      </w:r>
+    </w:p>
+    <w:p>
+      <w:pPr>
+        <w:pStyle w:val="BodyText"/>
+        <w:widowControl/>
+        <w:suppressAutoHyphens w:val="true"/>
+        <w:overflowPunct w:val="false"/>
+        <w:bidi w:val="0"/>
+        <w:spacing w:lineRule="exact" w:line="198" w:before="0" w:after="0"/>
+        <w:ind w:hanging="0" w:start="0" w:end="0"/>
+        <w:jc w:val="start"/>
+        <w:rPr>
+          <w:rFonts w:ascii="Courier New" w:hAnsi="Courier New" w:eastAsia="NSimSun" w:cs="Arial"/>
+          <w:b/>
+          <w:bCs/>
+          <w:color w:val="000000"/>
+          <w:kern w:val="2"/>
+          <w:sz w:val="16"/>
+          <w:szCs w:val="16"/>
+          <w:lang w:val="es-MX" w:eastAsia="zh-CN" w:bidi="hi-IN"/>
+        </w:rPr>
+      </w:pPr>
+      <w:r>
+        <w:rPr>
+          <w:rFonts w:eastAsia="NSimSun" w:cs="Arial" w:ascii="Courier New" w:hAnsi="Courier New"/>
+          <w:b/>
+          <w:bCs/>
+          <w:color w:val="000000"/>
+          <w:kern w:val="2"/>
+          <w:sz w:val="16"/>
+          <w:szCs w:val="16"/>
+          <w:lang w:val="es-MX" w:eastAsia="zh-CN" w:bidi="hi-IN"/>
+        </w:rPr>
+        <w:t xml:space="preserve">   </w:t>
+      </w:r>
+      <w:r>
+        <w:rPr>
+          <w:rFonts w:eastAsia="NSimSun" w:cs="Arial" w:ascii="Courier New" w:hAnsi="Courier New"/>
+          <w:b/>
+          <w:bCs/>
+          <w:color w:val="000000"/>
+          <w:kern w:val="2"/>
+          <w:sz w:val="16"/>
+          <w:szCs w:val="16"/>
+          <w:lang w:val="es-MX" w:eastAsia="zh-CN" w:bidi="hi-IN"/>
+        </w:rPr>
+        <w:t>"clientWalletAccountId": "4BH1-BQVW-9U6L-IMDU",</w:t>
+      </w:r>
+    </w:p>
+    <w:p>
+      <w:pPr>
+        <w:pStyle w:val="BodyText"/>
+        <w:widowControl/>
+        <w:suppressAutoHyphens w:val="true"/>
+        <w:overflowPunct w:val="false"/>
+        <w:bidi w:val="0"/>
+        <w:spacing w:lineRule="exact" w:line="198" w:before="0" w:after="0"/>
+        <w:ind w:hanging="0" w:start="0" w:end="0"/>
+        <w:jc w:val="start"/>
+        <w:rPr>
+          <w:rFonts w:ascii="Courier New" w:hAnsi="Courier New" w:eastAsia="NSimSun" w:cs="Arial"/>
+          <w:b/>
+          <w:bCs/>
+          <w:color w:val="000000"/>
+          <w:kern w:val="2"/>
+          <w:sz w:val="16"/>
+          <w:szCs w:val="16"/>
+          <w:lang w:val="es-MX" w:eastAsia="zh-CN" w:bidi="hi-IN"/>
+        </w:rPr>
+      </w:pPr>
+      <w:r>
+        <w:rPr>
+          <w:rFonts w:eastAsia="NSimSun" w:cs="Arial" w:ascii="Courier New" w:hAnsi="Courier New"/>
+          <w:b/>
+          <w:bCs/>
+          <w:color w:val="000000"/>
+          <w:kern w:val="2"/>
+          <w:sz w:val="16"/>
+          <w:szCs w:val="16"/>
+          <w:lang w:val="es-MX" w:eastAsia="zh-CN" w:bidi="hi-IN"/>
+        </w:rPr>
+        <w:t xml:space="preserve">   </w:t>
+      </w:r>
+      <w:r>
+        <w:rPr>
+          <w:rFonts w:eastAsia="NSimSun" w:cs="Arial" w:ascii="Courier New" w:hAnsi="Courier New"/>
+          <w:b/>
+          <w:bCs/>
+          <w:color w:val="000000"/>
+          <w:kern w:val="2"/>
+          <w:sz w:val="16"/>
+          <w:szCs w:val="16"/>
+          <w:lang w:val="es-MX" w:eastAsia="zh-CN" w:bidi="hi-IN"/>
+        </w:rPr>
+        <w:t>"consumer": "UNKNOWN",</w:t>
+      </w:r>
+    </w:p>
+    <w:p>
+      <w:pPr>
+        <w:pStyle w:val="BodyText"/>
+        <w:widowControl/>
+        <w:suppressAutoHyphens w:val="true"/>
+        <w:overflowPunct w:val="false"/>
+        <w:bidi w:val="0"/>
+        <w:spacing w:lineRule="exact" w:line="198" w:before="0" w:after="0"/>
+        <w:ind w:hanging="0" w:start="0" w:end="0"/>
+        <w:jc w:val="start"/>
+        <w:rPr>
+          <w:rFonts w:ascii="Courier New" w:hAnsi="Courier New" w:eastAsia="NSimSun" w:cs="Arial"/>
+          <w:b/>
+          <w:bCs/>
+          <w:color w:val="000000"/>
+          <w:kern w:val="2"/>
+          <w:sz w:val="16"/>
+          <w:szCs w:val="16"/>
+          <w:lang w:val="es-MX" w:eastAsia="zh-CN" w:bidi="hi-IN"/>
+        </w:rPr>
+      </w:pPr>
+      <w:r>
+        <w:rPr>
+          <w:rFonts w:eastAsia="NSimSun" w:cs="Arial" w:ascii="Courier New" w:hAnsi="Courier New"/>
+          <w:b/>
+          <w:bCs/>
+          <w:color w:val="000000"/>
+          <w:kern w:val="2"/>
+          <w:sz w:val="16"/>
+          <w:szCs w:val="16"/>
+          <w:lang w:val="es-MX" w:eastAsia="zh-CN" w:bidi="hi-IN"/>
+        </w:rPr>
+        <w:t xml:space="preserve">   </w:t>
+      </w:r>
+      <w:r>
+        <w:rPr>
+          <w:rFonts w:eastAsia="NSimSun" w:cs="Arial" w:ascii="Courier New" w:hAnsi="Courier New"/>
+          <w:b/>
+          <w:bCs/>
+          <w:color w:val="000000"/>
+          <w:kern w:val="2"/>
+          <w:sz w:val="16"/>
+          <w:szCs w:val="16"/>
+          <w:lang w:val="es-MX" w:eastAsia="zh-CN" w:bidi="hi-IN"/>
+        </w:rPr>
+        <w:t>"cvv2ResultsCode": "M",</w:t>
+      </w:r>
+    </w:p>
+    <w:p>
+      <w:pPr>
+        <w:pStyle w:val="BodyText"/>
+        <w:widowControl/>
+        <w:suppressAutoHyphens w:val="true"/>
+        <w:overflowPunct w:val="false"/>
+        <w:bidi w:val="0"/>
+        <w:spacing w:lineRule="exact" w:line="198" w:before="0" w:after="0"/>
+        <w:ind w:hanging="0" w:start="0" w:end="0"/>
+        <w:jc w:val="start"/>
+        <w:rPr>
+          <w:rFonts w:ascii="Courier New" w:hAnsi="Courier New" w:eastAsia="NSimSun" w:cs="Arial"/>
+          <w:b/>
+          <w:bCs/>
+          <w:color w:val="000000"/>
+          <w:kern w:val="2"/>
+          <w:sz w:val="16"/>
+          <w:szCs w:val="16"/>
+          <w:lang w:val="es-MX" w:eastAsia="zh-CN" w:bidi="hi-IN"/>
+        </w:rPr>
+      </w:pPr>
+      <w:r>
+        <w:rPr>
+          <w:rFonts w:eastAsia="NSimSun" w:cs="Arial" w:ascii="Courier New" w:hAnsi="Courier New"/>
+          <w:b/>
+          <w:bCs/>
+          <w:color w:val="000000"/>
+          <w:kern w:val="2"/>
+          <w:sz w:val="16"/>
+          <w:szCs w:val="16"/>
+          <w:lang w:val="es-MX" w:eastAsia="zh-CN" w:bidi="hi-IN"/>
+        </w:rPr>
+        <w:t xml:space="preserve">   </w:t>
+      </w:r>
+      <w:r>
+        <w:rPr>
+          <w:rFonts w:eastAsia="NSimSun" w:cs="Arial" w:ascii="Courier New" w:hAnsi="Courier New"/>
+          <w:b/>
+          <w:bCs/>
+          <w:color w:val="000000"/>
+          <w:kern w:val="2"/>
+          <w:sz w:val="16"/>
+          <w:szCs w:val="16"/>
+          <w:lang w:val="es-MX" w:eastAsia="zh-CN" w:bidi="hi-IN"/>
+        </w:rPr>
+        <w:t>"dateTime": "2026-02-24",</w:t>
+      </w:r>
+    </w:p>
+    <w:p>
+      <w:pPr>
+        <w:pStyle w:val="BodyText"/>
+        <w:widowControl/>
+        <w:suppressAutoHyphens w:val="true"/>
+        <w:overflowPunct w:val="false"/>
+        <w:bidi w:val="0"/>
+        <w:spacing w:lineRule="exact" w:line="198" w:before="0" w:after="0"/>
+        <w:ind w:hanging="0" w:start="0" w:end="0"/>
+        <w:jc w:val="start"/>
+        <w:rPr>
+          <w:rFonts w:ascii="Courier New" w:hAnsi="Courier New" w:eastAsia="NSimSun" w:cs="Arial"/>
+          <w:b/>
+          <w:bCs/>
+          <w:color w:val="000000"/>
+          <w:kern w:val="2"/>
+          <w:sz w:val="16"/>
+          <w:szCs w:val="16"/>
+          <w:lang w:val="es-MX" w:eastAsia="zh-CN" w:bidi="hi-IN"/>
+        </w:rPr>
+      </w:pPr>
+      <w:r>
+        <w:rPr>
+          <w:rFonts w:eastAsia="NSimSun" w:cs="Arial" w:ascii="Courier New" w:hAnsi="Courier New"/>
+          <w:b/>
+          <w:bCs/>
+          <w:color w:val="000000"/>
+          <w:kern w:val="2"/>
+          <w:sz w:val="16"/>
+          <w:szCs w:val="16"/>
+          <w:lang w:val="es-MX" w:eastAsia="zh-CN" w:bidi="hi-IN"/>
+        </w:rPr>
+        <w:t xml:space="preserve">   </w:t>
+      </w:r>
+      <w:r>
+        <w:rPr>
+          <w:rFonts w:eastAsia="NSimSun" w:cs="Arial" w:ascii="Courier New" w:hAnsi="Courier New"/>
+          <w:b/>
+          <w:bCs/>
+          <w:color w:val="000000"/>
+          <w:kern w:val="2"/>
+          <w:sz w:val="16"/>
+          <w:szCs w:val="16"/>
+          <w:lang w:val="es-MX" w:eastAsia="zh-CN" w:bidi="hi-IN"/>
+        </w:rPr>
+        <w:t>"encryptedData": {</w:t>
+      </w:r>
+    </w:p>
+    <w:p>
+      <w:pPr>
+        <w:pStyle w:val="BodyText"/>
+        <w:widowControl/>
+        <w:suppressAutoHyphens w:val="true"/>
+        <w:overflowPunct w:val="false"/>
+        <w:bidi w:val="0"/>
+        <w:spacing w:lineRule="exact" w:line="198" w:before="0" w:after="0"/>
+        <w:ind w:hanging="0" w:start="0" w:end="0"/>
+        <w:jc w:val="start"/>
+        <w:rPr>
+          <w:rFonts w:ascii="Courier New" w:hAnsi="Courier New" w:eastAsia="NSimSun" w:cs="Arial"/>
+          <w:b/>
+          <w:bCs/>
+          <w:color w:val="000000"/>
+          <w:kern w:val="2"/>
+          <w:sz w:val="16"/>
+          <w:szCs w:val="16"/>
+          <w:lang w:val="es-MX" w:eastAsia="zh-CN" w:bidi="hi-IN"/>
+        </w:rPr>
+      </w:pPr>
+      <w:r>
+        <w:rPr>
+          <w:rFonts w:eastAsia="NSimSun" w:cs="Arial" w:ascii="Courier New" w:hAnsi="Courier New"/>
+          <w:b/>
+          <w:bCs/>
+          <w:color w:val="000000"/>
+          <w:kern w:val="2"/>
+          <w:sz w:val="16"/>
+          <w:szCs w:val="16"/>
+          <w:lang w:val="es-MX" w:eastAsia="zh-CN" w:bidi="hi-IN"/>
+        </w:rPr>
+        <w:t xml:space="preserve">      </w:t>
+      </w:r>
+      <w:r>
+        <w:rPr>
+          <w:rFonts w:eastAsia="NSimSun" w:cs="Arial" w:ascii="Courier New" w:hAnsi="Courier New"/>
+          <w:b/>
+          <w:bCs/>
+          <w:color w:val="000000"/>
+          <w:kern w:val="2"/>
+          <w:sz w:val="16"/>
+          <w:szCs w:val="16"/>
+          <w:lang w:val="es-MX" w:eastAsia="zh-CN" w:bidi="hi-IN"/>
+        </w:rPr>
+        <w:t>"cardHolderInfo": {</w:t>
+      </w:r>
+    </w:p>
+    <w:p>
+      <w:pPr>
+        <w:pStyle w:val="BodyText"/>
+        <w:widowControl/>
+        <w:suppressAutoHyphens w:val="true"/>
+        <w:overflowPunct w:val="false"/>
+        <w:bidi w:val="0"/>
+        <w:spacing w:lineRule="exact" w:line="198" w:before="0" w:after="0"/>
+        <w:ind w:hanging="0" w:start="0" w:end="0"/>
+        <w:jc w:val="start"/>
+        <w:rPr>
+          <w:rFonts w:ascii="Courier New" w:hAnsi="Courier New" w:eastAsia="NSimSun" w:cs="Arial"/>
+          <w:b/>
+          <w:bCs/>
+          <w:color w:val="000000"/>
+          <w:kern w:val="2"/>
+          <w:sz w:val="16"/>
+          <w:szCs w:val="16"/>
+          <w:lang w:val="es-MX" w:eastAsia="zh-CN" w:bidi="hi-IN"/>
+        </w:rPr>
+      </w:pPr>
+      <w:r>
+        <w:rPr>
+          <w:rFonts w:eastAsia="NSimSun" w:cs="Arial" w:ascii="Courier New" w:hAnsi="Courier New"/>
+          <w:b/>
+          <w:bCs/>
+          <w:color w:val="000000"/>
+          <w:kern w:val="2"/>
+          <w:sz w:val="16"/>
+          <w:szCs w:val="16"/>
+          <w:lang w:val="es-MX" w:eastAsia="zh-CN" w:bidi="hi-IN"/>
+        </w:rPr>
+        <w:t xml:space="preserve">         </w:t>
+      </w:r>
+      <w:r>
+        <w:rPr>
+          <w:rFonts w:eastAsia="NSimSun" w:cs="Arial" w:ascii="Courier New" w:hAnsi="Courier New"/>
+          <w:b/>
+          <w:bCs/>
+          <w:color w:val="000000"/>
+          <w:kern w:val="2"/>
+          <w:sz w:val="16"/>
+          <w:szCs w:val="16"/>
+          <w:lang w:val="es-MX" w:eastAsia="zh-CN" w:bidi="hi-IN"/>
+        </w:rPr>
+        <w:t>"cvv2": null,</w:t>
+      </w:r>
+    </w:p>
+    <w:p>
+      <w:pPr>
+        <w:pStyle w:val="BodyText"/>
+        <w:widowControl/>
+        <w:suppressAutoHyphens w:val="true"/>
+        <w:overflowPunct w:val="false"/>
+        <w:bidi w:val="0"/>
+        <w:spacing w:lineRule="exact" w:line="198" w:before="0" w:after="0"/>
+        <w:ind w:hanging="0" w:start="0" w:end="0"/>
+        <w:jc w:val="start"/>
+        <w:rPr>
+          <w:rFonts w:ascii="Courier New" w:hAnsi="Courier New" w:eastAsia="NSimSun" w:cs="Arial"/>
+          <w:b/>
+          <w:bCs/>
+          <w:color w:val="000000"/>
+          <w:kern w:val="2"/>
+          <w:sz w:val="16"/>
+          <w:szCs w:val="16"/>
+          <w:lang w:val="es-MX" w:eastAsia="zh-CN" w:bidi="hi-IN"/>
+        </w:rPr>
+      </w:pPr>
+      <w:r>
+        <w:rPr>
+          <w:rFonts w:eastAsia="NSimSun" w:cs="Arial" w:ascii="Courier New" w:hAnsi="Courier New"/>
+          <w:b/>
+          <w:bCs/>
+          <w:color w:val="000000"/>
+          <w:kern w:val="2"/>
+          <w:sz w:val="16"/>
+          <w:szCs w:val="16"/>
+          <w:lang w:val="es-MX" w:eastAsia="zh-CN" w:bidi="hi-IN"/>
+        </w:rPr>
+        <w:t xml:space="preserve">         </w:t>
+      </w:r>
+      <w:r>
+        <w:rPr>
+          <w:rFonts w:eastAsia="NSimSun" w:cs="Arial" w:ascii="Courier New" w:hAnsi="Courier New"/>
+          <w:b/>
+          <w:bCs/>
+          <w:color w:val="000000"/>
+          <w:kern w:val="2"/>
+          <w:sz w:val="16"/>
+          <w:szCs w:val="16"/>
+          <w:lang w:val="es-MX" w:eastAsia="zh-CN" w:bidi="hi-IN"/>
+        </w:rPr>
+        <w:t>"name": "PRUEBA CLIENTE",</w:t>
+      </w:r>
+    </w:p>
+    <w:p>
+      <w:pPr>
+        <w:pStyle w:val="BodyText"/>
+        <w:widowControl/>
+        <w:suppressAutoHyphens w:val="true"/>
+        <w:overflowPunct w:val="false"/>
+        <w:bidi w:val="0"/>
+        <w:spacing w:lineRule="exact" w:line="198" w:before="0" w:after="0"/>
+        <w:ind w:hanging="0" w:start="0" w:end="0"/>
+        <w:jc w:val="start"/>
+        <w:rPr>
+          <w:rFonts w:ascii="Courier New" w:hAnsi="Courier New" w:eastAsia="NSimSun" w:cs="Arial"/>
+          <w:b/>
+          <w:bCs/>
+          <w:color w:val="000000"/>
+          <w:kern w:val="2"/>
+          <w:sz w:val="16"/>
+          <w:szCs w:val="16"/>
+          <w:lang w:val="es-MX" w:eastAsia="zh-CN" w:bidi="hi-IN"/>
+        </w:rPr>
+      </w:pPr>
+      <w:r>
+        <w:rPr>
+          <w:rFonts w:eastAsia="NSimSun" w:cs="Arial" w:ascii="Courier New" w:hAnsi="Courier New"/>
+          <w:b/>
+          <w:bCs/>
+          <w:color w:val="000000"/>
+          <w:kern w:val="2"/>
+          <w:sz w:val="16"/>
+          <w:szCs w:val="16"/>
+          <w:lang w:val="es-MX" w:eastAsia="zh-CN" w:bidi="hi-IN"/>
+        </w:rPr>
+        <w:t xml:space="preserve">         </w:t>
+      </w:r>
+      <w:r>
+        <w:rPr>
+          <w:rFonts w:eastAsia="NSimSun" w:cs="Arial" w:ascii="Courier New" w:hAnsi="Courier New"/>
+          <w:b/>
+          <w:bCs/>
+          <w:color w:val="000000"/>
+          <w:kern w:val="2"/>
+          <w:sz w:val="16"/>
+          <w:szCs w:val="16"/>
+          <w:lang w:val="es-MX" w:eastAsia="zh-CN" w:bidi="hi-IN"/>
+        </w:rPr>
+        <w:t>"primaryAccountNumber": "0004073190320899720",</w:t>
+      </w:r>
+    </w:p>
+    <w:p>
+      <w:pPr>
+        <w:pStyle w:val="BodyText"/>
+        <w:widowControl/>
+        <w:suppressAutoHyphens w:val="true"/>
+        <w:overflowPunct w:val="false"/>
+        <w:bidi w:val="0"/>
+        <w:spacing w:lineRule="exact" w:line="198" w:before="0" w:after="0"/>
+        <w:ind w:hanging="0" w:start="0" w:end="0"/>
+        <w:jc w:val="start"/>
+        <w:rPr>
+          <w:rFonts w:ascii="Courier New" w:hAnsi="Courier New" w:eastAsia="NSimSun" w:cs="Arial"/>
+          <w:b/>
+          <w:bCs/>
+          <w:color w:val="000000"/>
+          <w:kern w:val="2"/>
+          <w:sz w:val="16"/>
+          <w:szCs w:val="16"/>
+          <w:lang w:val="es-MX" w:eastAsia="zh-CN" w:bidi="hi-IN"/>
+        </w:rPr>
+      </w:pPr>
+      <w:r>
+        <w:rPr>
+          <w:rFonts w:eastAsia="NSimSun" w:cs="Arial" w:ascii="Courier New" w:hAnsi="Courier New"/>
+          <w:b/>
+          <w:bCs/>
+          <w:color w:val="000000"/>
+          <w:kern w:val="2"/>
+          <w:sz w:val="16"/>
+          <w:szCs w:val="16"/>
+          <w:lang w:val="es-MX" w:eastAsia="zh-CN" w:bidi="hi-IN"/>
+        </w:rPr>
+        <w:t xml:space="preserve">         </w:t>
+      </w:r>
+      <w:r>
+        <w:rPr>
+          <w:rFonts w:eastAsia="NSimSun" w:cs="Arial" w:ascii="Courier New" w:hAnsi="Courier New"/>
+          <w:b/>
+          <w:bCs/>
+          <w:color w:val="000000"/>
+          <w:kern w:val="2"/>
+          <w:sz w:val="16"/>
+          <w:szCs w:val="16"/>
+          <w:lang w:val="es-MX" w:eastAsia="zh-CN" w:bidi="hi-IN"/>
+        </w:rPr>
+        <w:t>"expirationDate": {</w:t>
+      </w:r>
+    </w:p>
+    <w:p>
+      <w:pPr>
+        <w:pStyle w:val="BodyText"/>
+        <w:widowControl/>
+        <w:suppressAutoHyphens w:val="true"/>
+        <w:overflowPunct w:val="false"/>
+        <w:bidi w:val="0"/>
+        <w:spacing w:lineRule="exact" w:line="198" w:before="0" w:after="0"/>
+        <w:ind w:hanging="0" w:start="0" w:end="0"/>
+        <w:jc w:val="start"/>
+        <w:rPr>
+          <w:rFonts w:ascii="Courier New" w:hAnsi="Courier New" w:eastAsia="NSimSun" w:cs="Arial"/>
+          <w:b/>
+          <w:bCs/>
+          <w:color w:val="000000"/>
+          <w:kern w:val="2"/>
+          <w:sz w:val="16"/>
+          <w:szCs w:val="16"/>
+          <w:lang w:val="es-MX" w:eastAsia="zh-CN" w:bidi="hi-IN"/>
+        </w:rPr>
+      </w:pPr>
+      <w:r>
+        <w:rPr>
+          <w:rFonts w:eastAsia="NSimSun" w:cs="Arial" w:ascii="Courier New" w:hAnsi="Courier New"/>
+          <w:b/>
+          <w:bCs/>
+          <w:color w:val="000000"/>
+          <w:kern w:val="2"/>
+          <w:sz w:val="16"/>
+          <w:szCs w:val="16"/>
+          <w:lang w:val="es-MX" w:eastAsia="zh-CN" w:bidi="hi-IN"/>
+        </w:rPr>
+        <w:t xml:space="preserve">            </w:t>
+      </w:r>
+      <w:r>
+        <w:rPr>
+          <w:rFonts w:eastAsia="NSimSun" w:cs="Arial" w:ascii="Courier New" w:hAnsi="Courier New"/>
+          <w:b/>
+          <w:bCs/>
+          <w:color w:val="000000"/>
+          <w:kern w:val="2"/>
+          <w:sz w:val="16"/>
+          <w:szCs w:val="16"/>
+          <w:lang w:val="es-MX" w:eastAsia="zh-CN" w:bidi="hi-IN"/>
+        </w:rPr>
+        <w:t>"month": "12",</w:t>
+      </w:r>
+    </w:p>
+    <w:p>
+      <w:pPr>
+        <w:pStyle w:val="BodyText"/>
+        <w:widowControl/>
+        <w:suppressAutoHyphens w:val="true"/>
+        <w:overflowPunct w:val="false"/>
+        <w:bidi w:val="0"/>
+        <w:spacing w:lineRule="exact" w:line="198" w:before="0" w:after="0"/>
+        <w:ind w:hanging="0" w:start="0" w:end="0"/>
+        <w:jc w:val="start"/>
+        <w:rPr>
+          <w:rFonts w:ascii="Courier New" w:hAnsi="Courier New" w:eastAsia="NSimSun" w:cs="Arial"/>
+          <w:b/>
+          <w:bCs/>
+          <w:color w:val="000000"/>
+          <w:kern w:val="2"/>
+          <w:sz w:val="16"/>
+          <w:szCs w:val="16"/>
+          <w:lang w:val="es-MX" w:eastAsia="zh-CN" w:bidi="hi-IN"/>
+        </w:rPr>
+      </w:pPr>
+      <w:r>
+        <w:rPr>
+          <w:rFonts w:eastAsia="NSimSun" w:cs="Arial" w:ascii="Courier New" w:hAnsi="Courier New"/>
+          <w:b/>
+          <w:bCs/>
+          <w:color w:val="000000"/>
+          <w:kern w:val="2"/>
+          <w:sz w:val="16"/>
+          <w:szCs w:val="16"/>
+          <w:lang w:val="es-MX" w:eastAsia="zh-CN" w:bidi="hi-IN"/>
+        </w:rPr>
+        <w:t xml:space="preserve">            </w:t>
+      </w:r>
+      <w:r>
+        <w:rPr>
+          <w:rFonts w:eastAsia="NSimSun" w:cs="Arial" w:ascii="Courier New" w:hAnsi="Courier New"/>
+          <w:b/>
+          <w:bCs/>
+          <w:color w:val="000000"/>
+          <w:kern w:val="2"/>
+          <w:sz w:val="16"/>
+          <w:szCs w:val="16"/>
+          <w:lang w:val="es-MX" w:eastAsia="zh-CN" w:bidi="hi-IN"/>
+        </w:rPr>
+        <w:t>"year": "2028"</w:t>
+      </w:r>
+    </w:p>
+    <w:p>
+      <w:pPr>
+        <w:pStyle w:val="BodyText"/>
+        <w:widowControl/>
+        <w:suppressAutoHyphens w:val="true"/>
+        <w:overflowPunct w:val="false"/>
+        <w:bidi w:val="0"/>
+        <w:spacing w:lineRule="exact" w:line="198" w:before="0" w:after="0"/>
+        <w:ind w:hanging="0" w:start="0" w:end="0"/>
+        <w:jc w:val="start"/>
+        <w:rPr>
+          <w:rFonts w:ascii="Courier New" w:hAnsi="Courier New" w:eastAsia="NSimSun" w:cs="Arial"/>
+          <w:b/>
+          <w:bCs/>
+          <w:color w:val="000000"/>
+          <w:kern w:val="2"/>
+          <w:sz w:val="16"/>
+          <w:szCs w:val="16"/>
+          <w:lang w:val="es-MX" w:eastAsia="zh-CN" w:bidi="hi-IN"/>
+        </w:rPr>
+      </w:pPr>
+      <w:r>
+        <w:rPr>
+          <w:rFonts w:eastAsia="NSimSun" w:cs="Arial" w:ascii="Courier New" w:hAnsi="Courier New"/>
+          <w:b/>
+          <w:bCs/>
+          <w:color w:val="000000"/>
+          <w:kern w:val="2"/>
+          <w:sz w:val="16"/>
+          <w:szCs w:val="16"/>
+          <w:lang w:val="es-MX" w:eastAsia="zh-CN" w:bidi="hi-IN"/>
+        </w:rPr>
+        <w:t xml:space="preserve">         </w:t>
+      </w:r>
+      <w:r>
+        <w:rPr>
+          <w:rFonts w:eastAsia="NSimSun" w:cs="Arial" w:ascii="Courier New" w:hAnsi="Courier New"/>
+          <w:b/>
+          <w:bCs/>
+          <w:color w:val="000000"/>
+          <w:kern w:val="2"/>
+          <w:sz w:val="16"/>
+          <w:szCs w:val="16"/>
+          <w:lang w:val="es-MX" w:eastAsia="zh-CN" w:bidi="hi-IN"/>
+        </w:rPr>
+        <w:t>}</w:t>
+      </w:r>
+    </w:p>
+    <w:p>
+      <w:pPr>
+        <w:pStyle w:val="BodyText"/>
+        <w:widowControl/>
+        <w:suppressAutoHyphens w:val="true"/>
+        <w:overflowPunct w:val="false"/>
+        <w:bidi w:val="0"/>
+        <w:spacing w:lineRule="exact" w:line="198" w:before="0" w:after="0"/>
+        <w:ind w:hanging="0" w:start="0" w:end="0"/>
+        <w:jc w:val="start"/>
+        <w:rPr>
+          <w:rFonts w:ascii="Courier New" w:hAnsi="Courier New" w:eastAsia="NSimSun" w:cs="Arial"/>
+          <w:b/>
+          <w:bCs/>
+          <w:color w:val="000000"/>
+          <w:kern w:val="2"/>
+          <w:sz w:val="16"/>
+          <w:szCs w:val="16"/>
+          <w:lang w:val="es-MX" w:eastAsia="zh-CN" w:bidi="hi-IN"/>
+        </w:rPr>
+      </w:pPr>
+      <w:r>
+        <w:rPr>
+          <w:rFonts w:eastAsia="NSimSun" w:cs="Arial" w:ascii="Courier New" w:hAnsi="Courier New"/>
+          <w:b/>
+          <w:bCs/>
+          <w:color w:val="000000"/>
+          <w:kern w:val="2"/>
+          <w:sz w:val="16"/>
+          <w:szCs w:val="16"/>
+          <w:lang w:val="es-MX" w:eastAsia="zh-CN" w:bidi="hi-IN"/>
+        </w:rPr>
+        <w:t xml:space="preserve">      </w:t>
+      </w:r>
+      <w:r>
+        <w:rPr>
+          <w:rFonts w:eastAsia="NSimSun" w:cs="Arial" w:ascii="Courier New" w:hAnsi="Courier New"/>
+          <w:b/>
+          <w:bCs/>
+          <w:color w:val="000000"/>
+          <w:kern w:val="2"/>
+          <w:sz w:val="16"/>
+          <w:szCs w:val="16"/>
+          <w:lang w:val="es-MX" w:eastAsia="zh-CN" w:bidi="hi-IN"/>
+        </w:rPr>
+        <w:t>},</w:t>
+      </w:r>
+    </w:p>
+    <w:p>
+      <w:pPr>
+        <w:pStyle w:val="BodyText"/>
+        <w:widowControl/>
+        <w:suppressAutoHyphens w:val="true"/>
+        <w:overflowPunct w:val="false"/>
+        <w:bidi w:val="0"/>
+        <w:spacing w:lineRule="exact" w:line="198" w:before="0" w:after="0"/>
+        <w:ind w:hanging="0" w:start="0" w:end="0"/>
+        <w:jc w:val="start"/>
+        <w:rPr>
+          <w:rFonts w:ascii="Courier New" w:hAnsi="Courier New" w:eastAsia="NSimSun" w:cs="Arial"/>
+          <w:b/>
+          <w:bCs/>
+          <w:color w:val="000000"/>
+          <w:kern w:val="2"/>
+          <w:sz w:val="16"/>
+          <w:szCs w:val="16"/>
+          <w:lang w:val="es-MX" w:eastAsia="zh-CN" w:bidi="hi-IN"/>
+        </w:rPr>
+      </w:pPr>
+      <w:r>
+        <w:rPr>
+          <w:rFonts w:eastAsia="NSimSun" w:cs="Arial" w:ascii="Courier New" w:hAnsi="Courier New"/>
+          <w:b/>
+          <w:bCs/>
+          <w:color w:val="000000"/>
+          <w:kern w:val="2"/>
+          <w:sz w:val="16"/>
+          <w:szCs w:val="16"/>
+          <w:lang w:val="es-MX" w:eastAsia="zh-CN" w:bidi="hi-IN"/>
+        </w:rPr>
+        <w:t xml:space="preserve">      </w:t>
+      </w:r>
+      <w:r>
+        <w:rPr>
+          <w:rFonts w:eastAsia="NSimSun" w:cs="Arial" w:ascii="Courier New" w:hAnsi="Courier New"/>
+          <w:b/>
+          <w:bCs/>
+          <w:color w:val="000000"/>
+          <w:kern w:val="2"/>
+          <w:sz w:val="16"/>
+          <w:szCs w:val="16"/>
+          <w:lang w:val="es-MX" w:eastAsia="zh-CN" w:bidi="hi-IN"/>
+        </w:rPr>
+        <w:t>"tokenInfo": {</w:t>
+      </w:r>
+    </w:p>
+    <w:p>
+      <w:pPr>
+        <w:pStyle w:val="BodyText"/>
+        <w:widowControl/>
+        <w:suppressAutoHyphens w:val="true"/>
+        <w:overflowPunct w:val="false"/>
+        <w:bidi w:val="0"/>
+        <w:spacing w:lineRule="exact" w:line="198" w:before="0" w:after="0"/>
+        <w:ind w:hanging="0" w:start="0" w:end="0"/>
+        <w:jc w:val="start"/>
+        <w:rPr>
+          <w:rFonts w:ascii="Courier New" w:hAnsi="Courier New" w:eastAsia="NSimSun" w:cs="Arial"/>
+          <w:b/>
+          <w:bCs/>
+          <w:color w:val="000000"/>
+          <w:kern w:val="2"/>
+          <w:sz w:val="16"/>
+          <w:szCs w:val="16"/>
+          <w:lang w:val="es-MX" w:eastAsia="zh-CN" w:bidi="hi-IN"/>
+        </w:rPr>
+      </w:pPr>
+      <w:r>
+        <w:rPr>
+          <w:rFonts w:eastAsia="NSimSun" w:cs="Arial" w:ascii="Courier New" w:hAnsi="Courier New"/>
+          <w:b/>
+          <w:bCs/>
+          <w:color w:val="000000"/>
+          <w:kern w:val="2"/>
+          <w:sz w:val="16"/>
+          <w:szCs w:val="16"/>
+          <w:lang w:val="es-MX" w:eastAsia="zh-CN" w:bidi="hi-IN"/>
+        </w:rPr>
+        <w:t xml:space="preserve">         </w:t>
+      </w:r>
+      <w:r>
+        <w:rPr>
+          <w:rFonts w:eastAsia="NSimSun" w:cs="Arial" w:ascii="Courier New" w:hAnsi="Courier New"/>
+          <w:b/>
+          <w:bCs/>
+          <w:color w:val="000000"/>
+          <w:kern w:val="2"/>
+          <w:sz w:val="16"/>
+          <w:szCs w:val="16"/>
+          <w:lang w:val="es-MX" w:eastAsia="zh-CN" w:bidi="hi-IN"/>
+        </w:rPr>
+        <w:t>"tokenType": "01",</w:t>
+      </w:r>
+    </w:p>
+    <w:p>
+      <w:pPr>
+        <w:pStyle w:val="BodyText"/>
+        <w:widowControl/>
+        <w:suppressAutoHyphens w:val="true"/>
+        <w:overflowPunct w:val="false"/>
+        <w:bidi w:val="0"/>
+        <w:spacing w:lineRule="exact" w:line="198" w:before="0" w:after="0"/>
+        <w:ind w:hanging="0" w:start="0" w:end="0"/>
+        <w:jc w:val="start"/>
+        <w:rPr>
+          <w:rFonts w:ascii="Courier New" w:hAnsi="Courier New" w:eastAsia="NSimSun" w:cs="Arial"/>
+          <w:b/>
+          <w:bCs/>
+          <w:color w:val="000000"/>
+          <w:kern w:val="2"/>
+          <w:sz w:val="16"/>
+          <w:szCs w:val="16"/>
+          <w:lang w:val="es-MX" w:eastAsia="zh-CN" w:bidi="hi-IN"/>
+        </w:rPr>
+      </w:pPr>
+      <w:r>
+        <w:rPr>
+          <w:rFonts w:eastAsia="NSimSun" w:cs="Arial" w:ascii="Courier New" w:hAnsi="Courier New"/>
+          <w:b/>
+          <w:bCs/>
+          <w:color w:val="000000"/>
+          <w:kern w:val="2"/>
+          <w:sz w:val="16"/>
+          <w:szCs w:val="16"/>
+          <w:lang w:val="es-MX" w:eastAsia="zh-CN" w:bidi="hi-IN"/>
+        </w:rPr>
+        <w:t xml:space="preserve">         </w:t>
+      </w:r>
+      <w:r>
+        <w:rPr>
+          <w:rFonts w:eastAsia="NSimSun" w:cs="Arial" w:ascii="Courier New" w:hAnsi="Courier New"/>
+          <w:b/>
+          <w:bCs/>
+          <w:color w:val="000000"/>
+          <w:kern w:val="2"/>
+          <w:sz w:val="16"/>
+          <w:szCs w:val="16"/>
+          <w:lang w:val="es-MX" w:eastAsia="zh-CN" w:bidi="hi-IN"/>
+        </w:rPr>
+        <w:t>"token": "0004037740007874431",</w:t>
+      </w:r>
+    </w:p>
+    <w:p>
+      <w:pPr>
+        <w:pStyle w:val="BodyText"/>
+        <w:widowControl/>
+        <w:suppressAutoHyphens w:val="true"/>
+        <w:overflowPunct w:val="false"/>
+        <w:bidi w:val="0"/>
+        <w:spacing w:lineRule="exact" w:line="198" w:before="0" w:after="0"/>
+        <w:ind w:hanging="0" w:start="0" w:end="0"/>
+        <w:jc w:val="start"/>
+        <w:rPr>
+          <w:rFonts w:ascii="Courier New" w:hAnsi="Courier New" w:eastAsia="NSimSun" w:cs="Arial"/>
+          <w:b/>
+          <w:bCs/>
+          <w:color w:val="000000"/>
+          <w:kern w:val="2"/>
+          <w:sz w:val="16"/>
+          <w:szCs w:val="16"/>
+          <w:lang w:val="es-MX" w:eastAsia="zh-CN" w:bidi="hi-IN"/>
+        </w:rPr>
+      </w:pPr>
+      <w:r>
+        <w:rPr>
+          <w:rFonts w:eastAsia="NSimSun" w:cs="Arial" w:ascii="Courier New" w:hAnsi="Courier New"/>
+          <w:b/>
+          <w:bCs/>
+          <w:color w:val="000000"/>
+          <w:kern w:val="2"/>
+          <w:sz w:val="16"/>
+          <w:szCs w:val="16"/>
+          <w:lang w:val="es-MX" w:eastAsia="zh-CN" w:bidi="hi-IN"/>
+        </w:rPr>
+        <w:t xml:space="preserve">         </w:t>
+      </w:r>
+      <w:r>
+        <w:rPr>
+          <w:rFonts w:eastAsia="NSimSun" w:cs="Arial" w:ascii="Courier New" w:hAnsi="Courier New"/>
+          <w:b/>
+          <w:bCs/>
+          <w:color w:val="000000"/>
+          <w:kern w:val="2"/>
+          <w:sz w:val="16"/>
+          <w:szCs w:val="16"/>
+          <w:lang w:val="es-MX" w:eastAsia="zh-CN" w:bidi="hi-IN"/>
+        </w:rPr>
+        <w:t>"tokenStatus": "ACTIVE",</w:t>
+      </w:r>
+    </w:p>
+    <w:p>
+      <w:pPr>
+        <w:pStyle w:val="BodyText"/>
+        <w:widowControl/>
+        <w:suppressAutoHyphens w:val="true"/>
+        <w:overflowPunct w:val="false"/>
+        <w:bidi w:val="0"/>
+        <w:spacing w:lineRule="exact" w:line="198" w:before="0" w:after="0"/>
+        <w:ind w:hanging="0" w:start="0" w:end="0"/>
+        <w:jc w:val="start"/>
+        <w:rPr>
+          <w:rFonts w:ascii="Courier New" w:hAnsi="Courier New" w:eastAsia="NSimSun" w:cs="Arial"/>
+          <w:b/>
+          <w:bCs/>
+          <w:color w:val="000000"/>
+          <w:kern w:val="2"/>
+          <w:sz w:val="16"/>
+          <w:szCs w:val="16"/>
+          <w:lang w:val="es-MX" w:eastAsia="zh-CN" w:bidi="hi-IN"/>
+        </w:rPr>
+      </w:pPr>
+      <w:r>
+        <w:rPr>
+          <w:rFonts w:eastAsia="NSimSun" w:cs="Arial" w:ascii="Courier New" w:hAnsi="Courier New"/>
+          <w:b/>
+          <w:bCs/>
+          <w:color w:val="000000"/>
+          <w:kern w:val="2"/>
+          <w:sz w:val="16"/>
+          <w:szCs w:val="16"/>
+          <w:lang w:val="es-MX" w:eastAsia="zh-CN" w:bidi="hi-IN"/>
+        </w:rPr>
+        <w:t xml:space="preserve">         </w:t>
+      </w:r>
+      <w:r>
+        <w:rPr>
+          <w:rFonts w:eastAsia="NSimSun" w:cs="Arial" w:ascii="Courier New" w:hAnsi="Courier New"/>
+          <w:b/>
+          <w:bCs/>
+          <w:color w:val="000000"/>
+          <w:kern w:val="2"/>
+          <w:sz w:val="16"/>
+          <w:szCs w:val="16"/>
+          <w:lang w:val="es-MX" w:eastAsia="zh-CN" w:bidi="hi-IN"/>
+        </w:rPr>
+        <w:t>"tokenExpirationDate": {</w:t>
+      </w:r>
+    </w:p>
+    <w:p>
+      <w:pPr>
+        <w:pStyle w:val="BodyText"/>
+        <w:widowControl/>
+        <w:suppressAutoHyphens w:val="true"/>
+        <w:overflowPunct w:val="false"/>
+        <w:bidi w:val="0"/>
+        <w:spacing w:lineRule="exact" w:line="198" w:before="0" w:after="0"/>
+        <w:ind w:hanging="0" w:start="0" w:end="0"/>
+        <w:jc w:val="start"/>
+        <w:rPr>
+          <w:rFonts w:ascii="Courier New" w:hAnsi="Courier New" w:eastAsia="NSimSun" w:cs="Arial"/>
+          <w:b/>
+          <w:bCs/>
+          <w:color w:val="000000"/>
+          <w:kern w:val="2"/>
+          <w:sz w:val="16"/>
+          <w:szCs w:val="16"/>
+          <w:lang w:val="es-MX" w:eastAsia="zh-CN" w:bidi="hi-IN"/>
+        </w:rPr>
+      </w:pPr>
+      <w:r>
+        <w:rPr>
+          <w:rFonts w:eastAsia="NSimSun" w:cs="Arial" w:ascii="Courier New" w:hAnsi="Courier New"/>
+          <w:b/>
+          <w:bCs/>
+          <w:color w:val="000000"/>
+          <w:kern w:val="2"/>
+          <w:sz w:val="16"/>
+          <w:szCs w:val="16"/>
+          <w:lang w:val="es-MX" w:eastAsia="zh-CN" w:bidi="hi-IN"/>
+        </w:rPr>
+        <w:t xml:space="preserve">            </w:t>
+      </w:r>
+      <w:r>
+        <w:rPr>
+          <w:rFonts w:eastAsia="NSimSun" w:cs="Arial" w:ascii="Courier New" w:hAnsi="Courier New"/>
+          <w:b/>
+          <w:bCs/>
+          <w:color w:val="000000"/>
+          <w:kern w:val="2"/>
+          <w:sz w:val="16"/>
+          <w:szCs w:val="16"/>
+          <w:lang w:val="es-MX" w:eastAsia="zh-CN" w:bidi="hi-IN"/>
+        </w:rPr>
+        <w:t>"month": "09",</w:t>
+      </w:r>
+    </w:p>
+    <w:p>
+      <w:pPr>
+        <w:pStyle w:val="BodyText"/>
+        <w:widowControl/>
+        <w:suppressAutoHyphens w:val="true"/>
+        <w:overflowPunct w:val="false"/>
+        <w:bidi w:val="0"/>
+        <w:spacing w:lineRule="exact" w:line="198" w:before="0" w:after="0"/>
+        <w:ind w:hanging="0" w:start="0" w:end="0"/>
+        <w:jc w:val="start"/>
+        <w:rPr>
+          <w:rFonts w:ascii="Courier New" w:hAnsi="Courier New" w:eastAsia="NSimSun" w:cs="Arial"/>
+          <w:b/>
+          <w:bCs/>
+          <w:color w:val="000000"/>
+          <w:kern w:val="2"/>
+          <w:sz w:val="16"/>
+          <w:szCs w:val="16"/>
+          <w:lang w:val="es-MX" w:eastAsia="zh-CN" w:bidi="hi-IN"/>
+        </w:rPr>
+      </w:pPr>
+      <w:r>
+        <w:rPr>
+          <w:rFonts w:eastAsia="NSimSun" w:cs="Arial" w:ascii="Courier New" w:hAnsi="Courier New"/>
+          <w:b/>
+          <w:bCs/>
+          <w:color w:val="000000"/>
+          <w:kern w:val="2"/>
+          <w:sz w:val="16"/>
+          <w:szCs w:val="16"/>
+          <w:lang w:val="es-MX" w:eastAsia="zh-CN" w:bidi="hi-IN"/>
+        </w:rPr>
+        <w:t xml:space="preserve">            </w:t>
+      </w:r>
+      <w:r>
+        <w:rPr>
+          <w:rFonts w:eastAsia="NSimSun" w:cs="Arial" w:ascii="Courier New" w:hAnsi="Courier New"/>
+          <w:b/>
+          <w:bCs/>
+          <w:color w:val="000000"/>
+          <w:kern w:val="2"/>
+          <w:sz w:val="16"/>
+          <w:szCs w:val="16"/>
+          <w:lang w:val="es-MX" w:eastAsia="zh-CN" w:bidi="hi-IN"/>
+        </w:rPr>
+        <w:t>"year": "2027"</w:t>
+      </w:r>
+    </w:p>
+    <w:p>
+      <w:pPr>
+        <w:pStyle w:val="BodyText"/>
+        <w:widowControl/>
+        <w:suppressAutoHyphens w:val="true"/>
+        <w:overflowPunct w:val="false"/>
+        <w:bidi w:val="0"/>
+        <w:spacing w:lineRule="exact" w:line="198" w:before="0" w:after="0"/>
+        <w:ind w:hanging="0" w:start="0" w:end="0"/>
+        <w:jc w:val="start"/>
+        <w:rPr>
+          <w:rFonts w:ascii="Courier New" w:hAnsi="Courier New" w:eastAsia="NSimSun" w:cs="Arial"/>
+          <w:b/>
+          <w:bCs/>
+          <w:color w:val="000000"/>
+          <w:kern w:val="2"/>
+          <w:sz w:val="16"/>
+          <w:szCs w:val="16"/>
+          <w:lang w:val="es-MX" w:eastAsia="zh-CN" w:bidi="hi-IN"/>
+        </w:rPr>
+      </w:pPr>
+      <w:r>
+        <w:rPr>
+          <w:rFonts w:eastAsia="NSimSun" w:cs="Arial" w:ascii="Courier New" w:hAnsi="Courier New"/>
+          <w:b/>
+          <w:bCs/>
+          <w:color w:val="000000"/>
+          <w:kern w:val="2"/>
+          <w:sz w:val="16"/>
+          <w:szCs w:val="16"/>
+          <w:lang w:val="es-MX" w:eastAsia="zh-CN" w:bidi="hi-IN"/>
+        </w:rPr>
+        <w:t xml:space="preserve">         </w:t>
+      </w:r>
+      <w:r>
+        <w:rPr>
+          <w:rFonts w:eastAsia="NSimSun" w:cs="Arial" w:ascii="Courier New" w:hAnsi="Courier New"/>
+          <w:b/>
+          <w:bCs/>
+          <w:color w:val="000000"/>
+          <w:kern w:val="2"/>
+          <w:sz w:val="16"/>
+          <w:szCs w:val="16"/>
+          <w:lang w:val="es-MX" w:eastAsia="zh-CN" w:bidi="hi-IN"/>
+        </w:rPr>
+        <w:t>}</w:t>
+      </w:r>
+    </w:p>
+    <w:p>
+      <w:pPr>
+        <w:pStyle w:val="BodyText"/>
+        <w:widowControl/>
+        <w:suppressAutoHyphens w:val="true"/>
+        <w:overflowPunct w:val="false"/>
+        <w:bidi w:val="0"/>
+        <w:spacing w:lineRule="exact" w:line="198" w:before="0" w:after="0"/>
+        <w:ind w:hanging="0" w:start="0" w:end="0"/>
+        <w:jc w:val="start"/>
+        <w:rPr>
+          <w:rFonts w:ascii="Courier New" w:hAnsi="Courier New" w:eastAsia="NSimSun" w:cs="Arial"/>
+          <w:b/>
+          <w:bCs/>
+          <w:color w:val="000000"/>
+          <w:kern w:val="2"/>
+          <w:sz w:val="16"/>
+          <w:szCs w:val="16"/>
+          <w:lang w:val="es-MX" w:eastAsia="zh-CN" w:bidi="hi-IN"/>
+        </w:rPr>
+      </w:pPr>
+      <w:r>
+        <w:rPr>
+          <w:rFonts w:eastAsia="NSimSun" w:cs="Arial" w:ascii="Courier New" w:hAnsi="Courier New"/>
+          <w:b/>
+          <w:bCs/>
+          <w:color w:val="000000"/>
+          <w:kern w:val="2"/>
+          <w:sz w:val="16"/>
+          <w:szCs w:val="16"/>
+          <w:lang w:val="es-MX" w:eastAsia="zh-CN" w:bidi="hi-IN"/>
+        </w:rPr>
+        <w:t xml:space="preserve">      </w:t>
+      </w:r>
+      <w:r>
+        <w:rPr>
+          <w:rFonts w:eastAsia="NSimSun" w:cs="Arial" w:ascii="Courier New" w:hAnsi="Courier New"/>
+          <w:b/>
+          <w:bCs/>
+          <w:color w:val="000000"/>
+          <w:kern w:val="2"/>
+          <w:sz w:val="16"/>
+          <w:szCs w:val="16"/>
+          <w:lang w:val="es-MX" w:eastAsia="zh-CN" w:bidi="hi-IN"/>
+        </w:rPr>
+        <w:t>}</w:t>
+      </w:r>
+    </w:p>
+    <w:p>
+      <w:pPr>
+        <w:pStyle w:val="BodyText"/>
+        <w:widowControl/>
+        <w:suppressAutoHyphens w:val="true"/>
+        <w:overflowPunct w:val="false"/>
+        <w:bidi w:val="0"/>
+        <w:spacing w:lineRule="exact" w:line="198" w:before="0" w:after="0"/>
+        <w:ind w:hanging="0" w:start="0" w:end="0"/>
+        <w:jc w:val="start"/>
+        <w:rPr>
+          <w:rFonts w:ascii="Courier New" w:hAnsi="Courier New" w:eastAsia="NSimSun" w:cs="Arial"/>
+          <w:b/>
+          <w:bCs/>
+          <w:color w:val="000000"/>
+          <w:kern w:val="2"/>
+          <w:sz w:val="16"/>
+          <w:szCs w:val="16"/>
+          <w:lang w:val="es-MX" w:eastAsia="zh-CN" w:bidi="hi-IN"/>
+        </w:rPr>
+      </w:pPr>
+      <w:r>
+        <w:rPr>
+          <w:rFonts w:eastAsia="NSimSun" w:cs="Arial" w:ascii="Courier New" w:hAnsi="Courier New"/>
+          <w:b/>
+          <w:bCs/>
+          <w:color w:val="000000"/>
+          <w:kern w:val="2"/>
+          <w:sz w:val="16"/>
+          <w:szCs w:val="16"/>
+          <w:lang w:val="es-MX" w:eastAsia="zh-CN" w:bidi="hi-IN"/>
+        </w:rPr>
+        <w:t xml:space="preserve">   </w:t>
+      </w:r>
+      <w:r>
+        <w:rPr>
+          <w:rFonts w:eastAsia="NSimSun" w:cs="Arial" w:ascii="Courier New" w:hAnsi="Courier New"/>
+          <w:b/>
+          <w:bCs/>
+          <w:color w:val="000000"/>
+          <w:kern w:val="2"/>
+          <w:sz w:val="16"/>
+          <w:szCs w:val="16"/>
+          <w:lang w:val="es-MX" w:eastAsia="zh-CN" w:bidi="hi-IN"/>
+        </w:rPr>
+        <w:t>},</w:t>
+      </w:r>
+    </w:p>
+    <w:p>
+      <w:pPr>
+        <w:pStyle w:val="BodyText"/>
+        <w:widowControl/>
+        <w:suppressAutoHyphens w:val="true"/>
+        <w:overflowPunct w:val="false"/>
+        <w:bidi w:val="0"/>
+        <w:spacing w:lineRule="exact" w:line="198" w:before="0" w:after="0"/>
+        <w:ind w:hanging="0" w:start="0" w:end="0"/>
+        <w:jc w:val="start"/>
+        <w:rPr>
+          <w:rFonts w:ascii="Courier New" w:hAnsi="Courier New" w:eastAsia="NSimSun" w:cs="Arial"/>
+          <w:b/>
+          <w:bCs/>
+          <w:color w:val="000000"/>
+          <w:kern w:val="2"/>
+          <w:sz w:val="16"/>
+          <w:szCs w:val="16"/>
+          <w:lang w:val="es-MX" w:eastAsia="zh-CN" w:bidi="hi-IN"/>
+        </w:rPr>
+      </w:pPr>
+      <w:r>
+        <w:rPr>
+          <w:rFonts w:eastAsia="NSimSun" w:cs="Arial" w:ascii="Courier New" w:hAnsi="Courier New"/>
+          <w:b/>
+          <w:bCs/>
+          <w:color w:val="000000"/>
+          <w:kern w:val="2"/>
+          <w:sz w:val="16"/>
+          <w:szCs w:val="16"/>
+          <w:lang w:val="es-MX" w:eastAsia="zh-CN" w:bidi="hi-IN"/>
+        </w:rPr>
+        <w:t xml:space="preserve">   </w:t>
+      </w:r>
+      <w:r>
+        <w:rPr>
+          <w:rFonts w:eastAsia="NSimSun" w:cs="Arial" w:ascii="Courier New" w:hAnsi="Courier New"/>
+          <w:b/>
+          <w:bCs/>
+          <w:color w:val="000000"/>
+          <w:kern w:val="2"/>
+          <w:sz w:val="16"/>
+          <w:szCs w:val="16"/>
+          <w:lang w:val="es-MX" w:eastAsia="zh-CN" w:bidi="hi-IN"/>
+        </w:rPr>
+        <w:t>"lifeCycleTrace": "584293630950031",</w:t>
+      </w:r>
+    </w:p>
+    <w:p>
+      <w:pPr>
+        <w:pStyle w:val="BodyText"/>
+        <w:widowControl/>
+        <w:suppressAutoHyphens w:val="true"/>
+        <w:overflowPunct w:val="false"/>
+        <w:bidi w:val="0"/>
+        <w:spacing w:lineRule="exact" w:line="198" w:before="0" w:after="0"/>
+        <w:ind w:hanging="0" w:start="0" w:end="0"/>
+        <w:jc w:val="start"/>
+        <w:rPr>
+          <w:rFonts w:ascii="Courier New" w:hAnsi="Courier New" w:eastAsia="NSimSun" w:cs="Arial"/>
+          <w:b/>
+          <w:bCs/>
+          <w:color w:val="000000"/>
+          <w:kern w:val="2"/>
+          <w:sz w:val="16"/>
+          <w:szCs w:val="16"/>
+          <w:lang w:val="es-MX" w:eastAsia="zh-CN" w:bidi="hi-IN"/>
+        </w:rPr>
+      </w:pPr>
+      <w:r>
+        <w:rPr>
+          <w:rFonts w:eastAsia="NSimSun" w:cs="Arial" w:ascii="Courier New" w:hAnsi="Courier New"/>
+          <w:b/>
+          <w:bCs/>
+          <w:color w:val="000000"/>
+          <w:kern w:val="2"/>
+          <w:sz w:val="16"/>
+          <w:szCs w:val="16"/>
+          <w:lang w:val="es-MX" w:eastAsia="zh-CN" w:bidi="hi-IN"/>
+        </w:rPr>
+        <w:t xml:space="preserve">   </w:t>
+      </w:r>
+      <w:r>
+        <w:rPr>
+          <w:rFonts w:eastAsia="NSimSun" w:cs="Arial" w:ascii="Courier New" w:hAnsi="Courier New"/>
+          <w:b/>
+          <w:bCs/>
+          <w:color w:val="000000"/>
+          <w:kern w:val="2"/>
+          <w:sz w:val="16"/>
+          <w:szCs w:val="16"/>
+          <w:lang w:val="es-MX" w:eastAsia="zh-CN" w:bidi="hi-IN"/>
+        </w:rPr>
+        <w:t>"messageReason": "TOKEN_RESUME",</w:t>
+      </w:r>
+    </w:p>
+    <w:p>
+      <w:pPr>
+        <w:pStyle w:val="BodyText"/>
+        <w:widowControl/>
+        <w:suppressAutoHyphens w:val="true"/>
+        <w:overflowPunct w:val="false"/>
+        <w:bidi w:val="0"/>
+        <w:spacing w:lineRule="exact" w:line="198" w:before="0" w:after="0"/>
+        <w:ind w:hanging="0" w:start="0" w:end="0"/>
+        <w:jc w:val="start"/>
+        <w:rPr>
+          <w:rFonts w:ascii="Courier New" w:hAnsi="Courier New" w:eastAsia="NSimSun" w:cs="Arial"/>
+          <w:b/>
+          <w:bCs/>
+          <w:color w:val="000000"/>
+          <w:kern w:val="2"/>
+          <w:sz w:val="16"/>
+          <w:szCs w:val="16"/>
+          <w:lang w:val="es-MX" w:eastAsia="zh-CN" w:bidi="hi-IN"/>
+        </w:rPr>
+      </w:pPr>
+      <w:r>
+        <w:rPr>
+          <w:rFonts w:eastAsia="NSimSun" w:cs="Arial" w:ascii="Courier New" w:hAnsi="Courier New"/>
+          <w:b/>
+          <w:bCs/>
+          <w:color w:val="000000"/>
+          <w:kern w:val="2"/>
+          <w:sz w:val="16"/>
+          <w:szCs w:val="16"/>
+          <w:lang w:val="es-MX" w:eastAsia="zh-CN" w:bidi="hi-IN"/>
+        </w:rPr>
+        <w:t xml:space="preserve">   </w:t>
+      </w:r>
+      <w:r>
+        <w:rPr>
+          <w:rFonts w:eastAsia="NSimSun" w:cs="Arial" w:ascii="Courier New" w:hAnsi="Courier New"/>
+          <w:b/>
+          <w:bCs/>
+          <w:color w:val="000000"/>
+          <w:kern w:val="2"/>
+          <w:sz w:val="16"/>
+          <w:szCs w:val="16"/>
+          <w:lang w:val="es-MX" w:eastAsia="zh-CN" w:bidi="hi-IN"/>
+        </w:rPr>
+        <w:t>"panReferenceId": "V-5823193725678501774431",</w:t>
+      </w:r>
+    </w:p>
+    <w:p>
+      <w:pPr>
+        <w:pStyle w:val="BodyText"/>
+        <w:widowControl/>
+        <w:suppressAutoHyphens w:val="true"/>
+        <w:overflowPunct w:val="false"/>
+        <w:bidi w:val="0"/>
+        <w:spacing w:lineRule="exact" w:line="198" w:before="0" w:after="0"/>
+        <w:ind w:hanging="0" w:start="0" w:end="0"/>
+        <w:jc w:val="start"/>
+        <w:rPr>
+          <w:rFonts w:ascii="Courier New" w:hAnsi="Courier New" w:eastAsia="NSimSun" w:cs="Arial"/>
+          <w:b/>
+          <w:bCs/>
+          <w:color w:val="000000"/>
+          <w:kern w:val="2"/>
+          <w:sz w:val="16"/>
+          <w:szCs w:val="16"/>
+          <w:lang w:val="es-MX" w:eastAsia="zh-CN" w:bidi="hi-IN"/>
+        </w:rPr>
+      </w:pPr>
+      <w:r>
+        <w:rPr>
+          <w:rFonts w:eastAsia="NSimSun" w:cs="Arial" w:ascii="Courier New" w:hAnsi="Courier New"/>
+          <w:b/>
+          <w:bCs/>
+          <w:color w:val="000000"/>
+          <w:kern w:val="2"/>
+          <w:sz w:val="16"/>
+          <w:szCs w:val="16"/>
+          <w:lang w:val="es-MX" w:eastAsia="zh-CN" w:bidi="hi-IN"/>
+        </w:rPr>
+        <w:t xml:space="preserve">   </w:t>
+      </w:r>
+      <w:r>
+        <w:rPr>
+          <w:rFonts w:eastAsia="NSimSun" w:cs="Arial" w:ascii="Courier New" w:hAnsi="Courier New"/>
+          <w:b/>
+          <w:bCs/>
+          <w:color w:val="000000"/>
+          <w:kern w:val="2"/>
+          <w:sz w:val="16"/>
+          <w:szCs w:val="16"/>
+          <w:lang w:val="es-MX" w:eastAsia="zh-CN" w:bidi="hi-IN"/>
+        </w:rPr>
+        <w:t>"panSource": "MOBILE_APP",</w:t>
+      </w:r>
+    </w:p>
+    <w:p>
+      <w:pPr>
+        <w:pStyle w:val="BodyText"/>
+        <w:widowControl/>
+        <w:suppressAutoHyphens w:val="true"/>
+        <w:overflowPunct w:val="false"/>
+        <w:bidi w:val="0"/>
+        <w:spacing w:lineRule="exact" w:line="198" w:before="0" w:after="0"/>
+        <w:ind w:hanging="0" w:start="0" w:end="0"/>
+        <w:jc w:val="start"/>
+        <w:rPr>
+          <w:rFonts w:ascii="Courier New" w:hAnsi="Courier New" w:eastAsia="NSimSun" w:cs="Arial"/>
+          <w:b/>
+          <w:bCs/>
+          <w:color w:val="000000"/>
+          <w:kern w:val="2"/>
+          <w:sz w:val="16"/>
+          <w:szCs w:val="16"/>
+          <w:lang w:val="es-MX" w:eastAsia="zh-CN" w:bidi="hi-IN"/>
+        </w:rPr>
+      </w:pPr>
+      <w:r>
+        <w:rPr>
+          <w:rFonts w:eastAsia="NSimSun" w:cs="Arial" w:ascii="Courier New" w:hAnsi="Courier New"/>
+          <w:b/>
+          <w:bCs/>
+          <w:color w:val="000000"/>
+          <w:kern w:val="2"/>
+          <w:sz w:val="16"/>
+          <w:szCs w:val="16"/>
+          <w:lang w:val="es-MX" w:eastAsia="zh-CN" w:bidi="hi-IN"/>
+        </w:rPr>
+        <w:t xml:space="preserve">   </w:t>
+      </w:r>
+      <w:r>
+        <w:rPr>
+          <w:rFonts w:eastAsia="NSimSun" w:cs="Arial" w:ascii="Courier New" w:hAnsi="Courier New"/>
+          <w:b/>
+          <w:bCs/>
+          <w:color w:val="000000"/>
+          <w:kern w:val="2"/>
+          <w:sz w:val="16"/>
+          <w:szCs w:val="16"/>
+          <w:lang w:val="es-MX" w:eastAsia="zh-CN" w:bidi="hi-IN"/>
+        </w:rPr>
+        <w:t>"walletAccount": "4BH1-BQVW-9U6L-IMDU",</w:t>
+      </w:r>
+    </w:p>
+    <w:p>
+      <w:pPr>
+        <w:pStyle w:val="BodyText"/>
+        <w:widowControl/>
+        <w:suppressAutoHyphens w:val="true"/>
+        <w:overflowPunct w:val="false"/>
+        <w:bidi w:val="0"/>
+        <w:spacing w:lineRule="exact" w:line="198" w:before="0" w:after="0"/>
+        <w:ind w:hanging="0" w:start="0" w:end="0"/>
+        <w:jc w:val="start"/>
+        <w:rPr>
+          <w:rFonts w:ascii="Courier New" w:hAnsi="Courier New" w:eastAsia="NSimSun" w:cs="Arial"/>
+          <w:b/>
+          <w:bCs/>
+          <w:color w:val="000000"/>
+          <w:kern w:val="2"/>
+          <w:sz w:val="16"/>
+          <w:szCs w:val="16"/>
+          <w:lang w:val="es-MX" w:eastAsia="zh-CN" w:bidi="hi-IN"/>
+        </w:rPr>
+      </w:pPr>
+      <w:r>
+        <w:rPr>
+          <w:rFonts w:eastAsia="NSimSun" w:cs="Arial" w:ascii="Courier New" w:hAnsi="Courier New"/>
+          <w:b/>
+          <w:bCs/>
+          <w:color w:val="000000"/>
+          <w:kern w:val="2"/>
+          <w:sz w:val="16"/>
+          <w:szCs w:val="16"/>
+          <w:lang w:val="es-MX" w:eastAsia="zh-CN" w:bidi="hi-IN"/>
+        </w:rPr>
+        <w:t xml:space="preserve">   </w:t>
+      </w:r>
+      <w:r>
+        <w:rPr>
+          <w:rFonts w:eastAsia="NSimSun" w:cs="Arial" w:ascii="Courier New" w:hAnsi="Courier New"/>
+          <w:b/>
+          <w:bCs/>
+          <w:color w:val="000000"/>
+          <w:kern w:val="2"/>
+          <w:sz w:val="16"/>
+          <w:szCs w:val="16"/>
+          <w:lang w:val="es-MX" w:eastAsia="zh-CN" w:bidi="hi-IN"/>
+        </w:rPr>
+        <w:t>"deviceInfo": {</w:t>
+      </w:r>
+    </w:p>
+    <w:p>
+      <w:pPr>
+        <w:pStyle w:val="BodyText"/>
+        <w:widowControl/>
+        <w:suppressAutoHyphens w:val="true"/>
+        <w:overflowPunct w:val="false"/>
+        <w:bidi w:val="0"/>
+        <w:spacing w:lineRule="exact" w:line="198" w:before="0" w:after="0"/>
+        <w:ind w:hanging="0" w:start="0" w:end="0"/>
+        <w:jc w:val="start"/>
+        <w:rPr>
+          <w:rFonts w:ascii="Courier New" w:hAnsi="Courier New" w:eastAsia="NSimSun" w:cs="Arial"/>
+          <w:b/>
+          <w:bCs/>
+          <w:color w:val="000000"/>
+          <w:kern w:val="2"/>
+          <w:sz w:val="16"/>
+          <w:szCs w:val="16"/>
+          <w:lang w:val="es-MX" w:eastAsia="zh-CN" w:bidi="hi-IN"/>
+        </w:rPr>
+      </w:pPr>
+      <w:r>
+        <w:rPr>
+          <w:rFonts w:eastAsia="NSimSun" w:cs="Arial" w:ascii="Courier New" w:hAnsi="Courier New"/>
+          <w:b/>
+          <w:bCs/>
+          <w:color w:val="000000"/>
+          <w:kern w:val="2"/>
+          <w:sz w:val="16"/>
+          <w:szCs w:val="16"/>
+          <w:lang w:val="es-MX" w:eastAsia="zh-CN" w:bidi="hi-IN"/>
+        </w:rPr>
+        <w:t xml:space="preserve">      </w:t>
+      </w:r>
+      <w:r>
+        <w:rPr>
+          <w:rFonts w:eastAsia="NSimSun" w:cs="Arial" w:ascii="Courier New" w:hAnsi="Courier New"/>
+          <w:b/>
+          <w:bCs/>
+          <w:color w:val="000000"/>
+          <w:kern w:val="2"/>
+          <w:sz w:val="16"/>
+          <w:szCs w:val="16"/>
+          <w:lang w:val="es-MX" w:eastAsia="zh-CN" w:bidi="hi-IN"/>
+        </w:rPr>
+        <w:t>"deviceIdType": "000000000000000000003201",</w:t>
+      </w:r>
+    </w:p>
+    <w:p>
+      <w:pPr>
+        <w:pStyle w:val="BodyText"/>
+        <w:widowControl/>
+        <w:suppressAutoHyphens w:val="true"/>
+        <w:overflowPunct w:val="false"/>
+        <w:bidi w:val="0"/>
+        <w:spacing w:lineRule="exact" w:line="198" w:before="0" w:after="0"/>
+        <w:ind w:hanging="0" w:start="0" w:end="0"/>
+        <w:jc w:val="start"/>
+        <w:rPr>
+          <w:rFonts w:ascii="Courier New" w:hAnsi="Courier New" w:eastAsia="NSimSun" w:cs="Arial"/>
+          <w:b/>
+          <w:bCs/>
+          <w:color w:val="000000"/>
+          <w:kern w:val="2"/>
+          <w:sz w:val="16"/>
+          <w:szCs w:val="16"/>
+          <w:lang w:val="es-MX" w:eastAsia="zh-CN" w:bidi="hi-IN"/>
+        </w:rPr>
+      </w:pPr>
+      <w:r>
+        <w:rPr>
+          <w:rFonts w:eastAsia="NSimSun" w:cs="Arial" w:ascii="Courier New" w:hAnsi="Courier New"/>
+          <w:b/>
+          <w:bCs/>
+          <w:color w:val="000000"/>
+          <w:kern w:val="2"/>
+          <w:sz w:val="16"/>
+          <w:szCs w:val="16"/>
+          <w:lang w:val="es-MX" w:eastAsia="zh-CN" w:bidi="hi-IN"/>
+        </w:rPr>
+        <w:t xml:space="preserve">      </w:t>
+      </w:r>
+      <w:r>
+        <w:rPr>
+          <w:rFonts w:eastAsia="NSimSun" w:cs="Arial" w:ascii="Courier New" w:hAnsi="Courier New"/>
+          <w:b/>
+          <w:bCs/>
+          <w:color w:val="000000"/>
+          <w:kern w:val="2"/>
+          <w:sz w:val="16"/>
+          <w:szCs w:val="16"/>
+          <w:lang w:val="es-MX" w:eastAsia="zh-CN" w:bidi="hi-IN"/>
+        </w:rPr>
+        <w:t>"model": "MOBILE_PHONE",</w:t>
+      </w:r>
+    </w:p>
+    <w:p>
+      <w:pPr>
+        <w:pStyle w:val="BodyText"/>
+        <w:widowControl/>
+        <w:suppressAutoHyphens w:val="true"/>
+        <w:overflowPunct w:val="false"/>
+        <w:bidi w:val="0"/>
+        <w:spacing w:lineRule="exact" w:line="198" w:before="0" w:after="0"/>
+        <w:ind w:hanging="0" w:start="0" w:end="0"/>
+        <w:jc w:val="start"/>
+        <w:rPr>
+          <w:rFonts w:ascii="Courier New" w:hAnsi="Courier New" w:eastAsia="NSimSun" w:cs="Arial"/>
+          <w:b/>
+          <w:bCs/>
+          <w:color w:val="000000"/>
+          <w:kern w:val="2"/>
+          <w:sz w:val="16"/>
+          <w:szCs w:val="16"/>
+          <w:lang w:val="es-MX" w:eastAsia="zh-CN" w:bidi="hi-IN"/>
+        </w:rPr>
+      </w:pPr>
+      <w:r>
+        <w:rPr>
+          <w:rFonts w:eastAsia="NSimSun" w:cs="Arial" w:ascii="Courier New" w:hAnsi="Courier New"/>
+          <w:b/>
+          <w:bCs/>
+          <w:color w:val="000000"/>
+          <w:kern w:val="2"/>
+          <w:sz w:val="16"/>
+          <w:szCs w:val="16"/>
+          <w:lang w:val="es-MX" w:eastAsia="zh-CN" w:bidi="hi-IN"/>
+        </w:rPr>
+        <w:t xml:space="preserve">      </w:t>
+      </w:r>
+      <w:r>
+        <w:rPr>
+          <w:rFonts w:eastAsia="NSimSun" w:cs="Arial" w:ascii="Courier New" w:hAnsi="Courier New"/>
+          <w:b/>
+          <w:bCs/>
+          <w:color w:val="000000"/>
+          <w:kern w:val="2"/>
+          <w:sz w:val="16"/>
+          <w:szCs w:val="16"/>
+          <w:lang w:val="es-MX" w:eastAsia="zh-CN" w:bidi="hi-IN"/>
+        </w:rPr>
+        <w:t>"name": "c2Ftc3VuZyBrb26h",</w:t>
+      </w:r>
+    </w:p>
+    <w:p>
+      <w:pPr>
+        <w:pStyle w:val="BodyText"/>
+        <w:widowControl/>
+        <w:suppressAutoHyphens w:val="true"/>
+        <w:overflowPunct w:val="false"/>
+        <w:bidi w:val="0"/>
+        <w:spacing w:lineRule="exact" w:line="198" w:before="0" w:after="0"/>
+        <w:ind w:hanging="0" w:start="0" w:end="0"/>
+        <w:jc w:val="start"/>
+        <w:rPr>
+          <w:rFonts w:ascii="Courier New" w:hAnsi="Courier New" w:eastAsia="NSimSun" w:cs="Arial"/>
+          <w:b/>
+          <w:bCs/>
+          <w:color w:val="000000"/>
+          <w:kern w:val="2"/>
+          <w:sz w:val="16"/>
+          <w:szCs w:val="16"/>
+          <w:lang w:val="es-MX" w:eastAsia="zh-CN" w:bidi="hi-IN"/>
+        </w:rPr>
+      </w:pPr>
+      <w:r>
+        <w:rPr>
+          <w:rFonts w:eastAsia="NSimSun" w:cs="Arial" w:ascii="Courier New" w:hAnsi="Courier New"/>
+          <w:b/>
+          <w:bCs/>
+          <w:color w:val="000000"/>
+          <w:kern w:val="2"/>
+          <w:sz w:val="16"/>
+          <w:szCs w:val="16"/>
+          <w:lang w:val="es-MX" w:eastAsia="zh-CN" w:bidi="hi-IN"/>
+        </w:rPr>
+        <w:t xml:space="preserve">      </w:t>
+      </w:r>
+      <w:r>
+        <w:rPr>
+          <w:rFonts w:eastAsia="NSimSun" w:cs="Arial" w:ascii="Courier New" w:hAnsi="Courier New"/>
+          <w:b/>
+          <w:bCs/>
+          <w:color w:val="000000"/>
+          <w:kern w:val="2"/>
+          <w:sz w:val="16"/>
+          <w:szCs w:val="16"/>
+          <w:lang w:val="es-MX" w:eastAsia="zh-CN" w:bidi="hi-IN"/>
+        </w:rPr>
+        <w:t>"number": "4421987654422",</w:t>
+      </w:r>
+    </w:p>
+    <w:p>
+      <w:pPr>
+        <w:pStyle w:val="BodyText"/>
+        <w:widowControl/>
+        <w:suppressAutoHyphens w:val="true"/>
+        <w:overflowPunct w:val="false"/>
+        <w:bidi w:val="0"/>
+        <w:spacing w:lineRule="exact" w:line="198" w:before="0" w:after="0"/>
+        <w:ind w:hanging="0" w:start="0" w:end="0"/>
+        <w:jc w:val="start"/>
+        <w:rPr>
+          <w:rFonts w:ascii="Courier New" w:hAnsi="Courier New" w:eastAsia="NSimSun" w:cs="Arial"/>
+          <w:b/>
+          <w:bCs/>
+          <w:color w:val="000000"/>
+          <w:kern w:val="2"/>
+          <w:sz w:val="16"/>
+          <w:szCs w:val="16"/>
+          <w:lang w:val="es-MX" w:eastAsia="zh-CN" w:bidi="hi-IN"/>
+        </w:rPr>
+      </w:pPr>
+      <w:r>
+        <w:rPr>
+          <w:rFonts w:eastAsia="NSimSun" w:cs="Arial" w:ascii="Courier New" w:hAnsi="Courier New"/>
+          <w:b/>
+          <w:bCs/>
+          <w:color w:val="000000"/>
+          <w:kern w:val="2"/>
+          <w:sz w:val="16"/>
+          <w:szCs w:val="16"/>
+          <w:lang w:val="es-MX" w:eastAsia="zh-CN" w:bidi="hi-IN"/>
+        </w:rPr>
+        <w:t xml:space="preserve">      </w:t>
+      </w:r>
+      <w:r>
+        <w:rPr>
+          <w:rFonts w:eastAsia="NSimSun" w:cs="Arial" w:ascii="Courier New" w:hAnsi="Courier New"/>
+          <w:b/>
+          <w:bCs/>
+          <w:color w:val="000000"/>
+          <w:kern w:val="2"/>
+          <w:sz w:val="16"/>
+          <w:szCs w:val="16"/>
+          <w:lang w:val="es-MX" w:eastAsia="zh-CN" w:bidi="hi-IN"/>
+        </w:rPr>
+        <w:t>"brand": "000000000000000000003201"</w:t>
+      </w:r>
+    </w:p>
+    <w:p>
+      <w:pPr>
+        <w:pStyle w:val="BodyText"/>
+        <w:widowControl/>
+        <w:suppressAutoHyphens w:val="true"/>
+        <w:overflowPunct w:val="false"/>
+        <w:bidi w:val="0"/>
+        <w:spacing w:lineRule="exact" w:line="198" w:before="0" w:after="0"/>
+        <w:ind w:hanging="0" w:start="0" w:end="0"/>
+        <w:jc w:val="start"/>
+        <w:rPr>
+          <w:rFonts w:ascii="Courier New" w:hAnsi="Courier New" w:eastAsia="NSimSun" w:cs="Arial"/>
+          <w:b/>
+          <w:bCs/>
+          <w:color w:val="000000"/>
+          <w:kern w:val="2"/>
+          <w:sz w:val="16"/>
+          <w:szCs w:val="16"/>
+          <w:lang w:val="es-MX" w:eastAsia="zh-CN" w:bidi="hi-IN"/>
+        </w:rPr>
+      </w:pPr>
+      <w:r>
+        <w:rPr>
+          <w:rFonts w:eastAsia="NSimSun" w:cs="Arial" w:ascii="Courier New" w:hAnsi="Courier New"/>
+          <w:b/>
+          <w:bCs/>
+          <w:color w:val="000000"/>
+          <w:kern w:val="2"/>
+          <w:sz w:val="16"/>
+          <w:szCs w:val="16"/>
+          <w:lang w:val="es-MX" w:eastAsia="zh-CN" w:bidi="hi-IN"/>
+        </w:rPr>
+        <w:t xml:space="preserve">   </w:t>
+      </w:r>
+      <w:r>
+        <w:rPr>
+          <w:rFonts w:eastAsia="NSimSun" w:cs="Arial" w:ascii="Courier New" w:hAnsi="Courier New"/>
+          <w:b/>
+          <w:bCs/>
+          <w:color w:val="000000"/>
+          <w:kern w:val="2"/>
+          <w:sz w:val="16"/>
+          <w:szCs w:val="16"/>
+          <w:lang w:val="es-MX" w:eastAsia="zh-CN" w:bidi="hi-IN"/>
+        </w:rPr>
+        <w:t>},</w:t>
+      </w:r>
+    </w:p>
+    <w:p>
+      <w:pPr>
+        <w:pStyle w:val="BodyText"/>
+        <w:widowControl/>
+        <w:suppressAutoHyphens w:val="true"/>
+        <w:overflowPunct w:val="false"/>
+        <w:bidi w:val="0"/>
+        <w:spacing w:lineRule="exact" w:line="198" w:before="0" w:after="0"/>
+        <w:ind w:hanging="0" w:start="0" w:end="0"/>
+        <w:jc w:val="start"/>
+        <w:rPr>
+          <w:rFonts w:ascii="Courier New" w:hAnsi="Courier New" w:eastAsia="NSimSun" w:cs="Arial"/>
+          <w:b/>
+          <w:bCs/>
+          <w:color w:val="000000"/>
+          <w:kern w:val="2"/>
+          <w:sz w:val="16"/>
+          <w:szCs w:val="16"/>
+          <w:lang w:val="es-MX" w:eastAsia="zh-CN" w:bidi="hi-IN"/>
+        </w:rPr>
+      </w:pPr>
+      <w:r>
+        <w:rPr>
+          <w:rFonts w:eastAsia="NSimSun" w:cs="Arial" w:ascii="Courier New" w:hAnsi="Courier New"/>
+          <w:b/>
+          <w:bCs/>
+          <w:color w:val="000000"/>
+          <w:kern w:val="2"/>
+          <w:sz w:val="16"/>
+          <w:szCs w:val="16"/>
+          <w:lang w:val="es-MX" w:eastAsia="zh-CN" w:bidi="hi-IN"/>
+        </w:rPr>
+        <w:t xml:space="preserve">   </w:t>
+      </w:r>
+      <w:r>
+        <w:rPr>
+          <w:rFonts w:eastAsia="NSimSun" w:cs="Arial" w:ascii="Courier New" w:hAnsi="Courier New"/>
+          <w:b/>
+          <w:bCs/>
+          <w:color w:val="000000"/>
+          <w:kern w:val="2"/>
+          <w:sz w:val="16"/>
+          <w:szCs w:val="16"/>
+          <w:lang w:val="es-MX" w:eastAsia="zh-CN" w:bidi="hi-IN"/>
+        </w:rPr>
+        <w:t>"locale": ""</w:t>
+      </w:r>
+    </w:p>
+    <w:p>
+      <w:pPr>
+        <w:pStyle w:val="BodyText"/>
+        <w:widowControl/>
+        <w:suppressAutoHyphens w:val="true"/>
+        <w:overflowPunct w:val="false"/>
+        <w:bidi w:val="0"/>
+        <w:spacing w:lineRule="exact" w:line="198" w:before="0" w:after="0"/>
+        <w:ind w:hanging="0" w:start="0" w:end="0"/>
+        <w:jc w:val="start"/>
+        <w:rPr>
+          <w:rFonts w:ascii="Courier New" w:hAnsi="Courier New" w:eastAsia="NSimSun" w:cs="Arial"/>
+          <w:b/>
+          <w:bCs/>
+          <w:color w:val="000000"/>
+          <w:kern w:val="2"/>
+          <w:sz w:val="16"/>
+          <w:szCs w:val="16"/>
+          <w:lang w:val="es-MX" w:eastAsia="zh-CN" w:bidi="hi-IN"/>
+        </w:rPr>
+      </w:pPr>
+      <w:r>
+        <w:rPr>
+          <w:rFonts w:eastAsia="NSimSun" w:cs="Arial" w:ascii="Courier New" w:hAnsi="Courier New"/>
+          <w:b/>
+          <w:bCs/>
+          <w:color w:val="000000"/>
+          <w:kern w:val="2"/>
+          <w:sz w:val="16"/>
+          <w:szCs w:val="16"/>
+          <w:lang w:val="es-MX" w:eastAsia="zh-CN" w:bidi="hi-IN"/>
+        </w:rPr>
+        <w:t>}</w:t>
       </w:r>
     </w:p>
     <w:p>
@@ -1763,14 +2691,2997 @@
         <w:ind w:hanging="0" w:start="709" w:end="0"/>
         <w:jc w:val="both"/>
         <w:rPr>
-          <w:i w:val="false"/>
-          <w:i w:val="false"/>
-          <w:iCs w:val="false"/>
-          <w:u w:val="none"/>
-        </w:rPr>
-      </w:pPr>
-      <w:r>
+          <w:rFonts w:ascii="Calibri" w:hAnsi="Calibri"/>
+          <w:b/>
+          <w:bCs/>
+          <w:color w:val="0066CC"/>
+          <w:sz w:val="22"/>
+          <w:szCs w:val="22"/>
+          <w:shd w:fill="FFFFFE" w:val="clear"/>
+        </w:rPr>
+      </w:pPr>
+      <w:r>
+        <w:rPr>
+          <w:rFonts w:ascii="Calibri" w:hAnsi="Calibri"/>
+          <w:b/>
+          <w:bCs/>
+          <w:color w:val="0066CC"/>
+          <w:sz w:val="22"/>
+          <w:szCs w:val="22"/>
+          <w:shd w:fill="FFFFFE" w:val="clear"/>
+        </w:rPr>
+      </w:r>
+    </w:p>
+    <w:p>
+      <w:pPr>
+        <w:pStyle w:val="Normal"/>
+        <w:tabs>
+          <w:tab w:val="clear" w:pos="709"/>
+          <w:tab w:val="left" w:pos="0" w:leader="none"/>
+        </w:tabs>
+        <w:ind w:hanging="0" w:start="1418"/>
+        <w:jc w:val="both"/>
+        <w:rPr>
+          <w:rStyle w:val="Strong"/>
+          <w:rFonts w:ascii="Calibri" w:hAnsi="Calibri"/>
+          <w:b w:val="false"/>
+          <w:bCs w:val="false"/>
+          <w:color w:val="000000"/>
+          <w:sz w:val="20"/>
+          <w:szCs w:val="20"/>
+          <w:shd w:fill="FFFFFE" w:val="clear"/>
+        </w:rPr>
+      </w:pPr>
+      <w:r>
+        <w:rPr>
+          <w:rFonts w:ascii="Calibri" w:hAnsi="Calibri"/>
+          <w:b w:val="false"/>
+          <w:bCs w:val="false"/>
+          <w:color w:val="000000"/>
+          <w:sz w:val="20"/>
+          <w:szCs w:val="20"/>
+          <w:shd w:fill="FFFFFE" w:val="clear"/>
+        </w:rPr>
+      </w:r>
+    </w:p>
+    <w:p>
+      <w:pPr>
+        <w:pStyle w:val="Normal"/>
+        <w:tabs>
+          <w:tab w:val="clear" w:pos="709"/>
+          <w:tab w:val="left" w:pos="0" w:leader="none"/>
+        </w:tabs>
+        <w:ind w:hanging="283" w:start="709" w:end="0"/>
+        <w:jc w:val="both"/>
+        <w:rPr>
+          <w:rFonts w:ascii="Calibri" w:hAnsi="Calibri"/>
+          <w:b/>
+          <w:bCs/>
+          <w:color w:val="0066CC"/>
+          <w:sz w:val="22"/>
+          <w:szCs w:val="22"/>
+          <w:shd w:fill="FFFFFE" w:val="clear"/>
+        </w:rPr>
+      </w:pPr>
+      <w:r>
+        <w:rPr>
+          <w:rFonts w:ascii="Calibri" w:hAnsi="Calibri"/>
+          <w:b/>
+          <w:bCs/>
+          <w:color w:val="0066CC"/>
+          <w:sz w:val="22"/>
+          <w:szCs w:val="22"/>
+          <w:shd w:fill="FFFFFE" w:val="clear"/>
+        </w:rPr>
+        <w:t>Request para FISERV-MASTERCARD:</w:t>
+      </w:r>
+    </w:p>
+    <w:p>
+      <w:pPr>
+        <w:pStyle w:val="Normal"/>
+        <w:tabs>
+          <w:tab w:val="clear" w:pos="709"/>
+          <w:tab w:val="left" w:pos="0" w:leader="none"/>
+        </w:tabs>
+        <w:ind w:hanging="0" w:start="1418"/>
+        <w:jc w:val="both"/>
+        <w:rPr>
+          <w:rFonts w:ascii="Courier New" w:hAnsi="Courier New" w:eastAsia="NSimSun" w:cs="Arial"/>
+          <w:b/>
+          <w:bCs/>
+          <w:color w:val="000000"/>
+          <w:kern w:val="2"/>
+          <w:sz w:val="16"/>
+          <w:szCs w:val="16"/>
+          <w:lang w:val="es-MX" w:eastAsia="zh-CN" w:bidi="hi-IN"/>
+        </w:rPr>
+      </w:pPr>
+      <w:r>
+        <w:rPr>
+          <w:rFonts w:eastAsia="NSimSun" w:cs="Arial" w:ascii="Courier New" w:hAnsi="Courier New"/>
+          <w:b/>
+          <w:bCs/>
+          <w:color w:val="000000"/>
+          <w:kern w:val="2"/>
+          <w:sz w:val="16"/>
+          <w:szCs w:val="16"/>
+          <w:lang w:val="es-MX" w:eastAsia="zh-CN" w:bidi="hi-IN"/>
+        </w:rPr>
+      </w:r>
+    </w:p>
+    <w:p>
+      <w:pPr>
+        <w:pStyle w:val="BodyText"/>
+        <w:widowControl/>
+        <w:suppressAutoHyphens w:val="true"/>
+        <w:overflowPunct w:val="false"/>
+        <w:bidi w:val="0"/>
+        <w:spacing w:lineRule="exact" w:line="198" w:before="0" w:after="0"/>
+        <w:ind w:hanging="0" w:start="0" w:end="0"/>
+        <w:jc w:val="start"/>
+        <w:rPr>
+          <w:rFonts w:ascii="Courier New" w:hAnsi="Courier New" w:eastAsia="NSimSun" w:cs="Arial"/>
+          <w:b/>
+          <w:bCs/>
+          <w:color w:val="000000"/>
+          <w:kern w:val="2"/>
+          <w:sz w:val="16"/>
+          <w:szCs w:val="16"/>
+          <w:lang w:val="es-MX" w:eastAsia="zh-CN" w:bidi="hi-IN"/>
+        </w:rPr>
+      </w:pPr>
+      <w:r>
+        <w:rPr>
+          <w:rFonts w:eastAsia="NSimSun" w:cs="Arial" w:ascii="Courier New" w:hAnsi="Courier New"/>
+          <w:b/>
+          <w:bCs/>
+          <w:color w:val="000000"/>
+          <w:kern w:val="2"/>
+          <w:sz w:val="16"/>
+          <w:szCs w:val="16"/>
+          <w:lang w:val="es-MX" w:eastAsia="zh-CN" w:bidi="hi-IN"/>
+        </w:rPr>
+        <w:t>{</w:t>
+      </w:r>
+    </w:p>
+    <w:p>
+      <w:pPr>
+        <w:pStyle w:val="BodyText"/>
+        <w:widowControl/>
+        <w:suppressAutoHyphens w:val="true"/>
+        <w:overflowPunct w:val="false"/>
+        <w:bidi w:val="0"/>
+        <w:spacing w:lineRule="exact" w:line="198" w:before="0" w:after="0"/>
+        <w:ind w:hanging="0" w:start="0" w:end="0"/>
+        <w:jc w:val="start"/>
+        <w:rPr>
+          <w:rFonts w:ascii="Courier New" w:hAnsi="Courier New" w:eastAsia="NSimSun" w:cs="Arial"/>
+          <w:b/>
+          <w:bCs/>
+          <w:color w:val="000000"/>
+          <w:kern w:val="2"/>
+          <w:sz w:val="16"/>
+          <w:szCs w:val="16"/>
+          <w:lang w:val="es-MX" w:eastAsia="zh-CN" w:bidi="hi-IN"/>
+        </w:rPr>
+      </w:pPr>
+      <w:r>
+        <w:rPr>
+          <w:rFonts w:eastAsia="NSimSun" w:cs="Arial" w:ascii="Courier New" w:hAnsi="Courier New"/>
+          <w:b/>
+          <w:bCs/>
+          <w:color w:val="000000"/>
+          <w:kern w:val="2"/>
+          <w:sz w:val="16"/>
+          <w:szCs w:val="16"/>
+          <w:lang w:val="es-MX" w:eastAsia="zh-CN" w:bidi="hi-IN"/>
+        </w:rPr>
+        <w:t xml:space="preserve">   </w:t>
+      </w:r>
+      <w:r>
+        <w:rPr>
+          <w:rFonts w:eastAsia="NSimSun" w:cs="Arial" w:ascii="Courier New" w:hAnsi="Courier New"/>
+          <w:b/>
+          <w:bCs/>
+          <w:color w:val="000000"/>
+          <w:kern w:val="2"/>
+          <w:sz w:val="16"/>
+          <w:szCs w:val="16"/>
+          <w:lang w:val="es-MX" w:eastAsia="zh-CN" w:bidi="hi-IN"/>
+        </w:rPr>
+        <w:t>"encryptData": {</w:t>
+      </w:r>
+    </w:p>
+    <w:p>
+      <w:pPr>
+        <w:pStyle w:val="BodyText"/>
+        <w:widowControl/>
+        <w:suppressAutoHyphens w:val="true"/>
+        <w:overflowPunct w:val="false"/>
+        <w:bidi w:val="0"/>
+        <w:spacing w:lineRule="exact" w:line="198" w:before="0" w:after="0"/>
+        <w:ind w:hanging="0" w:start="0" w:end="0"/>
+        <w:jc w:val="start"/>
+        <w:rPr>
+          <w:rFonts w:ascii="Courier New" w:hAnsi="Courier New" w:eastAsia="NSimSun" w:cs="Arial"/>
+          <w:b/>
+          <w:bCs/>
+          <w:color w:val="000000"/>
+          <w:kern w:val="2"/>
+          <w:sz w:val="16"/>
+          <w:szCs w:val="16"/>
+          <w:lang w:val="es-MX" w:eastAsia="zh-CN" w:bidi="hi-IN"/>
+        </w:rPr>
+      </w:pPr>
+      <w:r>
+        <w:rPr>
+          <w:rFonts w:eastAsia="NSimSun" w:cs="Arial" w:ascii="Courier New" w:hAnsi="Courier New"/>
+          <w:b/>
+          <w:bCs/>
+          <w:color w:val="000000"/>
+          <w:kern w:val="2"/>
+          <w:sz w:val="16"/>
+          <w:szCs w:val="16"/>
+          <w:lang w:val="es-MX" w:eastAsia="zh-CN" w:bidi="hi-IN"/>
+        </w:rPr>
+        <w:t xml:space="preserve">      </w:t>
+      </w:r>
+      <w:r>
+        <w:rPr>
+          <w:rFonts w:eastAsia="NSimSun" w:cs="Arial" w:ascii="Courier New" w:hAnsi="Courier New"/>
+          <w:b/>
+          <w:bCs/>
+          <w:color w:val="000000"/>
+          <w:kern w:val="2"/>
+          <w:sz w:val="16"/>
+          <w:szCs w:val="16"/>
+          <w:lang w:val="es-MX" w:eastAsia="zh-CN" w:bidi="hi-IN"/>
+        </w:rPr>
+        <w:t>"party": {</w:t>
+      </w:r>
+    </w:p>
+    <w:p>
+      <w:pPr>
+        <w:pStyle w:val="BodyText"/>
+        <w:widowControl/>
+        <w:suppressAutoHyphens w:val="true"/>
+        <w:overflowPunct w:val="false"/>
+        <w:bidi w:val="0"/>
+        <w:spacing w:lineRule="exact" w:line="198" w:before="0" w:after="0"/>
+        <w:ind w:hanging="0" w:start="0" w:end="0"/>
+        <w:jc w:val="start"/>
+        <w:rPr>
+          <w:rFonts w:ascii="Courier New" w:hAnsi="Courier New" w:eastAsia="NSimSun" w:cs="Arial"/>
+          <w:b/>
+          <w:bCs/>
+          <w:color w:val="000000"/>
+          <w:kern w:val="2"/>
+          <w:sz w:val="16"/>
+          <w:szCs w:val="16"/>
+          <w:lang w:val="es-MX" w:eastAsia="zh-CN" w:bidi="hi-IN"/>
+        </w:rPr>
+      </w:pPr>
+      <w:r>
+        <w:rPr>
+          <w:rFonts w:eastAsia="NSimSun" w:cs="Arial" w:ascii="Courier New" w:hAnsi="Courier New"/>
+          <w:b/>
+          <w:bCs/>
+          <w:color w:val="000000"/>
+          <w:kern w:val="2"/>
+          <w:sz w:val="16"/>
+          <w:szCs w:val="16"/>
+          <w:lang w:val="es-MX" w:eastAsia="zh-CN" w:bidi="hi-IN"/>
+        </w:rPr>
+        <w:t xml:space="preserve">         </w:t>
+      </w:r>
+      <w:r>
+        <w:rPr>
+          <w:rFonts w:eastAsia="NSimSun" w:cs="Arial" w:ascii="Courier New" w:hAnsi="Courier New"/>
+          <w:b/>
+          <w:bCs/>
+          <w:color w:val="000000"/>
+          <w:kern w:val="2"/>
+          <w:sz w:val="16"/>
+          <w:szCs w:val="16"/>
+          <w:lang w:val="es-MX" w:eastAsia="zh-CN" w:bidi="hi-IN"/>
+        </w:rPr>
+        <w:t>"partyType": "Person",</w:t>
+      </w:r>
+    </w:p>
+    <w:p>
+      <w:pPr>
+        <w:pStyle w:val="BodyText"/>
+        <w:widowControl/>
+        <w:suppressAutoHyphens w:val="true"/>
+        <w:overflowPunct w:val="false"/>
+        <w:bidi w:val="0"/>
+        <w:spacing w:lineRule="exact" w:line="198" w:before="0" w:after="0"/>
+        <w:ind w:hanging="0" w:start="0" w:end="0"/>
+        <w:jc w:val="start"/>
+        <w:rPr>
+          <w:rFonts w:ascii="Courier New" w:hAnsi="Courier New" w:eastAsia="NSimSun" w:cs="Arial"/>
+          <w:b/>
+          <w:bCs/>
+          <w:color w:val="000000"/>
+          <w:kern w:val="2"/>
+          <w:sz w:val="16"/>
+          <w:szCs w:val="16"/>
+          <w:lang w:val="es-MX" w:eastAsia="zh-CN" w:bidi="hi-IN"/>
+        </w:rPr>
+      </w:pPr>
+      <w:r>
+        <w:rPr>
+          <w:rFonts w:eastAsia="NSimSun" w:cs="Arial" w:ascii="Courier New" w:hAnsi="Courier New"/>
+          <w:b/>
+          <w:bCs/>
+          <w:color w:val="000000"/>
+          <w:kern w:val="2"/>
+          <w:sz w:val="16"/>
+          <w:szCs w:val="16"/>
+          <w:lang w:val="es-MX" w:eastAsia="zh-CN" w:bidi="hi-IN"/>
+        </w:rPr>
+        <w:t xml:space="preserve">         </w:t>
+      </w:r>
+      <w:r>
+        <w:rPr>
+          <w:rFonts w:eastAsia="NSimSun" w:cs="Arial" w:ascii="Courier New" w:hAnsi="Courier New"/>
+          <w:b/>
+          <w:bCs/>
+          <w:color w:val="000000"/>
+          <w:kern w:val="2"/>
+          <w:sz w:val="16"/>
+          <w:szCs w:val="16"/>
+          <w:lang w:val="es-MX" w:eastAsia="zh-CN" w:bidi="hi-IN"/>
+        </w:rPr>
+        <w:t>"person": {</w:t>
+      </w:r>
+    </w:p>
+    <w:p>
+      <w:pPr>
+        <w:pStyle w:val="BodyText"/>
+        <w:widowControl/>
+        <w:suppressAutoHyphens w:val="true"/>
+        <w:overflowPunct w:val="false"/>
+        <w:bidi w:val="0"/>
+        <w:spacing w:lineRule="exact" w:line="198" w:before="0" w:after="0"/>
+        <w:ind w:hanging="0" w:start="0" w:end="0"/>
+        <w:jc w:val="start"/>
+        <w:rPr>
+          <w:rFonts w:ascii="Courier New" w:hAnsi="Courier New" w:eastAsia="NSimSun" w:cs="Arial"/>
+          <w:b/>
+          <w:bCs/>
+          <w:color w:val="000000"/>
+          <w:kern w:val="2"/>
+          <w:sz w:val="16"/>
+          <w:szCs w:val="16"/>
+          <w:lang w:val="es-MX" w:eastAsia="zh-CN" w:bidi="hi-IN"/>
+        </w:rPr>
+      </w:pPr>
+      <w:r>
+        <w:rPr>
+          <w:rFonts w:eastAsia="NSimSun" w:cs="Arial" w:ascii="Courier New" w:hAnsi="Courier New"/>
+          <w:b/>
+          <w:bCs/>
+          <w:color w:val="000000"/>
+          <w:kern w:val="2"/>
+          <w:sz w:val="16"/>
+          <w:szCs w:val="16"/>
+          <w:lang w:val="es-MX" w:eastAsia="zh-CN" w:bidi="hi-IN"/>
+        </w:rPr>
+        <w:t xml:space="preserve">            </w:t>
+      </w:r>
+      <w:r>
+        <w:rPr>
+          <w:rFonts w:eastAsia="NSimSun" w:cs="Arial" w:ascii="Courier New" w:hAnsi="Courier New"/>
+          <w:b/>
+          <w:bCs/>
+          <w:color w:val="000000"/>
+          <w:kern w:val="2"/>
+          <w:sz w:val="16"/>
+          <w:szCs w:val="16"/>
+          <w:lang w:val="es-MX" w:eastAsia="zh-CN" w:bidi="hi-IN"/>
+        </w:rPr>
+        <w:t>"personName": {</w:t>
+      </w:r>
+    </w:p>
+    <w:p>
+      <w:pPr>
+        <w:pStyle w:val="BodyText"/>
+        <w:widowControl/>
+        <w:suppressAutoHyphens w:val="true"/>
+        <w:overflowPunct w:val="false"/>
+        <w:bidi w:val="0"/>
+        <w:spacing w:lineRule="exact" w:line="198" w:before="0" w:after="0"/>
+        <w:ind w:hanging="0" w:start="0" w:end="0"/>
+        <w:jc w:val="start"/>
+        <w:rPr>
+          <w:rFonts w:ascii="Courier New" w:hAnsi="Courier New" w:eastAsia="NSimSun" w:cs="Arial"/>
+          <w:b/>
+          <w:bCs/>
+          <w:color w:val="000000"/>
+          <w:kern w:val="2"/>
+          <w:sz w:val="16"/>
+          <w:szCs w:val="16"/>
+          <w:lang w:val="es-MX" w:eastAsia="zh-CN" w:bidi="hi-IN"/>
+        </w:rPr>
+      </w:pPr>
+      <w:r>
+        <w:rPr>
+          <w:rFonts w:eastAsia="NSimSun" w:cs="Arial" w:ascii="Courier New" w:hAnsi="Courier New"/>
+          <w:b/>
+          <w:bCs/>
+          <w:color w:val="000000"/>
+          <w:kern w:val="2"/>
+          <w:sz w:val="16"/>
+          <w:szCs w:val="16"/>
+          <w:lang w:val="es-MX" w:eastAsia="zh-CN" w:bidi="hi-IN"/>
+        </w:rPr>
+        <w:t xml:space="preserve">               </w:t>
+      </w:r>
+      <w:r>
+        <w:rPr>
+          <w:rFonts w:eastAsia="NSimSun" w:cs="Arial" w:ascii="Courier New" w:hAnsi="Courier New"/>
+          <w:b/>
+          <w:bCs/>
+          <w:color w:val="000000"/>
+          <w:kern w:val="2"/>
+          <w:sz w:val="16"/>
+          <w:szCs w:val="16"/>
+          <w:lang w:val="es-MX" w:eastAsia="zh-CN" w:bidi="hi-IN"/>
+        </w:rPr>
+        <w:t>"fullName": "PRUEBA CLIENTE"</w:t>
+      </w:r>
+    </w:p>
+    <w:p>
+      <w:pPr>
+        <w:pStyle w:val="BodyText"/>
+        <w:widowControl/>
+        <w:suppressAutoHyphens w:val="true"/>
+        <w:overflowPunct w:val="false"/>
+        <w:bidi w:val="0"/>
+        <w:spacing w:lineRule="exact" w:line="198" w:before="0" w:after="0"/>
+        <w:ind w:hanging="0" w:start="0" w:end="0"/>
+        <w:jc w:val="start"/>
+        <w:rPr>
+          <w:rFonts w:ascii="Courier New" w:hAnsi="Courier New" w:eastAsia="NSimSun" w:cs="Arial"/>
+          <w:b/>
+          <w:bCs/>
+          <w:color w:val="000000"/>
+          <w:kern w:val="2"/>
+          <w:sz w:val="16"/>
+          <w:szCs w:val="16"/>
+          <w:lang w:val="es-MX" w:eastAsia="zh-CN" w:bidi="hi-IN"/>
+        </w:rPr>
+      </w:pPr>
+      <w:r>
+        <w:rPr>
+          <w:rFonts w:eastAsia="NSimSun" w:cs="Arial" w:ascii="Courier New" w:hAnsi="Courier New"/>
+          <w:b/>
+          <w:bCs/>
+          <w:color w:val="000000"/>
+          <w:kern w:val="2"/>
+          <w:sz w:val="16"/>
+          <w:szCs w:val="16"/>
+          <w:lang w:val="es-MX" w:eastAsia="zh-CN" w:bidi="hi-IN"/>
+        </w:rPr>
+        <w:t xml:space="preserve">            </w:t>
+      </w:r>
+      <w:r>
+        <w:rPr>
+          <w:rFonts w:eastAsia="NSimSun" w:cs="Arial" w:ascii="Courier New" w:hAnsi="Courier New"/>
+          <w:b/>
+          <w:bCs/>
+          <w:color w:val="000000"/>
+          <w:kern w:val="2"/>
+          <w:sz w:val="16"/>
+          <w:szCs w:val="16"/>
+          <w:lang w:val="es-MX" w:eastAsia="zh-CN" w:bidi="hi-IN"/>
+        </w:rPr>
+        <w:t>},</w:t>
+      </w:r>
+    </w:p>
+    <w:p>
+      <w:pPr>
+        <w:pStyle w:val="BodyText"/>
+        <w:widowControl/>
+        <w:suppressAutoHyphens w:val="true"/>
+        <w:overflowPunct w:val="false"/>
+        <w:bidi w:val="0"/>
+        <w:spacing w:lineRule="exact" w:line="198" w:before="0" w:after="0"/>
+        <w:ind w:hanging="0" w:start="0" w:end="0"/>
+        <w:jc w:val="start"/>
+        <w:rPr>
+          <w:rFonts w:ascii="Courier New" w:hAnsi="Courier New" w:eastAsia="NSimSun" w:cs="Arial"/>
+          <w:b/>
+          <w:bCs/>
+          <w:color w:val="000000"/>
+          <w:kern w:val="2"/>
+          <w:sz w:val="16"/>
+          <w:szCs w:val="16"/>
+          <w:lang w:val="es-MX" w:eastAsia="zh-CN" w:bidi="hi-IN"/>
+        </w:rPr>
+      </w:pPr>
+      <w:r>
+        <w:rPr>
+          <w:rFonts w:eastAsia="NSimSun" w:cs="Arial" w:ascii="Courier New" w:hAnsi="Courier New"/>
+          <w:b/>
+          <w:bCs/>
+          <w:color w:val="000000"/>
+          <w:kern w:val="2"/>
+          <w:sz w:val="16"/>
+          <w:szCs w:val="16"/>
+          <w:lang w:val="es-MX" w:eastAsia="zh-CN" w:bidi="hi-IN"/>
+        </w:rPr>
+        <w:t xml:space="preserve">            </w:t>
+      </w:r>
+      <w:r>
+        <w:rPr>
+          <w:rFonts w:eastAsia="NSimSun" w:cs="Arial" w:ascii="Courier New" w:hAnsi="Courier New"/>
+          <w:b/>
+          <w:bCs/>
+          <w:color w:val="000000"/>
+          <w:kern w:val="2"/>
+          <w:sz w:val="16"/>
+          <w:szCs w:val="16"/>
+          <w:lang w:val="es-MX" w:eastAsia="zh-CN" w:bidi="hi-IN"/>
+        </w:rPr>
+        <w:t>"locationAddress": [</w:t>
+      </w:r>
+    </w:p>
+    <w:p>
+      <w:pPr>
+        <w:pStyle w:val="BodyText"/>
+        <w:widowControl/>
+        <w:suppressAutoHyphens w:val="true"/>
+        <w:overflowPunct w:val="false"/>
+        <w:bidi w:val="0"/>
+        <w:spacing w:lineRule="exact" w:line="198" w:before="0" w:after="0"/>
+        <w:ind w:hanging="0" w:start="0" w:end="0"/>
+        <w:jc w:val="start"/>
+        <w:rPr>
+          <w:rFonts w:ascii="Courier New" w:hAnsi="Courier New" w:eastAsia="NSimSun" w:cs="Arial"/>
+          <w:b/>
+          <w:bCs/>
+          <w:color w:val="000000"/>
+          <w:kern w:val="2"/>
+          <w:sz w:val="16"/>
+          <w:szCs w:val="16"/>
+          <w:lang w:val="es-MX" w:eastAsia="zh-CN" w:bidi="hi-IN"/>
+        </w:rPr>
+      </w:pPr>
+      <w:r>
+        <w:rPr>
+          <w:rFonts w:eastAsia="NSimSun" w:cs="Arial" w:ascii="Courier New" w:hAnsi="Courier New"/>
+          <w:b/>
+          <w:bCs/>
+          <w:color w:val="000000"/>
+          <w:kern w:val="2"/>
+          <w:sz w:val="16"/>
+          <w:szCs w:val="16"/>
+          <w:lang w:val="es-MX" w:eastAsia="zh-CN" w:bidi="hi-IN"/>
+        </w:rPr>
+        <w:t xml:space="preserve">               </w:t>
+      </w:r>
+      <w:r>
+        <w:rPr>
+          <w:rFonts w:eastAsia="NSimSun" w:cs="Arial" w:ascii="Courier New" w:hAnsi="Courier New"/>
+          <w:b/>
+          <w:bCs/>
+          <w:color w:val="000000"/>
+          <w:kern w:val="2"/>
+          <w:sz w:val="16"/>
+          <w:szCs w:val="16"/>
+          <w:lang w:val="es-MX" w:eastAsia="zh-CN" w:bidi="hi-IN"/>
+        </w:rPr>
+        <w:t>{</w:t>
+      </w:r>
+    </w:p>
+    <w:p>
+      <w:pPr>
+        <w:pStyle w:val="BodyText"/>
+        <w:widowControl/>
+        <w:suppressAutoHyphens w:val="true"/>
+        <w:overflowPunct w:val="false"/>
+        <w:bidi w:val="0"/>
+        <w:spacing w:lineRule="exact" w:line="198" w:before="0" w:after="0"/>
+        <w:ind w:hanging="0" w:start="0" w:end="0"/>
+        <w:jc w:val="start"/>
+        <w:rPr>
+          <w:rFonts w:ascii="Courier New" w:hAnsi="Courier New" w:eastAsia="NSimSun" w:cs="Arial"/>
+          <w:b/>
+          <w:bCs/>
+          <w:color w:val="000000"/>
+          <w:kern w:val="2"/>
+          <w:sz w:val="16"/>
+          <w:szCs w:val="16"/>
+          <w:lang w:val="es-MX" w:eastAsia="zh-CN" w:bidi="hi-IN"/>
+        </w:rPr>
+      </w:pPr>
+      <w:r>
+        <w:rPr>
+          <w:rFonts w:eastAsia="NSimSun" w:cs="Arial" w:ascii="Courier New" w:hAnsi="Courier New"/>
+          <w:b/>
+          <w:bCs/>
+          <w:color w:val="000000"/>
+          <w:kern w:val="2"/>
+          <w:sz w:val="16"/>
+          <w:szCs w:val="16"/>
+          <w:lang w:val="es-MX" w:eastAsia="zh-CN" w:bidi="hi-IN"/>
+        </w:rPr>
+        <w:t xml:space="preserve">                  </w:t>
+      </w:r>
+      <w:r>
+        <w:rPr>
+          <w:rFonts w:eastAsia="NSimSun" w:cs="Arial" w:ascii="Courier New" w:hAnsi="Courier New"/>
+          <w:b/>
+          <w:bCs/>
+          <w:color w:val="000000"/>
+          <w:kern w:val="2"/>
+          <w:sz w:val="16"/>
+          <w:szCs w:val="16"/>
+          <w:lang w:val="es-MX" w:eastAsia="zh-CN" w:bidi="hi-IN"/>
+        </w:rPr>
+        <w:t>"addressType": "Residential",</w:t>
+      </w:r>
+    </w:p>
+    <w:p>
+      <w:pPr>
+        <w:pStyle w:val="BodyText"/>
+        <w:widowControl/>
+        <w:suppressAutoHyphens w:val="true"/>
+        <w:overflowPunct w:val="false"/>
+        <w:bidi w:val="0"/>
+        <w:spacing w:lineRule="exact" w:line="198" w:before="0" w:after="0"/>
+        <w:ind w:hanging="0" w:start="0" w:end="0"/>
+        <w:jc w:val="start"/>
+        <w:rPr>
+          <w:rFonts w:ascii="Courier New" w:hAnsi="Courier New" w:eastAsia="NSimSun" w:cs="Arial"/>
+          <w:b/>
+          <w:bCs/>
+          <w:color w:val="000000"/>
+          <w:kern w:val="2"/>
+          <w:sz w:val="16"/>
+          <w:szCs w:val="16"/>
+          <w:lang w:val="es-MX" w:eastAsia="zh-CN" w:bidi="hi-IN"/>
+        </w:rPr>
+      </w:pPr>
+      <w:r>
+        <w:rPr>
+          <w:rFonts w:eastAsia="NSimSun" w:cs="Arial" w:ascii="Courier New" w:hAnsi="Courier New"/>
+          <w:b/>
+          <w:bCs/>
+          <w:color w:val="000000"/>
+          <w:kern w:val="2"/>
+          <w:sz w:val="16"/>
+          <w:szCs w:val="16"/>
+          <w:lang w:val="es-MX" w:eastAsia="zh-CN" w:bidi="hi-IN"/>
+        </w:rPr>
+        <w:t xml:space="preserve">                  </w:t>
+      </w:r>
+      <w:r>
+        <w:rPr>
+          <w:rFonts w:eastAsia="NSimSun" w:cs="Arial" w:ascii="Courier New" w:hAnsi="Courier New"/>
+          <w:b/>
+          <w:bCs/>
+          <w:color w:val="000000"/>
+          <w:kern w:val="2"/>
+          <w:sz w:val="16"/>
+          <w:szCs w:val="16"/>
+          <w:lang w:val="es-MX" w:eastAsia="zh-CN" w:bidi="hi-IN"/>
+        </w:rPr>
+        <w:t>"addressLine": "Colonia Escalón, Calle Cuscatlán #123",</w:t>
+      </w:r>
+    </w:p>
+    <w:p>
+      <w:pPr>
+        <w:pStyle w:val="BodyText"/>
+        <w:widowControl/>
+        <w:suppressAutoHyphens w:val="true"/>
+        <w:overflowPunct w:val="false"/>
+        <w:bidi w:val="0"/>
+        <w:spacing w:lineRule="exact" w:line="198" w:before="0" w:after="0"/>
+        <w:ind w:hanging="0" w:start="0" w:end="0"/>
+        <w:jc w:val="start"/>
+        <w:rPr>
+          <w:rFonts w:ascii="Courier New" w:hAnsi="Courier New" w:eastAsia="NSimSun" w:cs="Arial"/>
+          <w:b/>
+          <w:bCs/>
+          <w:color w:val="000000"/>
+          <w:kern w:val="2"/>
+          <w:sz w:val="16"/>
+          <w:szCs w:val="16"/>
+          <w:lang w:val="es-MX" w:eastAsia="zh-CN" w:bidi="hi-IN"/>
+        </w:rPr>
+      </w:pPr>
+      <w:r>
+        <w:rPr>
+          <w:rFonts w:eastAsia="NSimSun" w:cs="Arial" w:ascii="Courier New" w:hAnsi="Courier New"/>
+          <w:b/>
+          <w:bCs/>
+          <w:color w:val="000000"/>
+          <w:kern w:val="2"/>
+          <w:sz w:val="16"/>
+          <w:szCs w:val="16"/>
+          <w:lang w:val="es-MX" w:eastAsia="zh-CN" w:bidi="hi-IN"/>
+        </w:rPr>
+        <w:t xml:space="preserve">                  </w:t>
+      </w:r>
+      <w:r>
+        <w:rPr>
+          <w:rFonts w:eastAsia="NSimSun" w:cs="Arial" w:ascii="Courier New" w:hAnsi="Courier New"/>
+          <w:b/>
+          <w:bCs/>
+          <w:color w:val="000000"/>
+          <w:kern w:val="2"/>
+          <w:sz w:val="16"/>
+          <w:szCs w:val="16"/>
+          <w:lang w:val="es-MX" w:eastAsia="zh-CN" w:bidi="hi-IN"/>
+        </w:rPr>
+        <w:t>"postCode": "01101",</w:t>
+      </w:r>
+    </w:p>
+    <w:p>
+      <w:pPr>
+        <w:pStyle w:val="BodyText"/>
+        <w:widowControl/>
+        <w:suppressAutoHyphens w:val="true"/>
+        <w:overflowPunct w:val="false"/>
+        <w:bidi w:val="0"/>
+        <w:spacing w:lineRule="exact" w:line="198" w:before="0" w:after="0"/>
+        <w:ind w:hanging="0" w:start="0" w:end="0"/>
+        <w:jc w:val="start"/>
+        <w:rPr>
+          <w:rFonts w:ascii="Courier New" w:hAnsi="Courier New" w:eastAsia="NSimSun" w:cs="Arial"/>
+          <w:b/>
+          <w:bCs/>
+          <w:color w:val="000000"/>
+          <w:kern w:val="2"/>
+          <w:sz w:val="16"/>
+          <w:szCs w:val="16"/>
+          <w:lang w:val="es-MX" w:eastAsia="zh-CN" w:bidi="hi-IN"/>
+        </w:rPr>
+      </w:pPr>
+      <w:r>
+        <w:rPr>
+          <w:rFonts w:eastAsia="NSimSun" w:cs="Arial" w:ascii="Courier New" w:hAnsi="Courier New"/>
+          <w:b/>
+          <w:bCs/>
+          <w:color w:val="000000"/>
+          <w:kern w:val="2"/>
+          <w:sz w:val="16"/>
+          <w:szCs w:val="16"/>
+          <w:lang w:val="es-MX" w:eastAsia="zh-CN" w:bidi="hi-IN"/>
+        </w:rPr>
+        <w:t xml:space="preserve">                  </w:t>
+      </w:r>
+      <w:r>
+        <w:rPr>
+          <w:rFonts w:eastAsia="NSimSun" w:cs="Arial" w:ascii="Courier New" w:hAnsi="Courier New"/>
+          <w:b/>
+          <w:bCs/>
+          <w:color w:val="000000"/>
+          <w:kern w:val="2"/>
+          <w:sz w:val="16"/>
+          <w:szCs w:val="16"/>
+          <w:lang w:val="es-MX" w:eastAsia="zh-CN" w:bidi="hi-IN"/>
+        </w:rPr>
+        <w:t>"townName": "San Salvador",</w:t>
+      </w:r>
+    </w:p>
+    <w:p>
+      <w:pPr>
+        <w:pStyle w:val="BodyText"/>
+        <w:widowControl/>
+        <w:suppressAutoHyphens w:val="true"/>
+        <w:overflowPunct w:val="false"/>
+        <w:bidi w:val="0"/>
+        <w:spacing w:lineRule="exact" w:line="198" w:before="0" w:after="0"/>
+        <w:ind w:hanging="0" w:start="0" w:end="0"/>
+        <w:jc w:val="start"/>
+        <w:rPr>
+          <w:rFonts w:ascii="Courier New" w:hAnsi="Courier New" w:eastAsia="NSimSun" w:cs="Arial"/>
+          <w:b/>
+          <w:bCs/>
+          <w:color w:val="000000"/>
+          <w:kern w:val="2"/>
+          <w:sz w:val="16"/>
+          <w:szCs w:val="16"/>
+          <w:lang w:val="es-MX" w:eastAsia="zh-CN" w:bidi="hi-IN"/>
+        </w:rPr>
+      </w:pPr>
+      <w:r>
+        <w:rPr>
+          <w:rFonts w:eastAsia="NSimSun" w:cs="Arial" w:ascii="Courier New" w:hAnsi="Courier New"/>
+          <w:b/>
+          <w:bCs/>
+          <w:color w:val="000000"/>
+          <w:kern w:val="2"/>
+          <w:sz w:val="16"/>
+          <w:szCs w:val="16"/>
+          <w:lang w:val="es-MX" w:eastAsia="zh-CN" w:bidi="hi-IN"/>
+        </w:rPr>
+        <w:t xml:space="preserve">                  </w:t>
+      </w:r>
+      <w:r>
+        <w:rPr>
+          <w:rFonts w:eastAsia="NSimSun" w:cs="Arial" w:ascii="Courier New" w:hAnsi="Courier New"/>
+          <w:b/>
+          <w:bCs/>
+          <w:color w:val="000000"/>
+          <w:kern w:val="2"/>
+          <w:sz w:val="16"/>
+          <w:szCs w:val="16"/>
+          <w:lang w:val="es-MX" w:eastAsia="zh-CN" w:bidi="hi-IN"/>
+        </w:rPr>
+        <w:t>"country": "SV",</w:t>
+      </w:r>
+    </w:p>
+    <w:p>
+      <w:pPr>
+        <w:pStyle w:val="BodyText"/>
+        <w:widowControl/>
+        <w:suppressAutoHyphens w:val="true"/>
+        <w:overflowPunct w:val="false"/>
+        <w:bidi w:val="0"/>
+        <w:spacing w:lineRule="exact" w:line="198" w:before="0" w:after="0"/>
+        <w:ind w:hanging="0" w:start="0" w:end="0"/>
+        <w:jc w:val="start"/>
+        <w:rPr>
+          <w:rFonts w:ascii="Courier New" w:hAnsi="Courier New" w:eastAsia="NSimSun" w:cs="Arial"/>
+          <w:b/>
+          <w:bCs/>
+          <w:color w:val="000000"/>
+          <w:kern w:val="2"/>
+          <w:sz w:val="16"/>
+          <w:szCs w:val="16"/>
+          <w:lang w:val="es-MX" w:eastAsia="zh-CN" w:bidi="hi-IN"/>
+        </w:rPr>
+      </w:pPr>
+      <w:r>
+        <w:rPr>
+          <w:rFonts w:eastAsia="NSimSun" w:cs="Arial" w:ascii="Courier New" w:hAnsi="Courier New"/>
+          <w:b/>
+          <w:bCs/>
+          <w:color w:val="000000"/>
+          <w:kern w:val="2"/>
+          <w:sz w:val="16"/>
+          <w:szCs w:val="16"/>
+          <w:lang w:val="es-MX" w:eastAsia="zh-CN" w:bidi="hi-IN"/>
+        </w:rPr>
+        <w:t xml:space="preserve">                  </w:t>
+      </w:r>
+      <w:r>
+        <w:rPr>
+          <w:rFonts w:eastAsia="NSimSun" w:cs="Arial" w:ascii="Courier New" w:hAnsi="Courier New"/>
+          <w:b/>
+          <w:bCs/>
+          <w:color w:val="000000"/>
+          <w:kern w:val="2"/>
+          <w:sz w:val="16"/>
+          <w:szCs w:val="16"/>
+          <w:lang w:val="es-MX" w:eastAsia="zh-CN" w:bidi="hi-IN"/>
+        </w:rPr>
+        <w:t>"countrySubDivision": "City"</w:t>
+      </w:r>
+    </w:p>
+    <w:p>
+      <w:pPr>
+        <w:pStyle w:val="BodyText"/>
+        <w:widowControl/>
+        <w:suppressAutoHyphens w:val="true"/>
+        <w:overflowPunct w:val="false"/>
+        <w:bidi w:val="0"/>
+        <w:spacing w:lineRule="exact" w:line="198" w:before="0" w:after="0"/>
+        <w:ind w:hanging="0" w:start="0" w:end="0"/>
+        <w:jc w:val="start"/>
+        <w:rPr>
+          <w:rFonts w:ascii="Courier New" w:hAnsi="Courier New" w:eastAsia="NSimSun" w:cs="Arial"/>
+          <w:b/>
+          <w:bCs/>
+          <w:color w:val="000000"/>
+          <w:kern w:val="2"/>
+          <w:sz w:val="16"/>
+          <w:szCs w:val="16"/>
+          <w:lang w:val="es-MX" w:eastAsia="zh-CN" w:bidi="hi-IN"/>
+        </w:rPr>
+      </w:pPr>
+      <w:r>
+        <w:rPr>
+          <w:rFonts w:eastAsia="NSimSun" w:cs="Arial" w:ascii="Courier New" w:hAnsi="Courier New"/>
+          <w:b/>
+          <w:bCs/>
+          <w:color w:val="000000"/>
+          <w:kern w:val="2"/>
+          <w:sz w:val="16"/>
+          <w:szCs w:val="16"/>
+          <w:lang w:val="es-MX" w:eastAsia="zh-CN" w:bidi="hi-IN"/>
+        </w:rPr>
+        <w:t xml:space="preserve">               </w:t>
+      </w:r>
+      <w:r>
+        <w:rPr>
+          <w:rFonts w:eastAsia="NSimSun" w:cs="Arial" w:ascii="Courier New" w:hAnsi="Courier New"/>
+          <w:b/>
+          <w:bCs/>
+          <w:color w:val="000000"/>
+          <w:kern w:val="2"/>
+          <w:sz w:val="16"/>
+          <w:szCs w:val="16"/>
+          <w:lang w:val="es-MX" w:eastAsia="zh-CN" w:bidi="hi-IN"/>
+        </w:rPr>
+        <w:t>}</w:t>
+      </w:r>
+    </w:p>
+    <w:p>
+      <w:pPr>
+        <w:pStyle w:val="BodyText"/>
+        <w:widowControl/>
+        <w:suppressAutoHyphens w:val="true"/>
+        <w:overflowPunct w:val="false"/>
+        <w:bidi w:val="0"/>
+        <w:spacing w:lineRule="exact" w:line="198" w:before="0" w:after="0"/>
+        <w:ind w:hanging="0" w:start="0" w:end="0"/>
+        <w:jc w:val="start"/>
+        <w:rPr>
+          <w:rFonts w:ascii="Courier New" w:hAnsi="Courier New" w:eastAsia="NSimSun" w:cs="Arial"/>
+          <w:b/>
+          <w:bCs/>
+          <w:color w:val="000000"/>
+          <w:kern w:val="2"/>
+          <w:sz w:val="16"/>
+          <w:szCs w:val="16"/>
+          <w:lang w:val="es-MX" w:eastAsia="zh-CN" w:bidi="hi-IN"/>
+        </w:rPr>
+      </w:pPr>
+      <w:r>
+        <w:rPr>
+          <w:rFonts w:eastAsia="NSimSun" w:cs="Arial" w:ascii="Courier New" w:hAnsi="Courier New"/>
+          <w:b/>
+          <w:bCs/>
+          <w:color w:val="000000"/>
+          <w:kern w:val="2"/>
+          <w:sz w:val="16"/>
+          <w:szCs w:val="16"/>
+          <w:lang w:val="es-MX" w:eastAsia="zh-CN" w:bidi="hi-IN"/>
+        </w:rPr>
+        <w:t xml:space="preserve">            </w:t>
+      </w:r>
+      <w:r>
+        <w:rPr>
+          <w:rFonts w:eastAsia="NSimSun" w:cs="Arial" w:ascii="Courier New" w:hAnsi="Courier New"/>
+          <w:b/>
+          <w:bCs/>
+          <w:color w:val="000000"/>
+          <w:kern w:val="2"/>
+          <w:sz w:val="16"/>
+          <w:szCs w:val="16"/>
+          <w:lang w:val="es-MX" w:eastAsia="zh-CN" w:bidi="hi-IN"/>
+        </w:rPr>
+        <w:t>]</w:t>
+      </w:r>
+    </w:p>
+    <w:p>
+      <w:pPr>
+        <w:pStyle w:val="BodyText"/>
+        <w:widowControl/>
+        <w:suppressAutoHyphens w:val="true"/>
+        <w:overflowPunct w:val="false"/>
+        <w:bidi w:val="0"/>
+        <w:spacing w:lineRule="exact" w:line="198" w:before="0" w:after="0"/>
+        <w:ind w:hanging="0" w:start="0" w:end="0"/>
+        <w:jc w:val="start"/>
+        <w:rPr>
+          <w:rFonts w:ascii="Courier New" w:hAnsi="Courier New" w:eastAsia="NSimSun" w:cs="Arial"/>
+          <w:b/>
+          <w:bCs/>
+          <w:color w:val="000000"/>
+          <w:kern w:val="2"/>
+          <w:sz w:val="16"/>
+          <w:szCs w:val="16"/>
+          <w:lang w:val="es-MX" w:eastAsia="zh-CN" w:bidi="hi-IN"/>
+        </w:rPr>
+      </w:pPr>
+      <w:r>
+        <w:rPr>
+          <w:rFonts w:eastAsia="NSimSun" w:cs="Arial" w:ascii="Courier New" w:hAnsi="Courier New"/>
+          <w:b/>
+          <w:bCs/>
+          <w:color w:val="000000"/>
+          <w:kern w:val="2"/>
+          <w:sz w:val="16"/>
+          <w:szCs w:val="16"/>
+          <w:lang w:val="es-MX" w:eastAsia="zh-CN" w:bidi="hi-IN"/>
+        </w:rPr>
+        <w:t xml:space="preserve">         </w:t>
+      </w:r>
+      <w:r>
+        <w:rPr>
+          <w:rFonts w:eastAsia="NSimSun" w:cs="Arial" w:ascii="Courier New" w:hAnsi="Courier New"/>
+          <w:b/>
+          <w:bCs/>
+          <w:color w:val="000000"/>
+          <w:kern w:val="2"/>
+          <w:sz w:val="16"/>
+          <w:szCs w:val="16"/>
+          <w:lang w:val="es-MX" w:eastAsia="zh-CN" w:bidi="hi-IN"/>
+        </w:rPr>
+        <w:t>}</w:t>
+      </w:r>
+    </w:p>
+    <w:p>
+      <w:pPr>
+        <w:pStyle w:val="BodyText"/>
+        <w:widowControl/>
+        <w:suppressAutoHyphens w:val="true"/>
+        <w:overflowPunct w:val="false"/>
+        <w:bidi w:val="0"/>
+        <w:spacing w:lineRule="exact" w:line="198" w:before="0" w:after="0"/>
+        <w:ind w:hanging="0" w:start="0" w:end="0"/>
+        <w:jc w:val="start"/>
+        <w:rPr>
+          <w:rFonts w:ascii="Courier New" w:hAnsi="Courier New" w:eastAsia="NSimSun" w:cs="Arial"/>
+          <w:b/>
+          <w:bCs/>
+          <w:color w:val="000000"/>
+          <w:kern w:val="2"/>
+          <w:sz w:val="16"/>
+          <w:szCs w:val="16"/>
+          <w:lang w:val="es-MX" w:eastAsia="zh-CN" w:bidi="hi-IN"/>
+        </w:rPr>
+      </w:pPr>
+      <w:r>
+        <w:rPr>
+          <w:rFonts w:eastAsia="NSimSun" w:cs="Arial" w:ascii="Courier New" w:hAnsi="Courier New"/>
+          <w:b/>
+          <w:bCs/>
+          <w:color w:val="000000"/>
+          <w:kern w:val="2"/>
+          <w:sz w:val="16"/>
+          <w:szCs w:val="16"/>
+          <w:lang w:val="es-MX" w:eastAsia="zh-CN" w:bidi="hi-IN"/>
+        </w:rPr>
+        <w:t xml:space="preserve">      </w:t>
+      </w:r>
+      <w:r>
+        <w:rPr>
+          <w:rFonts w:eastAsia="NSimSun" w:cs="Arial" w:ascii="Courier New" w:hAnsi="Courier New"/>
+          <w:b/>
+          <w:bCs/>
+          <w:color w:val="000000"/>
+          <w:kern w:val="2"/>
+          <w:sz w:val="16"/>
+          <w:szCs w:val="16"/>
+          <w:lang w:val="es-MX" w:eastAsia="zh-CN" w:bidi="hi-IN"/>
+        </w:rPr>
+        <w:t>},</w:t>
+      </w:r>
+    </w:p>
+    <w:p>
+      <w:pPr>
+        <w:pStyle w:val="BodyText"/>
+        <w:widowControl/>
+        <w:suppressAutoHyphens w:val="true"/>
+        <w:overflowPunct w:val="false"/>
+        <w:bidi w:val="0"/>
+        <w:spacing w:lineRule="exact" w:line="198" w:before="0" w:after="0"/>
+        <w:ind w:hanging="0" w:start="0" w:end="0"/>
+        <w:jc w:val="start"/>
+        <w:rPr>
+          <w:rFonts w:ascii="Courier New" w:hAnsi="Courier New" w:eastAsia="NSimSun" w:cs="Arial"/>
+          <w:b/>
+          <w:bCs/>
+          <w:color w:val="000000"/>
+          <w:kern w:val="2"/>
+          <w:sz w:val="16"/>
+          <w:szCs w:val="16"/>
+          <w:lang w:val="es-MX" w:eastAsia="zh-CN" w:bidi="hi-IN"/>
+        </w:rPr>
+      </w:pPr>
+      <w:r>
+        <w:rPr>
+          <w:rFonts w:eastAsia="NSimSun" w:cs="Arial" w:ascii="Courier New" w:hAnsi="Courier New"/>
+          <w:b/>
+          <w:bCs/>
+          <w:color w:val="000000"/>
+          <w:kern w:val="2"/>
+          <w:sz w:val="16"/>
+          <w:szCs w:val="16"/>
+          <w:lang w:val="es-MX" w:eastAsia="zh-CN" w:bidi="hi-IN"/>
+        </w:rPr>
+        <w:t xml:space="preserve">      </w:t>
+      </w:r>
+      <w:r>
+        <w:rPr>
+          <w:rFonts w:eastAsia="NSimSun" w:cs="Arial" w:ascii="Courier New" w:hAnsi="Courier New"/>
+          <w:b/>
+          <w:bCs/>
+          <w:color w:val="000000"/>
+          <w:kern w:val="2"/>
+          <w:sz w:val="16"/>
+          <w:szCs w:val="16"/>
+          <w:lang w:val="es-MX" w:eastAsia="zh-CN" w:bidi="hi-IN"/>
+        </w:rPr>
+        <w:t>"paymentCard": {</w:t>
+      </w:r>
+    </w:p>
+    <w:p>
+      <w:pPr>
+        <w:pStyle w:val="BodyText"/>
+        <w:widowControl/>
+        <w:suppressAutoHyphens w:val="true"/>
+        <w:overflowPunct w:val="false"/>
+        <w:bidi w:val="0"/>
+        <w:spacing w:lineRule="exact" w:line="198" w:before="0" w:after="0"/>
+        <w:ind w:hanging="0" w:start="0" w:end="0"/>
+        <w:jc w:val="start"/>
+        <w:rPr>
+          <w:rFonts w:ascii="Courier New" w:hAnsi="Courier New" w:eastAsia="NSimSun" w:cs="Arial"/>
+          <w:b/>
+          <w:bCs/>
+          <w:color w:val="000000"/>
+          <w:kern w:val="2"/>
+          <w:sz w:val="16"/>
+          <w:szCs w:val="16"/>
+          <w:lang w:val="es-MX" w:eastAsia="zh-CN" w:bidi="hi-IN"/>
+        </w:rPr>
+      </w:pPr>
+      <w:r>
+        <w:rPr>
+          <w:rFonts w:eastAsia="NSimSun" w:cs="Arial" w:ascii="Courier New" w:hAnsi="Courier New"/>
+          <w:b/>
+          <w:bCs/>
+          <w:color w:val="000000"/>
+          <w:kern w:val="2"/>
+          <w:sz w:val="16"/>
+          <w:szCs w:val="16"/>
+          <w:lang w:val="es-MX" w:eastAsia="zh-CN" w:bidi="hi-IN"/>
+        </w:rPr>
+        <w:t xml:space="preserve">         </w:t>
+      </w:r>
+      <w:r>
+        <w:rPr>
+          <w:rFonts w:eastAsia="NSimSun" w:cs="Arial" w:ascii="Courier New" w:hAnsi="Courier New"/>
+          <w:b/>
+          <w:bCs/>
+          <w:color w:val="000000"/>
+          <w:kern w:val="2"/>
+          <w:sz w:val="16"/>
+          <w:szCs w:val="16"/>
+          <w:lang w:val="es-MX" w:eastAsia="zh-CN" w:bidi="hi-IN"/>
+        </w:rPr>
+        <w:t>"cardType": "CreditCard",</w:t>
+      </w:r>
+    </w:p>
+    <w:p>
+      <w:pPr>
+        <w:pStyle w:val="BodyText"/>
+        <w:widowControl/>
+        <w:suppressAutoHyphens w:val="true"/>
+        <w:overflowPunct w:val="false"/>
+        <w:bidi w:val="0"/>
+        <w:spacing w:lineRule="exact" w:line="198" w:before="0" w:after="0"/>
+        <w:ind w:hanging="0" w:start="0" w:end="0"/>
+        <w:jc w:val="start"/>
+        <w:rPr>
+          <w:rFonts w:ascii="Courier New" w:hAnsi="Courier New" w:eastAsia="NSimSun" w:cs="Arial"/>
+          <w:b/>
+          <w:bCs/>
+          <w:color w:val="000000"/>
+          <w:kern w:val="2"/>
+          <w:sz w:val="16"/>
+          <w:szCs w:val="16"/>
+          <w:lang w:val="es-MX" w:eastAsia="zh-CN" w:bidi="hi-IN"/>
+        </w:rPr>
+      </w:pPr>
+      <w:r>
+        <w:rPr>
+          <w:rFonts w:eastAsia="NSimSun" w:cs="Arial" w:ascii="Courier New" w:hAnsi="Courier New"/>
+          <w:b/>
+          <w:bCs/>
+          <w:color w:val="000000"/>
+          <w:kern w:val="2"/>
+          <w:sz w:val="16"/>
+          <w:szCs w:val="16"/>
+          <w:lang w:val="es-MX" w:eastAsia="zh-CN" w:bidi="hi-IN"/>
+        </w:rPr>
+        <w:t xml:space="preserve">         </w:t>
+      </w:r>
+      <w:r>
+        <w:rPr>
+          <w:rFonts w:eastAsia="NSimSun" w:cs="Arial" w:ascii="Courier New" w:hAnsi="Courier New"/>
+          <w:b/>
+          <w:bCs/>
+          <w:color w:val="000000"/>
+          <w:kern w:val="2"/>
+          <w:sz w:val="16"/>
+          <w:szCs w:val="16"/>
+          <w:lang w:val="es-MX" w:eastAsia="zh-CN" w:bidi="hi-IN"/>
+        </w:rPr>
+        <w:t>"cardNumber": "4073190320899720",</w:t>
+      </w:r>
+    </w:p>
+    <w:p>
+      <w:pPr>
+        <w:pStyle w:val="BodyText"/>
+        <w:widowControl/>
+        <w:suppressAutoHyphens w:val="true"/>
+        <w:overflowPunct w:val="false"/>
+        <w:bidi w:val="0"/>
+        <w:spacing w:lineRule="exact" w:line="198" w:before="0" w:after="0"/>
+        <w:ind w:hanging="0" w:start="0" w:end="0"/>
+        <w:jc w:val="start"/>
+        <w:rPr>
+          <w:rFonts w:ascii="Courier New" w:hAnsi="Courier New" w:eastAsia="NSimSun" w:cs="Arial"/>
+          <w:b/>
+          <w:bCs/>
+          <w:color w:val="000000"/>
+          <w:kern w:val="2"/>
+          <w:sz w:val="16"/>
+          <w:szCs w:val="16"/>
+          <w:lang w:val="es-MX" w:eastAsia="zh-CN" w:bidi="hi-IN"/>
+        </w:rPr>
+      </w:pPr>
+      <w:r>
+        <w:rPr>
+          <w:rFonts w:eastAsia="NSimSun" w:cs="Arial" w:ascii="Courier New" w:hAnsi="Courier New"/>
+          <w:b/>
+          <w:bCs/>
+          <w:color w:val="000000"/>
+          <w:kern w:val="2"/>
+          <w:sz w:val="16"/>
+          <w:szCs w:val="16"/>
+          <w:lang w:val="es-MX" w:eastAsia="zh-CN" w:bidi="hi-IN"/>
+        </w:rPr>
+        <w:t xml:space="preserve">         </w:t>
+      </w:r>
+      <w:r>
+        <w:rPr>
+          <w:rFonts w:eastAsia="NSimSun" w:cs="Arial" w:ascii="Courier New" w:hAnsi="Courier New"/>
+          <w:b/>
+          <w:bCs/>
+          <w:color w:val="000000"/>
+          <w:kern w:val="2"/>
+          <w:sz w:val="16"/>
+          <w:szCs w:val="16"/>
+          <w:lang w:val="es-MX" w:eastAsia="zh-CN" w:bidi="hi-IN"/>
+        </w:rPr>
+        <w:t>"cardNumberReference": "V-5823193725678501161332",</w:t>
+      </w:r>
+    </w:p>
+    <w:p>
+      <w:pPr>
+        <w:pStyle w:val="BodyText"/>
+        <w:widowControl/>
+        <w:suppressAutoHyphens w:val="true"/>
+        <w:overflowPunct w:val="false"/>
+        <w:bidi w:val="0"/>
+        <w:spacing w:lineRule="exact" w:line="198" w:before="0" w:after="0"/>
+        <w:ind w:hanging="0" w:start="0" w:end="0"/>
+        <w:jc w:val="start"/>
+        <w:rPr>
+          <w:rFonts w:ascii="Courier New" w:hAnsi="Courier New" w:eastAsia="NSimSun" w:cs="Arial"/>
+          <w:b/>
+          <w:bCs/>
+          <w:color w:val="000000"/>
+          <w:kern w:val="2"/>
+          <w:sz w:val="16"/>
+          <w:szCs w:val="16"/>
+          <w:lang w:val="es-MX" w:eastAsia="zh-CN" w:bidi="hi-IN"/>
+        </w:rPr>
+      </w:pPr>
+      <w:r>
+        <w:rPr>
+          <w:rFonts w:eastAsia="NSimSun" w:cs="Arial" w:ascii="Courier New" w:hAnsi="Courier New"/>
+          <w:b/>
+          <w:bCs/>
+          <w:color w:val="000000"/>
+          <w:kern w:val="2"/>
+          <w:sz w:val="16"/>
+          <w:szCs w:val="16"/>
+          <w:lang w:val="es-MX" w:eastAsia="zh-CN" w:bidi="hi-IN"/>
+        </w:rPr>
+        <w:t xml:space="preserve">         </w:t>
+      </w:r>
+      <w:r>
+        <w:rPr>
+          <w:rFonts w:eastAsia="NSimSun" w:cs="Arial" w:ascii="Courier New" w:hAnsi="Courier New"/>
+          <w:b/>
+          <w:bCs/>
+          <w:color w:val="000000"/>
+          <w:kern w:val="2"/>
+          <w:sz w:val="16"/>
+          <w:szCs w:val="16"/>
+          <w:lang w:val="es-MX" w:eastAsia="zh-CN" w:bidi="hi-IN"/>
+        </w:rPr>
+        <w:t>"cardExpiryDate": "2028-12",</w:t>
+      </w:r>
+    </w:p>
+    <w:p>
+      <w:pPr>
+        <w:pStyle w:val="BodyText"/>
+        <w:widowControl/>
+        <w:suppressAutoHyphens w:val="true"/>
+        <w:overflowPunct w:val="false"/>
+        <w:bidi w:val="0"/>
+        <w:spacing w:lineRule="exact" w:line="198" w:before="0" w:after="0"/>
+        <w:ind w:hanging="0" w:start="0" w:end="0"/>
+        <w:jc w:val="start"/>
+        <w:rPr>
+          <w:rFonts w:ascii="Courier New" w:hAnsi="Courier New" w:eastAsia="NSimSun" w:cs="Arial"/>
+          <w:b/>
+          <w:bCs/>
+          <w:color w:val="000000"/>
+          <w:kern w:val="2"/>
+          <w:sz w:val="16"/>
+          <w:szCs w:val="16"/>
+          <w:lang w:val="es-MX" w:eastAsia="zh-CN" w:bidi="hi-IN"/>
+        </w:rPr>
+      </w:pPr>
+      <w:r>
+        <w:rPr>
+          <w:rFonts w:eastAsia="NSimSun" w:cs="Arial" w:ascii="Courier New" w:hAnsi="Courier New"/>
+          <w:b/>
+          <w:bCs/>
+          <w:color w:val="000000"/>
+          <w:kern w:val="2"/>
+          <w:sz w:val="16"/>
+          <w:szCs w:val="16"/>
+          <w:lang w:val="es-MX" w:eastAsia="zh-CN" w:bidi="hi-IN"/>
+        </w:rPr>
+        <w:t xml:space="preserve">         </w:t>
+      </w:r>
+      <w:r>
+        <w:rPr>
+          <w:rFonts w:eastAsia="NSimSun" w:cs="Arial" w:ascii="Courier New" w:hAnsi="Courier New"/>
+          <w:b/>
+          <w:bCs/>
+          <w:color w:val="000000"/>
+          <w:kern w:val="2"/>
+          <w:sz w:val="16"/>
+          <w:szCs w:val="16"/>
+          <w:lang w:val="es-MX" w:eastAsia="zh-CN" w:bidi="hi-IN"/>
+        </w:rPr>
+        <w:t>"cardSecurityCode": ""</w:t>
+      </w:r>
+    </w:p>
+    <w:p>
+      <w:pPr>
+        <w:pStyle w:val="BodyText"/>
+        <w:widowControl/>
+        <w:suppressAutoHyphens w:val="true"/>
+        <w:overflowPunct w:val="false"/>
+        <w:bidi w:val="0"/>
+        <w:spacing w:lineRule="exact" w:line="198" w:before="0" w:after="0"/>
+        <w:ind w:hanging="0" w:start="0" w:end="0"/>
+        <w:jc w:val="start"/>
+        <w:rPr>
+          <w:rFonts w:ascii="Courier New" w:hAnsi="Courier New" w:eastAsia="NSimSun" w:cs="Arial"/>
+          <w:b/>
+          <w:bCs/>
+          <w:color w:val="000000"/>
+          <w:kern w:val="2"/>
+          <w:sz w:val="16"/>
+          <w:szCs w:val="16"/>
+          <w:lang w:val="es-MX" w:eastAsia="zh-CN" w:bidi="hi-IN"/>
+        </w:rPr>
+      </w:pPr>
+      <w:r>
+        <w:rPr>
+          <w:rFonts w:eastAsia="NSimSun" w:cs="Arial" w:ascii="Courier New" w:hAnsi="Courier New"/>
+          <w:b/>
+          <w:bCs/>
+          <w:color w:val="000000"/>
+          <w:kern w:val="2"/>
+          <w:sz w:val="16"/>
+          <w:szCs w:val="16"/>
+          <w:lang w:val="es-MX" w:eastAsia="zh-CN" w:bidi="hi-IN"/>
+        </w:rPr>
+        <w:t xml:space="preserve">      </w:t>
+      </w:r>
+      <w:r>
+        <w:rPr>
+          <w:rFonts w:eastAsia="NSimSun" w:cs="Arial" w:ascii="Courier New" w:hAnsi="Courier New"/>
+          <w:b/>
+          <w:bCs/>
+          <w:color w:val="000000"/>
+          <w:kern w:val="2"/>
+          <w:sz w:val="16"/>
+          <w:szCs w:val="16"/>
+          <w:lang w:val="es-MX" w:eastAsia="zh-CN" w:bidi="hi-IN"/>
+        </w:rPr>
+        <w:t>}</w:t>
+      </w:r>
+    </w:p>
+    <w:p>
+      <w:pPr>
+        <w:pStyle w:val="BodyText"/>
+        <w:widowControl/>
+        <w:suppressAutoHyphens w:val="true"/>
+        <w:overflowPunct w:val="false"/>
+        <w:bidi w:val="0"/>
+        <w:spacing w:lineRule="exact" w:line="198" w:before="0" w:after="0"/>
+        <w:ind w:hanging="0" w:start="0" w:end="0"/>
+        <w:jc w:val="start"/>
+        <w:rPr>
+          <w:rFonts w:ascii="Courier New" w:hAnsi="Courier New" w:eastAsia="NSimSun" w:cs="Arial"/>
+          <w:b/>
+          <w:bCs/>
+          <w:color w:val="000000"/>
+          <w:kern w:val="2"/>
+          <w:sz w:val="16"/>
+          <w:szCs w:val="16"/>
+          <w:lang w:val="es-MX" w:eastAsia="zh-CN" w:bidi="hi-IN"/>
+        </w:rPr>
+      </w:pPr>
+      <w:r>
+        <w:rPr>
+          <w:rFonts w:eastAsia="NSimSun" w:cs="Arial" w:ascii="Courier New" w:hAnsi="Courier New"/>
+          <w:b/>
+          <w:bCs/>
+          <w:color w:val="000000"/>
+          <w:kern w:val="2"/>
+          <w:sz w:val="16"/>
+          <w:szCs w:val="16"/>
+          <w:lang w:val="es-MX" w:eastAsia="zh-CN" w:bidi="hi-IN"/>
+        </w:rPr>
+        <w:t xml:space="preserve">   </w:t>
+      </w:r>
+      <w:r>
+        <w:rPr>
+          <w:rFonts w:eastAsia="NSimSun" w:cs="Arial" w:ascii="Courier New" w:hAnsi="Courier New"/>
+          <w:b/>
+          <w:bCs/>
+          <w:color w:val="000000"/>
+          <w:kern w:val="2"/>
+          <w:sz w:val="16"/>
+          <w:szCs w:val="16"/>
+          <w:lang w:val="es-MX" w:eastAsia="zh-CN" w:bidi="hi-IN"/>
+        </w:rPr>
+        <w:t>},</w:t>
+      </w:r>
+    </w:p>
+    <w:p>
+      <w:pPr>
+        <w:pStyle w:val="BodyText"/>
+        <w:widowControl/>
+        <w:suppressAutoHyphens w:val="true"/>
+        <w:overflowPunct w:val="false"/>
+        <w:bidi w:val="0"/>
+        <w:spacing w:lineRule="exact" w:line="198" w:before="0" w:after="0"/>
+        <w:ind w:hanging="0" w:start="0" w:end="0"/>
+        <w:jc w:val="start"/>
+        <w:rPr>
+          <w:rFonts w:ascii="Courier New" w:hAnsi="Courier New" w:eastAsia="NSimSun" w:cs="Arial"/>
+          <w:b/>
+          <w:bCs/>
+          <w:color w:val="000000"/>
+          <w:kern w:val="2"/>
+          <w:sz w:val="16"/>
+          <w:szCs w:val="16"/>
+          <w:lang w:val="es-MX" w:eastAsia="zh-CN" w:bidi="hi-IN"/>
+        </w:rPr>
+      </w:pPr>
+      <w:r>
+        <w:rPr>
+          <w:rFonts w:eastAsia="NSimSun" w:cs="Arial" w:ascii="Courier New" w:hAnsi="Courier New"/>
+          <w:b/>
+          <w:bCs/>
+          <w:color w:val="000000"/>
+          <w:kern w:val="2"/>
+          <w:sz w:val="16"/>
+          <w:szCs w:val="16"/>
+          <w:lang w:val="es-MX" w:eastAsia="zh-CN" w:bidi="hi-IN"/>
+        </w:rPr>
+        <w:t xml:space="preserve">   </w:t>
+      </w:r>
+      <w:r>
+        <w:rPr>
+          <w:rFonts w:eastAsia="NSimSun" w:cs="Arial" w:ascii="Courier New" w:hAnsi="Courier New"/>
+          <w:b/>
+          <w:bCs/>
+          <w:color w:val="000000"/>
+          <w:kern w:val="2"/>
+          <w:sz w:val="16"/>
+          <w:szCs w:val="16"/>
+          <w:lang w:val="es-MX" w:eastAsia="zh-CN" w:bidi="hi-IN"/>
+        </w:rPr>
+        <w:t>"tokenInvolvement": {</w:t>
+      </w:r>
+    </w:p>
+    <w:p>
+      <w:pPr>
+        <w:pStyle w:val="BodyText"/>
+        <w:widowControl/>
+        <w:suppressAutoHyphens w:val="true"/>
+        <w:overflowPunct w:val="false"/>
+        <w:bidi w:val="0"/>
+        <w:spacing w:lineRule="exact" w:line="198" w:before="0" w:after="0"/>
+        <w:ind w:hanging="0" w:start="0" w:end="0"/>
+        <w:jc w:val="start"/>
+        <w:rPr>
+          <w:rFonts w:ascii="Courier New" w:hAnsi="Courier New" w:eastAsia="NSimSun" w:cs="Arial"/>
+          <w:b/>
+          <w:bCs/>
+          <w:color w:val="000000"/>
+          <w:kern w:val="2"/>
+          <w:sz w:val="16"/>
+          <w:szCs w:val="16"/>
+          <w:lang w:val="es-MX" w:eastAsia="zh-CN" w:bidi="hi-IN"/>
+        </w:rPr>
+      </w:pPr>
+      <w:r>
+        <w:rPr>
+          <w:rFonts w:eastAsia="NSimSun" w:cs="Arial" w:ascii="Courier New" w:hAnsi="Courier New"/>
+          <w:b/>
+          <w:bCs/>
+          <w:color w:val="000000"/>
+          <w:kern w:val="2"/>
+          <w:sz w:val="16"/>
+          <w:szCs w:val="16"/>
+          <w:lang w:val="es-MX" w:eastAsia="zh-CN" w:bidi="hi-IN"/>
+        </w:rPr>
+        <w:t xml:space="preserve">      </w:t>
+      </w:r>
+      <w:r>
+        <w:rPr>
+          <w:rFonts w:eastAsia="NSimSun" w:cs="Arial" w:ascii="Courier New" w:hAnsi="Courier New"/>
+          <w:b/>
+          <w:bCs/>
+          <w:color w:val="000000"/>
+          <w:kern w:val="2"/>
+          <w:sz w:val="16"/>
+          <w:szCs w:val="16"/>
+          <w:lang w:val="es-MX" w:eastAsia="zh-CN" w:bidi="hi-IN"/>
+        </w:rPr>
+        <w:t>"issuer": {</w:t>
+      </w:r>
+    </w:p>
+    <w:p>
+      <w:pPr>
+        <w:pStyle w:val="BodyText"/>
+        <w:widowControl/>
+        <w:suppressAutoHyphens w:val="true"/>
+        <w:overflowPunct w:val="false"/>
+        <w:bidi w:val="0"/>
+        <w:spacing w:lineRule="exact" w:line="198" w:before="0" w:after="0"/>
+        <w:ind w:hanging="0" w:start="0" w:end="0"/>
+        <w:jc w:val="start"/>
+        <w:rPr>
+          <w:rFonts w:ascii="Courier New" w:hAnsi="Courier New" w:eastAsia="NSimSun" w:cs="Arial"/>
+          <w:b/>
+          <w:bCs/>
+          <w:color w:val="000000"/>
+          <w:kern w:val="2"/>
+          <w:sz w:val="16"/>
+          <w:szCs w:val="16"/>
+          <w:lang w:val="es-MX" w:eastAsia="zh-CN" w:bidi="hi-IN"/>
+        </w:rPr>
+      </w:pPr>
+      <w:r>
+        <w:rPr>
+          <w:rFonts w:eastAsia="NSimSun" w:cs="Arial" w:ascii="Courier New" w:hAnsi="Courier New"/>
+          <w:b/>
+          <w:bCs/>
+          <w:color w:val="000000"/>
+          <w:kern w:val="2"/>
+          <w:sz w:val="16"/>
+          <w:szCs w:val="16"/>
+          <w:lang w:val="es-MX" w:eastAsia="zh-CN" w:bidi="hi-IN"/>
+        </w:rPr>
+        <w:t xml:space="preserve">         </w:t>
+      </w:r>
+      <w:r>
+        <w:rPr>
+          <w:rFonts w:eastAsia="NSimSun" w:cs="Arial" w:ascii="Courier New" w:hAnsi="Courier New"/>
+          <w:b/>
+          <w:bCs/>
+          <w:color w:val="000000"/>
+          <w:kern w:val="2"/>
+          <w:sz w:val="16"/>
+          <w:szCs w:val="16"/>
+          <w:lang w:val="es-MX" w:eastAsia="zh-CN" w:bidi="hi-IN"/>
+        </w:rPr>
+        <w:t>"issuerProduct": {</w:t>
+      </w:r>
+    </w:p>
+    <w:p>
+      <w:pPr>
+        <w:pStyle w:val="BodyText"/>
+        <w:widowControl/>
+        <w:suppressAutoHyphens w:val="true"/>
+        <w:overflowPunct w:val="false"/>
+        <w:bidi w:val="0"/>
+        <w:spacing w:lineRule="exact" w:line="198" w:before="0" w:after="0"/>
+        <w:ind w:hanging="0" w:start="0" w:end="0"/>
+        <w:jc w:val="start"/>
+        <w:rPr>
+          <w:rFonts w:ascii="Courier New" w:hAnsi="Courier New" w:eastAsia="NSimSun" w:cs="Arial"/>
+          <w:b/>
+          <w:bCs/>
+          <w:color w:val="000000"/>
+          <w:kern w:val="2"/>
+          <w:sz w:val="16"/>
+          <w:szCs w:val="16"/>
+          <w:lang w:val="es-MX" w:eastAsia="zh-CN" w:bidi="hi-IN"/>
+        </w:rPr>
+      </w:pPr>
+      <w:r>
+        <w:rPr>
+          <w:rFonts w:eastAsia="NSimSun" w:cs="Arial" w:ascii="Courier New" w:hAnsi="Courier New"/>
+          <w:b/>
+          <w:bCs/>
+          <w:color w:val="000000"/>
+          <w:kern w:val="2"/>
+          <w:sz w:val="16"/>
+          <w:szCs w:val="16"/>
+          <w:lang w:val="es-MX" w:eastAsia="zh-CN" w:bidi="hi-IN"/>
+        </w:rPr>
+        <w:t xml:space="preserve">            </w:t>
+      </w:r>
+      <w:r>
+        <w:rPr>
+          <w:rFonts w:eastAsia="NSimSun" w:cs="Arial" w:ascii="Courier New" w:hAnsi="Courier New"/>
+          <w:b/>
+          <w:bCs/>
+          <w:color w:val="000000"/>
+          <w:kern w:val="2"/>
+          <w:sz w:val="16"/>
+          <w:szCs w:val="16"/>
+          <w:lang w:val="es-MX" w:eastAsia="zh-CN" w:bidi="hi-IN"/>
+        </w:rPr>
+        <w:t>"productConfiguration": {</w:t>
+      </w:r>
+    </w:p>
+    <w:p>
+      <w:pPr>
+        <w:pStyle w:val="BodyText"/>
+        <w:widowControl/>
+        <w:suppressAutoHyphens w:val="true"/>
+        <w:overflowPunct w:val="false"/>
+        <w:bidi w:val="0"/>
+        <w:spacing w:lineRule="exact" w:line="198" w:before="0" w:after="0"/>
+        <w:ind w:hanging="0" w:start="0" w:end="0"/>
+        <w:jc w:val="start"/>
+        <w:rPr>
+          <w:rFonts w:ascii="Courier New" w:hAnsi="Courier New" w:eastAsia="NSimSun" w:cs="Arial"/>
+          <w:b/>
+          <w:bCs/>
+          <w:color w:val="000000"/>
+          <w:kern w:val="2"/>
+          <w:sz w:val="16"/>
+          <w:szCs w:val="16"/>
+          <w:lang w:val="es-MX" w:eastAsia="zh-CN" w:bidi="hi-IN"/>
+        </w:rPr>
+      </w:pPr>
+      <w:r>
+        <w:rPr>
+          <w:rFonts w:eastAsia="NSimSun" w:cs="Arial" w:ascii="Courier New" w:hAnsi="Courier New"/>
+          <w:b/>
+          <w:bCs/>
+          <w:color w:val="000000"/>
+          <w:kern w:val="2"/>
+          <w:sz w:val="16"/>
+          <w:szCs w:val="16"/>
+          <w:lang w:val="es-MX" w:eastAsia="zh-CN" w:bidi="hi-IN"/>
+        </w:rPr>
+        <w:t xml:space="preserve">               </w:t>
+      </w:r>
+      <w:r>
+        <w:rPr>
+          <w:rFonts w:eastAsia="NSimSun" w:cs="Arial" w:ascii="Courier New" w:hAnsi="Courier New"/>
+          <w:b/>
+          <w:bCs/>
+          <w:color w:val="000000"/>
+          <w:kern w:val="2"/>
+          <w:sz w:val="16"/>
+          <w:szCs w:val="16"/>
+          <w:lang w:val="es-MX" w:eastAsia="zh-CN" w:bidi="hi-IN"/>
+        </w:rPr>
+        <w:t>"configurationId": "MC-PLATINUM-001"</w:t>
+      </w:r>
+    </w:p>
+    <w:p>
+      <w:pPr>
+        <w:pStyle w:val="BodyText"/>
+        <w:widowControl/>
+        <w:suppressAutoHyphens w:val="true"/>
+        <w:overflowPunct w:val="false"/>
+        <w:bidi w:val="0"/>
+        <w:spacing w:lineRule="exact" w:line="198" w:before="0" w:after="0"/>
+        <w:ind w:hanging="0" w:start="0" w:end="0"/>
+        <w:jc w:val="start"/>
+        <w:rPr>
+          <w:rFonts w:ascii="Courier New" w:hAnsi="Courier New" w:eastAsia="NSimSun" w:cs="Arial"/>
+          <w:b/>
+          <w:bCs/>
+          <w:color w:val="000000"/>
+          <w:kern w:val="2"/>
+          <w:sz w:val="16"/>
+          <w:szCs w:val="16"/>
+          <w:lang w:val="es-MX" w:eastAsia="zh-CN" w:bidi="hi-IN"/>
+        </w:rPr>
+      </w:pPr>
+      <w:r>
+        <w:rPr>
+          <w:rFonts w:eastAsia="NSimSun" w:cs="Arial" w:ascii="Courier New" w:hAnsi="Courier New"/>
+          <w:b/>
+          <w:bCs/>
+          <w:color w:val="000000"/>
+          <w:kern w:val="2"/>
+          <w:sz w:val="16"/>
+          <w:szCs w:val="16"/>
+          <w:lang w:val="es-MX" w:eastAsia="zh-CN" w:bidi="hi-IN"/>
+        </w:rPr>
+        <w:t xml:space="preserve">            </w:t>
+      </w:r>
+      <w:r>
+        <w:rPr>
+          <w:rFonts w:eastAsia="NSimSun" w:cs="Arial" w:ascii="Courier New" w:hAnsi="Courier New"/>
+          <w:b/>
+          <w:bCs/>
+          <w:color w:val="000000"/>
+          <w:kern w:val="2"/>
+          <w:sz w:val="16"/>
+          <w:szCs w:val="16"/>
+          <w:lang w:val="es-MX" w:eastAsia="zh-CN" w:bidi="hi-IN"/>
+        </w:rPr>
+        <w:t>}</w:t>
+      </w:r>
+    </w:p>
+    <w:p>
+      <w:pPr>
+        <w:pStyle w:val="BodyText"/>
+        <w:widowControl/>
+        <w:suppressAutoHyphens w:val="true"/>
+        <w:overflowPunct w:val="false"/>
+        <w:bidi w:val="0"/>
+        <w:spacing w:lineRule="exact" w:line="198" w:before="0" w:after="0"/>
+        <w:ind w:hanging="0" w:start="0" w:end="0"/>
+        <w:jc w:val="start"/>
+        <w:rPr>
+          <w:rFonts w:ascii="Courier New" w:hAnsi="Courier New" w:eastAsia="NSimSun" w:cs="Arial"/>
+          <w:b/>
+          <w:bCs/>
+          <w:color w:val="000000"/>
+          <w:kern w:val="2"/>
+          <w:sz w:val="16"/>
+          <w:szCs w:val="16"/>
+          <w:lang w:val="es-MX" w:eastAsia="zh-CN" w:bidi="hi-IN"/>
+        </w:rPr>
+      </w:pPr>
+      <w:r>
+        <w:rPr>
+          <w:rFonts w:eastAsia="NSimSun" w:cs="Arial" w:ascii="Courier New" w:hAnsi="Courier New"/>
+          <w:b/>
+          <w:bCs/>
+          <w:color w:val="000000"/>
+          <w:kern w:val="2"/>
+          <w:sz w:val="16"/>
+          <w:szCs w:val="16"/>
+          <w:lang w:val="es-MX" w:eastAsia="zh-CN" w:bidi="hi-IN"/>
+        </w:rPr>
+        <w:t xml:space="preserve">         </w:t>
+      </w:r>
+      <w:r>
+        <w:rPr>
+          <w:rFonts w:eastAsia="NSimSun" w:cs="Arial" w:ascii="Courier New" w:hAnsi="Courier New"/>
+          <w:b/>
+          <w:bCs/>
+          <w:color w:val="000000"/>
+          <w:kern w:val="2"/>
+          <w:sz w:val="16"/>
+          <w:szCs w:val="16"/>
+          <w:lang w:val="es-MX" w:eastAsia="zh-CN" w:bidi="hi-IN"/>
+        </w:rPr>
+        <w:t>}</w:t>
+      </w:r>
+    </w:p>
+    <w:p>
+      <w:pPr>
+        <w:pStyle w:val="BodyText"/>
+        <w:widowControl/>
+        <w:suppressAutoHyphens w:val="true"/>
+        <w:overflowPunct w:val="false"/>
+        <w:bidi w:val="0"/>
+        <w:spacing w:lineRule="exact" w:line="198" w:before="0" w:after="0"/>
+        <w:ind w:hanging="0" w:start="0" w:end="0"/>
+        <w:jc w:val="start"/>
+        <w:rPr>
+          <w:rFonts w:ascii="Courier New" w:hAnsi="Courier New" w:eastAsia="NSimSun" w:cs="Arial"/>
+          <w:b/>
+          <w:bCs/>
+          <w:color w:val="000000"/>
+          <w:kern w:val="2"/>
+          <w:sz w:val="16"/>
+          <w:szCs w:val="16"/>
+          <w:lang w:val="es-MX" w:eastAsia="zh-CN" w:bidi="hi-IN"/>
+        </w:rPr>
+      </w:pPr>
+      <w:r>
+        <w:rPr>
+          <w:rFonts w:eastAsia="NSimSun" w:cs="Arial" w:ascii="Courier New" w:hAnsi="Courier New"/>
+          <w:b/>
+          <w:bCs/>
+          <w:color w:val="000000"/>
+          <w:kern w:val="2"/>
+          <w:sz w:val="16"/>
+          <w:szCs w:val="16"/>
+          <w:lang w:val="es-MX" w:eastAsia="zh-CN" w:bidi="hi-IN"/>
+        </w:rPr>
+        <w:t xml:space="preserve">      </w:t>
+      </w:r>
+      <w:r>
+        <w:rPr>
+          <w:rFonts w:eastAsia="NSimSun" w:cs="Arial" w:ascii="Courier New" w:hAnsi="Courier New"/>
+          <w:b/>
+          <w:bCs/>
+          <w:color w:val="000000"/>
+          <w:kern w:val="2"/>
+          <w:sz w:val="16"/>
+          <w:szCs w:val="16"/>
+          <w:lang w:val="es-MX" w:eastAsia="zh-CN" w:bidi="hi-IN"/>
+        </w:rPr>
+        <w:t>},</w:t>
+      </w:r>
+    </w:p>
+    <w:p>
+      <w:pPr>
+        <w:pStyle w:val="BodyText"/>
+        <w:widowControl/>
+        <w:suppressAutoHyphens w:val="true"/>
+        <w:overflowPunct w:val="false"/>
+        <w:bidi w:val="0"/>
+        <w:spacing w:lineRule="exact" w:line="198" w:before="0" w:after="0"/>
+        <w:ind w:hanging="0" w:start="0" w:end="0"/>
+        <w:jc w:val="start"/>
+        <w:rPr>
+          <w:rFonts w:ascii="Courier New" w:hAnsi="Courier New" w:eastAsia="NSimSun" w:cs="Arial"/>
+          <w:b/>
+          <w:bCs/>
+          <w:color w:val="000000"/>
+          <w:kern w:val="2"/>
+          <w:sz w:val="16"/>
+          <w:szCs w:val="16"/>
+          <w:lang w:val="es-MX" w:eastAsia="zh-CN" w:bidi="hi-IN"/>
+        </w:rPr>
+      </w:pPr>
+      <w:r>
+        <w:rPr>
+          <w:rFonts w:eastAsia="NSimSun" w:cs="Arial" w:ascii="Courier New" w:hAnsi="Courier New"/>
+          <w:b/>
+          <w:bCs/>
+          <w:color w:val="000000"/>
+          <w:kern w:val="2"/>
+          <w:sz w:val="16"/>
+          <w:szCs w:val="16"/>
+          <w:lang w:val="es-MX" w:eastAsia="zh-CN" w:bidi="hi-IN"/>
+        </w:rPr>
+        <w:t xml:space="preserve">      </w:t>
+      </w:r>
+      <w:r>
+        <w:rPr>
+          <w:rFonts w:eastAsia="NSimSun" w:cs="Arial" w:ascii="Courier New" w:hAnsi="Courier New"/>
+          <w:b/>
+          <w:bCs/>
+          <w:color w:val="000000"/>
+          <w:kern w:val="2"/>
+          <w:sz w:val="16"/>
+          <w:szCs w:val="16"/>
+          <w:lang w:val="es-MX" w:eastAsia="zh-CN" w:bidi="hi-IN"/>
+        </w:rPr>
+        <w:t>"termsAndConditions": {</w:t>
+      </w:r>
+    </w:p>
+    <w:p>
+      <w:pPr>
+        <w:pStyle w:val="BodyText"/>
+        <w:widowControl/>
+        <w:suppressAutoHyphens w:val="true"/>
+        <w:overflowPunct w:val="false"/>
+        <w:bidi w:val="0"/>
+        <w:spacing w:lineRule="exact" w:line="198" w:before="0" w:after="0"/>
+        <w:ind w:hanging="0" w:start="0" w:end="0"/>
+        <w:jc w:val="start"/>
+        <w:rPr>
+          <w:rFonts w:ascii="Courier New" w:hAnsi="Courier New" w:eastAsia="NSimSun" w:cs="Arial"/>
+          <w:b/>
+          <w:bCs/>
+          <w:color w:val="000000"/>
+          <w:kern w:val="2"/>
+          <w:sz w:val="16"/>
+          <w:szCs w:val="16"/>
+          <w:lang w:val="es-MX" w:eastAsia="zh-CN" w:bidi="hi-IN"/>
+        </w:rPr>
+      </w:pPr>
+      <w:r>
+        <w:rPr>
+          <w:rFonts w:eastAsia="NSimSun" w:cs="Arial" w:ascii="Courier New" w:hAnsi="Courier New"/>
+          <w:b/>
+          <w:bCs/>
+          <w:color w:val="000000"/>
+          <w:kern w:val="2"/>
+          <w:sz w:val="16"/>
+          <w:szCs w:val="16"/>
+          <w:lang w:val="es-MX" w:eastAsia="zh-CN" w:bidi="hi-IN"/>
+        </w:rPr>
+        <w:t xml:space="preserve">         </w:t>
+      </w:r>
+      <w:r>
+        <w:rPr>
+          <w:rFonts w:eastAsia="NSimSun" w:cs="Arial" w:ascii="Courier New" w:hAnsi="Courier New"/>
+          <w:b/>
+          <w:bCs/>
+          <w:color w:val="000000"/>
+          <w:kern w:val="2"/>
+          <w:sz w:val="16"/>
+          <w:szCs w:val="16"/>
+          <w:lang w:val="es-MX" w:eastAsia="zh-CN" w:bidi="hi-IN"/>
+        </w:rPr>
+        <w:t>"assetId": "TNC-HCE-MX-2024-05",</w:t>
+      </w:r>
+    </w:p>
+    <w:p>
+      <w:pPr>
+        <w:pStyle w:val="BodyText"/>
+        <w:widowControl/>
+        <w:suppressAutoHyphens w:val="true"/>
+        <w:overflowPunct w:val="false"/>
+        <w:bidi w:val="0"/>
+        <w:spacing w:lineRule="exact" w:line="198" w:before="0" w:after="0"/>
+        <w:ind w:hanging="0" w:start="0" w:end="0"/>
+        <w:jc w:val="start"/>
+        <w:rPr>
+          <w:rFonts w:ascii="Courier New" w:hAnsi="Courier New" w:eastAsia="NSimSun" w:cs="Arial"/>
+          <w:b/>
+          <w:bCs/>
+          <w:color w:val="000000"/>
+          <w:kern w:val="2"/>
+          <w:sz w:val="16"/>
+          <w:szCs w:val="16"/>
+          <w:lang w:val="es-MX" w:eastAsia="zh-CN" w:bidi="hi-IN"/>
+        </w:rPr>
+      </w:pPr>
+      <w:r>
+        <w:rPr>
+          <w:rFonts w:eastAsia="NSimSun" w:cs="Arial" w:ascii="Courier New" w:hAnsi="Courier New"/>
+          <w:b/>
+          <w:bCs/>
+          <w:color w:val="000000"/>
+          <w:kern w:val="2"/>
+          <w:sz w:val="16"/>
+          <w:szCs w:val="16"/>
+          <w:lang w:val="es-MX" w:eastAsia="zh-CN" w:bidi="hi-IN"/>
+        </w:rPr>
+        <w:t xml:space="preserve">         </w:t>
+      </w:r>
+      <w:r>
+        <w:rPr>
+          <w:rFonts w:eastAsia="NSimSun" w:cs="Arial" w:ascii="Courier New" w:hAnsi="Courier New"/>
+          <w:b/>
+          <w:bCs/>
+          <w:color w:val="000000"/>
+          <w:kern w:val="2"/>
+          <w:sz w:val="16"/>
+          <w:szCs w:val="16"/>
+          <w:lang w:val="es-MX" w:eastAsia="zh-CN" w:bidi="hi-IN"/>
+        </w:rPr>
+        <w:t>"acceptedDateTime": "2019-08-24T14:15:22Z"</w:t>
+      </w:r>
+    </w:p>
+    <w:p>
+      <w:pPr>
+        <w:pStyle w:val="BodyText"/>
+        <w:widowControl/>
+        <w:suppressAutoHyphens w:val="true"/>
+        <w:overflowPunct w:val="false"/>
+        <w:bidi w:val="0"/>
+        <w:spacing w:lineRule="exact" w:line="198" w:before="0" w:after="0"/>
+        <w:ind w:hanging="0" w:start="0" w:end="0"/>
+        <w:jc w:val="start"/>
+        <w:rPr>
+          <w:rFonts w:ascii="Courier New" w:hAnsi="Courier New" w:eastAsia="NSimSun" w:cs="Arial"/>
+          <w:b/>
+          <w:bCs/>
+          <w:color w:val="000000"/>
+          <w:kern w:val="2"/>
+          <w:sz w:val="16"/>
+          <w:szCs w:val="16"/>
+          <w:lang w:val="es-MX" w:eastAsia="zh-CN" w:bidi="hi-IN"/>
+        </w:rPr>
+      </w:pPr>
+      <w:r>
+        <w:rPr>
+          <w:rFonts w:eastAsia="NSimSun" w:cs="Arial" w:ascii="Courier New" w:hAnsi="Courier New"/>
+          <w:b/>
+          <w:bCs/>
+          <w:color w:val="000000"/>
+          <w:kern w:val="2"/>
+          <w:sz w:val="16"/>
+          <w:szCs w:val="16"/>
+          <w:lang w:val="es-MX" w:eastAsia="zh-CN" w:bidi="hi-IN"/>
+        </w:rPr>
+        <w:t xml:space="preserve">      </w:t>
+      </w:r>
+      <w:r>
+        <w:rPr>
+          <w:rFonts w:eastAsia="NSimSun" w:cs="Arial" w:ascii="Courier New" w:hAnsi="Courier New"/>
+          <w:b/>
+          <w:bCs/>
+          <w:color w:val="000000"/>
+          <w:kern w:val="2"/>
+          <w:sz w:val="16"/>
+          <w:szCs w:val="16"/>
+          <w:lang w:val="es-MX" w:eastAsia="zh-CN" w:bidi="hi-IN"/>
+        </w:rPr>
+        <w:t>},</w:t>
+      </w:r>
+    </w:p>
+    <w:p>
+      <w:pPr>
+        <w:pStyle w:val="BodyText"/>
+        <w:widowControl/>
+        <w:suppressAutoHyphens w:val="true"/>
+        <w:overflowPunct w:val="false"/>
+        <w:bidi w:val="0"/>
+        <w:spacing w:lineRule="exact" w:line="198" w:before="0" w:after="0"/>
+        <w:ind w:hanging="0" w:start="0" w:end="0"/>
+        <w:jc w:val="start"/>
+        <w:rPr>
+          <w:rFonts w:ascii="Courier New" w:hAnsi="Courier New" w:eastAsia="NSimSun" w:cs="Arial"/>
+          <w:b/>
+          <w:bCs/>
+          <w:color w:val="000000"/>
+          <w:kern w:val="2"/>
+          <w:sz w:val="16"/>
+          <w:szCs w:val="16"/>
+          <w:lang w:val="es-MX" w:eastAsia="zh-CN" w:bidi="hi-IN"/>
+        </w:rPr>
+      </w:pPr>
+      <w:r>
+        <w:rPr>
+          <w:rFonts w:eastAsia="NSimSun" w:cs="Arial" w:ascii="Courier New" w:hAnsi="Courier New"/>
+          <w:b/>
+          <w:bCs/>
+          <w:color w:val="000000"/>
+          <w:kern w:val="2"/>
+          <w:sz w:val="16"/>
+          <w:szCs w:val="16"/>
+          <w:lang w:val="es-MX" w:eastAsia="zh-CN" w:bidi="hi-IN"/>
+        </w:rPr>
+        <w:t xml:space="preserve">      </w:t>
+      </w:r>
+      <w:r>
+        <w:rPr>
+          <w:rFonts w:eastAsia="NSimSun" w:cs="Arial" w:ascii="Courier New" w:hAnsi="Courier New"/>
+          <w:b/>
+          <w:bCs/>
+          <w:color w:val="000000"/>
+          <w:kern w:val="2"/>
+          <w:sz w:val="16"/>
+          <w:szCs w:val="16"/>
+          <w:lang w:val="es-MX" w:eastAsia="zh-CN" w:bidi="hi-IN"/>
+        </w:rPr>
+        <w:t>"token": {</w:t>
+      </w:r>
+    </w:p>
+    <w:p>
+      <w:pPr>
+        <w:pStyle w:val="BodyText"/>
+        <w:widowControl/>
+        <w:suppressAutoHyphens w:val="true"/>
+        <w:overflowPunct w:val="false"/>
+        <w:bidi w:val="0"/>
+        <w:spacing w:lineRule="exact" w:line="198" w:before="0" w:after="0"/>
+        <w:ind w:hanging="0" w:start="0" w:end="0"/>
+        <w:jc w:val="start"/>
+        <w:rPr>
+          <w:rFonts w:ascii="Courier New" w:hAnsi="Courier New" w:eastAsia="NSimSun" w:cs="Arial"/>
+          <w:b/>
+          <w:bCs/>
+          <w:color w:val="000000"/>
+          <w:kern w:val="2"/>
+          <w:sz w:val="16"/>
+          <w:szCs w:val="16"/>
+          <w:lang w:val="es-MX" w:eastAsia="zh-CN" w:bidi="hi-IN"/>
+        </w:rPr>
+      </w:pPr>
+      <w:r>
+        <w:rPr>
+          <w:rFonts w:eastAsia="NSimSun" w:cs="Arial" w:ascii="Courier New" w:hAnsi="Courier New"/>
+          <w:b/>
+          <w:bCs/>
+          <w:color w:val="000000"/>
+          <w:kern w:val="2"/>
+          <w:sz w:val="16"/>
+          <w:szCs w:val="16"/>
+          <w:lang w:val="es-MX" w:eastAsia="zh-CN" w:bidi="hi-IN"/>
+        </w:rPr>
+        <w:t xml:space="preserve">         </w:t>
+      </w:r>
+      <w:r>
+        <w:rPr>
+          <w:rFonts w:eastAsia="NSimSun" w:cs="Arial" w:ascii="Courier New" w:hAnsi="Courier New"/>
+          <w:b/>
+          <w:bCs/>
+          <w:color w:val="000000"/>
+          <w:kern w:val="2"/>
+          <w:sz w:val="16"/>
+          <w:szCs w:val="16"/>
+          <w:lang w:val="es-MX" w:eastAsia="zh-CN" w:bidi="hi-IN"/>
+        </w:rPr>
+        <w:t>"activeTokenCount": "string",</w:t>
+      </w:r>
+    </w:p>
+    <w:p>
+      <w:pPr>
+        <w:pStyle w:val="BodyText"/>
+        <w:widowControl/>
+        <w:suppressAutoHyphens w:val="true"/>
+        <w:overflowPunct w:val="false"/>
+        <w:bidi w:val="0"/>
+        <w:spacing w:lineRule="exact" w:line="198" w:before="0" w:after="0"/>
+        <w:ind w:hanging="0" w:start="0" w:end="0"/>
+        <w:jc w:val="start"/>
+        <w:rPr>
+          <w:rFonts w:ascii="Courier New" w:hAnsi="Courier New" w:eastAsia="NSimSun" w:cs="Arial"/>
+          <w:b/>
+          <w:bCs/>
+          <w:color w:val="000000"/>
+          <w:kern w:val="2"/>
+          <w:sz w:val="16"/>
+          <w:szCs w:val="16"/>
+          <w:lang w:val="es-MX" w:eastAsia="zh-CN" w:bidi="hi-IN"/>
+        </w:rPr>
+      </w:pPr>
+      <w:r>
+        <w:rPr>
+          <w:rFonts w:eastAsia="NSimSun" w:cs="Arial" w:ascii="Courier New" w:hAnsi="Courier New"/>
+          <w:b/>
+          <w:bCs/>
+          <w:color w:val="000000"/>
+          <w:kern w:val="2"/>
+          <w:sz w:val="16"/>
+          <w:szCs w:val="16"/>
+          <w:lang w:val="es-MX" w:eastAsia="zh-CN" w:bidi="hi-IN"/>
+        </w:rPr>
+        <w:t xml:space="preserve">         </w:t>
+      </w:r>
+      <w:r>
+        <w:rPr>
+          <w:rFonts w:eastAsia="NSimSun" w:cs="Arial" w:ascii="Courier New" w:hAnsi="Courier New"/>
+          <w:b/>
+          <w:bCs/>
+          <w:color w:val="000000"/>
+          <w:kern w:val="2"/>
+          <w:sz w:val="16"/>
+          <w:szCs w:val="16"/>
+          <w:lang w:val="es-MX" w:eastAsia="zh-CN" w:bidi="hi-IN"/>
+        </w:rPr>
+        <w:t>"dataValidDateTime": "2019-08-24T14:15:22Z",</w:t>
+      </w:r>
+    </w:p>
+    <w:p>
+      <w:pPr>
+        <w:pStyle w:val="BodyText"/>
+        <w:widowControl/>
+        <w:suppressAutoHyphens w:val="true"/>
+        <w:overflowPunct w:val="false"/>
+        <w:bidi w:val="0"/>
+        <w:spacing w:lineRule="exact" w:line="198" w:before="0" w:after="0"/>
+        <w:ind w:hanging="0" w:start="0" w:end="0"/>
+        <w:jc w:val="start"/>
+        <w:rPr>
+          <w:rFonts w:ascii="Courier New" w:hAnsi="Courier New" w:eastAsia="NSimSun" w:cs="Arial"/>
+          <w:b/>
+          <w:bCs/>
+          <w:color w:val="000000"/>
+          <w:kern w:val="2"/>
+          <w:sz w:val="16"/>
+          <w:szCs w:val="16"/>
+          <w:lang w:val="es-MX" w:eastAsia="zh-CN" w:bidi="hi-IN"/>
+        </w:rPr>
+      </w:pPr>
+      <w:r>
+        <w:rPr>
+          <w:rFonts w:eastAsia="NSimSun" w:cs="Arial" w:ascii="Courier New" w:hAnsi="Courier New"/>
+          <w:b/>
+          <w:bCs/>
+          <w:color w:val="000000"/>
+          <w:kern w:val="2"/>
+          <w:sz w:val="16"/>
+          <w:szCs w:val="16"/>
+          <w:lang w:val="es-MX" w:eastAsia="zh-CN" w:bidi="hi-IN"/>
+        </w:rPr>
+        <w:t xml:space="preserve">         </w:t>
+      </w:r>
+      <w:r>
+        <w:rPr>
+          <w:rFonts w:eastAsia="NSimSun" w:cs="Arial" w:ascii="Courier New" w:hAnsi="Courier New"/>
+          <w:b/>
+          <w:bCs/>
+          <w:color w:val="000000"/>
+          <w:kern w:val="2"/>
+          <w:sz w:val="16"/>
+          <w:szCs w:val="16"/>
+          <w:lang w:val="es-MX" w:eastAsia="zh-CN" w:bidi="hi-IN"/>
+        </w:rPr>
+        <w:t>"tokenAuthorization": {</w:t>
+      </w:r>
+    </w:p>
+    <w:p>
+      <w:pPr>
+        <w:pStyle w:val="BodyText"/>
+        <w:widowControl/>
+        <w:suppressAutoHyphens w:val="true"/>
+        <w:overflowPunct w:val="false"/>
+        <w:bidi w:val="0"/>
+        <w:spacing w:lineRule="exact" w:line="198" w:before="0" w:after="0"/>
+        <w:ind w:hanging="0" w:start="0" w:end="0"/>
+        <w:jc w:val="start"/>
+        <w:rPr>
+          <w:rFonts w:ascii="Courier New" w:hAnsi="Courier New" w:eastAsia="NSimSun" w:cs="Arial"/>
+          <w:b/>
+          <w:bCs/>
+          <w:color w:val="000000"/>
+          <w:kern w:val="2"/>
+          <w:sz w:val="16"/>
+          <w:szCs w:val="16"/>
+          <w:lang w:val="es-MX" w:eastAsia="zh-CN" w:bidi="hi-IN"/>
+        </w:rPr>
+      </w:pPr>
+      <w:r>
+        <w:rPr>
+          <w:rFonts w:eastAsia="NSimSun" w:cs="Arial" w:ascii="Courier New" w:hAnsi="Courier New"/>
+          <w:b/>
+          <w:bCs/>
+          <w:color w:val="000000"/>
+          <w:kern w:val="2"/>
+          <w:sz w:val="16"/>
+          <w:szCs w:val="16"/>
+          <w:lang w:val="es-MX" w:eastAsia="zh-CN" w:bidi="hi-IN"/>
+        </w:rPr>
+        <w:t xml:space="preserve">            </w:t>
+      </w:r>
+      <w:r>
+        <w:rPr>
+          <w:rFonts w:eastAsia="NSimSun" w:cs="Arial" w:ascii="Courier New" w:hAnsi="Courier New"/>
+          <w:b/>
+          <w:bCs/>
+          <w:color w:val="000000"/>
+          <w:kern w:val="2"/>
+          <w:sz w:val="16"/>
+          <w:szCs w:val="16"/>
+          <w:lang w:val="es-MX" w:eastAsia="zh-CN" w:bidi="hi-IN"/>
+        </w:rPr>
+        <w:t>"activationAttempts": 9,</w:t>
+      </w:r>
+    </w:p>
+    <w:p>
+      <w:pPr>
+        <w:pStyle w:val="BodyText"/>
+        <w:widowControl/>
+        <w:suppressAutoHyphens w:val="true"/>
+        <w:overflowPunct w:val="false"/>
+        <w:bidi w:val="0"/>
+        <w:spacing w:lineRule="exact" w:line="198" w:before="0" w:after="0"/>
+        <w:ind w:hanging="0" w:start="0" w:end="0"/>
+        <w:jc w:val="start"/>
+        <w:rPr>
+          <w:rFonts w:ascii="Courier New" w:hAnsi="Courier New" w:eastAsia="NSimSun" w:cs="Arial"/>
+          <w:b/>
+          <w:bCs/>
+          <w:color w:val="000000"/>
+          <w:kern w:val="2"/>
+          <w:sz w:val="16"/>
+          <w:szCs w:val="16"/>
+          <w:lang w:val="es-MX" w:eastAsia="zh-CN" w:bidi="hi-IN"/>
+        </w:rPr>
+      </w:pPr>
+      <w:r>
+        <w:rPr>
+          <w:rFonts w:eastAsia="NSimSun" w:cs="Arial" w:ascii="Courier New" w:hAnsi="Courier New"/>
+          <w:b/>
+          <w:bCs/>
+          <w:color w:val="000000"/>
+          <w:kern w:val="2"/>
+          <w:sz w:val="16"/>
+          <w:szCs w:val="16"/>
+          <w:lang w:val="es-MX" w:eastAsia="zh-CN" w:bidi="hi-IN"/>
+        </w:rPr>
+        <w:t xml:space="preserve">            </w:t>
+      </w:r>
+      <w:r>
+        <w:rPr>
+          <w:rFonts w:eastAsia="NSimSun" w:cs="Arial" w:ascii="Courier New" w:hAnsi="Courier New"/>
+          <w:b/>
+          <w:bCs/>
+          <w:color w:val="000000"/>
+          <w:kern w:val="2"/>
+          <w:sz w:val="16"/>
+          <w:szCs w:val="16"/>
+          <w:lang w:val="es-MX" w:eastAsia="zh-CN" w:bidi="hi-IN"/>
+        </w:rPr>
+        <w:t>"decision": "APPROVED",</w:t>
+      </w:r>
+    </w:p>
+    <w:p>
+      <w:pPr>
+        <w:pStyle w:val="BodyText"/>
+        <w:widowControl/>
+        <w:suppressAutoHyphens w:val="true"/>
+        <w:overflowPunct w:val="false"/>
+        <w:bidi w:val="0"/>
+        <w:spacing w:lineRule="exact" w:line="198" w:before="0" w:after="0"/>
+        <w:ind w:hanging="0" w:start="0" w:end="0"/>
+        <w:jc w:val="start"/>
+        <w:rPr>
+          <w:rFonts w:ascii="Courier New" w:hAnsi="Courier New" w:eastAsia="NSimSun" w:cs="Arial"/>
+          <w:b/>
+          <w:bCs/>
+          <w:color w:val="000000"/>
+          <w:kern w:val="2"/>
+          <w:sz w:val="16"/>
+          <w:szCs w:val="16"/>
+          <w:lang w:val="es-MX" w:eastAsia="zh-CN" w:bidi="hi-IN"/>
+        </w:rPr>
+      </w:pPr>
+      <w:r>
+        <w:rPr>
+          <w:rFonts w:eastAsia="NSimSun" w:cs="Arial" w:ascii="Courier New" w:hAnsi="Courier New"/>
+          <w:b/>
+          <w:bCs/>
+          <w:color w:val="000000"/>
+          <w:kern w:val="2"/>
+          <w:sz w:val="16"/>
+          <w:szCs w:val="16"/>
+          <w:lang w:val="es-MX" w:eastAsia="zh-CN" w:bidi="hi-IN"/>
+        </w:rPr>
+        <w:t xml:space="preserve">            </w:t>
+      </w:r>
+      <w:r>
+        <w:rPr>
+          <w:rFonts w:eastAsia="NSimSun" w:cs="Arial" w:ascii="Courier New" w:hAnsi="Courier New"/>
+          <w:b/>
+          <w:bCs/>
+          <w:color w:val="000000"/>
+          <w:kern w:val="2"/>
+          <w:sz w:val="16"/>
+          <w:szCs w:val="16"/>
+          <w:lang w:val="es-MX" w:eastAsia="zh-CN" w:bidi="hi-IN"/>
+        </w:rPr>
+        <w:t>"decisionMadeBy": "ELIGIBILITY_REQUEST",</w:t>
+      </w:r>
+    </w:p>
+    <w:p>
+      <w:pPr>
+        <w:pStyle w:val="BodyText"/>
+        <w:widowControl/>
+        <w:suppressAutoHyphens w:val="true"/>
+        <w:overflowPunct w:val="false"/>
+        <w:bidi w:val="0"/>
+        <w:spacing w:lineRule="exact" w:line="198" w:before="0" w:after="0"/>
+        <w:ind w:hanging="0" w:start="0" w:end="0"/>
+        <w:jc w:val="start"/>
+        <w:rPr>
+          <w:rFonts w:ascii="Courier New" w:hAnsi="Courier New" w:eastAsia="NSimSun" w:cs="Arial"/>
+          <w:b/>
+          <w:bCs/>
+          <w:color w:val="000000"/>
+          <w:kern w:val="2"/>
+          <w:sz w:val="16"/>
+          <w:szCs w:val="16"/>
+          <w:lang w:val="es-MX" w:eastAsia="zh-CN" w:bidi="hi-IN"/>
+        </w:rPr>
+      </w:pPr>
+      <w:r>
+        <w:rPr>
+          <w:rFonts w:eastAsia="NSimSun" w:cs="Arial" w:ascii="Courier New" w:hAnsi="Courier New"/>
+          <w:b/>
+          <w:bCs/>
+          <w:color w:val="000000"/>
+          <w:kern w:val="2"/>
+          <w:sz w:val="16"/>
+          <w:szCs w:val="16"/>
+          <w:lang w:val="es-MX" w:eastAsia="zh-CN" w:bidi="hi-IN"/>
+        </w:rPr>
+        <w:t xml:space="preserve">            </w:t>
+      </w:r>
+      <w:r>
+        <w:rPr>
+          <w:rFonts w:eastAsia="NSimSun" w:cs="Arial" w:ascii="Courier New" w:hAnsi="Courier New"/>
+          <w:b/>
+          <w:bCs/>
+          <w:color w:val="000000"/>
+          <w:kern w:val="2"/>
+          <w:sz w:val="16"/>
+          <w:szCs w:val="16"/>
+          <w:lang w:val="es-MX" w:eastAsia="zh-CN" w:bidi="hi-IN"/>
+        </w:rPr>
+        <w:t>"tokenAssuranceLevel": "01"</w:t>
+      </w:r>
+    </w:p>
+    <w:p>
+      <w:pPr>
+        <w:pStyle w:val="BodyText"/>
+        <w:widowControl/>
+        <w:suppressAutoHyphens w:val="true"/>
+        <w:overflowPunct w:val="false"/>
+        <w:bidi w:val="0"/>
+        <w:spacing w:lineRule="exact" w:line="198" w:before="0" w:after="0"/>
+        <w:ind w:hanging="0" w:start="0" w:end="0"/>
+        <w:jc w:val="start"/>
+        <w:rPr>
+          <w:rFonts w:ascii="Courier New" w:hAnsi="Courier New" w:eastAsia="NSimSun" w:cs="Arial"/>
+          <w:b/>
+          <w:bCs/>
+          <w:color w:val="000000"/>
+          <w:kern w:val="2"/>
+          <w:sz w:val="16"/>
+          <w:szCs w:val="16"/>
+          <w:lang w:val="es-MX" w:eastAsia="zh-CN" w:bidi="hi-IN"/>
+        </w:rPr>
+      </w:pPr>
+      <w:r>
+        <w:rPr>
+          <w:rFonts w:eastAsia="NSimSun" w:cs="Arial" w:ascii="Courier New" w:hAnsi="Courier New"/>
+          <w:b/>
+          <w:bCs/>
+          <w:color w:val="000000"/>
+          <w:kern w:val="2"/>
+          <w:sz w:val="16"/>
+          <w:szCs w:val="16"/>
+          <w:lang w:val="es-MX" w:eastAsia="zh-CN" w:bidi="hi-IN"/>
+        </w:rPr>
+        <w:t xml:space="preserve">         </w:t>
+      </w:r>
+      <w:r>
+        <w:rPr>
+          <w:rFonts w:eastAsia="NSimSun" w:cs="Arial" w:ascii="Courier New" w:hAnsi="Courier New"/>
+          <w:b/>
+          <w:bCs/>
+          <w:color w:val="000000"/>
+          <w:kern w:val="2"/>
+          <w:sz w:val="16"/>
+          <w:szCs w:val="16"/>
+          <w:lang w:val="es-MX" w:eastAsia="zh-CN" w:bidi="hi-IN"/>
+        </w:rPr>
+        <w:t>},</w:t>
+      </w:r>
+    </w:p>
+    <w:p>
+      <w:pPr>
+        <w:pStyle w:val="BodyText"/>
+        <w:widowControl/>
+        <w:suppressAutoHyphens w:val="true"/>
+        <w:overflowPunct w:val="false"/>
+        <w:bidi w:val="0"/>
+        <w:spacing w:lineRule="exact" w:line="198" w:before="0" w:after="0"/>
+        <w:ind w:hanging="0" w:start="0" w:end="0"/>
+        <w:jc w:val="start"/>
+        <w:rPr>
+          <w:rFonts w:ascii="Courier New" w:hAnsi="Courier New" w:eastAsia="NSimSun" w:cs="Arial"/>
+          <w:b/>
+          <w:bCs/>
+          <w:color w:val="000000"/>
+          <w:kern w:val="2"/>
+          <w:sz w:val="16"/>
+          <w:szCs w:val="16"/>
+          <w:lang w:val="es-MX" w:eastAsia="zh-CN" w:bidi="hi-IN"/>
+        </w:rPr>
+      </w:pPr>
+      <w:r>
+        <w:rPr>
+          <w:rFonts w:eastAsia="NSimSun" w:cs="Arial" w:ascii="Courier New" w:hAnsi="Courier New"/>
+          <w:b/>
+          <w:bCs/>
+          <w:color w:val="000000"/>
+          <w:kern w:val="2"/>
+          <w:sz w:val="16"/>
+          <w:szCs w:val="16"/>
+          <w:lang w:val="es-MX" w:eastAsia="zh-CN" w:bidi="hi-IN"/>
+        </w:rPr>
+        <w:t xml:space="preserve">         </w:t>
+      </w:r>
+      <w:r>
+        <w:rPr>
+          <w:rFonts w:eastAsia="NSimSun" w:cs="Arial" w:ascii="Courier New" w:hAnsi="Courier New"/>
+          <w:b/>
+          <w:bCs/>
+          <w:color w:val="000000"/>
+          <w:kern w:val="2"/>
+          <w:sz w:val="16"/>
+          <w:szCs w:val="16"/>
+          <w:lang w:val="es-MX" w:eastAsia="zh-CN" w:bidi="hi-IN"/>
+        </w:rPr>
+        <w:t>"tokenReferenceId": "TRID-1f0a0d42-3c1d-4a58-a4af-11304b0a9cde",</w:t>
+      </w:r>
+    </w:p>
+    <w:p>
+      <w:pPr>
+        <w:pStyle w:val="BodyText"/>
+        <w:widowControl/>
+        <w:suppressAutoHyphens w:val="true"/>
+        <w:overflowPunct w:val="false"/>
+        <w:bidi w:val="0"/>
+        <w:spacing w:lineRule="exact" w:line="198" w:before="0" w:after="0"/>
+        <w:ind w:hanging="0" w:start="0" w:end="0"/>
+        <w:jc w:val="start"/>
+        <w:rPr>
+          <w:rFonts w:ascii="Courier New" w:hAnsi="Courier New" w:eastAsia="NSimSun" w:cs="Arial"/>
+          <w:b/>
+          <w:bCs/>
+          <w:color w:val="000000"/>
+          <w:kern w:val="2"/>
+          <w:sz w:val="16"/>
+          <w:szCs w:val="16"/>
+          <w:lang w:val="es-MX" w:eastAsia="zh-CN" w:bidi="hi-IN"/>
+        </w:rPr>
+      </w:pPr>
+      <w:r>
+        <w:rPr>
+          <w:rFonts w:eastAsia="NSimSun" w:cs="Arial" w:ascii="Courier New" w:hAnsi="Courier New"/>
+          <w:b/>
+          <w:bCs/>
+          <w:color w:val="000000"/>
+          <w:kern w:val="2"/>
+          <w:sz w:val="16"/>
+          <w:szCs w:val="16"/>
+          <w:lang w:val="es-MX" w:eastAsia="zh-CN" w:bidi="hi-IN"/>
+        </w:rPr>
+        <w:t xml:space="preserve">         </w:t>
+      </w:r>
+      <w:r>
+        <w:rPr>
+          <w:rFonts w:eastAsia="NSimSun" w:cs="Arial" w:ascii="Courier New" w:hAnsi="Courier New"/>
+          <w:b/>
+          <w:bCs/>
+          <w:color w:val="000000"/>
+          <w:kern w:val="2"/>
+          <w:sz w:val="16"/>
+          <w:szCs w:val="16"/>
+          <w:lang w:val="es-MX" w:eastAsia="zh-CN" w:bidi="hi-IN"/>
+        </w:rPr>
+        <w:t>"tokenRequestor": {</w:t>
+      </w:r>
+    </w:p>
+    <w:p>
+      <w:pPr>
+        <w:pStyle w:val="BodyText"/>
+        <w:widowControl/>
+        <w:suppressAutoHyphens w:val="true"/>
+        <w:overflowPunct w:val="false"/>
+        <w:bidi w:val="0"/>
+        <w:spacing w:lineRule="exact" w:line="198" w:before="0" w:after="0"/>
+        <w:ind w:hanging="0" w:start="0" w:end="0"/>
+        <w:jc w:val="start"/>
+        <w:rPr>
+          <w:rFonts w:ascii="Courier New" w:hAnsi="Courier New" w:eastAsia="NSimSun" w:cs="Arial"/>
+          <w:b/>
+          <w:bCs/>
+          <w:color w:val="000000"/>
+          <w:kern w:val="2"/>
+          <w:sz w:val="16"/>
+          <w:szCs w:val="16"/>
+          <w:lang w:val="es-MX" w:eastAsia="zh-CN" w:bidi="hi-IN"/>
+        </w:rPr>
+      </w:pPr>
+      <w:r>
+        <w:rPr>
+          <w:rFonts w:eastAsia="NSimSun" w:cs="Arial" w:ascii="Courier New" w:hAnsi="Courier New"/>
+          <w:b/>
+          <w:bCs/>
+          <w:color w:val="000000"/>
+          <w:kern w:val="2"/>
+          <w:sz w:val="16"/>
+          <w:szCs w:val="16"/>
+          <w:lang w:val="es-MX" w:eastAsia="zh-CN" w:bidi="hi-IN"/>
+        </w:rPr>
+        <w:t xml:space="preserve">            </w:t>
+      </w:r>
+      <w:r>
+        <w:rPr>
+          <w:rFonts w:eastAsia="NSimSun" w:cs="Arial" w:ascii="Courier New" w:hAnsi="Courier New"/>
+          <w:b/>
+          <w:bCs/>
+          <w:color w:val="000000"/>
+          <w:kern w:val="2"/>
+          <w:sz w:val="16"/>
+          <w:szCs w:val="16"/>
+          <w:lang w:val="es-MX" w:eastAsia="zh-CN" w:bidi="hi-IN"/>
+        </w:rPr>
+        <w:t>"tokenRequestorId": "A1B2C3D4E5F"</w:t>
+      </w:r>
+    </w:p>
+    <w:p>
+      <w:pPr>
+        <w:pStyle w:val="BodyText"/>
+        <w:widowControl/>
+        <w:suppressAutoHyphens w:val="true"/>
+        <w:overflowPunct w:val="false"/>
+        <w:bidi w:val="0"/>
+        <w:spacing w:lineRule="exact" w:line="198" w:before="0" w:after="0"/>
+        <w:ind w:hanging="0" w:start="0" w:end="0"/>
+        <w:jc w:val="start"/>
+        <w:rPr>
+          <w:rFonts w:ascii="Courier New" w:hAnsi="Courier New" w:eastAsia="NSimSun" w:cs="Arial"/>
+          <w:b/>
+          <w:bCs/>
+          <w:color w:val="000000"/>
+          <w:kern w:val="2"/>
+          <w:sz w:val="16"/>
+          <w:szCs w:val="16"/>
+          <w:lang w:val="es-MX" w:eastAsia="zh-CN" w:bidi="hi-IN"/>
+        </w:rPr>
+      </w:pPr>
+      <w:r>
+        <w:rPr>
+          <w:rFonts w:eastAsia="NSimSun" w:cs="Arial" w:ascii="Courier New" w:hAnsi="Courier New"/>
+          <w:b/>
+          <w:bCs/>
+          <w:color w:val="000000"/>
+          <w:kern w:val="2"/>
+          <w:sz w:val="16"/>
+          <w:szCs w:val="16"/>
+          <w:lang w:val="es-MX" w:eastAsia="zh-CN" w:bidi="hi-IN"/>
+        </w:rPr>
+        <w:t xml:space="preserve">         </w:t>
+      </w:r>
+      <w:r>
+        <w:rPr>
+          <w:rFonts w:eastAsia="NSimSun" w:cs="Arial" w:ascii="Courier New" w:hAnsi="Courier New"/>
+          <w:b/>
+          <w:bCs/>
+          <w:color w:val="000000"/>
+          <w:kern w:val="2"/>
+          <w:sz w:val="16"/>
+          <w:szCs w:val="16"/>
+          <w:lang w:val="es-MX" w:eastAsia="zh-CN" w:bidi="hi-IN"/>
+        </w:rPr>
+        <w:t>},</w:t>
+      </w:r>
+    </w:p>
+    <w:p>
+      <w:pPr>
+        <w:pStyle w:val="BodyText"/>
+        <w:widowControl/>
+        <w:suppressAutoHyphens w:val="true"/>
+        <w:overflowPunct w:val="false"/>
+        <w:bidi w:val="0"/>
+        <w:spacing w:lineRule="exact" w:line="198" w:before="0" w:after="0"/>
+        <w:ind w:hanging="0" w:start="0" w:end="0"/>
+        <w:jc w:val="start"/>
+        <w:rPr>
+          <w:rFonts w:ascii="Courier New" w:hAnsi="Courier New" w:eastAsia="NSimSun" w:cs="Arial"/>
+          <w:b/>
+          <w:bCs/>
+          <w:color w:val="000000"/>
+          <w:kern w:val="2"/>
+          <w:sz w:val="16"/>
+          <w:szCs w:val="16"/>
+          <w:lang w:val="es-MX" w:eastAsia="zh-CN" w:bidi="hi-IN"/>
+        </w:rPr>
+      </w:pPr>
+      <w:r>
+        <w:rPr>
+          <w:rFonts w:eastAsia="NSimSun" w:cs="Arial" w:ascii="Courier New" w:hAnsi="Courier New"/>
+          <w:b/>
+          <w:bCs/>
+          <w:color w:val="000000"/>
+          <w:kern w:val="2"/>
+          <w:sz w:val="16"/>
+          <w:szCs w:val="16"/>
+          <w:lang w:val="es-MX" w:eastAsia="zh-CN" w:bidi="hi-IN"/>
+        </w:rPr>
+        <w:t xml:space="preserve">         </w:t>
+      </w:r>
+      <w:r>
+        <w:rPr>
+          <w:rFonts w:eastAsia="NSimSun" w:cs="Arial" w:ascii="Courier New" w:hAnsi="Courier New"/>
+          <w:b/>
+          <w:bCs/>
+          <w:color w:val="000000"/>
+          <w:kern w:val="2"/>
+          <w:sz w:val="16"/>
+          <w:szCs w:val="16"/>
+          <w:lang w:val="es-MX" w:eastAsia="zh-CN" w:bidi="hi-IN"/>
+        </w:rPr>
+        <w:t>"tokenStorageLocation": "DEVICE_MEMORY",</w:t>
+      </w:r>
+    </w:p>
+    <w:p>
+      <w:pPr>
+        <w:pStyle w:val="BodyText"/>
+        <w:widowControl/>
+        <w:suppressAutoHyphens w:val="true"/>
+        <w:overflowPunct w:val="false"/>
+        <w:bidi w:val="0"/>
+        <w:spacing w:lineRule="exact" w:line="198" w:before="0" w:after="0"/>
+        <w:ind w:hanging="0" w:start="0" w:end="0"/>
+        <w:jc w:val="start"/>
+        <w:rPr>
+          <w:rFonts w:ascii="Courier New" w:hAnsi="Courier New" w:eastAsia="NSimSun" w:cs="Arial"/>
+          <w:b/>
+          <w:bCs/>
+          <w:color w:val="000000"/>
+          <w:kern w:val="2"/>
+          <w:sz w:val="16"/>
+          <w:szCs w:val="16"/>
+          <w:lang w:val="es-MX" w:eastAsia="zh-CN" w:bidi="hi-IN"/>
+        </w:rPr>
+      </w:pPr>
+      <w:r>
+        <w:rPr>
+          <w:rFonts w:eastAsia="NSimSun" w:cs="Arial" w:ascii="Courier New" w:hAnsi="Courier New"/>
+          <w:b/>
+          <w:bCs/>
+          <w:color w:val="000000"/>
+          <w:kern w:val="2"/>
+          <w:sz w:val="16"/>
+          <w:szCs w:val="16"/>
+          <w:lang w:val="es-MX" w:eastAsia="zh-CN" w:bidi="hi-IN"/>
+        </w:rPr>
+        <w:t xml:space="preserve">         </w:t>
+      </w:r>
+      <w:r>
+        <w:rPr>
+          <w:rFonts w:eastAsia="NSimSun" w:cs="Arial" w:ascii="Courier New" w:hAnsi="Courier New"/>
+          <w:b/>
+          <w:bCs/>
+          <w:color w:val="000000"/>
+          <w:kern w:val="2"/>
+          <w:sz w:val="16"/>
+          <w:szCs w:val="16"/>
+          <w:lang w:val="es-MX" w:eastAsia="zh-CN" w:bidi="hi-IN"/>
+        </w:rPr>
+        <w:t>"tokenServicesRequested": "CARD_DIGITIZATION"</w:t>
+      </w:r>
+    </w:p>
+    <w:p>
+      <w:pPr>
+        <w:pStyle w:val="BodyText"/>
+        <w:widowControl/>
+        <w:suppressAutoHyphens w:val="true"/>
+        <w:overflowPunct w:val="false"/>
+        <w:bidi w:val="0"/>
+        <w:spacing w:lineRule="exact" w:line="198" w:before="0" w:after="0"/>
+        <w:ind w:hanging="0" w:start="0" w:end="0"/>
+        <w:jc w:val="start"/>
+        <w:rPr>
+          <w:rFonts w:ascii="Courier New" w:hAnsi="Courier New" w:eastAsia="NSimSun" w:cs="Arial"/>
+          <w:b/>
+          <w:bCs/>
+          <w:color w:val="000000"/>
+          <w:kern w:val="2"/>
+          <w:sz w:val="16"/>
+          <w:szCs w:val="16"/>
+          <w:lang w:val="es-MX" w:eastAsia="zh-CN" w:bidi="hi-IN"/>
+        </w:rPr>
+      </w:pPr>
+      <w:r>
+        <w:rPr>
+          <w:rFonts w:eastAsia="NSimSun" w:cs="Arial" w:ascii="Courier New" w:hAnsi="Courier New"/>
+          <w:b/>
+          <w:bCs/>
+          <w:color w:val="000000"/>
+          <w:kern w:val="2"/>
+          <w:sz w:val="16"/>
+          <w:szCs w:val="16"/>
+          <w:lang w:val="es-MX" w:eastAsia="zh-CN" w:bidi="hi-IN"/>
+        </w:rPr>
+        <w:t xml:space="preserve">      </w:t>
+      </w:r>
+      <w:r>
+        <w:rPr>
+          <w:rFonts w:eastAsia="NSimSun" w:cs="Arial" w:ascii="Courier New" w:hAnsi="Courier New"/>
+          <w:b/>
+          <w:bCs/>
+          <w:color w:val="000000"/>
+          <w:kern w:val="2"/>
+          <w:sz w:val="16"/>
+          <w:szCs w:val="16"/>
+          <w:lang w:val="es-MX" w:eastAsia="zh-CN" w:bidi="hi-IN"/>
+        </w:rPr>
+        <w:t>}</w:t>
+      </w:r>
+    </w:p>
+    <w:p>
+      <w:pPr>
+        <w:pStyle w:val="BodyText"/>
+        <w:widowControl/>
+        <w:suppressAutoHyphens w:val="true"/>
+        <w:overflowPunct w:val="false"/>
+        <w:bidi w:val="0"/>
+        <w:spacing w:lineRule="exact" w:line="198" w:before="0" w:after="0"/>
+        <w:ind w:hanging="0" w:start="0" w:end="0"/>
+        <w:jc w:val="start"/>
+        <w:rPr>
+          <w:rFonts w:ascii="Courier New" w:hAnsi="Courier New" w:eastAsia="NSimSun" w:cs="Arial"/>
+          <w:b/>
+          <w:bCs/>
+          <w:color w:val="000000"/>
+          <w:kern w:val="2"/>
+          <w:sz w:val="16"/>
+          <w:szCs w:val="16"/>
+          <w:lang w:val="es-MX" w:eastAsia="zh-CN" w:bidi="hi-IN"/>
+        </w:rPr>
+      </w:pPr>
+      <w:r>
+        <w:rPr>
+          <w:rFonts w:eastAsia="NSimSun" w:cs="Arial" w:ascii="Courier New" w:hAnsi="Courier New"/>
+          <w:b/>
+          <w:bCs/>
+          <w:color w:val="000000"/>
+          <w:kern w:val="2"/>
+          <w:sz w:val="16"/>
+          <w:szCs w:val="16"/>
+          <w:lang w:val="es-MX" w:eastAsia="zh-CN" w:bidi="hi-IN"/>
+        </w:rPr>
+        <w:t xml:space="preserve">   </w:t>
+      </w:r>
+      <w:r>
+        <w:rPr>
+          <w:rFonts w:eastAsia="NSimSun" w:cs="Arial" w:ascii="Courier New" w:hAnsi="Courier New"/>
+          <w:b/>
+          <w:bCs/>
+          <w:color w:val="000000"/>
+          <w:kern w:val="2"/>
+          <w:sz w:val="16"/>
+          <w:szCs w:val="16"/>
+          <w:lang w:val="es-MX" w:eastAsia="zh-CN" w:bidi="hi-IN"/>
+        </w:rPr>
+        <w:t>}</w:t>
+      </w:r>
+    </w:p>
+    <w:p>
+      <w:pPr>
+        <w:pStyle w:val="BodyText"/>
+        <w:widowControl/>
+        <w:suppressAutoHyphens w:val="true"/>
+        <w:overflowPunct w:val="false"/>
+        <w:bidi w:val="0"/>
+        <w:spacing w:lineRule="exact" w:line="198" w:before="0" w:after="0"/>
+        <w:ind w:hanging="0" w:start="0" w:end="0"/>
+        <w:jc w:val="start"/>
+        <w:rPr>
+          <w:rFonts w:ascii="Courier New" w:hAnsi="Courier New" w:eastAsia="NSimSun" w:cs="Arial"/>
+          <w:b/>
+          <w:bCs/>
+          <w:color w:val="000000"/>
+          <w:kern w:val="2"/>
+          <w:sz w:val="16"/>
+          <w:szCs w:val="16"/>
+          <w:lang w:val="es-MX" w:eastAsia="zh-CN" w:bidi="hi-IN"/>
+        </w:rPr>
+      </w:pPr>
+      <w:r>
+        <w:rPr>
+          <w:rFonts w:eastAsia="NSimSun" w:cs="Arial" w:ascii="Courier New" w:hAnsi="Courier New"/>
+          <w:b/>
+          <w:bCs/>
+          <w:color w:val="000000"/>
+          <w:kern w:val="2"/>
+          <w:sz w:val="16"/>
+          <w:szCs w:val="16"/>
+          <w:lang w:val="es-MX" w:eastAsia="zh-CN" w:bidi="hi-IN"/>
+        </w:rPr>
+        <w:t>}</w:t>
+      </w:r>
+    </w:p>
+    <w:p>
+      <w:pPr>
+        <w:pStyle w:val="BodyText"/>
+        <w:widowControl/>
+        <w:suppressAutoHyphens w:val="true"/>
+        <w:overflowPunct w:val="false"/>
+        <w:bidi w:val="0"/>
+        <w:spacing w:lineRule="exact" w:line="198" w:before="0" w:after="0"/>
+        <w:ind w:hanging="0" w:start="0" w:end="0"/>
+        <w:jc w:val="start"/>
+        <w:rPr>
+          <w:rStyle w:val="Strong"/>
+          <w:rFonts w:ascii="Courier New" w:hAnsi="Courier New" w:eastAsia="NSimSun" w:cs="Arial"/>
+          <w:b/>
+          <w:bCs/>
+          <w:color w:val="000000"/>
+          <w:kern w:val="2"/>
+          <w:sz w:val="16"/>
+          <w:szCs w:val="16"/>
+          <w:lang w:val="es-MX" w:eastAsia="zh-CN" w:bidi="hi-IN"/>
+        </w:rPr>
+      </w:pPr>
+      <w:r>
+        <w:rPr>
+          <w:rFonts w:eastAsia="NSimSun" w:cs="Arial" w:ascii="Courier New" w:hAnsi="Courier New"/>
+          <w:b/>
+          <w:bCs/>
+          <w:color w:val="000000"/>
+          <w:kern w:val="2"/>
+          <w:sz w:val="16"/>
+          <w:szCs w:val="16"/>
+          <w:lang w:val="es-MX" w:eastAsia="zh-CN" w:bidi="hi-IN"/>
+        </w:rPr>
+      </w:r>
+    </w:p>
+    <w:p>
+      <w:pPr>
+        <w:pStyle w:val="Normal"/>
+        <w:tabs>
+          <w:tab w:val="clear" w:pos="709"/>
+          <w:tab w:val="left" w:pos="0" w:leader="none"/>
+        </w:tabs>
+        <w:jc w:val="both"/>
+        <w:rPr>
+          <w:rStyle w:val="Strong"/>
+          <w:rFonts w:ascii="Calibri" w:hAnsi="Calibri"/>
+          <w:b w:val="false"/>
+          <w:bCs w:val="false"/>
+          <w:color w:val="000000"/>
+          <w:sz w:val="20"/>
+          <w:szCs w:val="20"/>
+          <w:shd w:fill="FFFFFE" w:val="clear"/>
+        </w:rPr>
+      </w:pPr>
+      <w:r>
+        <w:rPr>
+          <w:rFonts w:ascii="Calibri" w:hAnsi="Calibri"/>
+          <w:b w:val="false"/>
+          <w:bCs w:val="false"/>
+          <w:color w:val="000000"/>
+          <w:sz w:val="20"/>
+          <w:szCs w:val="20"/>
+          <w:shd w:fill="FFFFFE" w:val="clear"/>
+        </w:rPr>
+      </w:r>
+    </w:p>
+    <w:p>
+      <w:pPr>
+        <w:pStyle w:val="Normal"/>
+        <w:tabs>
+          <w:tab w:val="clear" w:pos="709"/>
+          <w:tab w:val="left" w:pos="0" w:leader="none"/>
+        </w:tabs>
+        <w:jc w:val="both"/>
+        <w:rPr>
+          <w:rStyle w:val="Strong"/>
+          <w:rFonts w:ascii="Calibri" w:hAnsi="Calibri"/>
+          <w:b w:val="false"/>
+          <w:bCs w:val="false"/>
+          <w:color w:val="000000"/>
+          <w:sz w:val="20"/>
+          <w:szCs w:val="20"/>
+          <w:shd w:fill="FFFFFE" w:val="clear"/>
+        </w:rPr>
+      </w:pPr>
+      <w:r>
+        <w:rPr>
+          <w:rFonts w:ascii="Calibri" w:hAnsi="Calibri"/>
+          <w:b w:val="false"/>
+          <w:bCs w:val="false"/>
+          <w:color w:val="000000"/>
+          <w:sz w:val="20"/>
+          <w:szCs w:val="20"/>
+          <w:shd w:fill="FFFFFE" w:val="clear"/>
+        </w:rPr>
+      </w:r>
+    </w:p>
+    <w:p>
+      <w:pPr>
+        <w:pStyle w:val="Normal"/>
+        <w:ind w:hanging="0" w:start="0" w:end="0"/>
+        <w:jc w:val="center"/>
         <w:rPr/>
+      </w:pPr>
+      <w:r>
+        <w:rPr>
+          <w:rStyle w:val="Strong"/>
+          <w:rFonts w:ascii="Calibri" w:hAnsi="Calibri"/>
+          <w:b/>
+          <w:bCs/>
+          <w:color w:val="0066CC"/>
+          <w:sz w:val="26"/>
+          <w:szCs w:val="26"/>
+        </w:rPr>
+        <w:t>Se adiciona tabla con los campos adicionales que contiene el request para MasterCard así como dudas dentro de las observaciones de los mismos :</w:t>
       </w:r>
     </w:p>
     <w:p>
@@ -1790,47 +5701,11 @@
         </w:rPr>
       </w:pPr>
       <w:r>
-        <w:rPr/>
-      </w:r>
-    </w:p>
-    <w:p>
-      <w:pPr>
-        <w:pStyle w:val="Normal"/>
-        <w:tabs>
-          <w:tab w:val="clear" w:pos="709"/>
-          <w:tab w:val="left" w:pos="0" w:leader="none"/>
-        </w:tabs>
-        <w:ind w:hanging="0" w:start="709" w:end="0"/>
-        <w:jc w:val="both"/>
-        <w:rPr>
-          <w:i w:val="false"/>
+        <w:rPr>
           <w:i w:val="false"/>
           <w:iCs w:val="false"/>
           <w:u w:val="none"/>
         </w:rPr>
-      </w:pPr>
-      <w:r>
-        <w:rPr/>
-      </w:r>
-    </w:p>
-    <w:p>
-      <w:pPr>
-        <w:pStyle w:val="Normal"/>
-        <w:tabs>
-          <w:tab w:val="clear" w:pos="709"/>
-          <w:tab w:val="left" w:pos="0" w:leader="none"/>
-        </w:tabs>
-        <w:ind w:hanging="0" w:start="709" w:end="0"/>
-        <w:jc w:val="both"/>
-        <w:rPr>
-          <w:i w:val="false"/>
-          <w:i w:val="false"/>
-          <w:iCs w:val="false"/>
-          <w:u w:val="none"/>
-        </w:rPr>
-      </w:pPr>
-      <w:r>
-        <w:rPr/>
       </w:r>
     </w:p>
     <w:p>
@@ -3236,8 +7111,8 @@
       <w:tblGrid>
         <w:gridCol w:w="2318"/>
         <w:gridCol w:w="3518"/>
-        <w:gridCol w:w="2664"/>
-        <w:gridCol w:w="1471"/>
+        <w:gridCol w:w="2667"/>
+        <w:gridCol w:w="1468"/>
       </w:tblGrid>
       <w:tr>
         <w:trPr/>
@@ -3317,7 +7192,7 @@
         </w:tc>
         <w:tc>
           <w:tcPr>
-            <w:tcW w:w="2664" w:type="dxa"/>
+            <w:tcW w:w="2667" w:type="dxa"/>
             <w:tcBorders>
               <w:top w:val="single" w:sz="4" w:space="0" w:color="000000"/>
               <w:start w:val="single" w:sz="4" w:space="0" w:color="000000"/>
@@ -3354,7 +7229,7 @@
         </w:tc>
         <w:tc>
           <w:tcPr>
-            <w:tcW w:w="1471" w:type="dxa"/>
+            <w:tcW w:w="1468" w:type="dxa"/>
             <w:tcBorders>
               <w:top w:val="single" w:sz="4" w:space="0" w:color="000000"/>
               <w:start w:val="single" w:sz="4" w:space="0" w:color="000000"/>
@@ -3481,7 +7356,7 @@
         </w:tc>
         <w:tc>
           <w:tcPr>
-            <w:tcW w:w="2664" w:type="dxa"/>
+            <w:tcW w:w="2667" w:type="dxa"/>
             <w:tcBorders>
               <w:start w:val="single" w:sz="4" w:space="0" w:color="000000"/>
               <w:bottom w:val="single" w:sz="4" w:space="0" w:color="000000"/>
@@ -3524,7 +7399,7 @@
         </w:tc>
         <w:tc>
           <w:tcPr>
-            <w:tcW w:w="1471" w:type="dxa"/>
+            <w:tcW w:w="1468" w:type="dxa"/>
             <w:tcBorders>
               <w:start w:val="single" w:sz="4" w:space="0" w:color="000000"/>
               <w:bottom w:val="single" w:sz="4" w:space="0" w:color="000000"/>
@@ -3656,7 +7531,7 @@
         </w:tc>
         <w:tc>
           <w:tcPr>
-            <w:tcW w:w="2664" w:type="dxa"/>
+            <w:tcW w:w="2667" w:type="dxa"/>
             <w:tcBorders>
               <w:start w:val="single" w:sz="4" w:space="0" w:color="000000"/>
               <w:bottom w:val="single" w:sz="4" w:space="0" w:color="000000"/>
@@ -3699,7 +7574,7 @@
         </w:tc>
         <w:tc>
           <w:tcPr>
-            <w:tcW w:w="1471" w:type="dxa"/>
+            <w:tcW w:w="1468" w:type="dxa"/>
             <w:tcBorders>
               <w:start w:val="single" w:sz="4" w:space="0" w:color="000000"/>
               <w:bottom w:val="single" w:sz="4" w:space="0" w:color="000000"/>
@@ -3799,7 +7674,7 @@
               <w:pStyle w:val="BodyText"/>
               <w:widowControl/>
               <w:suppressAutoHyphens w:val="true"/>
-              <w:overflowPunct w:val="true"/>
+              <w:overflowPunct w:val="false"/>
               <w:bidi w:val="0"/>
               <w:spacing w:lineRule="exact" w:line="198" w:before="0" w:after="0"/>
               <w:ind w:hanging="0" w:start="0" w:end="0"/>
@@ -3832,7 +7707,7 @@
         </w:tc>
         <w:tc>
           <w:tcPr>
-            <w:tcW w:w="2664" w:type="dxa"/>
+            <w:tcW w:w="2667" w:type="dxa"/>
             <w:tcBorders>
               <w:start w:val="single" w:sz="4" w:space="0" w:color="000000"/>
               <w:bottom w:val="single" w:sz="4" w:space="0" w:color="000000"/>
@@ -3869,13 +7744,13 @@
                 <w:szCs w:val="16"/>
                 <w:lang w:val="es-MX" w:eastAsia="zh-CN" w:bidi="hi-IN"/>
               </w:rPr>
-              <w:t>¿De donde se obtiene?</w:t>
-            </w:r>
-          </w:p>
-        </w:tc>
-        <w:tc>
-          <w:tcPr>
-            <w:tcW w:w="1471" w:type="dxa"/>
+              <w:t>Idioma</w:t>
+            </w:r>
+          </w:p>
+        </w:tc>
+        <w:tc>
+          <w:tcPr>
+            <w:tcW w:w="1468" w:type="dxa"/>
             <w:tcBorders>
               <w:start w:val="single" w:sz="4" w:space="0" w:color="000000"/>
               <w:bottom w:val="single" w:sz="4" w:space="0" w:color="000000"/>
@@ -4007,7 +7882,7 @@
         </w:tc>
         <w:tc>
           <w:tcPr>
-            <w:tcW w:w="2664" w:type="dxa"/>
+            <w:tcW w:w="2667" w:type="dxa"/>
             <w:tcBorders>
               <w:start w:val="single" w:sz="4" w:space="0" w:color="000000"/>
               <w:bottom w:val="single" w:sz="4" w:space="0" w:color="000000"/>
@@ -4050,7 +7925,7 @@
         </w:tc>
         <w:tc>
           <w:tcPr>
-            <w:tcW w:w="1471" w:type="dxa"/>
+            <w:tcW w:w="1468" w:type="dxa"/>
             <w:tcBorders>
               <w:start w:val="single" w:sz="4" w:space="0" w:color="000000"/>
               <w:bottom w:val="single" w:sz="4" w:space="0" w:color="000000"/>
@@ -4150,7 +8025,7 @@
               <w:pStyle w:val="BodyText"/>
               <w:widowControl/>
               <w:suppressAutoHyphens w:val="true"/>
-              <w:overflowPunct w:val="true"/>
+              <w:overflowPunct w:val="false"/>
               <w:bidi w:val="0"/>
               <w:spacing w:lineRule="exact" w:line="198" w:before="0" w:after="0"/>
               <w:ind w:hanging="0" w:start="0" w:end="0"/>
@@ -4183,7 +8058,7 @@
         </w:tc>
         <w:tc>
           <w:tcPr>
-            <w:tcW w:w="2664" w:type="dxa"/>
+            <w:tcW w:w="2667" w:type="dxa"/>
             <w:tcBorders>
               <w:start w:val="single" w:sz="4" w:space="0" w:color="000000"/>
               <w:bottom w:val="single" w:sz="4" w:space="0" w:color="000000"/>
@@ -4226,7 +8101,7 @@
         </w:tc>
         <w:tc>
           <w:tcPr>
-            <w:tcW w:w="1471" w:type="dxa"/>
+            <w:tcW w:w="1468" w:type="dxa"/>
             <w:tcBorders>
               <w:start w:val="single" w:sz="4" w:space="0" w:color="000000"/>
               <w:bottom w:val="single" w:sz="4" w:space="0" w:color="000000"/>
@@ -4326,7 +8201,7 @@
               <w:pStyle w:val="BodyText"/>
               <w:widowControl/>
               <w:suppressAutoHyphens w:val="true"/>
-              <w:overflowPunct w:val="true"/>
+              <w:overflowPunct w:val="false"/>
               <w:bidi w:val="0"/>
               <w:spacing w:lineRule="exact" w:line="198" w:before="0" w:after="0"/>
               <w:ind w:hanging="0" w:start="0" w:end="0"/>
@@ -4359,18 +8234,18 @@
         </w:tc>
         <w:tc>
           <w:tcPr>
-            <w:tcW w:w="2664" w:type="dxa"/>
-            <w:tcBorders>
-              <w:start w:val="single" w:sz="4" w:space="0" w:color="000000"/>
-              <w:bottom w:val="single" w:sz="4" w:space="0" w:color="000000"/>
-            </w:tcBorders>
-          </w:tcPr>
-          <w:p>
-            <w:pPr>
-              <w:pStyle w:val="BodyText"/>
-              <w:widowControl/>
-              <w:suppressAutoHyphens w:val="true"/>
-              <w:overflowPunct w:val="true"/>
+            <w:tcW w:w="2667" w:type="dxa"/>
+            <w:tcBorders>
+              <w:start w:val="single" w:sz="4" w:space="0" w:color="000000"/>
+              <w:bottom w:val="single" w:sz="4" w:space="0" w:color="000000"/>
+            </w:tcBorders>
+          </w:tcPr>
+          <w:p>
+            <w:pPr>
+              <w:pStyle w:val="BodyText"/>
+              <w:widowControl/>
+              <w:suppressAutoHyphens w:val="true"/>
+              <w:overflowPunct w:val="false"/>
               <w:bidi w:val="0"/>
               <w:spacing w:lineRule="exact" w:line="198" w:before="0" w:after="0"/>
               <w:ind w:hanging="0" w:start="0" w:end="0"/>
@@ -4403,7 +8278,7 @@
         </w:tc>
         <w:tc>
           <w:tcPr>
-            <w:tcW w:w="1471" w:type="dxa"/>
+            <w:tcW w:w="1468" w:type="dxa"/>
             <w:tcBorders>
               <w:start w:val="single" w:sz="4" w:space="0" w:color="000000"/>
               <w:bottom w:val="single" w:sz="4" w:space="0" w:color="000000"/>
@@ -4503,7 +8378,7 @@
               <w:pStyle w:val="BodyText"/>
               <w:widowControl/>
               <w:suppressAutoHyphens w:val="true"/>
-              <w:overflowPunct w:val="true"/>
+              <w:overflowPunct w:val="false"/>
               <w:bidi w:val="0"/>
               <w:spacing w:lineRule="exact" w:line="198" w:before="0" w:after="0"/>
               <w:ind w:hanging="0" w:start="0" w:end="0"/>
@@ -4536,18 +8411,18 @@
         </w:tc>
         <w:tc>
           <w:tcPr>
-            <w:tcW w:w="2664" w:type="dxa"/>
-            <w:tcBorders>
-              <w:start w:val="single" w:sz="4" w:space="0" w:color="000000"/>
-              <w:bottom w:val="single" w:sz="4" w:space="0" w:color="000000"/>
-            </w:tcBorders>
-          </w:tcPr>
-          <w:p>
-            <w:pPr>
-              <w:pStyle w:val="BodyText"/>
-              <w:widowControl/>
-              <w:suppressAutoHyphens w:val="true"/>
-              <w:overflowPunct w:val="true"/>
+            <w:tcW w:w="2667" w:type="dxa"/>
+            <w:tcBorders>
+              <w:start w:val="single" w:sz="4" w:space="0" w:color="000000"/>
+              <w:bottom w:val="single" w:sz="4" w:space="0" w:color="000000"/>
+            </w:tcBorders>
+          </w:tcPr>
+          <w:p>
+            <w:pPr>
+              <w:pStyle w:val="BodyText"/>
+              <w:widowControl/>
+              <w:suppressAutoHyphens w:val="true"/>
+              <w:overflowPunct w:val="false"/>
               <w:bidi w:val="0"/>
               <w:spacing w:lineRule="exact" w:line="198" w:before="0" w:after="0"/>
               <w:ind w:hanging="0" w:start="0" w:end="0"/>
@@ -4580,7 +8455,7 @@
         </w:tc>
         <w:tc>
           <w:tcPr>
-            <w:tcW w:w="1471" w:type="dxa"/>
+            <w:tcW w:w="1468" w:type="dxa"/>
             <w:tcBorders>
               <w:start w:val="single" w:sz="4" w:space="0" w:color="000000"/>
               <w:bottom w:val="single" w:sz="4" w:space="0" w:color="000000"/>
@@ -4712,7 +8587,7 @@
         </w:tc>
         <w:tc>
           <w:tcPr>
-            <w:tcW w:w="2664" w:type="dxa"/>
+            <w:tcW w:w="2667" w:type="dxa"/>
             <w:tcBorders>
               <w:start w:val="single" w:sz="4" w:space="0" w:color="000000"/>
               <w:bottom w:val="single" w:sz="4" w:space="0" w:color="000000"/>
@@ -4755,7 +8630,7 @@
         </w:tc>
         <w:tc>
           <w:tcPr>
-            <w:tcW w:w="1471" w:type="dxa"/>
+            <w:tcW w:w="1468" w:type="dxa"/>
             <w:tcBorders>
               <w:start w:val="single" w:sz="4" w:space="0" w:color="000000"/>
               <w:bottom w:val="single" w:sz="4" w:space="0" w:color="000000"/>
@@ -4887,7 +8762,7 @@
         </w:tc>
         <w:tc>
           <w:tcPr>
-            <w:tcW w:w="2664" w:type="dxa"/>
+            <w:tcW w:w="2667" w:type="dxa"/>
             <w:tcBorders>
               <w:start w:val="single" w:sz="4" w:space="0" w:color="000000"/>
               <w:bottom w:val="single" w:sz="4" w:space="0" w:color="000000"/>
@@ -4930,7 +8805,7 @@
         </w:tc>
         <w:tc>
           <w:tcPr>
-            <w:tcW w:w="1471" w:type="dxa"/>
+            <w:tcW w:w="1468" w:type="dxa"/>
             <w:tcBorders>
               <w:start w:val="single" w:sz="4" w:space="0" w:color="000000"/>
               <w:bottom w:val="single" w:sz="4" w:space="0" w:color="000000"/>
@@ -5062,7 +8937,7 @@
         </w:tc>
         <w:tc>
           <w:tcPr>
-            <w:tcW w:w="2664" w:type="dxa"/>
+            <w:tcW w:w="2667" w:type="dxa"/>
             <w:tcBorders>
               <w:start w:val="single" w:sz="4" w:space="0" w:color="000000"/>
               <w:bottom w:val="single" w:sz="4" w:space="0" w:color="000000"/>
@@ -5105,7 +8980,7 @@
         </w:tc>
         <w:tc>
           <w:tcPr>
-            <w:tcW w:w="1471" w:type="dxa"/>
+            <w:tcW w:w="1468" w:type="dxa"/>
             <w:tcBorders>
               <w:start w:val="single" w:sz="4" w:space="0" w:color="000000"/>
               <w:bottom w:val="single" w:sz="4" w:space="0" w:color="000000"/>
@@ -5237,7 +9112,7 @@
         </w:tc>
         <w:tc>
           <w:tcPr>
-            <w:tcW w:w="2664" w:type="dxa"/>
+            <w:tcW w:w="2667" w:type="dxa"/>
             <w:tcBorders>
               <w:start w:val="single" w:sz="4" w:space="0" w:color="000000"/>
               <w:bottom w:val="single" w:sz="4" w:space="0" w:color="000000"/>
@@ -5280,7 +9155,7 @@
         </w:tc>
         <w:tc>
           <w:tcPr>
-            <w:tcW w:w="1471" w:type="dxa"/>
+            <w:tcW w:w="1468" w:type="dxa"/>
             <w:tcBorders>
               <w:start w:val="single" w:sz="4" w:space="0" w:color="000000"/>
               <w:bottom w:val="single" w:sz="4" w:space="0" w:color="000000"/>
@@ -5412,7 +9287,7 @@
         </w:tc>
         <w:tc>
           <w:tcPr>
-            <w:tcW w:w="2664" w:type="dxa"/>
+            <w:tcW w:w="2667" w:type="dxa"/>
             <w:tcBorders>
               <w:start w:val="single" w:sz="4" w:space="0" w:color="000000"/>
               <w:bottom w:val="single" w:sz="4" w:space="0" w:color="000000"/>
@@ -5455,7 +9330,7 @@
         </w:tc>
         <w:tc>
           <w:tcPr>
-            <w:tcW w:w="1471" w:type="dxa"/>
+            <w:tcW w:w="1468" w:type="dxa"/>
             <w:tcBorders>
               <w:start w:val="single" w:sz="4" w:space="0" w:color="000000"/>
               <w:bottom w:val="single" w:sz="4" w:space="0" w:color="000000"/>
@@ -5587,7 +9462,7 @@
         </w:tc>
         <w:tc>
           <w:tcPr>
-            <w:tcW w:w="2664" w:type="dxa"/>
+            <w:tcW w:w="2667" w:type="dxa"/>
             <w:tcBorders>
               <w:start w:val="single" w:sz="4" w:space="0" w:color="000000"/>
               <w:bottom w:val="single" w:sz="4" w:space="0" w:color="000000"/>
@@ -5630,7 +9505,7 @@
         </w:tc>
         <w:tc>
           <w:tcPr>
-            <w:tcW w:w="1471" w:type="dxa"/>
+            <w:tcW w:w="1468" w:type="dxa"/>
             <w:tcBorders>
               <w:start w:val="single" w:sz="4" w:space="0" w:color="000000"/>
               <w:bottom w:val="single" w:sz="4" w:space="0" w:color="000000"/>
@@ -5762,7 +9637,7 @@
         </w:tc>
         <w:tc>
           <w:tcPr>
-            <w:tcW w:w="2664" w:type="dxa"/>
+            <w:tcW w:w="2667" w:type="dxa"/>
             <w:tcBorders>
               <w:start w:val="single" w:sz="4" w:space="0" w:color="000000"/>
               <w:bottom w:val="single" w:sz="4" w:space="0" w:color="000000"/>
@@ -5805,7 +9680,7 @@
         </w:tc>
         <w:tc>
           <w:tcPr>
-            <w:tcW w:w="1471" w:type="dxa"/>
+            <w:tcW w:w="1468" w:type="dxa"/>
             <w:tcBorders>
               <w:start w:val="single" w:sz="4" w:space="0" w:color="000000"/>
               <w:bottom w:val="single" w:sz="4" w:space="0" w:color="000000"/>
@@ -5937,7 +9812,7 @@
         </w:tc>
         <w:tc>
           <w:tcPr>
-            <w:tcW w:w="2664" w:type="dxa"/>
+            <w:tcW w:w="2667" w:type="dxa"/>
             <w:tcBorders>
               <w:start w:val="single" w:sz="4" w:space="0" w:color="000000"/>
               <w:bottom w:val="single" w:sz="4" w:space="0" w:color="000000"/>
@@ -5980,7 +9855,7 @@
         </w:tc>
         <w:tc>
           <w:tcPr>
-            <w:tcW w:w="1471" w:type="dxa"/>
+            <w:tcW w:w="1468" w:type="dxa"/>
             <w:tcBorders>
               <w:start w:val="single" w:sz="4" w:space="0" w:color="000000"/>
               <w:bottom w:val="single" w:sz="4" w:space="0" w:color="000000"/>
@@ -6143,8 +10018,8 @@
       <w:tblGrid>
         <w:gridCol w:w="2318"/>
         <w:gridCol w:w="3518"/>
-        <w:gridCol w:w="2664"/>
-        <w:gridCol w:w="1471"/>
+        <w:gridCol w:w="2667"/>
+        <w:gridCol w:w="1468"/>
       </w:tblGrid>
       <w:tr>
         <w:trPr/>
@@ -6224,7 +10099,7 @@
         </w:tc>
         <w:tc>
           <w:tcPr>
-            <w:tcW w:w="2664" w:type="dxa"/>
+            <w:tcW w:w="2667" w:type="dxa"/>
             <w:tcBorders>
               <w:top w:val="single" w:sz="4" w:space="0" w:color="000000"/>
               <w:start w:val="single" w:sz="4" w:space="0" w:color="000000"/>
@@ -6261,7 +10136,7 @@
         </w:tc>
         <w:tc>
           <w:tcPr>
-            <w:tcW w:w="1471" w:type="dxa"/>
+            <w:tcW w:w="1468" w:type="dxa"/>
             <w:tcBorders>
               <w:top w:val="single" w:sz="4" w:space="0" w:color="000000"/>
               <w:start w:val="single" w:sz="4" w:space="0" w:color="000000"/>
@@ -6388,7 +10263,7 @@
         </w:tc>
         <w:tc>
           <w:tcPr>
-            <w:tcW w:w="2664" w:type="dxa"/>
+            <w:tcW w:w="2667" w:type="dxa"/>
             <w:tcBorders>
               <w:start w:val="single" w:sz="4" w:space="0" w:color="000000"/>
               <w:bottom w:val="single" w:sz="4" w:space="0" w:color="000000"/>
@@ -6431,7 +10306,7 @@
         </w:tc>
         <w:tc>
           <w:tcPr>
-            <w:tcW w:w="1471" w:type="dxa"/>
+            <w:tcW w:w="1468" w:type="dxa"/>
             <w:tcBorders>
               <w:start w:val="single" w:sz="4" w:space="0" w:color="000000"/>
               <w:bottom w:val="single" w:sz="4" w:space="0" w:color="000000"/>
@@ -6563,7 +10438,7 @@
         </w:tc>
         <w:tc>
           <w:tcPr>
-            <w:tcW w:w="2664" w:type="dxa"/>
+            <w:tcW w:w="2667" w:type="dxa"/>
             <w:tcBorders>
               <w:start w:val="single" w:sz="4" w:space="0" w:color="000000"/>
               <w:bottom w:val="single" w:sz="4" w:space="0" w:color="000000"/>
@@ -6606,7 +10481,7 @@
         </w:tc>
         <w:tc>
           <w:tcPr>
-            <w:tcW w:w="1471" w:type="dxa"/>
+            <w:tcW w:w="1468" w:type="dxa"/>
             <w:tcBorders>
               <w:start w:val="single" w:sz="4" w:space="0" w:color="000000"/>
               <w:bottom w:val="single" w:sz="4" w:space="0" w:color="000000"/>
@@ -6634,7 +10509,16 @@
               </w:rPr>
             </w:pPr>
             <w:r>
-              <w:rPr/>
+              <w:rPr>
+                <w:rFonts w:eastAsia="NSimSun" w:cs="Arial" w:ascii="Courier New" w:hAnsi="Courier New"/>
+                <w:b/>
+                <w:bCs/>
+                <w:color w:val="00AE00"/>
+                <w:kern w:val="2"/>
+                <w:sz w:val="16"/>
+                <w:szCs w:val="16"/>
+                <w:lang w:val="es-MX" w:eastAsia="zh-CN" w:bidi="hi-IN"/>
+              </w:rPr>
             </w:r>
           </w:p>
         </w:tc>
@@ -6723,39 +10607,13 @@
                 <w:szCs w:val="16"/>
                 <w:lang w:val="es-MX" w:eastAsia="zh-CN" w:bidi="hi-IN"/>
               </w:rPr>
-              <w:t>YYYY-MM-DDThh:mm:s</w:t>
-            </w:r>
-            <w:r>
-              <w:rPr>
-                <w:rFonts w:eastAsia="NSimSun" w:cs="Arial" w:ascii="Courier New" w:hAnsi="Courier New"/>
-                <w:b/>
-                <w:bCs/>
-                <w:color w:val="000000"/>
-                <w:kern w:val="2"/>
-                <w:sz w:val="16"/>
-                <w:szCs w:val="16"/>
-                <w:lang w:val="es-MX" w:eastAsia="zh-CN" w:bidi="hi-IN"/>
-              </w:rPr>
-              <w:t>s</w:t>
-            </w:r>
-            <w:r>
-              <w:rPr>
-                <w:rFonts w:eastAsia="NSimSun" w:cs="Arial" w:ascii="Courier New" w:hAnsi="Courier New"/>
-                <w:b/>
-                <w:bCs/>
-                <w:color w:val="000000"/>
-                <w:kern w:val="2"/>
-                <w:sz w:val="16"/>
-                <w:szCs w:val="16"/>
-                <w:lang w:val="es-MX" w:eastAsia="zh-CN" w:bidi="hi-IN"/>
-              </w:rPr>
-              <w:t>Z</w:t>
-            </w:r>
-          </w:p>
-        </w:tc>
-        <w:tc>
-          <w:tcPr>
-            <w:tcW w:w="2664" w:type="dxa"/>
+              <w:t>YYYY-MM-DDThh:mm:ssZ</w:t>
+            </w:r>
+          </w:p>
+        </w:tc>
+        <w:tc>
+          <w:tcPr>
+            <w:tcW w:w="2667" w:type="dxa"/>
             <w:tcBorders>
               <w:start w:val="single" w:sz="4" w:space="0" w:color="000000"/>
               <w:bottom w:val="single" w:sz="4" w:space="0" w:color="000000"/>
@@ -6798,7 +10656,7 @@
         </w:tc>
         <w:tc>
           <w:tcPr>
-            <w:tcW w:w="1471" w:type="dxa"/>
+            <w:tcW w:w="1468" w:type="dxa"/>
             <w:tcBorders>
               <w:start w:val="single" w:sz="4" w:space="0" w:color="000000"/>
               <w:bottom w:val="single" w:sz="4" w:space="0" w:color="000000"/>
@@ -6826,7 +10684,16 @@
               </w:rPr>
             </w:pPr>
             <w:r>
-              <w:rPr/>
+              <w:rPr>
+                <w:rFonts w:eastAsia="NSimSun" w:cs="Arial" w:ascii="Courier New" w:hAnsi="Courier New"/>
+                <w:b/>
+                <w:bCs/>
+                <w:color w:val="0066CC"/>
+                <w:kern w:val="2"/>
+                <w:sz w:val="16"/>
+                <w:szCs w:val="16"/>
+                <w:lang w:val="es-MX" w:eastAsia="zh-CN" w:bidi="hi-IN"/>
+              </w:rPr>
             </w:r>
           </w:p>
         </w:tc>
@@ -6921,18 +10788,18 @@
         </w:tc>
         <w:tc>
           <w:tcPr>
-            <w:tcW w:w="2664" w:type="dxa"/>
-            <w:tcBorders>
-              <w:start w:val="single" w:sz="4" w:space="0" w:color="000000"/>
-              <w:bottom w:val="single" w:sz="4" w:space="0" w:color="000000"/>
-            </w:tcBorders>
-          </w:tcPr>
-          <w:p>
-            <w:pPr>
-              <w:pStyle w:val="BodyText"/>
-              <w:widowControl/>
-              <w:suppressAutoHyphens w:val="true"/>
-              <w:overflowPunct w:val="false"/>
+            <w:tcW w:w="2667" w:type="dxa"/>
+            <w:tcBorders>
+              <w:start w:val="single" w:sz="4" w:space="0" w:color="000000"/>
+              <w:bottom w:val="single" w:sz="4" w:space="0" w:color="000000"/>
+            </w:tcBorders>
+          </w:tcPr>
+          <w:p>
+            <w:pPr>
+              <w:pStyle w:val="BodyText"/>
+              <w:widowControl/>
+              <w:suppressAutoHyphens w:val="true"/>
+              <w:overflowPunct w:val="true"/>
               <w:bidi w:val="0"/>
               <w:spacing w:lineRule="exact" w:line="198" w:before="0" w:after="0"/>
               <w:ind w:hanging="0" w:start="0" w:end="0"/>
@@ -6965,7 +10832,7 @@
         </w:tc>
         <w:tc>
           <w:tcPr>
-            <w:tcW w:w="1471" w:type="dxa"/>
+            <w:tcW w:w="1468" w:type="dxa"/>
             <w:tcBorders>
               <w:start w:val="single" w:sz="4" w:space="0" w:color="000000"/>
               <w:bottom w:val="single" w:sz="4" w:space="0" w:color="000000"/>
@@ -6993,7 +10860,16 @@
               </w:rPr>
             </w:pPr>
             <w:r>
-              <w:rPr/>
+              <w:rPr>
+                <w:rFonts w:eastAsia="NSimSun" w:cs="Arial" w:ascii="Courier New" w:hAnsi="Courier New"/>
+                <w:b/>
+                <w:bCs/>
+                <w:color w:val="00AE00"/>
+                <w:kern w:val="2"/>
+                <w:sz w:val="16"/>
+                <w:szCs w:val="16"/>
+                <w:lang w:val="es-MX" w:eastAsia="zh-CN" w:bidi="hi-IN"/>
+              </w:rPr>
             </w:r>
           </w:p>
         </w:tc>
@@ -7082,39 +10958,13 @@
                 <w:szCs w:val="16"/>
                 <w:lang w:val="es-MX" w:eastAsia="zh-CN" w:bidi="hi-IN"/>
               </w:rPr>
-              <w:t>YYYY-MM-DDThh:mm:s</w:t>
-            </w:r>
-            <w:r>
-              <w:rPr>
-                <w:rFonts w:eastAsia="NSimSun" w:cs="Arial" w:ascii="Courier New" w:hAnsi="Courier New"/>
-                <w:b/>
-                <w:bCs/>
-                <w:color w:val="000000"/>
-                <w:kern w:val="2"/>
-                <w:sz w:val="16"/>
-                <w:szCs w:val="16"/>
-                <w:lang w:val="es-MX" w:eastAsia="zh-CN" w:bidi="hi-IN"/>
-              </w:rPr>
-              <w:t>s</w:t>
-            </w:r>
-            <w:r>
-              <w:rPr>
-                <w:rFonts w:eastAsia="NSimSun" w:cs="Arial" w:ascii="Courier New" w:hAnsi="Courier New"/>
-                <w:b/>
-                <w:bCs/>
-                <w:color w:val="000000"/>
-                <w:kern w:val="2"/>
-                <w:sz w:val="16"/>
-                <w:szCs w:val="16"/>
-                <w:lang w:val="es-MX" w:eastAsia="zh-CN" w:bidi="hi-IN"/>
-              </w:rPr>
-              <w:t>Z</w:t>
-            </w:r>
-          </w:p>
-        </w:tc>
-        <w:tc>
-          <w:tcPr>
-            <w:tcW w:w="2664" w:type="dxa"/>
+              <w:t>YYYY-MM-DDThh:mm:ssZ</w:t>
+            </w:r>
+          </w:p>
+        </w:tc>
+        <w:tc>
+          <w:tcPr>
+            <w:tcW w:w="2667" w:type="dxa"/>
             <w:tcBorders>
               <w:start w:val="single" w:sz="4" w:space="0" w:color="000000"/>
               <w:bottom w:val="single" w:sz="4" w:space="0" w:color="000000"/>
@@ -7157,7 +11007,7 @@
         </w:tc>
         <w:tc>
           <w:tcPr>
-            <w:tcW w:w="1471" w:type="dxa"/>
+            <w:tcW w:w="1468" w:type="dxa"/>
             <w:tcBorders>
               <w:start w:val="single" w:sz="4" w:space="0" w:color="000000"/>
               <w:bottom w:val="single" w:sz="4" w:space="0" w:color="000000"/>
@@ -7185,7 +11035,16 @@
               </w:rPr>
             </w:pPr>
             <w:r>
-              <w:rPr/>
+              <w:rPr>
+                <w:rFonts w:eastAsia="NSimSun" w:cs="Arial" w:ascii="Courier New" w:hAnsi="Courier New"/>
+                <w:b/>
+                <w:bCs/>
+                <w:color w:val="0066CC"/>
+                <w:kern w:val="2"/>
+                <w:sz w:val="16"/>
+                <w:szCs w:val="16"/>
+                <w:lang w:val="es-MX" w:eastAsia="zh-CN" w:bidi="hi-IN"/>
+              </w:rPr>
             </w:r>
           </w:p>
         </w:tc>
@@ -7248,6 +11107,50 @@
               <w:pStyle w:val="BodyText"/>
               <w:widowControl/>
               <w:suppressAutoHyphens w:val="true"/>
+              <w:overflowPunct w:val="false"/>
+              <w:bidi w:val="0"/>
+              <w:spacing w:lineRule="exact" w:line="198" w:before="0" w:after="0"/>
+              <w:ind w:hanging="0" w:start="0" w:end="0"/>
+              <w:jc w:val="start"/>
+              <w:rPr>
+                <w:rFonts w:ascii="Courier New" w:hAnsi="Courier New" w:eastAsia="NSimSun" w:cs="Arial"/>
+                <w:b/>
+                <w:bCs/>
+                <w:color w:val="000000"/>
+                <w:kern w:val="2"/>
+                <w:sz w:val="16"/>
+                <w:szCs w:val="16"/>
+                <w:lang w:val="es-MX" w:eastAsia="zh-CN" w:bidi="hi-IN"/>
+              </w:rPr>
+            </w:pPr>
+            <w:r>
+              <w:rPr>
+                <w:rFonts w:eastAsia="NSimSun" w:cs="Arial" w:ascii="Courier New" w:hAnsi="Courier New"/>
+                <w:b/>
+                <w:bCs/>
+                <w:color w:val="000000"/>
+                <w:kern w:val="2"/>
+                <w:sz w:val="16"/>
+                <w:szCs w:val="16"/>
+                <w:lang w:val="es-MX" w:eastAsia="zh-CN" w:bidi="hi-IN"/>
+              </w:rPr>
+              <w:t>Numero de veces que fue activado el token</w:t>
+            </w:r>
+          </w:p>
+        </w:tc>
+        <w:tc>
+          <w:tcPr>
+            <w:tcW w:w="2667" w:type="dxa"/>
+            <w:tcBorders>
+              <w:start w:val="single" w:sz="4" w:space="0" w:color="000000"/>
+              <w:bottom w:val="single" w:sz="4" w:space="0" w:color="000000"/>
+            </w:tcBorders>
+          </w:tcPr>
+          <w:p>
+            <w:pPr>
+              <w:pStyle w:val="BodyText"/>
+              <w:widowControl/>
+              <w:suppressAutoHyphens w:val="true"/>
               <w:overflowPunct w:val="true"/>
               <w:bidi w:val="0"/>
               <w:spacing w:lineRule="exact" w:line="198" w:before="0" w:after="0"/>
@@ -7257,50 +11160,6 @@
                 <w:rFonts w:ascii="Courier New" w:hAnsi="Courier New" w:eastAsia="NSimSun" w:cs="Arial"/>
                 <w:b/>
                 <w:bCs/>
-                <w:color w:val="000000"/>
-                <w:kern w:val="2"/>
-                <w:sz w:val="16"/>
-                <w:szCs w:val="16"/>
-                <w:lang w:val="es-MX" w:eastAsia="zh-CN" w:bidi="hi-IN"/>
-              </w:rPr>
-            </w:pPr>
-            <w:r>
-              <w:rPr>
-                <w:rFonts w:eastAsia="NSimSun" w:cs="Arial" w:ascii="Courier New" w:hAnsi="Courier New"/>
-                <w:b/>
-                <w:bCs/>
-                <w:color w:val="000000"/>
-                <w:kern w:val="2"/>
-                <w:sz w:val="16"/>
-                <w:szCs w:val="16"/>
-                <w:lang w:val="es-MX" w:eastAsia="zh-CN" w:bidi="hi-IN"/>
-              </w:rPr>
-              <w:t>Numero de veces que fue activado el token</w:t>
-            </w:r>
-          </w:p>
-        </w:tc>
-        <w:tc>
-          <w:tcPr>
-            <w:tcW w:w="2664" w:type="dxa"/>
-            <w:tcBorders>
-              <w:start w:val="single" w:sz="4" w:space="0" w:color="000000"/>
-              <w:bottom w:val="single" w:sz="4" w:space="0" w:color="000000"/>
-            </w:tcBorders>
-          </w:tcPr>
-          <w:p>
-            <w:pPr>
-              <w:pStyle w:val="BodyText"/>
-              <w:widowControl/>
-              <w:suppressAutoHyphens w:val="true"/>
-              <w:overflowPunct w:val="false"/>
-              <w:bidi w:val="0"/>
-              <w:spacing w:lineRule="exact" w:line="198" w:before="0" w:after="0"/>
-              <w:ind w:hanging="0" w:start="0" w:end="0"/>
-              <w:jc w:val="start"/>
-              <w:rPr>
-                <w:rFonts w:ascii="Courier New" w:hAnsi="Courier New" w:eastAsia="NSimSun" w:cs="Arial"/>
-                <w:b/>
-                <w:bCs/>
                 <w:color w:val="FF0000"/>
                 <w:kern w:val="2"/>
                 <w:sz w:val="16"/>
@@ -7326,7 +11185,7 @@
         </w:tc>
         <w:tc>
           <w:tcPr>
-            <w:tcW w:w="1471" w:type="dxa"/>
+            <w:tcW w:w="1468" w:type="dxa"/>
             <w:tcBorders>
               <w:start w:val="single" w:sz="4" w:space="0" w:color="000000"/>
               <w:bottom w:val="single" w:sz="4" w:space="0" w:color="000000"/>
@@ -7354,7 +11213,16 @@
               </w:rPr>
             </w:pPr>
             <w:r>
-              <w:rPr/>
+              <w:rPr>
+                <w:rFonts w:eastAsia="NSimSun" w:cs="Arial" w:ascii="Courier New" w:hAnsi="Courier New"/>
+                <w:b/>
+                <w:bCs/>
+                <w:color w:val="00AE00"/>
+                <w:kern w:val="2"/>
+                <w:sz w:val="16"/>
+                <w:szCs w:val="16"/>
+                <w:lang w:val="es-MX" w:eastAsia="zh-CN" w:bidi="hi-IN"/>
+              </w:rPr>
             </w:r>
           </w:p>
         </w:tc>
@@ -7417,7 +11285,7 @@
               <w:pStyle w:val="BodyText"/>
               <w:widowControl/>
               <w:suppressAutoHyphens w:val="true"/>
-              <w:overflowPunct w:val="true"/>
+              <w:overflowPunct w:val="false"/>
               <w:bidi w:val="0"/>
               <w:spacing w:lineRule="exact" w:line="198" w:before="0" w:after="0"/>
               <w:ind w:hanging="0" w:start="0" w:end="0"/>
@@ -7452,7 +11320,7 @@
               <w:pStyle w:val="BodyText"/>
               <w:widowControl/>
               <w:suppressAutoHyphens w:val="true"/>
-              <w:overflowPunct w:val="true"/>
+              <w:overflowPunct w:val="false"/>
               <w:bidi w:val="0"/>
               <w:spacing w:lineRule="exact" w:line="198" w:before="0" w:after="0"/>
               <w:ind w:hanging="0" w:start="0" w:end="0"/>
@@ -7485,7 +11353,7 @@
         </w:tc>
         <w:tc>
           <w:tcPr>
-            <w:tcW w:w="2664" w:type="dxa"/>
+            <w:tcW w:w="2667" w:type="dxa"/>
             <w:tcBorders>
               <w:start w:val="single" w:sz="4" w:space="0" w:color="000000"/>
               <w:bottom w:val="single" w:sz="4" w:space="0" w:color="000000"/>
@@ -7522,7 +11390,7 @@
         </w:tc>
         <w:tc>
           <w:tcPr>
-            <w:tcW w:w="1471" w:type="dxa"/>
+            <w:tcW w:w="1468" w:type="dxa"/>
             <w:tcBorders>
               <w:start w:val="single" w:sz="4" w:space="0" w:color="000000"/>
               <w:bottom w:val="single" w:sz="4" w:space="0" w:color="000000"/>
@@ -7550,7 +11418,16 @@
               </w:rPr>
             </w:pPr>
             <w:r>
-              <w:rPr/>
+              <w:rPr>
+                <w:rFonts w:eastAsia="NSimSun" w:cs="Arial" w:ascii="Courier New" w:hAnsi="Courier New"/>
+                <w:b/>
+                <w:bCs/>
+                <w:color w:val="00AE00"/>
+                <w:kern w:val="2"/>
+                <w:sz w:val="16"/>
+                <w:szCs w:val="16"/>
+                <w:lang w:val="es-MX" w:eastAsia="zh-CN" w:bidi="hi-IN"/>
+              </w:rPr>
             </w:r>
           </w:p>
         </w:tc>
@@ -7613,7 +11490,7 @@
               <w:pStyle w:val="BodyText"/>
               <w:widowControl/>
               <w:suppressAutoHyphens w:val="true"/>
-              <w:overflowPunct w:val="true"/>
+              <w:overflowPunct w:val="false"/>
               <w:bidi w:val="0"/>
               <w:spacing w:lineRule="exact" w:line="198" w:before="0" w:after="0"/>
               <w:ind w:hanging="0" w:start="0" w:end="0"/>
@@ -7648,7 +11525,7 @@
               <w:pStyle w:val="BodyText"/>
               <w:widowControl/>
               <w:suppressAutoHyphens w:val="true"/>
-              <w:overflowPunct w:val="true"/>
+              <w:overflowPunct w:val="false"/>
               <w:bidi w:val="0"/>
               <w:spacing w:lineRule="exact" w:line="198" w:before="0" w:after="0"/>
               <w:ind w:hanging="0" w:start="0" w:end="0"/>
@@ -7683,7 +11560,7 @@
               <w:pStyle w:val="BodyText"/>
               <w:widowControl/>
               <w:suppressAutoHyphens w:val="true"/>
-              <w:overflowPunct w:val="true"/>
+              <w:overflowPunct w:val="false"/>
               <w:bidi w:val="0"/>
               <w:spacing w:lineRule="exact" w:line="198" w:before="0" w:after="0"/>
               <w:ind w:hanging="0" w:start="0" w:end="0"/>
@@ -7716,7 +11593,7 @@
         </w:tc>
         <w:tc>
           <w:tcPr>
-            <w:tcW w:w="2664" w:type="dxa"/>
+            <w:tcW w:w="2667" w:type="dxa"/>
             <w:tcBorders>
               <w:start w:val="single" w:sz="4" w:space="0" w:color="000000"/>
               <w:bottom w:val="single" w:sz="4" w:space="0" w:color="000000"/>
@@ -7753,7 +11630,7 @@
         </w:tc>
         <w:tc>
           <w:tcPr>
-            <w:tcW w:w="1471" w:type="dxa"/>
+            <w:tcW w:w="1468" w:type="dxa"/>
             <w:tcBorders>
               <w:start w:val="single" w:sz="4" w:space="0" w:color="000000"/>
               <w:bottom w:val="single" w:sz="4" w:space="0" w:color="000000"/>
@@ -7853,6 +11730,50 @@
               <w:pStyle w:val="BodyText"/>
               <w:widowControl/>
               <w:suppressAutoHyphens w:val="true"/>
+              <w:overflowPunct w:val="false"/>
+              <w:bidi w:val="0"/>
+              <w:spacing w:lineRule="exact" w:line="198" w:before="0" w:after="0"/>
+              <w:ind w:hanging="0" w:start="0" w:end="0"/>
+              <w:jc w:val="start"/>
+              <w:rPr>
+                <w:rFonts w:ascii="Courier New" w:hAnsi="Courier New" w:eastAsia="NSimSun" w:cs="Arial"/>
+                <w:b/>
+                <w:bCs/>
+                <w:color w:val="000000"/>
+                <w:kern w:val="2"/>
+                <w:sz w:val="16"/>
+                <w:szCs w:val="16"/>
+                <w:lang w:val="es-MX" w:eastAsia="zh-CN" w:bidi="hi-IN"/>
+              </w:rPr>
+            </w:pPr>
+            <w:r>
+              <w:rPr>
+                <w:rFonts w:eastAsia="NSimSun" w:cs="Arial" w:ascii="Courier New" w:hAnsi="Courier New"/>
+                <w:b/>
+                <w:bCs/>
+                <w:color w:val="000000"/>
+                <w:kern w:val="2"/>
+                <w:sz w:val="16"/>
+                <w:szCs w:val="16"/>
+                <w:lang w:val="es-MX" w:eastAsia="zh-CN" w:bidi="hi-IN"/>
+              </w:rPr>
+              <w:t>^[0-9]{2}$</w:t>
+            </w:r>
+          </w:p>
+        </w:tc>
+        <w:tc>
+          <w:tcPr>
+            <w:tcW w:w="2667" w:type="dxa"/>
+            <w:tcBorders>
+              <w:start w:val="single" w:sz="4" w:space="0" w:color="000000"/>
+              <w:bottom w:val="single" w:sz="4" w:space="0" w:color="000000"/>
+            </w:tcBorders>
+          </w:tcPr>
+          <w:p>
+            <w:pPr>
+              <w:pStyle w:val="BodyText"/>
+              <w:widowControl/>
+              <w:suppressAutoHyphens w:val="true"/>
               <w:overflowPunct w:val="true"/>
               <w:bidi w:val="0"/>
               <w:spacing w:lineRule="exact" w:line="198" w:before="0" w:after="0"/>
@@ -7862,34 +11783,35 @@
                 <w:rFonts w:ascii="Courier New" w:hAnsi="Courier New" w:eastAsia="NSimSun" w:cs="Arial"/>
                 <w:b/>
                 <w:bCs/>
-                <w:color w:val="000000"/>
-                <w:kern w:val="2"/>
-                <w:sz w:val="16"/>
-                <w:szCs w:val="16"/>
-                <w:lang w:val="es-MX" w:eastAsia="zh-CN" w:bidi="hi-IN"/>
-              </w:rPr>
-            </w:pPr>
-            <w:r>
-              <w:rPr>
-                <w:rFonts w:eastAsia="NSimSun" w:cs="Arial" w:ascii="Courier New" w:hAnsi="Courier New"/>
-                <w:b/>
-                <w:bCs/>
-                <w:color w:val="000000"/>
-                <w:kern w:val="2"/>
-                <w:sz w:val="16"/>
-                <w:szCs w:val="16"/>
-                <w:lang w:val="es-MX" w:eastAsia="zh-CN" w:bidi="hi-IN"/>
-              </w:rPr>
-              <w:t>^[0-9]{2}$</w:t>
-            </w:r>
-          </w:p>
-        </w:tc>
-        <w:tc>
-          <w:tcPr>
-            <w:tcW w:w="2664" w:type="dxa"/>
-            <w:tcBorders>
-              <w:start w:val="single" w:sz="4" w:space="0" w:color="000000"/>
-              <w:bottom w:val="single" w:sz="4" w:space="0" w:color="000000"/>
+                <w:color w:val="FF0000"/>
+                <w:kern w:val="2"/>
+                <w:sz w:val="16"/>
+                <w:szCs w:val="16"/>
+                <w:lang w:val="es-MX" w:eastAsia="zh-CN" w:bidi="hi-IN"/>
+              </w:rPr>
+            </w:pPr>
+            <w:r>
+              <w:rPr>
+                <w:rFonts w:eastAsia="NSimSun" w:cs="Arial" w:ascii="Courier New" w:hAnsi="Courier New"/>
+                <w:b/>
+                <w:bCs/>
+                <w:color w:val="FF0000"/>
+                <w:kern w:val="2"/>
+                <w:sz w:val="16"/>
+                <w:szCs w:val="16"/>
+                <w:lang w:val="es-MX" w:eastAsia="zh-CN" w:bidi="hi-IN"/>
+              </w:rPr>
+              <w:t>¿Como se obtiene el valor?</w:t>
+            </w:r>
+          </w:p>
+        </w:tc>
+        <w:tc>
+          <w:tcPr>
+            <w:tcW w:w="1468" w:type="dxa"/>
+            <w:tcBorders>
+              <w:start w:val="single" w:sz="4" w:space="0" w:color="000000"/>
+              <w:bottom w:val="single" w:sz="4" w:space="0" w:color="000000"/>
+              <w:end w:val="single" w:sz="4" w:space="0" w:color="000000"/>
             </w:tcBorders>
           </w:tcPr>
           <w:p>
@@ -7898,51 +11820,6 @@
               <w:widowControl/>
               <w:suppressAutoHyphens w:val="true"/>
               <w:overflowPunct w:val="false"/>
-              <w:bidi w:val="0"/>
-              <w:spacing w:lineRule="exact" w:line="198" w:before="0" w:after="0"/>
-              <w:ind w:hanging="0" w:start="0" w:end="0"/>
-              <w:jc w:val="start"/>
-              <w:rPr>
-                <w:rFonts w:ascii="Courier New" w:hAnsi="Courier New" w:eastAsia="NSimSun" w:cs="Arial"/>
-                <w:b/>
-                <w:bCs/>
-                <w:color w:val="FF0000"/>
-                <w:kern w:val="2"/>
-                <w:sz w:val="16"/>
-                <w:szCs w:val="16"/>
-                <w:lang w:val="es-MX" w:eastAsia="zh-CN" w:bidi="hi-IN"/>
-              </w:rPr>
-            </w:pPr>
-            <w:r>
-              <w:rPr>
-                <w:rFonts w:eastAsia="NSimSun" w:cs="Arial" w:ascii="Courier New" w:hAnsi="Courier New"/>
-                <w:b/>
-                <w:bCs/>
-                <w:color w:val="FF0000"/>
-                <w:kern w:val="2"/>
-                <w:sz w:val="16"/>
-                <w:szCs w:val="16"/>
-                <w:lang w:val="es-MX" w:eastAsia="zh-CN" w:bidi="hi-IN"/>
-              </w:rPr>
-              <w:t>¿Como se obtiene el valor?</w:t>
-            </w:r>
-          </w:p>
-        </w:tc>
-        <w:tc>
-          <w:tcPr>
-            <w:tcW w:w="1471" w:type="dxa"/>
-            <w:tcBorders>
-              <w:start w:val="single" w:sz="4" w:space="0" w:color="000000"/>
-              <w:bottom w:val="single" w:sz="4" w:space="0" w:color="000000"/>
-              <w:end w:val="single" w:sz="4" w:space="0" w:color="000000"/>
-            </w:tcBorders>
-          </w:tcPr>
-          <w:p>
-            <w:pPr>
-              <w:pStyle w:val="BodyText"/>
-              <w:widowControl/>
-              <w:suppressAutoHyphens w:val="true"/>
-              <w:overflowPunct w:val="true"/>
               <w:bidi w:val="0"/>
               <w:spacing w:lineRule="exact" w:line="198" w:before="0" w:after="0"/>
               <w:ind w:hanging="0" w:start="0" w:end="0"/>
@@ -8032,7 +11909,7 @@
               <w:pStyle w:val="BodyText"/>
               <w:widowControl/>
               <w:suppressAutoHyphens w:val="true"/>
-              <w:overflowPunct w:val="true"/>
+              <w:overflowPunct w:val="false"/>
               <w:bidi w:val="0"/>
               <w:spacing w:lineRule="exact" w:line="198" w:before="0" w:after="0"/>
               <w:ind w:hanging="0" w:start="0" w:end="0"/>
@@ -8065,7 +11942,7 @@
         </w:tc>
         <w:tc>
           <w:tcPr>
-            <w:tcW w:w="2664" w:type="dxa"/>
+            <w:tcW w:w="2667" w:type="dxa"/>
             <w:tcBorders>
               <w:start w:val="single" w:sz="4" w:space="0" w:color="000000"/>
               <w:bottom w:val="single" w:sz="4" w:space="0" w:color="000000"/>
@@ -8108,7 +11985,7 @@
         </w:tc>
         <w:tc>
           <w:tcPr>
-            <w:tcW w:w="1471" w:type="dxa"/>
+            <w:tcW w:w="1468" w:type="dxa"/>
             <w:tcBorders>
               <w:start w:val="single" w:sz="4" w:space="0" w:color="000000"/>
               <w:bottom w:val="single" w:sz="4" w:space="0" w:color="000000"/>
@@ -8120,7 +11997,7 @@
               <w:pStyle w:val="BodyText"/>
               <w:widowControl/>
               <w:suppressAutoHyphens w:val="true"/>
-              <w:overflowPunct w:val="true"/>
+              <w:overflowPunct w:val="false"/>
               <w:bidi w:val="0"/>
               <w:spacing w:lineRule="exact" w:line="198" w:before="0" w:after="0"/>
               <w:ind w:hanging="0" w:start="0" w:end="0"/>
@@ -8210,7 +12087,7 @@
               <w:pStyle w:val="BodyText"/>
               <w:widowControl/>
               <w:suppressAutoHyphens w:val="true"/>
-              <w:overflowPunct w:val="true"/>
+              <w:overflowPunct w:val="false"/>
               <w:bidi w:val="0"/>
               <w:spacing w:lineRule="exact" w:line="198" w:before="0" w:after="0"/>
               <w:ind w:hanging="0" w:start="0" w:end="0"/>
@@ -8243,18 +12120,18 @@
         </w:tc>
         <w:tc>
           <w:tcPr>
-            <w:tcW w:w="2664" w:type="dxa"/>
-            <w:tcBorders>
-              <w:start w:val="single" w:sz="4" w:space="0" w:color="000000"/>
-              <w:bottom w:val="single" w:sz="4" w:space="0" w:color="000000"/>
-            </w:tcBorders>
-          </w:tcPr>
-          <w:p>
-            <w:pPr>
-              <w:pStyle w:val="BodyText"/>
-              <w:widowControl/>
-              <w:suppressAutoHyphens w:val="true"/>
-              <w:overflowPunct w:val="true"/>
+            <w:tcW w:w="2667" w:type="dxa"/>
+            <w:tcBorders>
+              <w:start w:val="single" w:sz="4" w:space="0" w:color="000000"/>
+              <w:bottom w:val="single" w:sz="4" w:space="0" w:color="000000"/>
+            </w:tcBorders>
+          </w:tcPr>
+          <w:p>
+            <w:pPr>
+              <w:pStyle w:val="BodyText"/>
+              <w:widowControl/>
+              <w:suppressAutoHyphens w:val="true"/>
+              <w:overflowPunct w:val="false"/>
               <w:bidi w:val="0"/>
               <w:spacing w:lineRule="exact" w:line="198" w:before="0" w:after="0"/>
               <w:ind w:hanging="0" w:start="0" w:end="0"/>
@@ -8287,7 +12164,7 @@
         </w:tc>
         <w:tc>
           <w:tcPr>
-            <w:tcW w:w="1471" w:type="dxa"/>
+            <w:tcW w:w="1468" w:type="dxa"/>
             <w:tcBorders>
               <w:start w:val="single" w:sz="4" w:space="0" w:color="000000"/>
               <w:bottom w:val="single" w:sz="4" w:space="0" w:color="000000"/>
@@ -8299,7 +12176,7 @@
               <w:pStyle w:val="BodyText"/>
               <w:widowControl/>
               <w:suppressAutoHyphens w:val="true"/>
-              <w:overflowPunct w:val="true"/>
+              <w:overflowPunct w:val="false"/>
               <w:bidi w:val="0"/>
               <w:spacing w:lineRule="exact" w:line="198" w:before="0" w:after="0"/>
               <w:ind w:hanging="0" w:start="0" w:end="0"/>
@@ -8326,20 +12203,7 @@
                 <w:szCs w:val="16"/>
                 <w:lang w:val="es-MX" w:eastAsia="zh-CN" w:bidi="hi-IN"/>
               </w:rPr>
-              <w:t>maxLength: </w:t>
-            </w:r>
-            <w:r>
-              <w:rPr>
-                <w:rFonts w:eastAsia="NSimSun" w:cs="Arial" w:ascii="Courier New" w:hAnsi="Courier New"/>
-                <w:b/>
-                <w:bCs/>
-                <w:color w:val="00AE00"/>
-                <w:kern w:val="2"/>
-                <w:sz w:val="16"/>
-                <w:szCs w:val="16"/>
-                <w:lang w:val="es-MX" w:eastAsia="zh-CN" w:bidi="hi-IN"/>
-              </w:rPr>
-              <w:t>11</w:t>
+              <w:t>maxLength: 11</w:t>
             </w:r>
           </w:p>
         </w:tc>
@@ -8604,7 +12468,7 @@
         </w:tc>
         <w:tc>
           <w:tcPr>
-            <w:tcW w:w="2664" w:type="dxa"/>
+            <w:tcW w:w="2667" w:type="dxa"/>
             <w:tcBorders>
               <w:start w:val="single" w:sz="4" w:space="0" w:color="000000"/>
               <w:bottom w:val="single" w:sz="4" w:space="0" w:color="000000"/>
@@ -8641,7 +12505,7 @@
         </w:tc>
         <w:tc>
           <w:tcPr>
-            <w:tcW w:w="1471" w:type="dxa"/>
+            <w:tcW w:w="1468" w:type="dxa"/>
             <w:tcBorders>
               <w:start w:val="single" w:sz="4" w:space="0" w:color="000000"/>
               <w:bottom w:val="single" w:sz="4" w:space="0" w:color="000000"/>
@@ -8653,7 +12517,7 @@
               <w:pStyle w:val="BodyText"/>
               <w:widowControl/>
               <w:suppressAutoHyphens w:val="true"/>
-              <w:overflowPunct w:val="true"/>
+              <w:overflowPunct w:val="false"/>
               <w:bidi w:val="0"/>
               <w:spacing w:lineRule="exact" w:line="198" w:before="0" w:after="0"/>
               <w:ind w:hanging="0" w:start="0" w:end="0"/>
@@ -8742,6 +12606,50 @@
               <w:pStyle w:val="BodyText"/>
               <w:widowControl/>
               <w:suppressAutoHyphens w:val="true"/>
+              <w:overflowPunct w:val="false"/>
+              <w:bidi w:val="0"/>
+              <w:spacing w:lineRule="exact" w:line="198" w:before="0" w:after="0"/>
+              <w:ind w:hanging="0" w:start="0" w:end="0"/>
+              <w:jc w:val="start"/>
+              <w:rPr>
+                <w:rFonts w:ascii="Courier New" w:hAnsi="Courier New" w:eastAsia="NSimSun" w:cs="Arial"/>
+                <w:b/>
+                <w:bCs/>
+                <w:color w:val="000000"/>
+                <w:kern w:val="2"/>
+                <w:sz w:val="16"/>
+                <w:szCs w:val="16"/>
+                <w:lang w:val="es-MX" w:eastAsia="zh-CN" w:bidi="hi-IN"/>
+              </w:rPr>
+            </w:pPr>
+            <w:r>
+              <w:rPr>
+                <w:rFonts w:eastAsia="NSimSun" w:cs="Arial" w:ascii="Courier New" w:hAnsi="Courier New"/>
+                <w:b/>
+                <w:bCs/>
+                <w:color w:val="000000"/>
+                <w:kern w:val="2"/>
+                <w:sz w:val="16"/>
+                <w:szCs w:val="16"/>
+                <w:lang w:val="es-MX" w:eastAsia="zh-CN" w:bidi="hi-IN"/>
+              </w:rPr>
+              <w:t>Tipo de Token</w:t>
+            </w:r>
+          </w:p>
+        </w:tc>
+        <w:tc>
+          <w:tcPr>
+            <w:tcW w:w="2667" w:type="dxa"/>
+            <w:tcBorders>
+              <w:start w:val="single" w:sz="4" w:space="0" w:color="000000"/>
+              <w:bottom w:val="single" w:sz="4" w:space="0" w:color="000000"/>
+            </w:tcBorders>
+          </w:tcPr>
+          <w:p>
+            <w:pPr>
+              <w:pStyle w:val="BodyText"/>
+              <w:widowControl/>
+              <w:suppressAutoHyphens w:val="true"/>
               <w:overflowPunct w:val="true"/>
               <w:bidi w:val="0"/>
               <w:spacing w:lineRule="exact" w:line="198" w:before="0" w:after="0"/>
@@ -8751,34 +12659,35 @@
                 <w:rFonts w:ascii="Courier New" w:hAnsi="Courier New" w:eastAsia="NSimSun" w:cs="Arial"/>
                 <w:b/>
                 <w:bCs/>
-                <w:color w:val="000000"/>
-                <w:kern w:val="2"/>
-                <w:sz w:val="16"/>
-                <w:szCs w:val="16"/>
-                <w:lang w:val="es-MX" w:eastAsia="zh-CN" w:bidi="hi-IN"/>
-              </w:rPr>
-            </w:pPr>
-            <w:r>
-              <w:rPr>
-                <w:rFonts w:eastAsia="NSimSun" w:cs="Arial" w:ascii="Courier New" w:hAnsi="Courier New"/>
-                <w:b/>
-                <w:bCs/>
-                <w:color w:val="000000"/>
-                <w:kern w:val="2"/>
-                <w:sz w:val="16"/>
-                <w:szCs w:val="16"/>
-                <w:lang w:val="es-MX" w:eastAsia="zh-CN" w:bidi="hi-IN"/>
-              </w:rPr>
-              <w:t>Tipo de Token</w:t>
-            </w:r>
-          </w:p>
-        </w:tc>
-        <w:tc>
-          <w:tcPr>
-            <w:tcW w:w="2664" w:type="dxa"/>
-            <w:tcBorders>
-              <w:start w:val="single" w:sz="4" w:space="0" w:color="000000"/>
-              <w:bottom w:val="single" w:sz="4" w:space="0" w:color="000000"/>
+                <w:color w:val="FF0000"/>
+                <w:kern w:val="2"/>
+                <w:sz w:val="16"/>
+                <w:szCs w:val="16"/>
+                <w:lang w:val="es-MX" w:eastAsia="zh-CN" w:bidi="hi-IN"/>
+              </w:rPr>
+            </w:pPr>
+            <w:r>
+              <w:rPr>
+                <w:rFonts w:eastAsia="NSimSun" w:cs="Arial" w:ascii="Courier New" w:hAnsi="Courier New"/>
+                <w:b/>
+                <w:bCs/>
+                <w:color w:val="FF0000"/>
+                <w:kern w:val="2"/>
+                <w:sz w:val="16"/>
+                <w:szCs w:val="16"/>
+                <w:lang w:val="es-MX" w:eastAsia="zh-CN" w:bidi="hi-IN"/>
+              </w:rPr>
+              <w:t>¿Como se obtiene el valor?</w:t>
+            </w:r>
+          </w:p>
+        </w:tc>
+        <w:tc>
+          <w:tcPr>
+            <w:tcW w:w="1468" w:type="dxa"/>
+            <w:tcBorders>
+              <w:start w:val="single" w:sz="4" w:space="0" w:color="000000"/>
+              <w:bottom w:val="single" w:sz="4" w:space="0" w:color="000000"/>
+              <w:end w:val="single" w:sz="4" w:space="0" w:color="000000"/>
             </w:tcBorders>
           </w:tcPr>
           <w:p>
@@ -8787,51 +12696,6 @@
               <w:widowControl/>
               <w:suppressAutoHyphens w:val="true"/>
               <w:overflowPunct w:val="false"/>
-              <w:bidi w:val="0"/>
-              <w:spacing w:lineRule="exact" w:line="198" w:before="0" w:after="0"/>
-              <w:ind w:hanging="0" w:start="0" w:end="0"/>
-              <w:jc w:val="start"/>
-              <w:rPr>
-                <w:rFonts w:ascii="Courier New" w:hAnsi="Courier New" w:eastAsia="NSimSun" w:cs="Arial"/>
-                <w:b/>
-                <w:bCs/>
-                <w:color w:val="FF0000"/>
-                <w:kern w:val="2"/>
-                <w:sz w:val="16"/>
-                <w:szCs w:val="16"/>
-                <w:lang w:val="es-MX" w:eastAsia="zh-CN" w:bidi="hi-IN"/>
-              </w:rPr>
-            </w:pPr>
-            <w:r>
-              <w:rPr>
-                <w:rFonts w:eastAsia="NSimSun" w:cs="Arial" w:ascii="Courier New" w:hAnsi="Courier New"/>
-                <w:b/>
-                <w:bCs/>
-                <w:color w:val="FF0000"/>
-                <w:kern w:val="2"/>
-                <w:sz w:val="16"/>
-                <w:szCs w:val="16"/>
-                <w:lang w:val="es-MX" w:eastAsia="zh-CN" w:bidi="hi-IN"/>
-              </w:rPr>
-              <w:t>¿Como se obtiene el valor?</w:t>
-            </w:r>
-          </w:p>
-        </w:tc>
-        <w:tc>
-          <w:tcPr>
-            <w:tcW w:w="1471" w:type="dxa"/>
-            <w:tcBorders>
-              <w:start w:val="single" w:sz="4" w:space="0" w:color="000000"/>
-              <w:bottom w:val="single" w:sz="4" w:space="0" w:color="000000"/>
-              <w:end w:val="single" w:sz="4" w:space="0" w:color="000000"/>
-            </w:tcBorders>
-          </w:tcPr>
-          <w:p>
-            <w:pPr>
-              <w:pStyle w:val="BodyText"/>
-              <w:widowControl/>
-              <w:suppressAutoHyphens w:val="true"/>
-              <w:overflowPunct w:val="true"/>
               <w:bidi w:val="0"/>
               <w:spacing w:lineRule="exact" w:line="198" w:before="0" w:after="0"/>
               <w:ind w:hanging="0" w:start="0" w:end="0"/>
@@ -9193,7 +13057,7 @@
     <w:pPr>
       <w:widowControl/>
       <w:suppressAutoHyphens w:val="true"/>
-      <w:overflowPunct w:val="true"/>
+      <w:overflowPunct w:val="false"/>
       <w:bidi w:val="0"/>
       <w:spacing w:before="0" w:after="0"/>
       <w:jc w:val="start"/>

--- a/NUEVO FISERV/LifeCycleNotification/Análisis Bajo Nivel - LifeCycleNotification.docx
+++ b/NUEVO FISERV/LifeCycleNotification/Análisis Bajo Nivel - LifeCycleNotification.docx
@@ -21,18 +21,7 @@
           <w:sz w:val="26"/>
           <w:szCs w:val="26"/>
         </w:rPr>
-        <w:t xml:space="preserve">Análisis de Bajo Nivel - LifeCycleNotification </w:t>
-      </w:r>
-      <w:r>
-        <w:rPr>
-          <w:rFonts w:ascii="Calibri" w:hAnsi="Calibri"/>
-          <w:b/>
-          <w:bCs/>
-          <w:color w:val="0066CC"/>
-          <w:sz w:val="26"/>
-          <w:szCs w:val="26"/>
-        </w:rPr>
-        <w:t>vs Update Provisioning</w:t>
+        <w:t>Análisis Bajo Nivel - LifeCycleNotification vs Update Provisioning</w:t>
       </w:r>
     </w:p>
     <w:p>
@@ -46,7 +35,9 @@
         </w:rPr>
       </w:pPr>
       <w:r>
-        <w:rPr/>
+        <w:rPr>
+          <w:color w:val="0066CC"/>
+        </w:rPr>
       </w:r>
     </w:p>
     <w:p>
@@ -792,7 +783,7 @@
         <w:pStyle w:val="BodyText"/>
         <w:widowControl/>
         <w:suppressAutoHyphens w:val="true"/>
-        <w:overflowPunct w:val="false"/>
+        <w:overflowPunct w:val="true"/>
         <w:bidi w:val="0"/>
         <w:spacing w:lineRule="exact" w:line="198" w:before="0" w:after="0"/>
         <w:ind w:hanging="0" w:start="0" w:end="0"/>
@@ -827,7 +818,7 @@
         <w:pStyle w:val="BodyText"/>
         <w:widowControl/>
         <w:suppressAutoHyphens w:val="true"/>
-        <w:overflowPunct w:val="false"/>
+        <w:overflowPunct w:val="true"/>
         <w:bidi w:val="0"/>
         <w:spacing w:lineRule="exact" w:line="198" w:before="0" w:after="0"/>
         <w:ind w:hanging="0" w:start="0" w:end="0"/>
@@ -875,7 +866,7 @@
         <w:pStyle w:val="BodyText"/>
         <w:widowControl/>
         <w:suppressAutoHyphens w:val="true"/>
-        <w:overflowPunct w:val="false"/>
+        <w:overflowPunct w:val="true"/>
         <w:bidi w:val="0"/>
         <w:spacing w:lineRule="exact" w:line="198" w:before="0" w:after="0"/>
         <w:ind w:hanging="0" w:start="0" w:end="0"/>
@@ -923,7 +914,7 @@
         <w:pStyle w:val="BodyText"/>
         <w:widowControl/>
         <w:suppressAutoHyphens w:val="true"/>
-        <w:overflowPunct w:val="false"/>
+        <w:overflowPunct w:val="true"/>
         <w:bidi w:val="0"/>
         <w:spacing w:lineRule="exact" w:line="198" w:before="0" w:after="0"/>
         <w:ind w:hanging="0" w:start="0" w:end="0"/>
@@ -971,7 +962,7 @@
         <w:pStyle w:val="BodyText"/>
         <w:widowControl/>
         <w:suppressAutoHyphens w:val="true"/>
-        <w:overflowPunct w:val="false"/>
+        <w:overflowPunct w:val="true"/>
         <w:bidi w:val="0"/>
         <w:spacing w:lineRule="exact" w:line="198" w:before="0" w:after="0"/>
         <w:ind w:hanging="0" w:start="0" w:end="0"/>
@@ -1019,7 +1010,7 @@
         <w:pStyle w:val="BodyText"/>
         <w:widowControl/>
         <w:suppressAutoHyphens w:val="true"/>
-        <w:overflowPunct w:val="false"/>
+        <w:overflowPunct w:val="true"/>
         <w:bidi w:val="0"/>
         <w:spacing w:lineRule="exact" w:line="198" w:before="0" w:after="0"/>
         <w:ind w:hanging="0" w:start="0" w:end="0"/>
@@ -1067,7 +1058,7 @@
         <w:pStyle w:val="BodyText"/>
         <w:widowControl/>
         <w:suppressAutoHyphens w:val="true"/>
-        <w:overflowPunct w:val="false"/>
+        <w:overflowPunct w:val="true"/>
         <w:bidi w:val="0"/>
         <w:spacing w:lineRule="exact" w:line="198" w:before="0" w:after="0"/>
         <w:ind w:hanging="0" w:start="0" w:end="0"/>
@@ -1115,7 +1106,7 @@
         <w:pStyle w:val="BodyText"/>
         <w:widowControl/>
         <w:suppressAutoHyphens w:val="true"/>
-        <w:overflowPunct w:val="false"/>
+        <w:overflowPunct w:val="true"/>
         <w:bidi w:val="0"/>
         <w:spacing w:lineRule="exact" w:line="198" w:before="0" w:after="0"/>
         <w:ind w:hanging="0" w:start="0" w:end="0"/>
@@ -1163,7 +1154,7 @@
         <w:pStyle w:val="BodyText"/>
         <w:widowControl/>
         <w:suppressAutoHyphens w:val="true"/>
-        <w:overflowPunct w:val="false"/>
+        <w:overflowPunct w:val="true"/>
         <w:bidi w:val="0"/>
         <w:spacing w:lineRule="exact" w:line="198" w:before="0" w:after="0"/>
         <w:ind w:hanging="0" w:start="0" w:end="0"/>
@@ -1211,7 +1202,7 @@
         <w:pStyle w:val="BodyText"/>
         <w:widowControl/>
         <w:suppressAutoHyphens w:val="true"/>
-        <w:overflowPunct w:val="false"/>
+        <w:overflowPunct w:val="true"/>
         <w:bidi w:val="0"/>
         <w:spacing w:lineRule="exact" w:line="198" w:before="0" w:after="0"/>
         <w:ind w:hanging="0" w:start="0" w:end="0"/>
@@ -1259,7 +1250,7 @@
         <w:pStyle w:val="BodyText"/>
         <w:widowControl/>
         <w:suppressAutoHyphens w:val="true"/>
-        <w:overflowPunct w:val="false"/>
+        <w:overflowPunct w:val="true"/>
         <w:bidi w:val="0"/>
         <w:spacing w:lineRule="exact" w:line="198" w:before="0" w:after="0"/>
         <w:ind w:hanging="0" w:start="0" w:end="0"/>
@@ -1307,7 +1298,7 @@
         <w:pStyle w:val="BodyText"/>
         <w:widowControl/>
         <w:suppressAutoHyphens w:val="true"/>
-        <w:overflowPunct w:val="false"/>
+        <w:overflowPunct w:val="true"/>
         <w:bidi w:val="0"/>
         <w:spacing w:lineRule="exact" w:line="198" w:before="0" w:after="0"/>
         <w:ind w:hanging="0" w:start="0" w:end="0"/>
@@ -1355,7 +1346,7 @@
         <w:pStyle w:val="BodyText"/>
         <w:widowControl/>
         <w:suppressAutoHyphens w:val="true"/>
-        <w:overflowPunct w:val="false"/>
+        <w:overflowPunct w:val="true"/>
         <w:bidi w:val="0"/>
         <w:spacing w:lineRule="exact" w:line="198" w:before="0" w:after="0"/>
         <w:ind w:hanging="0" w:start="0" w:end="0"/>
@@ -1403,7 +1394,7 @@
         <w:pStyle w:val="BodyText"/>
         <w:widowControl/>
         <w:suppressAutoHyphens w:val="true"/>
-        <w:overflowPunct w:val="false"/>
+        <w:overflowPunct w:val="true"/>
         <w:bidi w:val="0"/>
         <w:spacing w:lineRule="exact" w:line="198" w:before="0" w:after="0"/>
         <w:ind w:hanging="0" w:start="0" w:end="0"/>
@@ -1451,7 +1442,7 @@
         <w:pStyle w:val="BodyText"/>
         <w:widowControl/>
         <w:suppressAutoHyphens w:val="true"/>
-        <w:overflowPunct w:val="false"/>
+        <w:overflowPunct w:val="true"/>
         <w:bidi w:val="0"/>
         <w:spacing w:lineRule="exact" w:line="198" w:before="0" w:after="0"/>
         <w:ind w:hanging="0" w:start="0" w:end="0"/>
@@ -1499,7 +1490,7 @@
         <w:pStyle w:val="BodyText"/>
         <w:widowControl/>
         <w:suppressAutoHyphens w:val="true"/>
-        <w:overflowPunct w:val="false"/>
+        <w:overflowPunct w:val="true"/>
         <w:bidi w:val="0"/>
         <w:spacing w:lineRule="exact" w:line="198" w:before="0" w:after="0"/>
         <w:ind w:hanging="0" w:start="0" w:end="0"/>
@@ -1547,7 +1538,7 @@
         <w:pStyle w:val="BodyText"/>
         <w:widowControl/>
         <w:suppressAutoHyphens w:val="true"/>
-        <w:overflowPunct w:val="false"/>
+        <w:overflowPunct w:val="true"/>
         <w:bidi w:val="0"/>
         <w:spacing w:lineRule="exact" w:line="198" w:before="0" w:after="0"/>
         <w:ind w:hanging="0" w:start="0" w:end="0"/>
@@ -1595,7 +1586,7 @@
         <w:pStyle w:val="BodyText"/>
         <w:widowControl/>
         <w:suppressAutoHyphens w:val="true"/>
-        <w:overflowPunct w:val="false"/>
+        <w:overflowPunct w:val="true"/>
         <w:bidi w:val="0"/>
         <w:spacing w:lineRule="exact" w:line="198" w:before="0" w:after="0"/>
         <w:ind w:hanging="0" w:start="0" w:end="0"/>
@@ -1643,7 +1634,7 @@
         <w:pStyle w:val="BodyText"/>
         <w:widowControl/>
         <w:suppressAutoHyphens w:val="true"/>
-        <w:overflowPunct w:val="false"/>
+        <w:overflowPunct w:val="true"/>
         <w:bidi w:val="0"/>
         <w:spacing w:lineRule="exact" w:line="198" w:before="0" w:after="0"/>
         <w:ind w:hanging="0" w:start="0" w:end="0"/>
@@ -1691,7 +1682,7 @@
         <w:pStyle w:val="BodyText"/>
         <w:widowControl/>
         <w:suppressAutoHyphens w:val="true"/>
-        <w:overflowPunct w:val="false"/>
+        <w:overflowPunct w:val="true"/>
         <w:bidi w:val="0"/>
         <w:spacing w:lineRule="exact" w:line="198" w:before="0" w:after="0"/>
         <w:ind w:hanging="0" w:start="0" w:end="0"/>
@@ -1739,7 +1730,7 @@
         <w:pStyle w:val="BodyText"/>
         <w:widowControl/>
         <w:suppressAutoHyphens w:val="true"/>
-        <w:overflowPunct w:val="false"/>
+        <w:overflowPunct w:val="true"/>
         <w:bidi w:val="0"/>
         <w:spacing w:lineRule="exact" w:line="198" w:before="0" w:after="0"/>
         <w:ind w:hanging="0" w:start="0" w:end="0"/>
@@ -1787,7 +1778,7 @@
         <w:pStyle w:val="BodyText"/>
         <w:widowControl/>
         <w:suppressAutoHyphens w:val="true"/>
-        <w:overflowPunct w:val="false"/>
+        <w:overflowPunct w:val="true"/>
         <w:bidi w:val="0"/>
         <w:spacing w:lineRule="exact" w:line="198" w:before="0" w:after="0"/>
         <w:ind w:hanging="0" w:start="0" w:end="0"/>
@@ -1835,7 +1826,7 @@
         <w:pStyle w:val="BodyText"/>
         <w:widowControl/>
         <w:suppressAutoHyphens w:val="true"/>
-        <w:overflowPunct w:val="false"/>
+        <w:overflowPunct w:val="true"/>
         <w:bidi w:val="0"/>
         <w:spacing w:lineRule="exact" w:line="198" w:before="0" w:after="0"/>
         <w:ind w:hanging="0" w:start="0" w:end="0"/>
@@ -1883,7 +1874,7 @@
         <w:pStyle w:val="BodyText"/>
         <w:widowControl/>
         <w:suppressAutoHyphens w:val="true"/>
-        <w:overflowPunct w:val="false"/>
+        <w:overflowPunct w:val="true"/>
         <w:bidi w:val="0"/>
         <w:spacing w:lineRule="exact" w:line="198" w:before="0" w:after="0"/>
         <w:ind w:hanging="0" w:start="0" w:end="0"/>
@@ -1931,7 +1922,7 @@
         <w:pStyle w:val="BodyText"/>
         <w:widowControl/>
         <w:suppressAutoHyphens w:val="true"/>
-        <w:overflowPunct w:val="false"/>
+        <w:overflowPunct w:val="true"/>
         <w:bidi w:val="0"/>
         <w:spacing w:lineRule="exact" w:line="198" w:before="0" w:after="0"/>
         <w:ind w:hanging="0" w:start="0" w:end="0"/>
@@ -1979,7 +1970,7 @@
         <w:pStyle w:val="BodyText"/>
         <w:widowControl/>
         <w:suppressAutoHyphens w:val="true"/>
-        <w:overflowPunct w:val="false"/>
+        <w:overflowPunct w:val="true"/>
         <w:bidi w:val="0"/>
         <w:spacing w:lineRule="exact" w:line="198" w:before="0" w:after="0"/>
         <w:ind w:hanging="0" w:start="0" w:end="0"/>
@@ -2027,7 +2018,7 @@
         <w:pStyle w:val="BodyText"/>
         <w:widowControl/>
         <w:suppressAutoHyphens w:val="true"/>
-        <w:overflowPunct w:val="false"/>
+        <w:overflowPunct w:val="true"/>
         <w:bidi w:val="0"/>
         <w:spacing w:lineRule="exact" w:line="198" w:before="0" w:after="0"/>
         <w:ind w:hanging="0" w:start="0" w:end="0"/>
@@ -2075,7 +2066,7 @@
         <w:pStyle w:val="BodyText"/>
         <w:widowControl/>
         <w:suppressAutoHyphens w:val="true"/>
-        <w:overflowPunct w:val="false"/>
+        <w:overflowPunct w:val="true"/>
         <w:bidi w:val="0"/>
         <w:spacing w:lineRule="exact" w:line="198" w:before="0" w:after="0"/>
         <w:ind w:hanging="0" w:start="0" w:end="0"/>
@@ -2123,7 +2114,7 @@
         <w:pStyle w:val="BodyText"/>
         <w:widowControl/>
         <w:suppressAutoHyphens w:val="true"/>
-        <w:overflowPunct w:val="false"/>
+        <w:overflowPunct w:val="true"/>
         <w:bidi w:val="0"/>
         <w:spacing w:lineRule="exact" w:line="198" w:before="0" w:after="0"/>
         <w:ind w:hanging="0" w:start="0" w:end="0"/>
@@ -2171,7 +2162,7 @@
         <w:pStyle w:val="BodyText"/>
         <w:widowControl/>
         <w:suppressAutoHyphens w:val="true"/>
-        <w:overflowPunct w:val="false"/>
+        <w:overflowPunct w:val="true"/>
         <w:bidi w:val="0"/>
         <w:spacing w:lineRule="exact" w:line="198" w:before="0" w:after="0"/>
         <w:ind w:hanging="0" w:start="0" w:end="0"/>
@@ -2219,7 +2210,7 @@
         <w:pStyle w:val="BodyText"/>
         <w:widowControl/>
         <w:suppressAutoHyphens w:val="true"/>
-        <w:overflowPunct w:val="false"/>
+        <w:overflowPunct w:val="true"/>
         <w:bidi w:val="0"/>
         <w:spacing w:lineRule="exact" w:line="198" w:before="0" w:after="0"/>
         <w:ind w:hanging="0" w:start="0" w:end="0"/>
@@ -2267,7 +2258,7 @@
         <w:pStyle w:val="BodyText"/>
         <w:widowControl/>
         <w:suppressAutoHyphens w:val="true"/>
-        <w:overflowPunct w:val="false"/>
+        <w:overflowPunct w:val="true"/>
         <w:bidi w:val="0"/>
         <w:spacing w:lineRule="exact" w:line="198" w:before="0" w:after="0"/>
         <w:ind w:hanging="0" w:start="0" w:end="0"/>
@@ -2315,7 +2306,7 @@
         <w:pStyle w:val="BodyText"/>
         <w:widowControl/>
         <w:suppressAutoHyphens w:val="true"/>
-        <w:overflowPunct w:val="false"/>
+        <w:overflowPunct w:val="true"/>
         <w:bidi w:val="0"/>
         <w:spacing w:lineRule="exact" w:line="198" w:before="0" w:after="0"/>
         <w:ind w:hanging="0" w:start="0" w:end="0"/>
@@ -2363,7 +2354,7 @@
         <w:pStyle w:val="BodyText"/>
         <w:widowControl/>
         <w:suppressAutoHyphens w:val="true"/>
-        <w:overflowPunct w:val="false"/>
+        <w:overflowPunct w:val="true"/>
         <w:bidi w:val="0"/>
         <w:spacing w:lineRule="exact" w:line="198" w:before="0" w:after="0"/>
         <w:ind w:hanging="0" w:start="0" w:end="0"/>
@@ -2411,7 +2402,7 @@
         <w:pStyle w:val="BodyText"/>
         <w:widowControl/>
         <w:suppressAutoHyphens w:val="true"/>
-        <w:overflowPunct w:val="false"/>
+        <w:overflowPunct w:val="true"/>
         <w:bidi w:val="0"/>
         <w:spacing w:lineRule="exact" w:line="198" w:before="0" w:after="0"/>
         <w:ind w:hanging="0" w:start="0" w:end="0"/>
@@ -2459,7 +2450,7 @@
         <w:pStyle w:val="BodyText"/>
         <w:widowControl/>
         <w:suppressAutoHyphens w:val="true"/>
-        <w:overflowPunct w:val="false"/>
+        <w:overflowPunct w:val="true"/>
         <w:bidi w:val="0"/>
         <w:spacing w:lineRule="exact" w:line="198" w:before="0" w:after="0"/>
         <w:ind w:hanging="0" w:start="0" w:end="0"/>
@@ -2507,7 +2498,7 @@
         <w:pStyle w:val="BodyText"/>
         <w:widowControl/>
         <w:suppressAutoHyphens w:val="true"/>
-        <w:overflowPunct w:val="false"/>
+        <w:overflowPunct w:val="true"/>
         <w:bidi w:val="0"/>
         <w:spacing w:lineRule="exact" w:line="198" w:before="0" w:after="0"/>
         <w:ind w:hanging="0" w:start="0" w:end="0"/>
@@ -2555,7 +2546,7 @@
         <w:pStyle w:val="BodyText"/>
         <w:widowControl/>
         <w:suppressAutoHyphens w:val="true"/>
-        <w:overflowPunct w:val="false"/>
+        <w:overflowPunct w:val="true"/>
         <w:bidi w:val="0"/>
         <w:spacing w:lineRule="exact" w:line="198" w:before="0" w:after="0"/>
         <w:ind w:hanging="0" w:start="0" w:end="0"/>
@@ -2603,7 +2594,7 @@
         <w:pStyle w:val="BodyText"/>
         <w:widowControl/>
         <w:suppressAutoHyphens w:val="true"/>
-        <w:overflowPunct w:val="false"/>
+        <w:overflowPunct w:val="true"/>
         <w:bidi w:val="0"/>
         <w:spacing w:lineRule="exact" w:line="198" w:before="0" w:after="0"/>
         <w:ind w:hanging="0" w:start="0" w:end="0"/>
@@ -2651,7 +2642,7 @@
         <w:pStyle w:val="BodyText"/>
         <w:widowControl/>
         <w:suppressAutoHyphens w:val="true"/>
-        <w:overflowPunct w:val="false"/>
+        <w:overflowPunct w:val="true"/>
         <w:bidi w:val="0"/>
         <w:spacing w:lineRule="exact" w:line="198" w:before="0" w:after="0"/>
         <w:ind w:hanging="0" w:start="0" w:end="0"/>
@@ -2814,7 +2805,7 @@
         <w:pStyle w:val="BodyText"/>
         <w:widowControl/>
         <w:suppressAutoHyphens w:val="true"/>
-        <w:overflowPunct w:val="false"/>
+        <w:overflowPunct w:val="true"/>
         <w:bidi w:val="0"/>
         <w:spacing w:lineRule="exact" w:line="198" w:before="0" w:after="0"/>
         <w:ind w:hanging="0" w:start="0" w:end="0"/>
@@ -2849,7 +2840,7 @@
         <w:pStyle w:val="BodyText"/>
         <w:widowControl/>
         <w:suppressAutoHyphens w:val="true"/>
-        <w:overflowPunct w:val="false"/>
+        <w:overflowPunct w:val="true"/>
         <w:bidi w:val="0"/>
         <w:spacing w:lineRule="exact" w:line="198" w:before="0" w:after="0"/>
         <w:ind w:hanging="0" w:start="0" w:end="0"/>
@@ -2897,7 +2888,7 @@
         <w:pStyle w:val="BodyText"/>
         <w:widowControl/>
         <w:suppressAutoHyphens w:val="true"/>
-        <w:overflowPunct w:val="false"/>
+        <w:overflowPunct w:val="true"/>
         <w:bidi w:val="0"/>
         <w:spacing w:lineRule="exact" w:line="198" w:before="0" w:after="0"/>
         <w:ind w:hanging="0" w:start="0" w:end="0"/>
@@ -2945,7 +2936,7 @@
         <w:pStyle w:val="BodyText"/>
         <w:widowControl/>
         <w:suppressAutoHyphens w:val="true"/>
-        <w:overflowPunct w:val="false"/>
+        <w:overflowPunct w:val="true"/>
         <w:bidi w:val="0"/>
         <w:spacing w:lineRule="exact" w:line="198" w:before="0" w:after="0"/>
         <w:ind w:hanging="0" w:start="0" w:end="0"/>
@@ -2993,7 +2984,7 @@
         <w:pStyle w:val="BodyText"/>
         <w:widowControl/>
         <w:suppressAutoHyphens w:val="true"/>
-        <w:overflowPunct w:val="false"/>
+        <w:overflowPunct w:val="true"/>
         <w:bidi w:val="0"/>
         <w:spacing w:lineRule="exact" w:line="198" w:before="0" w:after="0"/>
         <w:ind w:hanging="0" w:start="0" w:end="0"/>
@@ -3041,7 +3032,7 @@
         <w:pStyle w:val="BodyText"/>
         <w:widowControl/>
         <w:suppressAutoHyphens w:val="true"/>
-        <w:overflowPunct w:val="false"/>
+        <w:overflowPunct w:val="true"/>
         <w:bidi w:val="0"/>
         <w:spacing w:lineRule="exact" w:line="198" w:before="0" w:after="0"/>
         <w:ind w:hanging="0" w:start="0" w:end="0"/>
@@ -3089,7 +3080,7 @@
         <w:pStyle w:val="BodyText"/>
         <w:widowControl/>
         <w:suppressAutoHyphens w:val="true"/>
-        <w:overflowPunct w:val="false"/>
+        <w:overflowPunct w:val="true"/>
         <w:bidi w:val="0"/>
         <w:spacing w:lineRule="exact" w:line="198" w:before="0" w:after="0"/>
         <w:ind w:hanging="0" w:start="0" w:end="0"/>
@@ -3137,7 +3128,7 @@
         <w:pStyle w:val="BodyText"/>
         <w:widowControl/>
         <w:suppressAutoHyphens w:val="true"/>
-        <w:overflowPunct w:val="false"/>
+        <w:overflowPunct w:val="true"/>
         <w:bidi w:val="0"/>
         <w:spacing w:lineRule="exact" w:line="198" w:before="0" w:after="0"/>
         <w:ind w:hanging="0" w:start="0" w:end="0"/>
@@ -3185,7 +3176,7 @@
         <w:pStyle w:val="BodyText"/>
         <w:widowControl/>
         <w:suppressAutoHyphens w:val="true"/>
-        <w:overflowPunct w:val="false"/>
+        <w:overflowPunct w:val="true"/>
         <w:bidi w:val="0"/>
         <w:spacing w:lineRule="exact" w:line="198" w:before="0" w:after="0"/>
         <w:ind w:hanging="0" w:start="0" w:end="0"/>
@@ -3233,7 +3224,7 @@
         <w:pStyle w:val="BodyText"/>
         <w:widowControl/>
         <w:suppressAutoHyphens w:val="true"/>
-        <w:overflowPunct w:val="false"/>
+        <w:overflowPunct w:val="true"/>
         <w:bidi w:val="0"/>
         <w:spacing w:lineRule="exact" w:line="198" w:before="0" w:after="0"/>
         <w:ind w:hanging="0" w:start="0" w:end="0"/>
@@ -3281,7 +3272,7 @@
         <w:pStyle w:val="BodyText"/>
         <w:widowControl/>
         <w:suppressAutoHyphens w:val="true"/>
-        <w:overflowPunct w:val="false"/>
+        <w:overflowPunct w:val="true"/>
         <w:bidi w:val="0"/>
         <w:spacing w:lineRule="exact" w:line="198" w:before="0" w:after="0"/>
         <w:ind w:hanging="0" w:start="0" w:end="0"/>
@@ -3329,7 +3320,7 @@
         <w:pStyle w:val="BodyText"/>
         <w:widowControl/>
         <w:suppressAutoHyphens w:val="true"/>
-        <w:overflowPunct w:val="false"/>
+        <w:overflowPunct w:val="true"/>
         <w:bidi w:val="0"/>
         <w:spacing w:lineRule="exact" w:line="198" w:before="0" w:after="0"/>
         <w:ind w:hanging="0" w:start="0" w:end="0"/>
@@ -3377,7 +3368,7 @@
         <w:pStyle w:val="BodyText"/>
         <w:widowControl/>
         <w:suppressAutoHyphens w:val="true"/>
-        <w:overflowPunct w:val="false"/>
+        <w:overflowPunct w:val="true"/>
         <w:bidi w:val="0"/>
         <w:spacing w:lineRule="exact" w:line="198" w:before="0" w:after="0"/>
         <w:ind w:hanging="0" w:start="0" w:end="0"/>
@@ -3425,7 +3416,7 @@
         <w:pStyle w:val="BodyText"/>
         <w:widowControl/>
         <w:suppressAutoHyphens w:val="true"/>
-        <w:overflowPunct w:val="false"/>
+        <w:overflowPunct w:val="true"/>
         <w:bidi w:val="0"/>
         <w:spacing w:lineRule="exact" w:line="198" w:before="0" w:after="0"/>
         <w:ind w:hanging="0" w:start="0" w:end="0"/>
@@ -3473,7 +3464,7 @@
         <w:pStyle w:val="BodyText"/>
         <w:widowControl/>
         <w:suppressAutoHyphens w:val="true"/>
-        <w:overflowPunct w:val="false"/>
+        <w:overflowPunct w:val="true"/>
         <w:bidi w:val="0"/>
         <w:spacing w:lineRule="exact" w:line="198" w:before="0" w:after="0"/>
         <w:ind w:hanging="0" w:start="0" w:end="0"/>
@@ -3521,7 +3512,7 @@
         <w:pStyle w:val="BodyText"/>
         <w:widowControl/>
         <w:suppressAutoHyphens w:val="true"/>
-        <w:overflowPunct w:val="false"/>
+        <w:overflowPunct w:val="true"/>
         <w:bidi w:val="0"/>
         <w:spacing w:lineRule="exact" w:line="198" w:before="0" w:after="0"/>
         <w:ind w:hanging="0" w:start="0" w:end="0"/>
@@ -3569,7 +3560,7 @@
         <w:pStyle w:val="BodyText"/>
         <w:widowControl/>
         <w:suppressAutoHyphens w:val="true"/>
-        <w:overflowPunct w:val="false"/>
+        <w:overflowPunct w:val="true"/>
         <w:bidi w:val="0"/>
         <w:spacing w:lineRule="exact" w:line="198" w:before="0" w:after="0"/>
         <w:ind w:hanging="0" w:start="0" w:end="0"/>
@@ -3617,7 +3608,7 @@
         <w:pStyle w:val="BodyText"/>
         <w:widowControl/>
         <w:suppressAutoHyphens w:val="true"/>
-        <w:overflowPunct w:val="false"/>
+        <w:overflowPunct w:val="true"/>
         <w:bidi w:val="0"/>
         <w:spacing w:lineRule="exact" w:line="198" w:before="0" w:after="0"/>
         <w:ind w:hanging="0" w:start="0" w:end="0"/>
@@ -3665,7 +3656,7 @@
         <w:pStyle w:val="BodyText"/>
         <w:widowControl/>
         <w:suppressAutoHyphens w:val="true"/>
-        <w:overflowPunct w:val="false"/>
+        <w:overflowPunct w:val="true"/>
         <w:bidi w:val="0"/>
         <w:spacing w:lineRule="exact" w:line="198" w:before="0" w:after="0"/>
         <w:ind w:hanging="0" w:start="0" w:end="0"/>
@@ -3713,7 +3704,7 @@
         <w:pStyle w:val="BodyText"/>
         <w:widowControl/>
         <w:suppressAutoHyphens w:val="true"/>
-        <w:overflowPunct w:val="false"/>
+        <w:overflowPunct w:val="true"/>
         <w:bidi w:val="0"/>
         <w:spacing w:lineRule="exact" w:line="198" w:before="0" w:after="0"/>
         <w:ind w:hanging="0" w:start="0" w:end="0"/>
@@ -3761,7 +3752,7 @@
         <w:pStyle w:val="BodyText"/>
         <w:widowControl/>
         <w:suppressAutoHyphens w:val="true"/>
-        <w:overflowPunct w:val="false"/>
+        <w:overflowPunct w:val="true"/>
         <w:bidi w:val="0"/>
         <w:spacing w:lineRule="exact" w:line="198" w:before="0" w:after="0"/>
         <w:ind w:hanging="0" w:start="0" w:end="0"/>
@@ -3809,7 +3800,7 @@
         <w:pStyle w:val="BodyText"/>
         <w:widowControl/>
         <w:suppressAutoHyphens w:val="true"/>
-        <w:overflowPunct w:val="false"/>
+        <w:overflowPunct w:val="true"/>
         <w:bidi w:val="0"/>
         <w:spacing w:lineRule="exact" w:line="198" w:before="0" w:after="0"/>
         <w:ind w:hanging="0" w:start="0" w:end="0"/>
@@ -3857,7 +3848,7 @@
         <w:pStyle w:val="BodyText"/>
         <w:widowControl/>
         <w:suppressAutoHyphens w:val="true"/>
-        <w:overflowPunct w:val="false"/>
+        <w:overflowPunct w:val="true"/>
         <w:bidi w:val="0"/>
         <w:spacing w:lineRule="exact" w:line="198" w:before="0" w:after="0"/>
         <w:ind w:hanging="0" w:start="0" w:end="0"/>
@@ -3905,7 +3896,7 @@
         <w:pStyle w:val="BodyText"/>
         <w:widowControl/>
         <w:suppressAutoHyphens w:val="true"/>
-        <w:overflowPunct w:val="false"/>
+        <w:overflowPunct w:val="true"/>
         <w:bidi w:val="0"/>
         <w:spacing w:lineRule="exact" w:line="198" w:before="0" w:after="0"/>
         <w:ind w:hanging="0" w:start="0" w:end="0"/>
@@ -3953,7 +3944,7 @@
         <w:pStyle w:val="BodyText"/>
         <w:widowControl/>
         <w:suppressAutoHyphens w:val="true"/>
-        <w:overflowPunct w:val="false"/>
+        <w:overflowPunct w:val="true"/>
         <w:bidi w:val="0"/>
         <w:spacing w:lineRule="exact" w:line="198" w:before="0" w:after="0"/>
         <w:ind w:hanging="0" w:start="0" w:end="0"/>
@@ -4001,7 +3992,7 @@
         <w:pStyle w:val="BodyText"/>
         <w:widowControl/>
         <w:suppressAutoHyphens w:val="true"/>
-        <w:overflowPunct w:val="false"/>
+        <w:overflowPunct w:val="true"/>
         <w:bidi w:val="0"/>
         <w:spacing w:lineRule="exact" w:line="198" w:before="0" w:after="0"/>
         <w:ind w:hanging="0" w:start="0" w:end="0"/>
@@ -4049,7 +4040,7 @@
         <w:pStyle w:val="BodyText"/>
         <w:widowControl/>
         <w:suppressAutoHyphens w:val="true"/>
-        <w:overflowPunct w:val="false"/>
+        <w:overflowPunct w:val="true"/>
         <w:bidi w:val="0"/>
         <w:spacing w:lineRule="exact" w:line="198" w:before="0" w:after="0"/>
         <w:ind w:hanging="0" w:start="0" w:end="0"/>
@@ -4097,7 +4088,7 @@
         <w:pStyle w:val="BodyText"/>
         <w:widowControl/>
         <w:suppressAutoHyphens w:val="true"/>
-        <w:overflowPunct w:val="false"/>
+        <w:overflowPunct w:val="true"/>
         <w:bidi w:val="0"/>
         <w:spacing w:lineRule="exact" w:line="198" w:before="0" w:after="0"/>
         <w:ind w:hanging="0" w:start="0" w:end="0"/>
@@ -4145,7 +4136,7 @@
         <w:pStyle w:val="BodyText"/>
         <w:widowControl/>
         <w:suppressAutoHyphens w:val="true"/>
-        <w:overflowPunct w:val="false"/>
+        <w:overflowPunct w:val="true"/>
         <w:bidi w:val="0"/>
         <w:spacing w:lineRule="exact" w:line="198" w:before="0" w:after="0"/>
         <w:ind w:hanging="0" w:start="0" w:end="0"/>
@@ -4193,7 +4184,7 @@
         <w:pStyle w:val="BodyText"/>
         <w:widowControl/>
         <w:suppressAutoHyphens w:val="true"/>
-        <w:overflowPunct w:val="false"/>
+        <w:overflowPunct w:val="true"/>
         <w:bidi w:val="0"/>
         <w:spacing w:lineRule="exact" w:line="198" w:before="0" w:after="0"/>
         <w:ind w:hanging="0" w:start="0" w:end="0"/>
@@ -4241,7 +4232,7 @@
         <w:pStyle w:val="BodyText"/>
         <w:widowControl/>
         <w:suppressAutoHyphens w:val="true"/>
-        <w:overflowPunct w:val="false"/>
+        <w:overflowPunct w:val="true"/>
         <w:bidi w:val="0"/>
         <w:spacing w:lineRule="exact" w:line="198" w:before="0" w:after="0"/>
         <w:ind w:hanging="0" w:start="0" w:end="0"/>
@@ -4289,7 +4280,7 @@
         <w:pStyle w:val="BodyText"/>
         <w:widowControl/>
         <w:suppressAutoHyphens w:val="true"/>
-        <w:overflowPunct w:val="false"/>
+        <w:overflowPunct w:val="true"/>
         <w:bidi w:val="0"/>
         <w:spacing w:lineRule="exact" w:line="198" w:before="0" w:after="0"/>
         <w:ind w:hanging="0" w:start="0" w:end="0"/>
@@ -4337,7 +4328,7 @@
         <w:pStyle w:val="BodyText"/>
         <w:widowControl/>
         <w:suppressAutoHyphens w:val="true"/>
-        <w:overflowPunct w:val="false"/>
+        <w:overflowPunct w:val="true"/>
         <w:bidi w:val="0"/>
         <w:spacing w:lineRule="exact" w:line="198" w:before="0" w:after="0"/>
         <w:ind w:hanging="0" w:start="0" w:end="0"/>
@@ -4385,7 +4376,7 @@
         <w:pStyle w:val="BodyText"/>
         <w:widowControl/>
         <w:suppressAutoHyphens w:val="true"/>
-        <w:overflowPunct w:val="false"/>
+        <w:overflowPunct w:val="true"/>
         <w:bidi w:val="0"/>
         <w:spacing w:lineRule="exact" w:line="198" w:before="0" w:after="0"/>
         <w:ind w:hanging="0" w:start="0" w:end="0"/>
@@ -4433,7 +4424,7 @@
         <w:pStyle w:val="BodyText"/>
         <w:widowControl/>
         <w:suppressAutoHyphens w:val="true"/>
-        <w:overflowPunct w:val="false"/>
+        <w:overflowPunct w:val="true"/>
         <w:bidi w:val="0"/>
         <w:spacing w:lineRule="exact" w:line="198" w:before="0" w:after="0"/>
         <w:ind w:hanging="0" w:start="0" w:end="0"/>
@@ -4481,7 +4472,7 @@
         <w:pStyle w:val="BodyText"/>
         <w:widowControl/>
         <w:suppressAutoHyphens w:val="true"/>
-        <w:overflowPunct w:val="false"/>
+        <w:overflowPunct w:val="true"/>
         <w:bidi w:val="0"/>
         <w:spacing w:lineRule="exact" w:line="198" w:before="0" w:after="0"/>
         <w:ind w:hanging="0" w:start="0" w:end="0"/>
@@ -4529,7 +4520,7 @@
         <w:pStyle w:val="BodyText"/>
         <w:widowControl/>
         <w:suppressAutoHyphens w:val="true"/>
-        <w:overflowPunct w:val="false"/>
+        <w:overflowPunct w:val="true"/>
         <w:bidi w:val="0"/>
         <w:spacing w:lineRule="exact" w:line="198" w:before="0" w:after="0"/>
         <w:ind w:hanging="0" w:start="0" w:end="0"/>
@@ -4577,7 +4568,7 @@
         <w:pStyle w:val="BodyText"/>
         <w:widowControl/>
         <w:suppressAutoHyphens w:val="true"/>
-        <w:overflowPunct w:val="false"/>
+        <w:overflowPunct w:val="true"/>
         <w:bidi w:val="0"/>
         <w:spacing w:lineRule="exact" w:line="198" w:before="0" w:after="0"/>
         <w:ind w:hanging="0" w:start="0" w:end="0"/>
@@ -4625,7 +4616,7 @@
         <w:pStyle w:val="BodyText"/>
         <w:widowControl/>
         <w:suppressAutoHyphens w:val="true"/>
-        <w:overflowPunct w:val="false"/>
+        <w:overflowPunct w:val="true"/>
         <w:bidi w:val="0"/>
         <w:spacing w:lineRule="exact" w:line="198" w:before="0" w:after="0"/>
         <w:ind w:hanging="0" w:start="0" w:end="0"/>
@@ -4673,7 +4664,7 @@
         <w:pStyle w:val="BodyText"/>
         <w:widowControl/>
         <w:suppressAutoHyphens w:val="true"/>
-        <w:overflowPunct w:val="false"/>
+        <w:overflowPunct w:val="true"/>
         <w:bidi w:val="0"/>
         <w:spacing w:lineRule="exact" w:line="198" w:before="0" w:after="0"/>
         <w:ind w:hanging="0" w:start="0" w:end="0"/>
@@ -4721,7 +4712,7 @@
         <w:pStyle w:val="BodyText"/>
         <w:widowControl/>
         <w:suppressAutoHyphens w:val="true"/>
-        <w:overflowPunct w:val="false"/>
+        <w:overflowPunct w:val="true"/>
         <w:bidi w:val="0"/>
         <w:spacing w:lineRule="exact" w:line="198" w:before="0" w:after="0"/>
         <w:ind w:hanging="0" w:start="0" w:end="0"/>
@@ -4769,7 +4760,7 @@
         <w:pStyle w:val="BodyText"/>
         <w:widowControl/>
         <w:suppressAutoHyphens w:val="true"/>
-        <w:overflowPunct w:val="false"/>
+        <w:overflowPunct w:val="true"/>
         <w:bidi w:val="0"/>
         <w:spacing w:lineRule="exact" w:line="198" w:before="0" w:after="0"/>
         <w:ind w:hanging="0" w:start="0" w:end="0"/>
@@ -4817,7 +4808,7 @@
         <w:pStyle w:val="BodyText"/>
         <w:widowControl/>
         <w:suppressAutoHyphens w:val="true"/>
-        <w:overflowPunct w:val="false"/>
+        <w:overflowPunct w:val="true"/>
         <w:bidi w:val="0"/>
         <w:spacing w:lineRule="exact" w:line="198" w:before="0" w:after="0"/>
         <w:ind w:hanging="0" w:start="0" w:end="0"/>
@@ -4865,7 +4856,7 @@
         <w:pStyle w:val="BodyText"/>
         <w:widowControl/>
         <w:suppressAutoHyphens w:val="true"/>
-        <w:overflowPunct w:val="false"/>
+        <w:overflowPunct w:val="true"/>
         <w:bidi w:val="0"/>
         <w:spacing w:lineRule="exact" w:line="198" w:before="0" w:after="0"/>
         <w:ind w:hanging="0" w:start="0" w:end="0"/>
@@ -4913,7 +4904,7 @@
         <w:pStyle w:val="BodyText"/>
         <w:widowControl/>
         <w:suppressAutoHyphens w:val="true"/>
-        <w:overflowPunct w:val="false"/>
+        <w:overflowPunct w:val="true"/>
         <w:bidi w:val="0"/>
         <w:spacing w:lineRule="exact" w:line="198" w:before="0" w:after="0"/>
         <w:ind w:hanging="0" w:start="0" w:end="0"/>
@@ -4961,7 +4952,7 @@
         <w:pStyle w:val="BodyText"/>
         <w:widowControl/>
         <w:suppressAutoHyphens w:val="true"/>
-        <w:overflowPunct w:val="false"/>
+        <w:overflowPunct w:val="true"/>
         <w:bidi w:val="0"/>
         <w:spacing w:lineRule="exact" w:line="198" w:before="0" w:after="0"/>
         <w:ind w:hanging="0" w:start="0" w:end="0"/>
@@ -5009,7 +5000,7 @@
         <w:pStyle w:val="BodyText"/>
         <w:widowControl/>
         <w:suppressAutoHyphens w:val="true"/>
-        <w:overflowPunct w:val="false"/>
+        <w:overflowPunct w:val="true"/>
         <w:bidi w:val="0"/>
         <w:spacing w:lineRule="exact" w:line="198" w:before="0" w:after="0"/>
         <w:ind w:hanging="0" w:start="0" w:end="0"/>
@@ -5057,7 +5048,7 @@
         <w:pStyle w:val="BodyText"/>
         <w:widowControl/>
         <w:suppressAutoHyphens w:val="true"/>
-        <w:overflowPunct w:val="false"/>
+        <w:overflowPunct w:val="true"/>
         <w:bidi w:val="0"/>
         <w:spacing w:lineRule="exact" w:line="198" w:before="0" w:after="0"/>
         <w:ind w:hanging="0" w:start="0" w:end="0"/>
@@ -5105,7 +5096,7 @@
         <w:pStyle w:val="BodyText"/>
         <w:widowControl/>
         <w:suppressAutoHyphens w:val="true"/>
-        <w:overflowPunct w:val="false"/>
+        <w:overflowPunct w:val="true"/>
         <w:bidi w:val="0"/>
         <w:spacing w:lineRule="exact" w:line="198" w:before="0" w:after="0"/>
         <w:ind w:hanging="0" w:start="0" w:end="0"/>
@@ -5153,7 +5144,7 @@
         <w:pStyle w:val="BodyText"/>
         <w:widowControl/>
         <w:suppressAutoHyphens w:val="true"/>
-        <w:overflowPunct w:val="false"/>
+        <w:overflowPunct w:val="true"/>
         <w:bidi w:val="0"/>
         <w:spacing w:lineRule="exact" w:line="198" w:before="0" w:after="0"/>
         <w:ind w:hanging="0" w:start="0" w:end="0"/>
@@ -5201,7 +5192,7 @@
         <w:pStyle w:val="BodyText"/>
         <w:widowControl/>
         <w:suppressAutoHyphens w:val="true"/>
-        <w:overflowPunct w:val="false"/>
+        <w:overflowPunct w:val="true"/>
         <w:bidi w:val="0"/>
         <w:spacing w:lineRule="exact" w:line="198" w:before="0" w:after="0"/>
         <w:ind w:hanging="0" w:start="0" w:end="0"/>
@@ -5249,7 +5240,7 @@
         <w:pStyle w:val="BodyText"/>
         <w:widowControl/>
         <w:suppressAutoHyphens w:val="true"/>
-        <w:overflowPunct w:val="false"/>
+        <w:overflowPunct w:val="true"/>
         <w:bidi w:val="0"/>
         <w:spacing w:lineRule="exact" w:line="198" w:before="0" w:after="0"/>
         <w:ind w:hanging="0" w:start="0" w:end="0"/>
@@ -5297,7 +5288,7 @@
         <w:pStyle w:val="BodyText"/>
         <w:widowControl/>
         <w:suppressAutoHyphens w:val="true"/>
-        <w:overflowPunct w:val="false"/>
+        <w:overflowPunct w:val="true"/>
         <w:bidi w:val="0"/>
         <w:spacing w:lineRule="exact" w:line="198" w:before="0" w:after="0"/>
         <w:ind w:hanging="0" w:start="0" w:end="0"/>
@@ -5345,7 +5336,7 @@
         <w:pStyle w:val="BodyText"/>
         <w:widowControl/>
         <w:suppressAutoHyphens w:val="true"/>
-        <w:overflowPunct w:val="false"/>
+        <w:overflowPunct w:val="true"/>
         <w:bidi w:val="0"/>
         <w:spacing w:lineRule="exact" w:line="198" w:before="0" w:after="0"/>
         <w:ind w:hanging="0" w:start="0" w:end="0"/>
@@ -5393,7 +5384,7 @@
         <w:pStyle w:val="BodyText"/>
         <w:widowControl/>
         <w:suppressAutoHyphens w:val="true"/>
-        <w:overflowPunct w:val="false"/>
+        <w:overflowPunct w:val="true"/>
         <w:bidi w:val="0"/>
         <w:spacing w:lineRule="exact" w:line="198" w:before="0" w:after="0"/>
         <w:ind w:hanging="0" w:start="0" w:end="0"/>
@@ -5441,7 +5432,7 @@
         <w:pStyle w:val="BodyText"/>
         <w:widowControl/>
         <w:suppressAutoHyphens w:val="true"/>
-        <w:overflowPunct w:val="false"/>
+        <w:overflowPunct w:val="true"/>
         <w:bidi w:val="0"/>
         <w:spacing w:lineRule="exact" w:line="198" w:before="0" w:after="0"/>
         <w:ind w:hanging="0" w:start="0" w:end="0"/>
@@ -5489,7 +5480,7 @@
         <w:pStyle w:val="BodyText"/>
         <w:widowControl/>
         <w:suppressAutoHyphens w:val="true"/>
-        <w:overflowPunct w:val="false"/>
+        <w:overflowPunct w:val="true"/>
         <w:bidi w:val="0"/>
         <w:spacing w:lineRule="exact" w:line="198" w:before="0" w:after="0"/>
         <w:ind w:hanging="0" w:start="0" w:end="0"/>
@@ -5537,7 +5528,7 @@
         <w:pStyle w:val="BodyText"/>
         <w:widowControl/>
         <w:suppressAutoHyphens w:val="true"/>
-        <w:overflowPunct w:val="false"/>
+        <w:overflowPunct w:val="true"/>
         <w:bidi w:val="0"/>
         <w:spacing w:lineRule="exact" w:line="198" w:before="0" w:after="0"/>
         <w:ind w:hanging="0" w:start="0" w:end="0"/>
@@ -5572,7 +5563,7 @@
         <w:pStyle w:val="BodyText"/>
         <w:widowControl/>
         <w:suppressAutoHyphens w:val="true"/>
-        <w:overflowPunct w:val="false"/>
+        <w:overflowPunct w:val="true"/>
         <w:bidi w:val="0"/>
         <w:spacing w:lineRule="exact" w:line="198" w:before="0" w:after="0"/>
         <w:ind w:hanging="0" w:start="0" w:end="0"/>
@@ -7111,8 +7102,8 @@
       <w:tblGrid>
         <w:gridCol w:w="2318"/>
         <w:gridCol w:w="3518"/>
-        <w:gridCol w:w="2667"/>
-        <w:gridCol w:w="1468"/>
+        <w:gridCol w:w="2668"/>
+        <w:gridCol w:w="1467"/>
       </w:tblGrid>
       <w:tr>
         <w:trPr/>
@@ -7192,7 +7183,7 @@
         </w:tc>
         <w:tc>
           <w:tcPr>
-            <w:tcW w:w="2667" w:type="dxa"/>
+            <w:tcW w:w="2668" w:type="dxa"/>
             <w:tcBorders>
               <w:top w:val="single" w:sz="4" w:space="0" w:color="000000"/>
               <w:start w:val="single" w:sz="4" w:space="0" w:color="000000"/>
@@ -7229,7 +7220,7 @@
         </w:tc>
         <w:tc>
           <w:tcPr>
-            <w:tcW w:w="1468" w:type="dxa"/>
+            <w:tcW w:w="1467" w:type="dxa"/>
             <w:tcBorders>
               <w:top w:val="single" w:sz="4" w:space="0" w:color="000000"/>
               <w:start w:val="single" w:sz="4" w:space="0" w:color="000000"/>
@@ -7356,7 +7347,7 @@
         </w:tc>
         <w:tc>
           <w:tcPr>
-            <w:tcW w:w="2667" w:type="dxa"/>
+            <w:tcW w:w="2668" w:type="dxa"/>
             <w:tcBorders>
               <w:start w:val="single" w:sz="4" w:space="0" w:color="000000"/>
               <w:bottom w:val="single" w:sz="4" w:space="0" w:color="000000"/>
@@ -7399,7 +7390,7 @@
         </w:tc>
         <w:tc>
           <w:tcPr>
-            <w:tcW w:w="1468" w:type="dxa"/>
+            <w:tcW w:w="1467" w:type="dxa"/>
             <w:tcBorders>
               <w:start w:val="single" w:sz="4" w:space="0" w:color="000000"/>
               <w:bottom w:val="single" w:sz="4" w:space="0" w:color="000000"/>
@@ -7531,7 +7522,7 @@
         </w:tc>
         <w:tc>
           <w:tcPr>
-            <w:tcW w:w="2667" w:type="dxa"/>
+            <w:tcW w:w="2668" w:type="dxa"/>
             <w:tcBorders>
               <w:start w:val="single" w:sz="4" w:space="0" w:color="000000"/>
               <w:bottom w:val="single" w:sz="4" w:space="0" w:color="000000"/>
@@ -7574,7 +7565,7 @@
         </w:tc>
         <w:tc>
           <w:tcPr>
-            <w:tcW w:w="1468" w:type="dxa"/>
+            <w:tcW w:w="1467" w:type="dxa"/>
             <w:tcBorders>
               <w:start w:val="single" w:sz="4" w:space="0" w:color="000000"/>
               <w:bottom w:val="single" w:sz="4" w:space="0" w:color="000000"/>
@@ -7674,7 +7665,7 @@
               <w:pStyle w:val="BodyText"/>
               <w:widowControl/>
               <w:suppressAutoHyphens w:val="true"/>
-              <w:overflowPunct w:val="false"/>
+              <w:overflowPunct w:val="true"/>
               <w:bidi w:val="0"/>
               <w:spacing w:lineRule="exact" w:line="198" w:before="0" w:after="0"/>
               <w:ind w:hanging="0" w:start="0" w:end="0"/>
@@ -7707,7 +7698,7 @@
         </w:tc>
         <w:tc>
           <w:tcPr>
-            <w:tcW w:w="2667" w:type="dxa"/>
+            <w:tcW w:w="2668" w:type="dxa"/>
             <w:tcBorders>
               <w:start w:val="single" w:sz="4" w:space="0" w:color="000000"/>
               <w:bottom w:val="single" w:sz="4" w:space="0" w:color="000000"/>
@@ -7750,7 +7741,7 @@
         </w:tc>
         <w:tc>
           <w:tcPr>
-            <w:tcW w:w="1468" w:type="dxa"/>
+            <w:tcW w:w="1467" w:type="dxa"/>
             <w:tcBorders>
               <w:start w:val="single" w:sz="4" w:space="0" w:color="000000"/>
               <w:bottom w:val="single" w:sz="4" w:space="0" w:color="000000"/>
@@ -7882,7 +7873,7 @@
         </w:tc>
         <w:tc>
           <w:tcPr>
-            <w:tcW w:w="2667" w:type="dxa"/>
+            <w:tcW w:w="2668" w:type="dxa"/>
             <w:tcBorders>
               <w:start w:val="single" w:sz="4" w:space="0" w:color="000000"/>
               <w:bottom w:val="single" w:sz="4" w:space="0" w:color="000000"/>
@@ -7925,7 +7916,7 @@
         </w:tc>
         <w:tc>
           <w:tcPr>
-            <w:tcW w:w="1468" w:type="dxa"/>
+            <w:tcW w:w="1467" w:type="dxa"/>
             <w:tcBorders>
               <w:start w:val="single" w:sz="4" w:space="0" w:color="000000"/>
               <w:bottom w:val="single" w:sz="4" w:space="0" w:color="000000"/>
@@ -8025,7 +8016,7 @@
               <w:pStyle w:val="BodyText"/>
               <w:widowControl/>
               <w:suppressAutoHyphens w:val="true"/>
-              <w:overflowPunct w:val="false"/>
+              <w:overflowPunct w:val="true"/>
               <w:bidi w:val="0"/>
               <w:spacing w:lineRule="exact" w:line="198" w:before="0" w:after="0"/>
               <w:ind w:hanging="0" w:start="0" w:end="0"/>
@@ -8058,7 +8049,7 @@
         </w:tc>
         <w:tc>
           <w:tcPr>
-            <w:tcW w:w="2667" w:type="dxa"/>
+            <w:tcW w:w="2668" w:type="dxa"/>
             <w:tcBorders>
               <w:start w:val="single" w:sz="4" w:space="0" w:color="000000"/>
               <w:bottom w:val="single" w:sz="4" w:space="0" w:color="000000"/>
@@ -8101,7 +8092,7 @@
         </w:tc>
         <w:tc>
           <w:tcPr>
-            <w:tcW w:w="1468" w:type="dxa"/>
+            <w:tcW w:w="1467" w:type="dxa"/>
             <w:tcBorders>
               <w:start w:val="single" w:sz="4" w:space="0" w:color="000000"/>
               <w:bottom w:val="single" w:sz="4" w:space="0" w:color="000000"/>
@@ -8201,7 +8192,7 @@
               <w:pStyle w:val="BodyText"/>
               <w:widowControl/>
               <w:suppressAutoHyphens w:val="true"/>
-              <w:overflowPunct w:val="false"/>
+              <w:overflowPunct w:val="true"/>
               <w:bidi w:val="0"/>
               <w:spacing w:lineRule="exact" w:line="198" w:before="0" w:after="0"/>
               <w:ind w:hanging="0" w:start="0" w:end="0"/>
@@ -8234,18 +8225,18 @@
         </w:tc>
         <w:tc>
           <w:tcPr>
-            <w:tcW w:w="2667" w:type="dxa"/>
-            <w:tcBorders>
-              <w:start w:val="single" w:sz="4" w:space="0" w:color="000000"/>
-              <w:bottom w:val="single" w:sz="4" w:space="0" w:color="000000"/>
-            </w:tcBorders>
-          </w:tcPr>
-          <w:p>
-            <w:pPr>
-              <w:pStyle w:val="BodyText"/>
-              <w:widowControl/>
-              <w:suppressAutoHyphens w:val="true"/>
-              <w:overflowPunct w:val="false"/>
+            <w:tcW w:w="2668" w:type="dxa"/>
+            <w:tcBorders>
+              <w:start w:val="single" w:sz="4" w:space="0" w:color="000000"/>
+              <w:bottom w:val="single" w:sz="4" w:space="0" w:color="000000"/>
+            </w:tcBorders>
+          </w:tcPr>
+          <w:p>
+            <w:pPr>
+              <w:pStyle w:val="BodyText"/>
+              <w:widowControl/>
+              <w:suppressAutoHyphens w:val="true"/>
+              <w:overflowPunct w:val="true"/>
               <w:bidi w:val="0"/>
               <w:spacing w:lineRule="exact" w:line="198" w:before="0" w:after="0"/>
               <w:ind w:hanging="0" w:start="0" w:end="0"/>
@@ -8278,7 +8269,7 @@
         </w:tc>
         <w:tc>
           <w:tcPr>
-            <w:tcW w:w="1468" w:type="dxa"/>
+            <w:tcW w:w="1467" w:type="dxa"/>
             <w:tcBorders>
               <w:start w:val="single" w:sz="4" w:space="0" w:color="000000"/>
               <w:bottom w:val="single" w:sz="4" w:space="0" w:color="000000"/>
@@ -8378,7 +8369,7 @@
               <w:pStyle w:val="BodyText"/>
               <w:widowControl/>
               <w:suppressAutoHyphens w:val="true"/>
-              <w:overflowPunct w:val="false"/>
+              <w:overflowPunct w:val="true"/>
               <w:bidi w:val="0"/>
               <w:spacing w:lineRule="exact" w:line="198" w:before="0" w:after="0"/>
               <w:ind w:hanging="0" w:start="0" w:end="0"/>
@@ -8411,18 +8402,18 @@
         </w:tc>
         <w:tc>
           <w:tcPr>
-            <w:tcW w:w="2667" w:type="dxa"/>
-            <w:tcBorders>
-              <w:start w:val="single" w:sz="4" w:space="0" w:color="000000"/>
-              <w:bottom w:val="single" w:sz="4" w:space="0" w:color="000000"/>
-            </w:tcBorders>
-          </w:tcPr>
-          <w:p>
-            <w:pPr>
-              <w:pStyle w:val="BodyText"/>
-              <w:widowControl/>
-              <w:suppressAutoHyphens w:val="true"/>
-              <w:overflowPunct w:val="false"/>
+            <w:tcW w:w="2668" w:type="dxa"/>
+            <w:tcBorders>
+              <w:start w:val="single" w:sz="4" w:space="0" w:color="000000"/>
+              <w:bottom w:val="single" w:sz="4" w:space="0" w:color="000000"/>
+            </w:tcBorders>
+          </w:tcPr>
+          <w:p>
+            <w:pPr>
+              <w:pStyle w:val="BodyText"/>
+              <w:widowControl/>
+              <w:suppressAutoHyphens w:val="true"/>
+              <w:overflowPunct w:val="true"/>
               <w:bidi w:val="0"/>
               <w:spacing w:lineRule="exact" w:line="198" w:before="0" w:after="0"/>
               <w:ind w:hanging="0" w:start="0" w:end="0"/>
@@ -8455,7 +8446,7 @@
         </w:tc>
         <w:tc>
           <w:tcPr>
-            <w:tcW w:w="1468" w:type="dxa"/>
+            <w:tcW w:w="1467" w:type="dxa"/>
             <w:tcBorders>
               <w:start w:val="single" w:sz="4" w:space="0" w:color="000000"/>
               <w:bottom w:val="single" w:sz="4" w:space="0" w:color="000000"/>
@@ -8587,7 +8578,7 @@
         </w:tc>
         <w:tc>
           <w:tcPr>
-            <w:tcW w:w="2667" w:type="dxa"/>
+            <w:tcW w:w="2668" w:type="dxa"/>
             <w:tcBorders>
               <w:start w:val="single" w:sz="4" w:space="0" w:color="000000"/>
               <w:bottom w:val="single" w:sz="4" w:space="0" w:color="000000"/>
@@ -8630,7 +8621,7 @@
         </w:tc>
         <w:tc>
           <w:tcPr>
-            <w:tcW w:w="1468" w:type="dxa"/>
+            <w:tcW w:w="1467" w:type="dxa"/>
             <w:tcBorders>
               <w:start w:val="single" w:sz="4" w:space="0" w:color="000000"/>
               <w:bottom w:val="single" w:sz="4" w:space="0" w:color="000000"/>
@@ -8762,7 +8753,7 @@
         </w:tc>
         <w:tc>
           <w:tcPr>
-            <w:tcW w:w="2667" w:type="dxa"/>
+            <w:tcW w:w="2668" w:type="dxa"/>
             <w:tcBorders>
               <w:start w:val="single" w:sz="4" w:space="0" w:color="000000"/>
               <w:bottom w:val="single" w:sz="4" w:space="0" w:color="000000"/>
@@ -8805,7 +8796,7 @@
         </w:tc>
         <w:tc>
           <w:tcPr>
-            <w:tcW w:w="1468" w:type="dxa"/>
+            <w:tcW w:w="1467" w:type="dxa"/>
             <w:tcBorders>
               <w:start w:val="single" w:sz="4" w:space="0" w:color="000000"/>
               <w:bottom w:val="single" w:sz="4" w:space="0" w:color="000000"/>
@@ -8937,7 +8928,7 @@
         </w:tc>
         <w:tc>
           <w:tcPr>
-            <w:tcW w:w="2667" w:type="dxa"/>
+            <w:tcW w:w="2668" w:type="dxa"/>
             <w:tcBorders>
               <w:start w:val="single" w:sz="4" w:space="0" w:color="000000"/>
               <w:bottom w:val="single" w:sz="4" w:space="0" w:color="000000"/>
@@ -8980,7 +8971,7 @@
         </w:tc>
         <w:tc>
           <w:tcPr>
-            <w:tcW w:w="1468" w:type="dxa"/>
+            <w:tcW w:w="1467" w:type="dxa"/>
             <w:tcBorders>
               <w:start w:val="single" w:sz="4" w:space="0" w:color="000000"/>
               <w:bottom w:val="single" w:sz="4" w:space="0" w:color="000000"/>
@@ -9112,7 +9103,7 @@
         </w:tc>
         <w:tc>
           <w:tcPr>
-            <w:tcW w:w="2667" w:type="dxa"/>
+            <w:tcW w:w="2668" w:type="dxa"/>
             <w:tcBorders>
               <w:start w:val="single" w:sz="4" w:space="0" w:color="000000"/>
               <w:bottom w:val="single" w:sz="4" w:space="0" w:color="000000"/>
@@ -9155,7 +9146,7 @@
         </w:tc>
         <w:tc>
           <w:tcPr>
-            <w:tcW w:w="1468" w:type="dxa"/>
+            <w:tcW w:w="1467" w:type="dxa"/>
             <w:tcBorders>
               <w:start w:val="single" w:sz="4" w:space="0" w:color="000000"/>
               <w:bottom w:val="single" w:sz="4" w:space="0" w:color="000000"/>
@@ -9287,7 +9278,7 @@
         </w:tc>
         <w:tc>
           <w:tcPr>
-            <w:tcW w:w="2667" w:type="dxa"/>
+            <w:tcW w:w="2668" w:type="dxa"/>
             <w:tcBorders>
               <w:start w:val="single" w:sz="4" w:space="0" w:color="000000"/>
               <w:bottom w:val="single" w:sz="4" w:space="0" w:color="000000"/>
@@ -9330,7 +9321,7 @@
         </w:tc>
         <w:tc>
           <w:tcPr>
-            <w:tcW w:w="1468" w:type="dxa"/>
+            <w:tcW w:w="1467" w:type="dxa"/>
             <w:tcBorders>
               <w:start w:val="single" w:sz="4" w:space="0" w:color="000000"/>
               <w:bottom w:val="single" w:sz="4" w:space="0" w:color="000000"/>
@@ -9462,7 +9453,7 @@
         </w:tc>
         <w:tc>
           <w:tcPr>
-            <w:tcW w:w="2667" w:type="dxa"/>
+            <w:tcW w:w="2668" w:type="dxa"/>
             <w:tcBorders>
               <w:start w:val="single" w:sz="4" w:space="0" w:color="000000"/>
               <w:bottom w:val="single" w:sz="4" w:space="0" w:color="000000"/>
@@ -9505,7 +9496,7 @@
         </w:tc>
         <w:tc>
           <w:tcPr>
-            <w:tcW w:w="1468" w:type="dxa"/>
+            <w:tcW w:w="1467" w:type="dxa"/>
             <w:tcBorders>
               <w:start w:val="single" w:sz="4" w:space="0" w:color="000000"/>
               <w:bottom w:val="single" w:sz="4" w:space="0" w:color="000000"/>
@@ -9637,7 +9628,7 @@
         </w:tc>
         <w:tc>
           <w:tcPr>
-            <w:tcW w:w="2667" w:type="dxa"/>
+            <w:tcW w:w="2668" w:type="dxa"/>
             <w:tcBorders>
               <w:start w:val="single" w:sz="4" w:space="0" w:color="000000"/>
               <w:bottom w:val="single" w:sz="4" w:space="0" w:color="000000"/>
@@ -9680,7 +9671,7 @@
         </w:tc>
         <w:tc>
           <w:tcPr>
-            <w:tcW w:w="1468" w:type="dxa"/>
+            <w:tcW w:w="1467" w:type="dxa"/>
             <w:tcBorders>
               <w:start w:val="single" w:sz="4" w:space="0" w:color="000000"/>
               <w:bottom w:val="single" w:sz="4" w:space="0" w:color="000000"/>
@@ -9812,7 +9803,7 @@
         </w:tc>
         <w:tc>
           <w:tcPr>
-            <w:tcW w:w="2667" w:type="dxa"/>
+            <w:tcW w:w="2668" w:type="dxa"/>
             <w:tcBorders>
               <w:start w:val="single" w:sz="4" w:space="0" w:color="000000"/>
               <w:bottom w:val="single" w:sz="4" w:space="0" w:color="000000"/>
@@ -9855,7 +9846,7 @@
         </w:tc>
         <w:tc>
           <w:tcPr>
-            <w:tcW w:w="1468" w:type="dxa"/>
+            <w:tcW w:w="1467" w:type="dxa"/>
             <w:tcBorders>
               <w:start w:val="single" w:sz="4" w:space="0" w:color="000000"/>
               <w:bottom w:val="single" w:sz="4" w:space="0" w:color="000000"/>
@@ -10018,8 +10009,8 @@
       <w:tblGrid>
         <w:gridCol w:w="2318"/>
         <w:gridCol w:w="3518"/>
-        <w:gridCol w:w="2667"/>
-        <w:gridCol w:w="1468"/>
+        <w:gridCol w:w="2668"/>
+        <w:gridCol w:w="1467"/>
       </w:tblGrid>
       <w:tr>
         <w:trPr/>
@@ -10099,7 +10090,7 @@
         </w:tc>
         <w:tc>
           <w:tcPr>
-            <w:tcW w:w="2667" w:type="dxa"/>
+            <w:tcW w:w="2668" w:type="dxa"/>
             <w:tcBorders>
               <w:top w:val="single" w:sz="4" w:space="0" w:color="000000"/>
               <w:start w:val="single" w:sz="4" w:space="0" w:color="000000"/>
@@ -10136,7 +10127,7 @@
         </w:tc>
         <w:tc>
           <w:tcPr>
-            <w:tcW w:w="1468" w:type="dxa"/>
+            <w:tcW w:w="1467" w:type="dxa"/>
             <w:tcBorders>
               <w:top w:val="single" w:sz="4" w:space="0" w:color="000000"/>
               <w:start w:val="single" w:sz="4" w:space="0" w:color="000000"/>
@@ -10263,7 +10254,7 @@
         </w:tc>
         <w:tc>
           <w:tcPr>
-            <w:tcW w:w="2667" w:type="dxa"/>
+            <w:tcW w:w="2668" w:type="dxa"/>
             <w:tcBorders>
               <w:start w:val="single" w:sz="4" w:space="0" w:color="000000"/>
               <w:bottom w:val="single" w:sz="4" w:space="0" w:color="000000"/>
@@ -10306,7 +10297,7 @@
         </w:tc>
         <w:tc>
           <w:tcPr>
-            <w:tcW w:w="1468" w:type="dxa"/>
+            <w:tcW w:w="1467" w:type="dxa"/>
             <w:tcBorders>
               <w:start w:val="single" w:sz="4" w:space="0" w:color="000000"/>
               <w:bottom w:val="single" w:sz="4" w:space="0" w:color="000000"/>
@@ -10438,7 +10429,7 @@
         </w:tc>
         <w:tc>
           <w:tcPr>
-            <w:tcW w:w="2667" w:type="dxa"/>
+            <w:tcW w:w="2668" w:type="dxa"/>
             <w:tcBorders>
               <w:start w:val="single" w:sz="4" w:space="0" w:color="000000"/>
               <w:bottom w:val="single" w:sz="4" w:space="0" w:color="000000"/>
@@ -10481,7 +10472,7 @@
         </w:tc>
         <w:tc>
           <w:tcPr>
-            <w:tcW w:w="1468" w:type="dxa"/>
+            <w:tcW w:w="1467" w:type="dxa"/>
             <w:tcBorders>
               <w:start w:val="single" w:sz="4" w:space="0" w:color="000000"/>
               <w:bottom w:val="single" w:sz="4" w:space="0" w:color="000000"/>
@@ -10613,7 +10604,7 @@
         </w:tc>
         <w:tc>
           <w:tcPr>
-            <w:tcW w:w="2667" w:type="dxa"/>
+            <w:tcW w:w="2668" w:type="dxa"/>
             <w:tcBorders>
               <w:start w:val="single" w:sz="4" w:space="0" w:color="000000"/>
               <w:bottom w:val="single" w:sz="4" w:space="0" w:color="000000"/>
@@ -10656,7 +10647,7 @@
         </w:tc>
         <w:tc>
           <w:tcPr>
-            <w:tcW w:w="1468" w:type="dxa"/>
+            <w:tcW w:w="1467" w:type="dxa"/>
             <w:tcBorders>
               <w:start w:val="single" w:sz="4" w:space="0" w:color="000000"/>
               <w:bottom w:val="single" w:sz="4" w:space="0" w:color="000000"/>
@@ -10788,18 +10779,18 @@
         </w:tc>
         <w:tc>
           <w:tcPr>
-            <w:tcW w:w="2667" w:type="dxa"/>
-            <w:tcBorders>
-              <w:start w:val="single" w:sz="4" w:space="0" w:color="000000"/>
-              <w:bottom w:val="single" w:sz="4" w:space="0" w:color="000000"/>
-            </w:tcBorders>
-          </w:tcPr>
-          <w:p>
-            <w:pPr>
-              <w:pStyle w:val="BodyText"/>
-              <w:widowControl/>
-              <w:suppressAutoHyphens w:val="true"/>
-              <w:overflowPunct w:val="true"/>
+            <w:tcW w:w="2668" w:type="dxa"/>
+            <w:tcBorders>
+              <w:start w:val="single" w:sz="4" w:space="0" w:color="000000"/>
+              <w:bottom w:val="single" w:sz="4" w:space="0" w:color="000000"/>
+            </w:tcBorders>
+          </w:tcPr>
+          <w:p>
+            <w:pPr>
+              <w:pStyle w:val="BodyText"/>
+              <w:widowControl/>
+              <w:suppressAutoHyphens w:val="true"/>
+              <w:overflowPunct w:val="false"/>
               <w:bidi w:val="0"/>
               <w:spacing w:lineRule="exact" w:line="198" w:before="0" w:after="0"/>
               <w:ind w:hanging="0" w:start="0" w:end="0"/>
@@ -10832,7 +10823,7 @@
         </w:tc>
         <w:tc>
           <w:tcPr>
-            <w:tcW w:w="1468" w:type="dxa"/>
+            <w:tcW w:w="1467" w:type="dxa"/>
             <w:tcBorders>
               <w:start w:val="single" w:sz="4" w:space="0" w:color="000000"/>
               <w:bottom w:val="single" w:sz="4" w:space="0" w:color="000000"/>
@@ -10964,7 +10955,7 @@
         </w:tc>
         <w:tc>
           <w:tcPr>
-            <w:tcW w:w="2667" w:type="dxa"/>
+            <w:tcW w:w="2668" w:type="dxa"/>
             <w:tcBorders>
               <w:start w:val="single" w:sz="4" w:space="0" w:color="000000"/>
               <w:bottom w:val="single" w:sz="4" w:space="0" w:color="000000"/>
@@ -11007,7 +10998,7 @@
         </w:tc>
         <w:tc>
           <w:tcPr>
-            <w:tcW w:w="1468" w:type="dxa"/>
+            <w:tcW w:w="1467" w:type="dxa"/>
             <w:tcBorders>
               <w:start w:val="single" w:sz="4" w:space="0" w:color="000000"/>
               <w:bottom w:val="single" w:sz="4" w:space="0" w:color="000000"/>
@@ -11107,6 +11098,50 @@
               <w:pStyle w:val="BodyText"/>
               <w:widowControl/>
               <w:suppressAutoHyphens w:val="true"/>
+              <w:overflowPunct w:val="true"/>
+              <w:bidi w:val="0"/>
+              <w:spacing w:lineRule="exact" w:line="198" w:before="0" w:after="0"/>
+              <w:ind w:hanging="0" w:start="0" w:end="0"/>
+              <w:jc w:val="start"/>
+              <w:rPr>
+                <w:rFonts w:ascii="Courier New" w:hAnsi="Courier New" w:eastAsia="NSimSun" w:cs="Arial"/>
+                <w:b/>
+                <w:bCs/>
+                <w:color w:val="000000"/>
+                <w:kern w:val="2"/>
+                <w:sz w:val="16"/>
+                <w:szCs w:val="16"/>
+                <w:lang w:val="es-MX" w:eastAsia="zh-CN" w:bidi="hi-IN"/>
+              </w:rPr>
+            </w:pPr>
+            <w:r>
+              <w:rPr>
+                <w:rFonts w:eastAsia="NSimSun" w:cs="Arial" w:ascii="Courier New" w:hAnsi="Courier New"/>
+                <w:b/>
+                <w:bCs/>
+                <w:color w:val="000000"/>
+                <w:kern w:val="2"/>
+                <w:sz w:val="16"/>
+                <w:szCs w:val="16"/>
+                <w:lang w:val="es-MX" w:eastAsia="zh-CN" w:bidi="hi-IN"/>
+              </w:rPr>
+              <w:t>Numero de veces que fue activado el token</w:t>
+            </w:r>
+          </w:p>
+        </w:tc>
+        <w:tc>
+          <w:tcPr>
+            <w:tcW w:w="2668" w:type="dxa"/>
+            <w:tcBorders>
+              <w:start w:val="single" w:sz="4" w:space="0" w:color="000000"/>
+              <w:bottom w:val="single" w:sz="4" w:space="0" w:color="000000"/>
+            </w:tcBorders>
+          </w:tcPr>
+          <w:p>
+            <w:pPr>
+              <w:pStyle w:val="BodyText"/>
+              <w:widowControl/>
+              <w:suppressAutoHyphens w:val="true"/>
               <w:overflowPunct w:val="false"/>
               <w:bidi w:val="0"/>
               <w:spacing w:lineRule="exact" w:line="198" w:before="0" w:after="0"/>
@@ -11116,50 +11151,6 @@
                 <w:rFonts w:ascii="Courier New" w:hAnsi="Courier New" w:eastAsia="NSimSun" w:cs="Arial"/>
                 <w:b/>
                 <w:bCs/>
-                <w:color w:val="000000"/>
-                <w:kern w:val="2"/>
-                <w:sz w:val="16"/>
-                <w:szCs w:val="16"/>
-                <w:lang w:val="es-MX" w:eastAsia="zh-CN" w:bidi="hi-IN"/>
-              </w:rPr>
-            </w:pPr>
-            <w:r>
-              <w:rPr>
-                <w:rFonts w:eastAsia="NSimSun" w:cs="Arial" w:ascii="Courier New" w:hAnsi="Courier New"/>
-                <w:b/>
-                <w:bCs/>
-                <w:color w:val="000000"/>
-                <w:kern w:val="2"/>
-                <w:sz w:val="16"/>
-                <w:szCs w:val="16"/>
-                <w:lang w:val="es-MX" w:eastAsia="zh-CN" w:bidi="hi-IN"/>
-              </w:rPr>
-              <w:t>Numero de veces que fue activado el token</w:t>
-            </w:r>
-          </w:p>
-        </w:tc>
-        <w:tc>
-          <w:tcPr>
-            <w:tcW w:w="2667" w:type="dxa"/>
-            <w:tcBorders>
-              <w:start w:val="single" w:sz="4" w:space="0" w:color="000000"/>
-              <w:bottom w:val="single" w:sz="4" w:space="0" w:color="000000"/>
-            </w:tcBorders>
-          </w:tcPr>
-          <w:p>
-            <w:pPr>
-              <w:pStyle w:val="BodyText"/>
-              <w:widowControl/>
-              <w:suppressAutoHyphens w:val="true"/>
-              <w:overflowPunct w:val="true"/>
-              <w:bidi w:val="0"/>
-              <w:spacing w:lineRule="exact" w:line="198" w:before="0" w:after="0"/>
-              <w:ind w:hanging="0" w:start="0" w:end="0"/>
-              <w:jc w:val="start"/>
-              <w:rPr>
-                <w:rFonts w:ascii="Courier New" w:hAnsi="Courier New" w:eastAsia="NSimSun" w:cs="Arial"/>
-                <w:b/>
-                <w:bCs/>
                 <w:color w:val="FF0000"/>
                 <w:kern w:val="2"/>
                 <w:sz w:val="16"/>
@@ -11185,7 +11176,7 @@
         </w:tc>
         <w:tc>
           <w:tcPr>
-            <w:tcW w:w="1468" w:type="dxa"/>
+            <w:tcW w:w="1467" w:type="dxa"/>
             <w:tcBorders>
               <w:start w:val="single" w:sz="4" w:space="0" w:color="000000"/>
               <w:bottom w:val="single" w:sz="4" w:space="0" w:color="000000"/>
@@ -11285,7 +11276,7 @@
               <w:pStyle w:val="BodyText"/>
               <w:widowControl/>
               <w:suppressAutoHyphens w:val="true"/>
-              <w:overflowPunct w:val="false"/>
+              <w:overflowPunct w:val="true"/>
               <w:bidi w:val="0"/>
               <w:spacing w:lineRule="exact" w:line="198" w:before="0" w:after="0"/>
               <w:ind w:hanging="0" w:start="0" w:end="0"/>
@@ -11320,7 +11311,7 @@
               <w:pStyle w:val="BodyText"/>
               <w:widowControl/>
               <w:suppressAutoHyphens w:val="true"/>
-              <w:overflowPunct w:val="false"/>
+              <w:overflowPunct w:val="true"/>
               <w:bidi w:val="0"/>
               <w:spacing w:lineRule="exact" w:line="198" w:before="0" w:after="0"/>
               <w:ind w:hanging="0" w:start="0" w:end="0"/>
@@ -11353,7 +11344,7 @@
         </w:tc>
         <w:tc>
           <w:tcPr>
-            <w:tcW w:w="2667" w:type="dxa"/>
+            <w:tcW w:w="2668" w:type="dxa"/>
             <w:tcBorders>
               <w:start w:val="single" w:sz="4" w:space="0" w:color="000000"/>
               <w:bottom w:val="single" w:sz="4" w:space="0" w:color="000000"/>
@@ -11390,7 +11381,7 @@
         </w:tc>
         <w:tc>
           <w:tcPr>
-            <w:tcW w:w="1468" w:type="dxa"/>
+            <w:tcW w:w="1467" w:type="dxa"/>
             <w:tcBorders>
               <w:start w:val="single" w:sz="4" w:space="0" w:color="000000"/>
               <w:bottom w:val="single" w:sz="4" w:space="0" w:color="000000"/>
@@ -11490,7 +11481,7 @@
               <w:pStyle w:val="BodyText"/>
               <w:widowControl/>
               <w:suppressAutoHyphens w:val="true"/>
-              <w:overflowPunct w:val="false"/>
+              <w:overflowPunct w:val="true"/>
               <w:bidi w:val="0"/>
               <w:spacing w:lineRule="exact" w:line="198" w:before="0" w:after="0"/>
               <w:ind w:hanging="0" w:start="0" w:end="0"/>
@@ -11525,7 +11516,7 @@
               <w:pStyle w:val="BodyText"/>
               <w:widowControl/>
               <w:suppressAutoHyphens w:val="true"/>
-              <w:overflowPunct w:val="false"/>
+              <w:overflowPunct w:val="true"/>
               <w:bidi w:val="0"/>
               <w:spacing w:lineRule="exact" w:line="198" w:before="0" w:after="0"/>
               <w:ind w:hanging="0" w:start="0" w:end="0"/>
@@ -11560,7 +11551,7 @@
               <w:pStyle w:val="BodyText"/>
               <w:widowControl/>
               <w:suppressAutoHyphens w:val="true"/>
-              <w:overflowPunct w:val="false"/>
+              <w:overflowPunct w:val="true"/>
               <w:bidi w:val="0"/>
               <w:spacing w:lineRule="exact" w:line="198" w:before="0" w:after="0"/>
               <w:ind w:hanging="0" w:start="0" w:end="0"/>
@@ -11593,7 +11584,7 @@
         </w:tc>
         <w:tc>
           <w:tcPr>
-            <w:tcW w:w="2667" w:type="dxa"/>
+            <w:tcW w:w="2668" w:type="dxa"/>
             <w:tcBorders>
               <w:start w:val="single" w:sz="4" w:space="0" w:color="000000"/>
               <w:bottom w:val="single" w:sz="4" w:space="0" w:color="000000"/>
@@ -11630,7 +11621,7 @@
         </w:tc>
         <w:tc>
           <w:tcPr>
-            <w:tcW w:w="1468" w:type="dxa"/>
+            <w:tcW w:w="1467" w:type="dxa"/>
             <w:tcBorders>
               <w:start w:val="single" w:sz="4" w:space="0" w:color="000000"/>
               <w:bottom w:val="single" w:sz="4" w:space="0" w:color="000000"/>
@@ -11730,6 +11721,50 @@
               <w:pStyle w:val="BodyText"/>
               <w:widowControl/>
               <w:suppressAutoHyphens w:val="true"/>
+              <w:overflowPunct w:val="true"/>
+              <w:bidi w:val="0"/>
+              <w:spacing w:lineRule="exact" w:line="198" w:before="0" w:after="0"/>
+              <w:ind w:hanging="0" w:start="0" w:end="0"/>
+              <w:jc w:val="start"/>
+              <w:rPr>
+                <w:rFonts w:ascii="Courier New" w:hAnsi="Courier New" w:eastAsia="NSimSun" w:cs="Arial"/>
+                <w:b/>
+                <w:bCs/>
+                <w:color w:val="000000"/>
+                <w:kern w:val="2"/>
+                <w:sz w:val="16"/>
+                <w:szCs w:val="16"/>
+                <w:lang w:val="es-MX" w:eastAsia="zh-CN" w:bidi="hi-IN"/>
+              </w:rPr>
+            </w:pPr>
+            <w:r>
+              <w:rPr>
+                <w:rFonts w:eastAsia="NSimSun" w:cs="Arial" w:ascii="Courier New" w:hAnsi="Courier New"/>
+                <w:b/>
+                <w:bCs/>
+                <w:color w:val="000000"/>
+                <w:kern w:val="2"/>
+                <w:sz w:val="16"/>
+                <w:szCs w:val="16"/>
+                <w:lang w:val="es-MX" w:eastAsia="zh-CN" w:bidi="hi-IN"/>
+              </w:rPr>
+              <w:t>^[0-9]{2}$</w:t>
+            </w:r>
+          </w:p>
+        </w:tc>
+        <w:tc>
+          <w:tcPr>
+            <w:tcW w:w="2668" w:type="dxa"/>
+            <w:tcBorders>
+              <w:start w:val="single" w:sz="4" w:space="0" w:color="000000"/>
+              <w:bottom w:val="single" w:sz="4" w:space="0" w:color="000000"/>
+            </w:tcBorders>
+          </w:tcPr>
+          <w:p>
+            <w:pPr>
+              <w:pStyle w:val="BodyText"/>
+              <w:widowControl/>
+              <w:suppressAutoHyphens w:val="true"/>
               <w:overflowPunct w:val="false"/>
               <w:bidi w:val="0"/>
               <w:spacing w:lineRule="exact" w:line="198" w:before="0" w:after="0"/>
@@ -11739,34 +11774,35 @@
                 <w:rFonts w:ascii="Courier New" w:hAnsi="Courier New" w:eastAsia="NSimSun" w:cs="Arial"/>
                 <w:b/>
                 <w:bCs/>
-                <w:color w:val="000000"/>
-                <w:kern w:val="2"/>
-                <w:sz w:val="16"/>
-                <w:szCs w:val="16"/>
-                <w:lang w:val="es-MX" w:eastAsia="zh-CN" w:bidi="hi-IN"/>
-              </w:rPr>
-            </w:pPr>
-            <w:r>
-              <w:rPr>
-                <w:rFonts w:eastAsia="NSimSun" w:cs="Arial" w:ascii="Courier New" w:hAnsi="Courier New"/>
-                <w:b/>
-                <w:bCs/>
-                <w:color w:val="000000"/>
-                <w:kern w:val="2"/>
-                <w:sz w:val="16"/>
-                <w:szCs w:val="16"/>
-                <w:lang w:val="es-MX" w:eastAsia="zh-CN" w:bidi="hi-IN"/>
-              </w:rPr>
-              <w:t>^[0-9]{2}$</w:t>
-            </w:r>
-          </w:p>
-        </w:tc>
-        <w:tc>
-          <w:tcPr>
-            <w:tcW w:w="2667" w:type="dxa"/>
-            <w:tcBorders>
-              <w:start w:val="single" w:sz="4" w:space="0" w:color="000000"/>
-              <w:bottom w:val="single" w:sz="4" w:space="0" w:color="000000"/>
+                <w:color w:val="FF0000"/>
+                <w:kern w:val="2"/>
+                <w:sz w:val="16"/>
+                <w:szCs w:val="16"/>
+                <w:lang w:val="es-MX" w:eastAsia="zh-CN" w:bidi="hi-IN"/>
+              </w:rPr>
+            </w:pPr>
+            <w:r>
+              <w:rPr>
+                <w:rFonts w:eastAsia="NSimSun" w:cs="Arial" w:ascii="Courier New" w:hAnsi="Courier New"/>
+                <w:b/>
+                <w:bCs/>
+                <w:color w:val="FF0000"/>
+                <w:kern w:val="2"/>
+                <w:sz w:val="16"/>
+                <w:szCs w:val="16"/>
+                <w:lang w:val="es-MX" w:eastAsia="zh-CN" w:bidi="hi-IN"/>
+              </w:rPr>
+              <w:t>¿Como se obtiene el valor?</w:t>
+            </w:r>
+          </w:p>
+        </w:tc>
+        <w:tc>
+          <w:tcPr>
+            <w:tcW w:w="1467" w:type="dxa"/>
+            <w:tcBorders>
+              <w:start w:val="single" w:sz="4" w:space="0" w:color="000000"/>
+              <w:bottom w:val="single" w:sz="4" w:space="0" w:color="000000"/>
+              <w:end w:val="single" w:sz="4" w:space="0" w:color="000000"/>
             </w:tcBorders>
           </w:tcPr>
           <w:p>
@@ -11775,51 +11811,6 @@
               <w:widowControl/>
               <w:suppressAutoHyphens w:val="true"/>
               <w:overflowPunct w:val="true"/>
-              <w:bidi w:val="0"/>
-              <w:spacing w:lineRule="exact" w:line="198" w:before="0" w:after="0"/>
-              <w:ind w:hanging="0" w:start="0" w:end="0"/>
-              <w:jc w:val="start"/>
-              <w:rPr>
-                <w:rFonts w:ascii="Courier New" w:hAnsi="Courier New" w:eastAsia="NSimSun" w:cs="Arial"/>
-                <w:b/>
-                <w:bCs/>
-                <w:color w:val="FF0000"/>
-                <w:kern w:val="2"/>
-                <w:sz w:val="16"/>
-                <w:szCs w:val="16"/>
-                <w:lang w:val="es-MX" w:eastAsia="zh-CN" w:bidi="hi-IN"/>
-              </w:rPr>
-            </w:pPr>
-            <w:r>
-              <w:rPr>
-                <w:rFonts w:eastAsia="NSimSun" w:cs="Arial" w:ascii="Courier New" w:hAnsi="Courier New"/>
-                <w:b/>
-                <w:bCs/>
-                <w:color w:val="FF0000"/>
-                <w:kern w:val="2"/>
-                <w:sz w:val="16"/>
-                <w:szCs w:val="16"/>
-                <w:lang w:val="es-MX" w:eastAsia="zh-CN" w:bidi="hi-IN"/>
-              </w:rPr>
-              <w:t>¿Como se obtiene el valor?</w:t>
-            </w:r>
-          </w:p>
-        </w:tc>
-        <w:tc>
-          <w:tcPr>
-            <w:tcW w:w="1468" w:type="dxa"/>
-            <w:tcBorders>
-              <w:start w:val="single" w:sz="4" w:space="0" w:color="000000"/>
-              <w:bottom w:val="single" w:sz="4" w:space="0" w:color="000000"/>
-              <w:end w:val="single" w:sz="4" w:space="0" w:color="000000"/>
-            </w:tcBorders>
-          </w:tcPr>
-          <w:p>
-            <w:pPr>
-              <w:pStyle w:val="BodyText"/>
-              <w:widowControl/>
-              <w:suppressAutoHyphens w:val="true"/>
-              <w:overflowPunct w:val="false"/>
               <w:bidi w:val="0"/>
               <w:spacing w:lineRule="exact" w:line="198" w:before="0" w:after="0"/>
               <w:ind w:hanging="0" w:start="0" w:end="0"/>
@@ -11909,7 +11900,7 @@
               <w:pStyle w:val="BodyText"/>
               <w:widowControl/>
               <w:suppressAutoHyphens w:val="true"/>
-              <w:overflowPunct w:val="false"/>
+              <w:overflowPunct w:val="true"/>
               <w:bidi w:val="0"/>
               <w:spacing w:lineRule="exact" w:line="198" w:before="0" w:after="0"/>
               <w:ind w:hanging="0" w:start="0" w:end="0"/>
@@ -11942,7 +11933,7 @@
         </w:tc>
         <w:tc>
           <w:tcPr>
-            <w:tcW w:w="2667" w:type="dxa"/>
+            <w:tcW w:w="2668" w:type="dxa"/>
             <w:tcBorders>
               <w:start w:val="single" w:sz="4" w:space="0" w:color="000000"/>
               <w:bottom w:val="single" w:sz="4" w:space="0" w:color="000000"/>
@@ -11985,7 +11976,7 @@
         </w:tc>
         <w:tc>
           <w:tcPr>
-            <w:tcW w:w="1468" w:type="dxa"/>
+            <w:tcW w:w="1467" w:type="dxa"/>
             <w:tcBorders>
               <w:start w:val="single" w:sz="4" w:space="0" w:color="000000"/>
               <w:bottom w:val="single" w:sz="4" w:space="0" w:color="000000"/>
@@ -11997,7 +11988,7 @@
               <w:pStyle w:val="BodyText"/>
               <w:widowControl/>
               <w:suppressAutoHyphens w:val="true"/>
-              <w:overflowPunct w:val="false"/>
+              <w:overflowPunct w:val="true"/>
               <w:bidi w:val="0"/>
               <w:spacing w:lineRule="exact" w:line="198" w:before="0" w:after="0"/>
               <w:ind w:hanging="0" w:start="0" w:end="0"/>
@@ -12087,7 +12078,7 @@
               <w:pStyle w:val="BodyText"/>
               <w:widowControl/>
               <w:suppressAutoHyphens w:val="true"/>
-              <w:overflowPunct w:val="false"/>
+              <w:overflowPunct w:val="true"/>
               <w:bidi w:val="0"/>
               <w:spacing w:lineRule="exact" w:line="198" w:before="0" w:after="0"/>
               <w:ind w:hanging="0" w:start="0" w:end="0"/>
@@ -12120,18 +12111,18 @@
         </w:tc>
         <w:tc>
           <w:tcPr>
-            <w:tcW w:w="2667" w:type="dxa"/>
-            <w:tcBorders>
-              <w:start w:val="single" w:sz="4" w:space="0" w:color="000000"/>
-              <w:bottom w:val="single" w:sz="4" w:space="0" w:color="000000"/>
-            </w:tcBorders>
-          </w:tcPr>
-          <w:p>
-            <w:pPr>
-              <w:pStyle w:val="BodyText"/>
-              <w:widowControl/>
-              <w:suppressAutoHyphens w:val="true"/>
-              <w:overflowPunct w:val="false"/>
+            <w:tcW w:w="2668" w:type="dxa"/>
+            <w:tcBorders>
+              <w:start w:val="single" w:sz="4" w:space="0" w:color="000000"/>
+              <w:bottom w:val="single" w:sz="4" w:space="0" w:color="000000"/>
+            </w:tcBorders>
+          </w:tcPr>
+          <w:p>
+            <w:pPr>
+              <w:pStyle w:val="BodyText"/>
+              <w:widowControl/>
+              <w:suppressAutoHyphens w:val="true"/>
+              <w:overflowPunct w:val="true"/>
               <w:bidi w:val="0"/>
               <w:spacing w:lineRule="exact" w:line="198" w:before="0" w:after="0"/>
               <w:ind w:hanging="0" w:start="0" w:end="0"/>
@@ -12164,7 +12155,7 @@
         </w:tc>
         <w:tc>
           <w:tcPr>
-            <w:tcW w:w="1468" w:type="dxa"/>
+            <w:tcW w:w="1467" w:type="dxa"/>
             <w:tcBorders>
               <w:start w:val="single" w:sz="4" w:space="0" w:color="000000"/>
               <w:bottom w:val="single" w:sz="4" w:space="0" w:color="000000"/>
@@ -12176,7 +12167,7 @@
               <w:pStyle w:val="BodyText"/>
               <w:widowControl/>
               <w:suppressAutoHyphens w:val="true"/>
-              <w:overflowPunct w:val="false"/>
+              <w:overflowPunct w:val="true"/>
               <w:bidi w:val="0"/>
               <w:spacing w:lineRule="exact" w:line="198" w:before="0" w:after="0"/>
               <w:ind w:hanging="0" w:start="0" w:end="0"/>
@@ -12468,7 +12459,7 @@
         </w:tc>
         <w:tc>
           <w:tcPr>
-            <w:tcW w:w="2667" w:type="dxa"/>
+            <w:tcW w:w="2668" w:type="dxa"/>
             <w:tcBorders>
               <w:start w:val="single" w:sz="4" w:space="0" w:color="000000"/>
               <w:bottom w:val="single" w:sz="4" w:space="0" w:color="000000"/>
@@ -12505,7 +12496,7 @@
         </w:tc>
         <w:tc>
           <w:tcPr>
-            <w:tcW w:w="1468" w:type="dxa"/>
+            <w:tcW w:w="1467" w:type="dxa"/>
             <w:tcBorders>
               <w:start w:val="single" w:sz="4" w:space="0" w:color="000000"/>
               <w:bottom w:val="single" w:sz="4" w:space="0" w:color="000000"/>
@@ -12517,7 +12508,7 @@
               <w:pStyle w:val="BodyText"/>
               <w:widowControl/>
               <w:suppressAutoHyphens w:val="true"/>
-              <w:overflowPunct w:val="false"/>
+              <w:overflowPunct w:val="true"/>
               <w:bidi w:val="0"/>
               <w:spacing w:lineRule="exact" w:line="198" w:before="0" w:after="0"/>
               <w:ind w:hanging="0" w:start="0" w:end="0"/>
@@ -12606,6 +12597,50 @@
               <w:pStyle w:val="BodyText"/>
               <w:widowControl/>
               <w:suppressAutoHyphens w:val="true"/>
+              <w:overflowPunct w:val="true"/>
+              <w:bidi w:val="0"/>
+              <w:spacing w:lineRule="exact" w:line="198" w:before="0" w:after="0"/>
+              <w:ind w:hanging="0" w:start="0" w:end="0"/>
+              <w:jc w:val="start"/>
+              <w:rPr>
+                <w:rFonts w:ascii="Courier New" w:hAnsi="Courier New" w:eastAsia="NSimSun" w:cs="Arial"/>
+                <w:b/>
+                <w:bCs/>
+                <w:color w:val="000000"/>
+                <w:kern w:val="2"/>
+                <w:sz w:val="16"/>
+                <w:szCs w:val="16"/>
+                <w:lang w:val="es-MX" w:eastAsia="zh-CN" w:bidi="hi-IN"/>
+              </w:rPr>
+            </w:pPr>
+            <w:r>
+              <w:rPr>
+                <w:rFonts w:eastAsia="NSimSun" w:cs="Arial" w:ascii="Courier New" w:hAnsi="Courier New"/>
+                <w:b/>
+                <w:bCs/>
+                <w:color w:val="000000"/>
+                <w:kern w:val="2"/>
+                <w:sz w:val="16"/>
+                <w:szCs w:val="16"/>
+                <w:lang w:val="es-MX" w:eastAsia="zh-CN" w:bidi="hi-IN"/>
+              </w:rPr>
+              <w:t>Tipo de Token</w:t>
+            </w:r>
+          </w:p>
+        </w:tc>
+        <w:tc>
+          <w:tcPr>
+            <w:tcW w:w="2668" w:type="dxa"/>
+            <w:tcBorders>
+              <w:start w:val="single" w:sz="4" w:space="0" w:color="000000"/>
+              <w:bottom w:val="single" w:sz="4" w:space="0" w:color="000000"/>
+            </w:tcBorders>
+          </w:tcPr>
+          <w:p>
+            <w:pPr>
+              <w:pStyle w:val="BodyText"/>
+              <w:widowControl/>
+              <w:suppressAutoHyphens w:val="true"/>
               <w:overflowPunct w:val="false"/>
               <w:bidi w:val="0"/>
               <w:spacing w:lineRule="exact" w:line="198" w:before="0" w:after="0"/>
@@ -12615,34 +12650,35 @@
                 <w:rFonts w:ascii="Courier New" w:hAnsi="Courier New" w:eastAsia="NSimSun" w:cs="Arial"/>
                 <w:b/>
                 <w:bCs/>
-                <w:color w:val="000000"/>
-                <w:kern w:val="2"/>
-                <w:sz w:val="16"/>
-                <w:szCs w:val="16"/>
-                <w:lang w:val="es-MX" w:eastAsia="zh-CN" w:bidi="hi-IN"/>
-              </w:rPr>
-            </w:pPr>
-            <w:r>
-              <w:rPr>
-                <w:rFonts w:eastAsia="NSimSun" w:cs="Arial" w:ascii="Courier New" w:hAnsi="Courier New"/>
-                <w:b/>
-                <w:bCs/>
-                <w:color w:val="000000"/>
-                <w:kern w:val="2"/>
-                <w:sz w:val="16"/>
-                <w:szCs w:val="16"/>
-                <w:lang w:val="es-MX" w:eastAsia="zh-CN" w:bidi="hi-IN"/>
-              </w:rPr>
-              <w:t>Tipo de Token</w:t>
-            </w:r>
-          </w:p>
-        </w:tc>
-        <w:tc>
-          <w:tcPr>
-            <w:tcW w:w="2667" w:type="dxa"/>
-            <w:tcBorders>
-              <w:start w:val="single" w:sz="4" w:space="0" w:color="000000"/>
-              <w:bottom w:val="single" w:sz="4" w:space="0" w:color="000000"/>
+                <w:color w:val="FF0000"/>
+                <w:kern w:val="2"/>
+                <w:sz w:val="16"/>
+                <w:szCs w:val="16"/>
+                <w:lang w:val="es-MX" w:eastAsia="zh-CN" w:bidi="hi-IN"/>
+              </w:rPr>
+            </w:pPr>
+            <w:r>
+              <w:rPr>
+                <w:rFonts w:eastAsia="NSimSun" w:cs="Arial" w:ascii="Courier New" w:hAnsi="Courier New"/>
+                <w:b/>
+                <w:bCs/>
+                <w:color w:val="FF0000"/>
+                <w:kern w:val="2"/>
+                <w:sz w:val="16"/>
+                <w:szCs w:val="16"/>
+                <w:lang w:val="es-MX" w:eastAsia="zh-CN" w:bidi="hi-IN"/>
+              </w:rPr>
+              <w:t>¿Como se obtiene el valor?</w:t>
+            </w:r>
+          </w:p>
+        </w:tc>
+        <w:tc>
+          <w:tcPr>
+            <w:tcW w:w="1467" w:type="dxa"/>
+            <w:tcBorders>
+              <w:start w:val="single" w:sz="4" w:space="0" w:color="000000"/>
+              <w:bottom w:val="single" w:sz="4" w:space="0" w:color="000000"/>
+              <w:end w:val="single" w:sz="4" w:space="0" w:color="000000"/>
             </w:tcBorders>
           </w:tcPr>
           <w:p>
@@ -12651,51 +12687,6 @@
               <w:widowControl/>
               <w:suppressAutoHyphens w:val="true"/>
               <w:overflowPunct w:val="true"/>
-              <w:bidi w:val="0"/>
-              <w:spacing w:lineRule="exact" w:line="198" w:before="0" w:after="0"/>
-              <w:ind w:hanging="0" w:start="0" w:end="0"/>
-              <w:jc w:val="start"/>
-              <w:rPr>
-                <w:rFonts w:ascii="Courier New" w:hAnsi="Courier New" w:eastAsia="NSimSun" w:cs="Arial"/>
-                <w:b/>
-                <w:bCs/>
-                <w:color w:val="FF0000"/>
-                <w:kern w:val="2"/>
-                <w:sz w:val="16"/>
-                <w:szCs w:val="16"/>
-                <w:lang w:val="es-MX" w:eastAsia="zh-CN" w:bidi="hi-IN"/>
-              </w:rPr>
-            </w:pPr>
-            <w:r>
-              <w:rPr>
-                <w:rFonts w:eastAsia="NSimSun" w:cs="Arial" w:ascii="Courier New" w:hAnsi="Courier New"/>
-                <w:b/>
-                <w:bCs/>
-                <w:color w:val="FF0000"/>
-                <w:kern w:val="2"/>
-                <w:sz w:val="16"/>
-                <w:szCs w:val="16"/>
-                <w:lang w:val="es-MX" w:eastAsia="zh-CN" w:bidi="hi-IN"/>
-              </w:rPr>
-              <w:t>¿Como se obtiene el valor?</w:t>
-            </w:r>
-          </w:p>
-        </w:tc>
-        <w:tc>
-          <w:tcPr>
-            <w:tcW w:w="1468" w:type="dxa"/>
-            <w:tcBorders>
-              <w:start w:val="single" w:sz="4" w:space="0" w:color="000000"/>
-              <w:bottom w:val="single" w:sz="4" w:space="0" w:color="000000"/>
-              <w:end w:val="single" w:sz="4" w:space="0" w:color="000000"/>
-            </w:tcBorders>
-          </w:tcPr>
-          <w:p>
-            <w:pPr>
-              <w:pStyle w:val="BodyText"/>
-              <w:widowControl/>
-              <w:suppressAutoHyphens w:val="true"/>
-              <w:overflowPunct w:val="false"/>
               <w:bidi w:val="0"/>
               <w:spacing w:lineRule="exact" w:line="198" w:before="0" w:after="0"/>
               <w:ind w:hanging="0" w:start="0" w:end="0"/>
@@ -13057,7 +13048,7 @@
     <w:pPr>
       <w:widowControl/>
       <w:suppressAutoHyphens w:val="true"/>
-      <w:overflowPunct w:val="false"/>
+      <w:overflowPunct w:val="true"/>
       <w:bidi w:val="0"/>
       <w:spacing w:before="0" w:after="0"/>
       <w:jc w:val="start"/>
